--- a/biblical-translation-rules.docx
+++ b/biblical-translation-rules.docx
@@ -2,7 +2,7 @@
 <file path=word/document.xml><?xml version="1.0" encoding="utf-8"?>
 <w:document xmlns:w="http://schemas.openxmlformats.org/wordprocessingml/2006/main" xmlns:m="http://schemas.openxmlformats.org/officeDocument/2006/math" xmlns:r="http://schemas.openxmlformats.org/officeDocument/2006/relationships" xmlns:o="urn:schemas-microsoft-com:office:office" xmlns:v="urn:schemas-microsoft-com:vml" xmlns:w10="urn:schemas-microsoft-com:office:word" xmlns:a="http://schemas.openxmlformats.org/drawingml/2006/main" xmlns:pic="http://schemas.openxmlformats.org/drawingml/2006/picture" xmlns:wp="http://schemas.openxmlformats.org/drawingml/2006/wordprocessingDrawing">
   <w:body>
-    <w:bookmarkStart w:id="78" w:name="X7878a81cfd7a35448768d6a315ddd55c2a1e162"/>
+    <w:bookmarkStart w:id="79" w:name="X7878a81cfd7a35448768d6a315ddd55c2a1e162"/>
     <w:p>
       <w:pPr>
         <w:pStyle w:val="Heading1"/>
@@ -172,13 +172,13 @@
       </w:r>
     </w:p>
     <w:bookmarkEnd w:id="20"/>
-    <w:bookmarkStart w:id="21" w:name="version-line"/>
+    <w:bookmarkStart w:id="21" w:name="Xd67fa3cdead4613c49e3631160df6b7fcab8a83"/>
     <w:p>
       <w:pPr>
         <w:pStyle w:val="Heading2"/>
       </w:pPr>
       <w:r>
-        <w:t xml:space="preserve">2. Version line</w:t>
+        <w:t xml:space="preserve">2. Version line, reference line, and book names</w:t>
       </w:r>
     </w:p>
     <w:p>
@@ -190,7 +190,7 @@
         <w:pStyle w:val="Compact"/>
       </w:pPr>
       <w:r>
-        <w:t xml:space="preserve">Begin every response with this exact line:</w:t>
+        <w:t xml:space="preserve">Begin every response with this exact line, once:</w:t>
       </w:r>
       <w:r>
         <w:t xml:space="preserve"> </w:t>
@@ -254,6 +254,131 @@
       </w:pPr>
       <w:r>
         <w:t xml:space="preserve">Any other model proceeds.</w:t>
+      </w:r>
+    </w:p>
+    <w:p>
+      <w:pPr>
+        <w:numPr>
+          <w:ilvl w:val="0"/>
+          <w:numId w:val="1002"/>
+        </w:numPr>
+        <w:pStyle w:val="Compact"/>
+      </w:pPr>
+      <w:r>
+        <w:rPr>
+          <w:bCs/>
+          <w:b/>
+        </w:rPr>
+        <w:t xml:space="preserve">Reference line.</w:t>
+      </w:r>
+      <w:r>
+        <w:t xml:space="preserve"> </w:t>
+      </w:r>
+      <w:r>
+        <w:t xml:space="preserve">On the next line, print in bold the reference the answer is about, with the book name in full:</w:t>
+      </w:r>
+      <w:r>
+        <w:t xml:space="preserve"> </w:t>
+      </w:r>
+      <w:r>
+        <w:rPr>
+          <w:rStyle w:val="VerbatimChar"/>
+        </w:rPr>
+        <w:t xml:space="preserve">**1 Peter 2:24**</w:t>
+      </w:r>
+      <w:r>
+        <w:t xml:space="preserve">. For several verses, print the range. A word lookup needs no separate reference line, because its header starts with the reference (rule 21.8).</w:t>
+      </w:r>
+    </w:p>
+    <w:p>
+      <w:pPr>
+        <w:numPr>
+          <w:ilvl w:val="0"/>
+          <w:numId w:val="1002"/>
+        </w:numPr>
+        <w:pStyle w:val="Compact"/>
+      </w:pPr>
+      <w:r>
+        <w:rPr>
+          <w:bCs/>
+          <w:b/>
+        </w:rPr>
+        <w:t xml:space="preserve">Book abbreviations.</w:t>
+      </w:r>
+      <w:r>
+        <w:t xml:space="preserve"> </w:t>
+      </w:r>
+      <w:r>
+        <w:t xml:space="preserve">Andrew may type a book as two or three letters (</w:t>
+      </w:r>
+      <w:r>
+        <w:t xml:space="preserve">“</w:t>
+      </w:r>
+      <w:r>
+        <w:t xml:space="preserve">1 Pe 2:24,</w:t>
+      </w:r>
+      <w:r>
+        <w:t xml:space="preserve">”</w:t>
+      </w:r>
+      <w:r>
+        <w:t xml:space="preserve"> </w:t>
+      </w:r>
+      <w:r>
+        <w:t xml:space="preserve">“</w:t>
+      </w:r>
+      <w:r>
+        <w:t xml:space="preserve">Ro 5:8,</w:t>
+      </w:r>
+      <w:r>
+        <w:t xml:space="preserve">”</w:t>
+      </w:r>
+      <w:r>
+        <w:t xml:space="preserve"> </w:t>
+      </w:r>
+      <w:r>
+        <w:t xml:space="preserve">“</w:t>
+      </w:r>
+      <w:r>
+        <w:t xml:space="preserve">Ps 23:1</w:t>
+      </w:r>
+      <w:r>
+        <w:t xml:space="preserve">”</w:t>
+      </w:r>
+      <w:r>
+        <w:t xml:space="preserve">). Work out the book and carry on. When the letters fit more than one book (</w:t>
+      </w:r>
+      <w:r>
+        <w:t xml:space="preserve">“</w:t>
+      </w:r>
+      <w:r>
+        <w:t xml:space="preserve">Jo</w:t>
+      </w:r>
+      <w:r>
+        <w:t xml:space="preserve">”</w:t>
+      </w:r>
+      <w:r>
+        <w:t xml:space="preserve"> </w:t>
+      </w:r>
+      <w:r>
+        <w:t xml:space="preserve">fits John, Joel, Job, Jonah, and Joshua;</w:t>
+      </w:r>
+      <w:r>
+        <w:t xml:space="preserve"> </w:t>
+      </w:r>
+      <w:r>
+        <w:t xml:space="preserve">“</w:t>
+      </w:r>
+      <w:r>
+        <w:t xml:space="preserve">Ph</w:t>
+      </w:r>
+      <w:r>
+        <w:t xml:space="preserve">”</w:t>
+      </w:r>
+      <w:r>
+        <w:t xml:space="preserve"> </w:t>
+      </w:r>
+      <w:r>
+        <w:t xml:space="preserve">fits Philippians and Philemon), do not guess. Ask, with the choices numbered 1, 2, 3. A number typed in reply to that question picks a book. It is not a word lookup.</w:t>
       </w:r>
     </w:p>
     <w:bookmarkEnd w:id="21"/>
@@ -350,7 +475,7 @@
         <w:t xml:space="preserve"> </w:t>
       </w:r>
       <w:r>
-        <w:t xml:space="preserve">the Berean Standard Bible (BSB), public domain. Use it for every printed reference verse. Print a verse whole, and never less than a complete sentence. When a sentence runs across verses, print all of them.</w:t>
+        <w:t xml:space="preserve">the Berean Standard Bible (BSB), public domain. Use it for every printed reference verse. Print exactly one verse per reference, as the BSB file has it. Do not add neighboring verses to finish a sentence, and do not remark on where a sentence starts or ends. Where a sentence ends is a translator’s choice.</w:t>
       </w:r>
     </w:p>
     <w:p>
@@ -1054,7 +1179,7 @@
               <w:jc w:val="left"/>
             </w:pPr>
             <w:r>
-              <w:t xml:space="preserve">Everything for a first answer, in one step: the Berean verses, the verses around them (for the Context line and the menu), the word table, the words the Berean leaves without English, a verb form check against the second source, edition differences, the quotes with their verses, the cross-reference entries, and the full lexicon entries with a use count for each word (rare words are flagged). A range such as</w:t>
+              <w:t xml:space="preserve">Everything for a first answer, in one step: the Berean verses, the verses around them (for the Context line and the menu), the word table, the words the Berean leaves without English, a verb form check against the second source, edition differences, the quotes with their verses, the cross-reference entries, how the Berean Bible renders each word everywhere (with counts), and the full lexicon entries with a use count for each word (rare words are flagged). A range such as</w:t>
             </w:r>
             <w:r>
               <w:t xml:space="preserve"> </w:t>
@@ -1142,7 +1267,7 @@
               <w:jc w:val="left"/>
             </w:pPr>
             <w:r>
-              <w:t xml:space="preserve">A word lookup: count, Berean renderings, and twenty numbered verses at a time, with uses in the same book as the named verse first. Add</w:t>
+              <w:t xml:space="preserve">A word lookup: count, Berean renderings grouped and added up, and twenty numbered verses at a time, with uses in the same book as the named verse first. Add</w:t>
             </w:r>
             <w:r>
               <w:t xml:space="preserve"> </w:t>
@@ -3687,22 +3812,29 @@
         <w:t xml:space="preserve"> </w:t>
       </w:r>
       <w:r>
-        <w:t xml:space="preserve">When the reason is a claim about how the language works (for example,</w:t>
-      </w:r>
-      <w:r>
-        <w:t xml:space="preserve"> </w:t>
-      </w:r>
-      <w:r>
-        <w:t xml:space="preserve">“</w:t>
-      </w:r>
-      <w:r>
-        <w:t xml:space="preserve">this meaning needs a time word after it</w:t>
-      </w:r>
-      <w:r>
-        <w:t xml:space="preserve">”</w:t>
-      </w:r>
-      <w:r>
-        <w:t xml:space="preserve">), search the word tables for a counterexample first. If the data shows the meaning in a similar setting, keep it as UNLIKELY.</w:t>
+        <w:t xml:space="preserve">The helper prints how the Berean Bible renders each word everywhere. Before ruling a meaning out, look there, and search the word tables further if needed, for the meaning in a similar setting. If the data shows it, keep it as UNLIKELY.</w:t>
+      </w:r>
+    </w:p>
+    <w:p>
+      <w:pPr>
+        <w:numPr>
+          <w:ilvl w:val="1"/>
+          <w:numId w:val="1020"/>
+        </w:numPr>
+        <w:pStyle w:val="Compact"/>
+      </w:pPr>
+      <w:r>
+        <w:rPr>
+          <w:bCs/>
+          <w:b/>
+        </w:rPr>
+        <w:t xml:space="preserve">A meaning may go under RULED OUT only after that check has been run.</w:t>
+      </w:r>
+      <w:r>
+        <w:t xml:space="preserve"> </w:t>
+      </w:r>
+      <w:r>
+        <w:t xml:space="preserve">If the check was not run, put the meaning under UNLIKELY. Nothing is ever removed on an untested claim.</w:t>
       </w:r>
     </w:p>
     <w:p>
@@ -3755,7 +3887,7 @@
       <w:pPr>
         <w:numPr>
           <w:ilvl w:val="0"/>
-          <w:numId w:val="1020"/>
+          <w:numId w:val="1021"/>
         </w:numPr>
         <w:pStyle w:val="Compact"/>
       </w:pPr>
@@ -3767,7 +3899,7 @@
       <w:pPr>
         <w:numPr>
           <w:ilvl w:val="0"/>
-          <w:numId w:val="1020"/>
+          <w:numId w:val="1021"/>
         </w:numPr>
         <w:pStyle w:val="Compact"/>
       </w:pPr>
@@ -3791,7 +3923,7 @@
       <w:pPr>
         <w:numPr>
           <w:ilvl w:val="0"/>
-          <w:numId w:val="1020"/>
+          <w:numId w:val="1021"/>
         </w:numPr>
         <w:pStyle w:val="Compact"/>
       </w:pPr>
@@ -3803,7 +3935,7 @@
       <w:pPr>
         <w:numPr>
           <w:ilvl w:val="0"/>
-          <w:numId w:val="1020"/>
+          <w:numId w:val="1021"/>
         </w:numPr>
         <w:pStyle w:val="Compact"/>
       </w:pPr>
@@ -3815,7 +3947,7 @@
       <w:pPr>
         <w:numPr>
           <w:ilvl w:val="0"/>
-          <w:numId w:val="1020"/>
+          <w:numId w:val="1021"/>
         </w:numPr>
         <w:pStyle w:val="Compact"/>
       </w:pPr>
@@ -3827,7 +3959,7 @@
       <w:pPr>
         <w:numPr>
           <w:ilvl w:val="0"/>
-          <w:numId w:val="1020"/>
+          <w:numId w:val="1021"/>
         </w:numPr>
         <w:pStyle w:val="Compact"/>
       </w:pPr>
@@ -3860,7 +3992,7 @@
       <w:pPr>
         <w:numPr>
           <w:ilvl w:val="0"/>
-          <w:numId w:val="1021"/>
+          <w:numId w:val="1022"/>
         </w:numPr>
         <w:pStyle w:val="Compact"/>
       </w:pPr>
@@ -3872,7 +4004,7 @@
       <w:pPr>
         <w:numPr>
           <w:ilvl w:val="0"/>
-          <w:numId w:val="1021"/>
+          <w:numId w:val="1022"/>
         </w:numPr>
         <w:pStyle w:val="Compact"/>
       </w:pPr>
@@ -3954,7 +4086,7 @@
       <w:pPr>
         <w:numPr>
           <w:ilvl w:val="0"/>
-          <w:numId w:val="1021"/>
+          <w:numId w:val="1022"/>
         </w:numPr>
         <w:pStyle w:val="Compact"/>
       </w:pPr>
@@ -3970,205 +4102,205 @@
       <w:pPr>
         <w:numPr>
           <w:ilvl w:val="1"/>
+          <w:numId w:val="1023"/>
+        </w:numPr>
+        <w:pStyle w:val="Compact"/>
+      </w:pPr>
+      <w:r>
+        <w:t xml:space="preserve">an</w:t>
+      </w:r>
+      <w:r>
+        <w:t xml:space="preserve"> </w:t>
+      </w:r>
+      <w:r>
+        <w:t xml:space="preserve">“</w:t>
+      </w:r>
+      <w:r>
+        <w:t xml:space="preserve">is</w:t>
+      </w:r>
+      <w:r>
+        <w:t xml:space="preserve">”</w:t>
+      </w:r>
+      <w:r>
+        <w:t xml:space="preserve"> </w:t>
+      </w:r>
+      <w:r>
+        <w:t xml:space="preserve">or</w:t>
+      </w:r>
+      <w:r>
+        <w:t xml:space="preserve"> </w:t>
+      </w:r>
+      <w:r>
+        <w:t xml:space="preserve">“</w:t>
+      </w:r>
+      <w:r>
+        <w:t xml:space="preserve">are</w:t>
+      </w:r>
+      <w:r>
+        <w:t xml:space="preserve">”</w:t>
+      </w:r>
+      <w:r>
+        <w:t xml:space="preserve"> </w:t>
+      </w:r>
+      <w:r>
+        <w:t xml:space="preserve">that exists as a word in the original;</w:t>
+      </w:r>
+    </w:p>
+    <w:p>
+      <w:pPr>
+        <w:numPr>
+          <w:ilvl w:val="1"/>
+          <w:numId w:val="1023"/>
+        </w:numPr>
+        <w:pStyle w:val="Compact"/>
+      </w:pPr>
+      <w:r>
+        <w:t xml:space="preserve">helper words that express the verb’s own form (</w:t>
+      </w:r>
+      <w:r>
+        <w:t xml:space="preserve">“</w:t>
+      </w:r>
+      <w:r>
+        <w:t xml:space="preserve">is fulfilled,</w:t>
+      </w:r>
+      <w:r>
+        <w:t xml:space="preserve">”</w:t>
+      </w:r>
+      <w:r>
+        <w:t xml:space="preserve"> </w:t>
+      </w:r>
+      <w:r>
+        <w:t xml:space="preserve">“</w:t>
+      </w:r>
+      <w:r>
+        <w:t xml:space="preserve">do not wage war</w:t>
+      </w:r>
+      <w:r>
+        <w:t xml:space="preserve">”</w:t>
+      </w:r>
+      <w:r>
+        <w:t xml:space="preserve">);</w:t>
+      </w:r>
+    </w:p>
+    <w:p>
+      <w:pPr>
+        <w:numPr>
+          <w:ilvl w:val="1"/>
+          <w:numId w:val="1023"/>
+        </w:numPr>
+        <w:pStyle w:val="Compact"/>
+      </w:pPr>
+      <w:r>
+        <w:t xml:space="preserve">pronouns the verb’s ending supplies (</w:t>
+      </w:r>
+      <w:r>
+        <w:t xml:space="preserve">“</w:t>
+      </w:r>
+      <w:r>
+        <w:t xml:space="preserve">we wage war</w:t>
+      </w:r>
+      <w:r>
+        <w:t xml:space="preserve">”</w:t>
+      </w:r>
+      <w:r>
+        <w:t xml:space="preserve">);</w:t>
+      </w:r>
+    </w:p>
+    <w:p>
+      <w:pPr>
+        <w:numPr>
+          <w:ilvl w:val="1"/>
+          <w:numId w:val="1023"/>
+        </w:numPr>
+        <w:pStyle w:val="Compact"/>
+      </w:pPr>
+      <w:r>
+        <w:t xml:space="preserve">“</w:t>
+      </w:r>
+      <w:r>
+        <w:t xml:space="preserve">of,</w:t>
+      </w:r>
+      <w:r>
+        <w:t xml:space="preserve">”</w:t>
+      </w:r>
+      <w:r>
+        <w:t xml:space="preserve"> </w:t>
+      </w:r>
+      <w:r>
+        <w:t xml:space="preserve">“</w:t>
+      </w:r>
+      <w:r>
+        <w:t xml:space="preserve">for,</w:t>
+      </w:r>
+      <w:r>
+        <w:t xml:space="preserve">”</w:t>
+      </w:r>
+      <w:r>
+        <w:t xml:space="preserve"> </w:t>
+      </w:r>
+      <w:r>
+        <w:t xml:space="preserve">“</w:t>
+      </w:r>
+      <w:r>
+        <w:t xml:space="preserve">to,</w:t>
+      </w:r>
+      <w:r>
+        <w:t xml:space="preserve">”</w:t>
+      </w:r>
+      <w:r>
+        <w:t xml:space="preserve"> </w:t>
+      </w:r>
+      <w:r>
+        <w:t xml:space="preserve">and</w:t>
+      </w:r>
+      <w:r>
+        <w:t xml:space="preserve"> </w:t>
+      </w:r>
+      <w:r>
+        <w:t xml:space="preserve">“</w:t>
+      </w:r>
+      <w:r>
+        <w:t xml:space="preserve">by</w:t>
+      </w:r>
+      <w:r>
+        <w:t xml:space="preserve">”</w:t>
+      </w:r>
+      <w:r>
+        <w:t xml:space="preserve"> </w:t>
+      </w:r>
+      <w:r>
+        <w:t xml:space="preserve">that express a word’s ending (rule 7.7);</w:t>
+      </w:r>
+    </w:p>
+    <w:p>
+      <w:pPr>
+        <w:numPr>
+          <w:ilvl w:val="1"/>
+          <w:numId w:val="1023"/>
+        </w:numPr>
+        <w:pStyle w:val="Compact"/>
+      </w:pPr>
+      <w:r>
+        <w:t xml:space="preserve">English that a helper word adds (rule 6.20). That goes in pointy brackets, not italics.</w:t>
+      </w:r>
+    </w:p>
+    <w:p>
+      <w:pPr>
+        <w:numPr>
+          <w:ilvl w:val="0"/>
           <w:numId w:val="1022"/>
         </w:numPr>
         <w:pStyle w:val="Compact"/>
       </w:pPr>
       <w:r>
-        <w:t xml:space="preserve">an</w:t>
-      </w:r>
-      <w:r>
-        <w:t xml:space="preserve"> </w:t>
-      </w:r>
-      <w:r>
-        <w:t xml:space="preserve">“</w:t>
-      </w:r>
-      <w:r>
-        <w:t xml:space="preserve">is</w:t>
-      </w:r>
-      <w:r>
-        <w:t xml:space="preserve">”</w:t>
-      </w:r>
-      <w:r>
-        <w:t xml:space="preserve"> </w:t>
-      </w:r>
-      <w:r>
-        <w:t xml:space="preserve">or</w:t>
-      </w:r>
-      <w:r>
-        <w:t xml:space="preserve"> </w:t>
-      </w:r>
-      <w:r>
-        <w:t xml:space="preserve">“</w:t>
-      </w:r>
-      <w:r>
-        <w:t xml:space="preserve">are</w:t>
-      </w:r>
-      <w:r>
-        <w:t xml:space="preserve">”</w:t>
-      </w:r>
-      <w:r>
-        <w:t xml:space="preserve"> </w:t>
-      </w:r>
-      <w:r>
-        <w:t xml:space="preserve">that exists as a word in the original;</w:t>
-      </w:r>
-    </w:p>
-    <w:p>
-      <w:pPr>
-        <w:numPr>
-          <w:ilvl w:val="1"/>
+        <w:t xml:space="preserve">In the plain line an added word is italic. In the numbered list it has its own line in bold italics (rule 6.9).</w:t>
+      </w:r>
+    </w:p>
+    <w:p>
+      <w:pPr>
+        <w:numPr>
+          <w:ilvl w:val="0"/>
           <w:numId w:val="1022"/>
-        </w:numPr>
-        <w:pStyle w:val="Compact"/>
-      </w:pPr>
-      <w:r>
-        <w:t xml:space="preserve">helper words that express the verb’s own form (</w:t>
-      </w:r>
-      <w:r>
-        <w:t xml:space="preserve">“</w:t>
-      </w:r>
-      <w:r>
-        <w:t xml:space="preserve">is fulfilled,</w:t>
-      </w:r>
-      <w:r>
-        <w:t xml:space="preserve">”</w:t>
-      </w:r>
-      <w:r>
-        <w:t xml:space="preserve"> </w:t>
-      </w:r>
-      <w:r>
-        <w:t xml:space="preserve">“</w:t>
-      </w:r>
-      <w:r>
-        <w:t xml:space="preserve">do not wage war</w:t>
-      </w:r>
-      <w:r>
-        <w:t xml:space="preserve">”</w:t>
-      </w:r>
-      <w:r>
-        <w:t xml:space="preserve">);</w:t>
-      </w:r>
-    </w:p>
-    <w:p>
-      <w:pPr>
-        <w:numPr>
-          <w:ilvl w:val="1"/>
-          <w:numId w:val="1022"/>
-        </w:numPr>
-        <w:pStyle w:val="Compact"/>
-      </w:pPr>
-      <w:r>
-        <w:t xml:space="preserve">pronouns the verb’s ending supplies (</w:t>
-      </w:r>
-      <w:r>
-        <w:t xml:space="preserve">“</w:t>
-      </w:r>
-      <w:r>
-        <w:t xml:space="preserve">we wage war</w:t>
-      </w:r>
-      <w:r>
-        <w:t xml:space="preserve">”</w:t>
-      </w:r>
-      <w:r>
-        <w:t xml:space="preserve">);</w:t>
-      </w:r>
-    </w:p>
-    <w:p>
-      <w:pPr>
-        <w:numPr>
-          <w:ilvl w:val="1"/>
-          <w:numId w:val="1022"/>
-        </w:numPr>
-        <w:pStyle w:val="Compact"/>
-      </w:pPr>
-      <w:r>
-        <w:t xml:space="preserve">“</w:t>
-      </w:r>
-      <w:r>
-        <w:t xml:space="preserve">of,</w:t>
-      </w:r>
-      <w:r>
-        <w:t xml:space="preserve">”</w:t>
-      </w:r>
-      <w:r>
-        <w:t xml:space="preserve"> </w:t>
-      </w:r>
-      <w:r>
-        <w:t xml:space="preserve">“</w:t>
-      </w:r>
-      <w:r>
-        <w:t xml:space="preserve">for,</w:t>
-      </w:r>
-      <w:r>
-        <w:t xml:space="preserve">”</w:t>
-      </w:r>
-      <w:r>
-        <w:t xml:space="preserve"> </w:t>
-      </w:r>
-      <w:r>
-        <w:t xml:space="preserve">“</w:t>
-      </w:r>
-      <w:r>
-        <w:t xml:space="preserve">to,</w:t>
-      </w:r>
-      <w:r>
-        <w:t xml:space="preserve">”</w:t>
-      </w:r>
-      <w:r>
-        <w:t xml:space="preserve"> </w:t>
-      </w:r>
-      <w:r>
-        <w:t xml:space="preserve">and</w:t>
-      </w:r>
-      <w:r>
-        <w:t xml:space="preserve"> </w:t>
-      </w:r>
-      <w:r>
-        <w:t xml:space="preserve">“</w:t>
-      </w:r>
-      <w:r>
-        <w:t xml:space="preserve">by</w:t>
-      </w:r>
-      <w:r>
-        <w:t xml:space="preserve">”</w:t>
-      </w:r>
-      <w:r>
-        <w:t xml:space="preserve"> </w:t>
-      </w:r>
-      <w:r>
-        <w:t xml:space="preserve">that express a word’s ending (rule 7.7);</w:t>
-      </w:r>
-    </w:p>
-    <w:p>
-      <w:pPr>
-        <w:numPr>
-          <w:ilvl w:val="1"/>
-          <w:numId w:val="1022"/>
-        </w:numPr>
-        <w:pStyle w:val="Compact"/>
-      </w:pPr>
-      <w:r>
-        <w:t xml:space="preserve">English that a helper word adds (rule 6.20). That goes in pointy brackets, not italics.</w:t>
-      </w:r>
-    </w:p>
-    <w:p>
-      <w:pPr>
-        <w:numPr>
-          <w:ilvl w:val="0"/>
-          <w:numId w:val="1021"/>
-        </w:numPr>
-        <w:pStyle w:val="Compact"/>
-      </w:pPr>
-      <w:r>
-        <w:t xml:space="preserve">In the plain line an added word is italic. In the numbered list it has its own line in bold italics (rule 6.9).</w:t>
-      </w:r>
-    </w:p>
-    <w:p>
-      <w:pPr>
-        <w:numPr>
-          <w:ilvl w:val="0"/>
-          <w:numId w:val="1021"/>
         </w:numPr>
         <w:pStyle w:val="Compact"/>
       </w:pPr>
@@ -4226,7 +4358,7 @@
       <w:pPr>
         <w:numPr>
           <w:ilvl w:val="0"/>
-          <w:numId w:val="1021"/>
+          <w:numId w:val="1022"/>
         </w:numPr>
         <w:pStyle w:val="Compact"/>
       </w:pPr>
@@ -4257,7 +4389,7 @@
       <w:pPr>
         <w:numPr>
           <w:ilvl w:val="0"/>
-          <w:numId w:val="1023"/>
+          <w:numId w:val="1024"/>
         </w:numPr>
         <w:pStyle w:val="Compact"/>
       </w:pPr>
@@ -4296,7 +4428,7 @@
       <w:pPr>
         <w:numPr>
           <w:ilvl w:val="0"/>
-          <w:numId w:val="1023"/>
+          <w:numId w:val="1024"/>
         </w:numPr>
         <w:pStyle w:val="Compact"/>
       </w:pPr>
@@ -4308,7 +4440,7 @@
       <w:pPr>
         <w:numPr>
           <w:ilvl w:val="0"/>
-          <w:numId w:val="1023"/>
+          <w:numId w:val="1024"/>
         </w:numPr>
         <w:pStyle w:val="Compact"/>
       </w:pPr>
@@ -4330,7 +4462,7 @@
       <w:pPr>
         <w:numPr>
           <w:ilvl w:val="0"/>
-          <w:numId w:val="1024"/>
+          <w:numId w:val="1025"/>
         </w:numPr>
         <w:pStyle w:val="Compact"/>
       </w:pPr>
@@ -4342,7 +4474,7 @@
       <w:pPr>
         <w:numPr>
           <w:ilvl w:val="0"/>
-          <w:numId w:val="1024"/>
+          <w:numId w:val="1025"/>
         </w:numPr>
         <w:pStyle w:val="Compact"/>
       </w:pPr>
@@ -4606,7 +4738,7 @@
       <w:pPr>
         <w:numPr>
           <w:ilvl w:val="0"/>
-          <w:numId w:val="1025"/>
+          <w:numId w:val="1026"/>
         </w:numPr>
         <w:pStyle w:val="Compact"/>
       </w:pPr>
@@ -4630,7 +4762,7 @@
       <w:pPr>
         <w:numPr>
           <w:ilvl w:val="0"/>
-          <w:numId w:val="1025"/>
+          <w:numId w:val="1026"/>
         </w:numPr>
         <w:pStyle w:val="Compact"/>
       </w:pPr>
@@ -4642,7 +4774,7 @@
       <w:pPr>
         <w:numPr>
           <w:ilvl w:val="0"/>
-          <w:numId w:val="1025"/>
+          <w:numId w:val="1026"/>
         </w:numPr>
         <w:pStyle w:val="Compact"/>
       </w:pPr>
@@ -4666,7 +4798,7 @@
       <w:pPr>
         <w:numPr>
           <w:ilvl w:val="0"/>
-          <w:numId w:val="1026"/>
+          <w:numId w:val="1027"/>
         </w:numPr>
         <w:pStyle w:val="Compact"/>
       </w:pPr>
@@ -4708,7 +4840,7 @@
       <w:pPr>
         <w:numPr>
           <w:ilvl w:val="0"/>
-          <w:numId w:val="1026"/>
+          <w:numId w:val="1027"/>
         </w:numPr>
         <w:pStyle w:val="Compact"/>
       </w:pPr>
@@ -4732,7 +4864,7 @@
       <w:pPr>
         <w:numPr>
           <w:ilvl w:val="0"/>
-          <w:numId w:val="1026"/>
+          <w:numId w:val="1027"/>
         </w:numPr>
         <w:pStyle w:val="Compact"/>
       </w:pPr>
@@ -4774,7 +4906,7 @@
       <w:pPr>
         <w:numPr>
           <w:ilvl w:val="0"/>
-          <w:numId w:val="1026"/>
+          <w:numId w:val="1027"/>
         </w:numPr>
         <w:pStyle w:val="Compact"/>
       </w:pPr>
@@ -4808,7 +4940,7 @@
       <w:pPr>
         <w:numPr>
           <w:ilvl w:val="0"/>
-          <w:numId w:val="1027"/>
+          <w:numId w:val="1028"/>
         </w:numPr>
         <w:pStyle w:val="Compact"/>
       </w:pPr>
@@ -4856,7 +4988,7 @@
       <w:pPr>
         <w:numPr>
           <w:ilvl w:val="0"/>
-          <w:numId w:val="1027"/>
+          <w:numId w:val="1028"/>
         </w:numPr>
         <w:pStyle w:val="Compact"/>
       </w:pPr>
@@ -4886,7 +5018,7 @@
       <w:pPr>
         <w:numPr>
           <w:ilvl w:val="0"/>
-          <w:numId w:val="1027"/>
+          <w:numId w:val="1028"/>
         </w:numPr>
         <w:pStyle w:val="Compact"/>
       </w:pPr>
@@ -4920,7 +5052,7 @@
       <w:pPr>
         <w:numPr>
           <w:ilvl w:val="0"/>
-          <w:numId w:val="1028"/>
+          <w:numId w:val="1029"/>
         </w:numPr>
         <w:pStyle w:val="Compact"/>
       </w:pPr>
@@ -4932,109 +5064,109 @@
       <w:pPr>
         <w:numPr>
           <w:ilvl w:val="1"/>
+          <w:numId w:val="1030"/>
+        </w:numPr>
+        <w:pStyle w:val="Compact"/>
+      </w:pPr>
+      <w:r>
+        <w:t xml:space="preserve">WRONG:</w:t>
+      </w:r>
+      <w:r>
+        <w:t xml:space="preserve"> </w:t>
+      </w:r>
+      <w:r>
+        <w:t xml:space="preserve">“</w:t>
+      </w:r>
+      <w:r>
+        <w:t xml:space="preserve">he forgave us</w:t>
+      </w:r>
+      <w:r>
+        <w:t xml:space="preserve">”</w:t>
+      </w:r>
+      <w:r>
+        <w:t xml:space="preserve"> </w:t>
+      </w:r>
+      <w:r>
+        <w:t xml:space="preserve">(commits to past)</w:t>
+      </w:r>
+    </w:p>
+    <w:p>
+      <w:pPr>
+        <w:numPr>
+          <w:ilvl w:val="1"/>
+          <w:numId w:val="1030"/>
+        </w:numPr>
+        <w:pStyle w:val="Compact"/>
+      </w:pPr>
+      <w:r>
+        <w:t xml:space="preserve">WRONG:</w:t>
+      </w:r>
+      <w:r>
+        <w:t xml:space="preserve"> </w:t>
+      </w:r>
+      <w:r>
+        <w:t xml:space="preserve">“</w:t>
+      </w:r>
+      <w:r>
+        <w:t xml:space="preserve">he will forgive us</w:t>
+      </w:r>
+      <w:r>
+        <w:t xml:space="preserve">”</w:t>
+      </w:r>
+      <w:r>
+        <w:t xml:space="preserve"> </w:t>
+      </w:r>
+      <w:r>
+        <w:t xml:space="preserve">(commits to future)</w:t>
+      </w:r>
+    </w:p>
+    <w:p>
+      <w:pPr>
+        <w:numPr>
+          <w:ilvl w:val="1"/>
+          <w:numId w:val="1030"/>
+        </w:numPr>
+        <w:pStyle w:val="Compact"/>
+      </w:pPr>
+      <w:r>
+        <w:t xml:space="preserve">RIGHT:</w:t>
+      </w:r>
+      <w:r>
+        <w:t xml:space="preserve"> </w:t>
+      </w:r>
+      <w:r>
+        <w:t xml:space="preserve">“</w:t>
+      </w:r>
+      <w:r>
+        <w:t xml:space="preserve">he forgive us</w:t>
+      </w:r>
+      <w:r>
+        <w:t xml:space="preserve">”</w:t>
+      </w:r>
+      <w:r>
+        <w:t xml:space="preserve"> </w:t>
+      </w:r>
+      <w:r>
+        <w:t xml:space="preserve">(leaves timing open)</w:t>
+      </w:r>
+    </w:p>
+    <w:p>
+      <w:pPr>
+        <w:numPr>
+          <w:ilvl w:val="0"/>
           <w:numId w:val="1029"/>
         </w:numPr>
         <w:pStyle w:val="Compact"/>
       </w:pPr>
       <w:r>
-        <w:t xml:space="preserve">WRONG:</w:t>
-      </w:r>
-      <w:r>
-        <w:t xml:space="preserve"> </w:t>
-      </w:r>
-      <w:r>
-        <w:t xml:space="preserve">“</w:t>
-      </w:r>
-      <w:r>
-        <w:t xml:space="preserve">he forgave us</w:t>
-      </w:r>
-      <w:r>
-        <w:t xml:space="preserve">”</w:t>
-      </w:r>
-      <w:r>
-        <w:t xml:space="preserve"> </w:t>
-      </w:r>
-      <w:r>
-        <w:t xml:space="preserve">(commits to past)</w:t>
-      </w:r>
-    </w:p>
-    <w:p>
-      <w:pPr>
-        <w:numPr>
-          <w:ilvl w:val="1"/>
+        <w:t xml:space="preserve">Hebrew incomplete-action forms can express future action, habitual action, or what should happen. Show the options.</w:t>
+      </w:r>
+    </w:p>
+    <w:p>
+      <w:pPr>
+        <w:numPr>
+          <w:ilvl w:val="0"/>
           <w:numId w:val="1029"/>
-        </w:numPr>
-        <w:pStyle w:val="Compact"/>
-      </w:pPr>
-      <w:r>
-        <w:t xml:space="preserve">WRONG:</w:t>
-      </w:r>
-      <w:r>
-        <w:t xml:space="preserve"> </w:t>
-      </w:r>
-      <w:r>
-        <w:t xml:space="preserve">“</w:t>
-      </w:r>
-      <w:r>
-        <w:t xml:space="preserve">he will forgive us</w:t>
-      </w:r>
-      <w:r>
-        <w:t xml:space="preserve">”</w:t>
-      </w:r>
-      <w:r>
-        <w:t xml:space="preserve"> </w:t>
-      </w:r>
-      <w:r>
-        <w:t xml:space="preserve">(commits to future)</w:t>
-      </w:r>
-    </w:p>
-    <w:p>
-      <w:pPr>
-        <w:numPr>
-          <w:ilvl w:val="1"/>
-          <w:numId w:val="1029"/>
-        </w:numPr>
-        <w:pStyle w:val="Compact"/>
-      </w:pPr>
-      <w:r>
-        <w:t xml:space="preserve">RIGHT:</w:t>
-      </w:r>
-      <w:r>
-        <w:t xml:space="preserve"> </w:t>
-      </w:r>
-      <w:r>
-        <w:t xml:space="preserve">“</w:t>
-      </w:r>
-      <w:r>
-        <w:t xml:space="preserve">he forgive us</w:t>
-      </w:r>
-      <w:r>
-        <w:t xml:space="preserve">”</w:t>
-      </w:r>
-      <w:r>
-        <w:t xml:space="preserve"> </w:t>
-      </w:r>
-      <w:r>
-        <w:t xml:space="preserve">(leaves timing open)</w:t>
-      </w:r>
-    </w:p>
-    <w:p>
-      <w:pPr>
-        <w:numPr>
-          <w:ilvl w:val="0"/>
-          <w:numId w:val="1028"/>
-        </w:numPr>
-        <w:pStyle w:val="Compact"/>
-      </w:pPr>
-      <w:r>
-        <w:t xml:space="preserve">Hebrew incomplete-action forms can express future action, habitual action, or what should happen. Show the options.</w:t>
-      </w:r>
-    </w:p>
-    <w:p>
-      <w:pPr>
-        <w:numPr>
-          <w:ilvl w:val="0"/>
-          <w:numId w:val="1028"/>
         </w:numPr>
         <w:pStyle w:val="Compact"/>
       </w:pPr>
@@ -5057,7 +5189,7 @@
       <w:pPr>
         <w:numPr>
           <w:ilvl w:val="0"/>
-          <w:numId w:val="1030"/>
+          <w:numId w:val="1031"/>
         </w:numPr>
         <w:pStyle w:val="Compact"/>
       </w:pPr>
@@ -5069,7 +5201,7 @@
       <w:pPr>
         <w:numPr>
           <w:ilvl w:val="0"/>
-          <w:numId w:val="1030"/>
+          <w:numId w:val="1031"/>
         </w:numPr>
         <w:pStyle w:val="Compact"/>
       </w:pPr>
@@ -5081,7 +5213,7 @@
       <w:pPr>
         <w:numPr>
           <w:ilvl w:val="0"/>
-          <w:numId w:val="1030"/>
+          <w:numId w:val="1031"/>
         </w:numPr>
         <w:pStyle w:val="Compact"/>
       </w:pPr>
@@ -5103,7 +5235,7 @@
       <w:pPr>
         <w:numPr>
           <w:ilvl w:val="0"/>
-          <w:numId w:val="1031"/>
+          <w:numId w:val="1032"/>
         </w:numPr>
         <w:pStyle w:val="Compact"/>
       </w:pPr>
@@ -5115,7 +5247,7 @@
       <w:pPr>
         <w:numPr>
           <w:ilvl w:val="0"/>
-          <w:numId w:val="1031"/>
+          <w:numId w:val="1032"/>
         </w:numPr>
         <w:pStyle w:val="Compact"/>
       </w:pPr>
@@ -5414,7 +5546,7 @@
       <w:pPr>
         <w:numPr>
           <w:ilvl w:val="0"/>
-          <w:numId w:val="1032"/>
+          <w:numId w:val="1033"/>
         </w:numPr>
         <w:pStyle w:val="Compact"/>
       </w:pPr>
@@ -5436,7 +5568,7 @@
       <w:pPr>
         <w:numPr>
           <w:ilvl w:val="0"/>
-          <w:numId w:val="1032"/>
+          <w:numId w:val="1033"/>
         </w:numPr>
         <w:pStyle w:val="Compact"/>
       </w:pPr>
@@ -5458,7 +5590,7 @@
       <w:pPr>
         <w:numPr>
           <w:ilvl w:val="0"/>
-          <w:numId w:val="1032"/>
+          <w:numId w:val="1033"/>
         </w:numPr>
         <w:pStyle w:val="Compact"/>
       </w:pPr>
@@ -5470,7 +5602,7 @@
       <w:pPr>
         <w:numPr>
           <w:ilvl w:val="0"/>
-          <w:numId w:val="1032"/>
+          <w:numId w:val="1033"/>
         </w:numPr>
         <w:pStyle w:val="Compact"/>
       </w:pPr>
@@ -5510,7 +5642,7 @@
       <w:pPr>
         <w:numPr>
           <w:ilvl w:val="0"/>
-          <w:numId w:val="1033"/>
+          <w:numId w:val="1034"/>
         </w:numPr>
         <w:pStyle w:val="Compact"/>
       </w:pPr>
@@ -5522,7 +5654,7 @@
       <w:pPr>
         <w:numPr>
           <w:ilvl w:val="0"/>
-          <w:numId w:val="1033"/>
+          <w:numId w:val="1034"/>
         </w:numPr>
         <w:pStyle w:val="Compact"/>
       </w:pPr>
@@ -5534,7 +5666,7 @@
       <w:pPr>
         <w:numPr>
           <w:ilvl w:val="0"/>
-          <w:numId w:val="1033"/>
+          <w:numId w:val="1034"/>
         </w:numPr>
         <w:pStyle w:val="Compact"/>
       </w:pPr>
@@ -5564,7 +5696,7 @@
       <w:pPr>
         <w:numPr>
           <w:ilvl w:val="0"/>
-          <w:numId w:val="1033"/>
+          <w:numId w:val="1034"/>
         </w:numPr>
         <w:pStyle w:val="Compact"/>
       </w:pPr>
@@ -5588,7 +5720,7 @@
       <w:pPr>
         <w:numPr>
           <w:ilvl w:val="0"/>
-          <w:numId w:val="1033"/>
+          <w:numId w:val="1034"/>
         </w:numPr>
         <w:pStyle w:val="Compact"/>
       </w:pPr>
@@ -5612,7 +5744,7 @@
       <w:pPr>
         <w:numPr>
           <w:ilvl w:val="0"/>
-          <w:numId w:val="1033"/>
+          <w:numId w:val="1034"/>
         </w:numPr>
         <w:pStyle w:val="Compact"/>
       </w:pPr>
@@ -5624,7 +5756,7 @@
       <w:pPr>
         <w:numPr>
           <w:ilvl w:val="0"/>
-          <w:numId w:val="1033"/>
+          <w:numId w:val="1034"/>
         </w:numPr>
         <w:pStyle w:val="Compact"/>
       </w:pPr>
@@ -5636,7 +5768,7 @@
       <w:pPr>
         <w:numPr>
           <w:ilvl w:val="0"/>
-          <w:numId w:val="1033"/>
+          <w:numId w:val="1034"/>
         </w:numPr>
         <w:pStyle w:val="Compact"/>
       </w:pPr>
@@ -5659,7 +5791,7 @@
         <w:pStyle w:val="FirstParagraph"/>
       </w:pPr>
       <w:r>
-        <w:t xml:space="preserve">Use these four words for every claim that is not certain. Define them by evidence in the text, not by agreement among interpreters.</w:t>
+        <w:t xml:space="preserve">Use these four words for every claim that is not certain. Define them by evidence in the text, not by agreement among interpreters. Each has a test. A rating that cannot pass its test is the wrong rating.</w:t>
       </w:r>
     </w:p>
     <w:tbl>
@@ -5670,8 +5802,9 @@
         <w:jc w:val="start"/>
       </w:tblPr>
       <w:tblGrid>
-        <w:gridCol w:w="3960"/>
-        <w:gridCol w:w="3960"/>
+        <w:gridCol w:w="2640"/>
+        <w:gridCol w:w="2640"/>
+        <w:gridCol w:w="2640"/>
       </w:tblGrid>
       <w:tr>
         <w:trPr>
@@ -5701,6 +5834,18 @@
             </w:r>
           </w:p>
         </w:tc>
+        <w:tc>
+          <w:tcPr/>
+          <w:p>
+            <w:pPr>
+              <w:pStyle w:val="Compact"/>
+              <w:jc w:val="left"/>
+            </w:pPr>
+            <w:r>
+              <w:t xml:space="preserve">Test</w:t>
+            </w:r>
+          </w:p>
+        </w:tc>
       </w:tr>
       <w:tr>
         <w:tc>
@@ -5727,6 +5872,18 @@
             </w:r>
           </w:p>
         </w:tc>
+        <w:tc>
+          <w:tcPr/>
+          <w:p>
+            <w:pPr>
+              <w:pStyle w:val="Compact"/>
+              <w:jc w:val="left"/>
+            </w:pPr>
+            <w:r>
+              <w:t xml:space="preserve">Name what closes off the rivals</w:t>
+            </w:r>
+          </w:p>
+        </w:tc>
       </w:tr>
       <w:tr>
         <w:tc>
@@ -5749,7 +5906,19 @@
               <w:jc w:val="left"/>
             </w:pPr>
             <w:r>
-              <w:t xml:space="preserve">The evidence in the text favors this reading</w:t>
+              <w:t xml:space="preserve">The evidence for it outweighs the evidence against it</w:t>
+            </w:r>
+          </w:p>
+        </w:tc>
+        <w:tc>
+          <w:tcPr/>
+          <w:p>
+            <w:pPr>
+              <w:pStyle w:val="Compact"/>
+              <w:jc w:val="left"/>
+            </w:pPr>
+            <w:r>
+              <w:t xml:space="preserve">Name what points to it</w:t>
             </w:r>
           </w:p>
         </w:tc>
@@ -5775,7 +5944,19 @@
               <w:jc w:val="left"/>
             </w:pPr>
             <w:r>
-              <w:t xml:space="preserve">The text allows it about as well as its rivals</w:t>
+              <w:t xml:space="preserve">No evidence either way, or the evidence is about even</w:t>
+            </w:r>
+          </w:p>
+        </w:tc>
+        <w:tc>
+          <w:tcPr/>
+          <w:p>
+            <w:pPr>
+              <w:pStyle w:val="Compact"/>
+              <w:jc w:val="left"/>
+            </w:pPr>
+            <w:r>
+              <w:t xml:space="preserve">Find nothing that tips it</w:t>
             </w:r>
           </w:p>
         </w:tc>
@@ -5801,7 +5982,19 @@
               <w:jc w:val="left"/>
             </w:pPr>
             <w:r>
-              <w:t xml:space="preserve">The grammar allows it, but the evidence in the text is against it</w:t>
+              <w:t xml:space="preserve">The grammar allows it, but the evidence against it outweighs the evidence for it</w:t>
+            </w:r>
+          </w:p>
+        </w:tc>
+        <w:tc>
+          <w:tcPr/>
+          <w:p>
+            <w:pPr>
+              <w:pStyle w:val="Compact"/>
+              <w:jc w:val="left"/>
+            </w:pPr>
+            <w:r>
+              <w:t xml:space="preserve">Name what points against it</w:t>
             </w:r>
           </w:p>
         </w:tc>
@@ -5811,19 +6004,19 @@
       <w:pPr>
         <w:numPr>
           <w:ilvl w:val="0"/>
-          <w:numId w:val="1034"/>
-        </w:numPr>
-        <w:pStyle w:val="Compact"/>
-      </w:pPr>
-      <w:r>
-        <w:t xml:space="preserve">Ratings appear on the word lines as tiers (section 7) and in notes.</w:t>
-      </w:r>
-    </w:p>
-    <w:p>
-      <w:pPr>
-        <w:numPr>
-          <w:ilvl w:val="0"/>
-          <w:numId w:val="1034"/>
+          <w:numId w:val="1035"/>
+        </w:numPr>
+        <w:pStyle w:val="Compact"/>
+      </w:pPr>
+      <w:r>
+        <w:t xml:space="preserve">Ratings appear on the word lines as tiers (section 7) and in notes. STRONG stays an explicit tier on word lines.</w:t>
+      </w:r>
+    </w:p>
+    <w:p>
+      <w:pPr>
+        <w:numPr>
+          <w:ilvl w:val="0"/>
+          <w:numId w:val="1035"/>
         </w:numPr>
         <w:pStyle w:val="Compact"/>
       </w:pPr>
@@ -5847,12 +6040,113 @@
       <w:pPr>
         <w:numPr>
           <w:ilvl w:val="0"/>
-          <w:numId w:val="1034"/>
-        </w:numPr>
-        <w:pStyle w:val="Compact"/>
-      </w:pPr>
-      <w:r>
-        <w:t xml:space="preserve">The reasons behind a rating belong to the detail level, with the strongest evidence against the first-listed reading (rule 19.1).</w:t>
+          <w:numId w:val="1035"/>
+        </w:numPr>
+        <w:pStyle w:val="Compact"/>
+      </w:pPr>
+      <w:r>
+        <w:rPr>
+          <w:bCs/>
+          <w:b/>
+        </w:rPr>
+        <w:t xml:space="preserve">Evidence for one reading is not evidence against another</w:t>
+      </w:r>
+      <w:r>
+        <w:t xml:space="preserve"> </w:t>
+      </w:r>
+      <w:r>
+        <w:t xml:space="preserve">when both can be true. Rate each reading on its own evidence.</w:t>
+      </w:r>
+    </w:p>
+    <w:p>
+      <w:pPr>
+        <w:numPr>
+          <w:ilvl w:val="0"/>
+          <w:numId w:val="1035"/>
+        </w:numPr>
+        <w:pStyle w:val="Compact"/>
+      </w:pPr>
+      <w:r>
+        <w:rPr>
+          <w:bCs/>
+          <w:b/>
+        </w:rPr>
+        <w:t xml:space="preserve">Evidence both ways.</w:t>
+      </w:r>
+      <w:r>
+        <w:t xml:space="preserve"> </w:t>
+      </w:r>
+      <w:r>
+        <w:t xml:space="preserve">When a reading in a note has real evidence for it and real evidence against it, say so in the rating:</w:t>
+      </w:r>
+      <w:r>
+        <w:t xml:space="preserve"> </w:t>
+      </w:r>
+      <w:r>
+        <w:t xml:space="preserve">“</w:t>
+      </w:r>
+      <w:r>
+        <w:t xml:space="preserve">(Possible, with evidence both ways.)</w:t>
+      </w:r>
+      <w:r>
+        <w:t xml:space="preserve">”</w:t>
+      </w:r>
+      <w:r>
+        <w:t xml:space="preserve"> </w:t>
+      </w:r>
+      <w:r>
+        <w:t xml:space="preserve">or</w:t>
+      </w:r>
+      <w:r>
+        <w:t xml:space="preserve"> </w:t>
+      </w:r>
+      <w:r>
+        <w:t xml:space="preserve">“</w:t>
+      </w:r>
+      <w:r>
+        <w:t xml:space="preserve">(Unlikely, with evidence both ways.)</w:t>
+      </w:r>
+      <w:r>
+        <w:t xml:space="preserve">”</w:t>
+      </w:r>
+      <w:r>
+        <w:t xml:space="preserve">. Do not add these words on word lines.</w:t>
+      </w:r>
+    </w:p>
+    <w:p>
+      <w:pPr>
+        <w:numPr>
+          <w:ilvl w:val="0"/>
+          <w:numId w:val="1035"/>
+        </w:numPr>
+        <w:pStyle w:val="Compact"/>
+      </w:pPr>
+      <w:r>
+        <w:t xml:space="preserve">When nothing separates two options, both are Possible. Do not call one Likely because the lexicon lists it first.</w:t>
+      </w:r>
+    </w:p>
+    <w:p>
+      <w:pPr>
+        <w:numPr>
+          <w:ilvl w:val="0"/>
+          <w:numId w:val="1035"/>
+        </w:numPr>
+        <w:pStyle w:val="Compact"/>
+      </w:pPr>
+      <w:r>
+        <w:t xml:space="preserve">The reasons behind a rating belong to the detail level, with the evidence for and against, and the strongest evidence against the first-listed reading (rule 19.1).</w:t>
+      </w:r>
+    </w:p>
+    <w:p>
+      <w:pPr>
+        <w:numPr>
+          <w:ilvl w:val="0"/>
+          <w:numId w:val="1035"/>
+        </w:numPr>
+        <w:pStyle w:val="Compact"/>
+      </w:pPr>
+      <w:r>
+        <w:t xml:space="preserve">A rating is a judgment, not a fact. The data files can check facts. They cannot check a weighing. State ratings with no more certainty than the evidence gives.</w:t>
       </w:r>
     </w:p>
     <w:bookmarkEnd w:id="45"/>
@@ -5869,7 +6163,7 @@
       <w:pPr>
         <w:numPr>
           <w:ilvl w:val="0"/>
-          <w:numId w:val="1035"/>
+          <w:numId w:val="1036"/>
         </w:numPr>
         <w:pStyle w:val="Compact"/>
       </w:pPr>
@@ -5881,79 +6175,79 @@
       <w:pPr>
         <w:numPr>
           <w:ilvl w:val="1"/>
+          <w:numId w:val="1037"/>
+        </w:numPr>
+        <w:pStyle w:val="Compact"/>
+      </w:pPr>
+      <w:r>
+        <w:t xml:space="preserve">a word’s form;</w:t>
+      </w:r>
+    </w:p>
+    <w:p>
+      <w:pPr>
+        <w:numPr>
+          <w:ilvl w:val="1"/>
+          <w:numId w:val="1037"/>
+        </w:numPr>
+        <w:pStyle w:val="Compact"/>
+      </w:pPr>
+      <w:r>
+        <w:t xml:space="preserve">how many times a word appears;</w:t>
+      </w:r>
+    </w:p>
+    <w:p>
+      <w:pPr>
+        <w:numPr>
+          <w:ilvl w:val="1"/>
+          <w:numId w:val="1037"/>
+        </w:numPr>
+        <w:pStyle w:val="Compact"/>
+      </w:pPr>
+      <w:r>
+        <w:t xml:space="preserve">any verse cited or printed;</w:t>
+      </w:r>
+    </w:p>
+    <w:p>
+      <w:pPr>
+        <w:numPr>
+          <w:ilvl w:val="1"/>
+          <w:numId w:val="1037"/>
+        </w:numPr>
+        <w:pStyle w:val="Compact"/>
+      </w:pPr>
+      <w:r>
+        <w:t xml:space="preserve">the meaning of a rare word;</w:t>
+      </w:r>
+    </w:p>
+    <w:p>
+      <w:pPr>
+        <w:numPr>
+          <w:ilvl w:val="1"/>
+          <w:numId w:val="1037"/>
+        </w:numPr>
+        <w:pStyle w:val="Compact"/>
+      </w:pPr>
+      <w:r>
+        <w:t xml:space="preserve">a difference between manuscripts;</w:t>
+      </w:r>
+    </w:p>
+    <w:p>
+      <w:pPr>
+        <w:numPr>
+          <w:ilvl w:val="1"/>
+          <w:numId w:val="1037"/>
+        </w:numPr>
+        <w:pStyle w:val="Compact"/>
+      </w:pPr>
+      <w:r>
+        <w:t xml:space="preserve">what a lexicon says.</w:t>
+      </w:r>
+    </w:p>
+    <w:p>
+      <w:pPr>
+        <w:numPr>
+          <w:ilvl w:val="0"/>
           <w:numId w:val="1036"/>
-        </w:numPr>
-        <w:pStyle w:val="Compact"/>
-      </w:pPr>
-      <w:r>
-        <w:t xml:space="preserve">a word’s form;</w:t>
-      </w:r>
-    </w:p>
-    <w:p>
-      <w:pPr>
-        <w:numPr>
-          <w:ilvl w:val="1"/>
-          <w:numId w:val="1036"/>
-        </w:numPr>
-        <w:pStyle w:val="Compact"/>
-      </w:pPr>
-      <w:r>
-        <w:t xml:space="preserve">how many times a word appears;</w:t>
-      </w:r>
-    </w:p>
-    <w:p>
-      <w:pPr>
-        <w:numPr>
-          <w:ilvl w:val="1"/>
-          <w:numId w:val="1036"/>
-        </w:numPr>
-        <w:pStyle w:val="Compact"/>
-      </w:pPr>
-      <w:r>
-        <w:t xml:space="preserve">any verse cited or printed;</w:t>
-      </w:r>
-    </w:p>
-    <w:p>
-      <w:pPr>
-        <w:numPr>
-          <w:ilvl w:val="1"/>
-          <w:numId w:val="1036"/>
-        </w:numPr>
-        <w:pStyle w:val="Compact"/>
-      </w:pPr>
-      <w:r>
-        <w:t xml:space="preserve">the meaning of a rare word;</w:t>
-      </w:r>
-    </w:p>
-    <w:p>
-      <w:pPr>
-        <w:numPr>
-          <w:ilvl w:val="1"/>
-          <w:numId w:val="1036"/>
-        </w:numPr>
-        <w:pStyle w:val="Compact"/>
-      </w:pPr>
-      <w:r>
-        <w:t xml:space="preserve">a difference between manuscripts;</w:t>
-      </w:r>
-    </w:p>
-    <w:p>
-      <w:pPr>
-        <w:numPr>
-          <w:ilvl w:val="1"/>
-          <w:numId w:val="1036"/>
-        </w:numPr>
-        <w:pStyle w:val="Compact"/>
-      </w:pPr>
-      <w:r>
-        <w:t xml:space="preserve">what a lexicon says.</w:t>
-      </w:r>
-    </w:p>
-    <w:p>
-      <w:pPr>
-        <w:numPr>
-          <w:ilvl w:val="0"/>
-          <w:numId w:val="1035"/>
         </w:numPr>
         <w:pStyle w:val="Compact"/>
       </w:pPr>
@@ -5975,7 +6269,7 @@
       <w:pPr>
         <w:numPr>
           <w:ilvl w:val="0"/>
-          <w:numId w:val="1035"/>
+          <w:numId w:val="1036"/>
         </w:numPr>
         <w:pStyle w:val="Compact"/>
       </w:pPr>
@@ -5987,7 +6281,7 @@
       <w:pPr>
         <w:numPr>
           <w:ilvl w:val="0"/>
-          <w:numId w:val="1035"/>
+          <w:numId w:val="1036"/>
         </w:numPr>
         <w:pStyle w:val="Compact"/>
       </w:pPr>
@@ -6041,7 +6335,7 @@
       <w:pPr>
         <w:numPr>
           <w:ilvl w:val="0"/>
-          <w:numId w:val="1035"/>
+          <w:numId w:val="1036"/>
         </w:numPr>
         <w:pStyle w:val="Compact"/>
       </w:pPr>
@@ -6071,7 +6365,7 @@
       <w:pPr>
         <w:numPr>
           <w:ilvl w:val="0"/>
-          <w:numId w:val="1035"/>
+          <w:numId w:val="1036"/>
         </w:numPr>
         <w:pStyle w:val="Compact"/>
       </w:pPr>
@@ -6083,7 +6377,7 @@
       <w:pPr>
         <w:numPr>
           <w:ilvl w:val="0"/>
-          <w:numId w:val="1035"/>
+          <w:numId w:val="1036"/>
         </w:numPr>
         <w:pStyle w:val="Compact"/>
       </w:pPr>
@@ -6106,7 +6400,19 @@
         <w:pStyle w:val="FirstParagraph"/>
       </w:pPr>
       <w:r>
-        <w:t xml:space="preserve">Put a verse’s notes right after its numbered word lines. Use only the kinds below. If a verse needs none, write none.</w:t>
+        <w:t xml:space="preserve">Put a verse’s notes right after its numbered word lines, under a bold header on its own line:</w:t>
+      </w:r>
+      <w:r>
+        <w:t xml:space="preserve"> </w:t>
+      </w:r>
+      <w:r>
+        <w:rPr>
+          <w:rStyle w:val="VerbatimChar"/>
+        </w:rPr>
+        <w:t xml:space="preserve">**Notes**</w:t>
+      </w:r>
+      <w:r>
+        <w:t xml:space="preserve">. Use only the kinds below. If a verse needs none, write none and leave out the header.</w:t>
       </w:r>
     </w:p>
     <w:p>
@@ -6176,7 +6482,7 @@
       <w:pPr>
         <w:numPr>
           <w:ilvl w:val="0"/>
-          <w:numId w:val="1037"/>
+          <w:numId w:val="1038"/>
         </w:numPr>
         <w:pStyle w:val="Compact"/>
       </w:pPr>
@@ -6188,220 +6494,220 @@
       <w:pPr>
         <w:numPr>
           <w:ilvl w:val="1"/>
+          <w:numId w:val="1039"/>
+        </w:numPr>
+        <w:pStyle w:val="Compact"/>
+      </w:pPr>
+      <w:r>
+        <w:t xml:space="preserve">quote the phrase and say what is open;</w:t>
+      </w:r>
+    </w:p>
+    <w:p>
+      <w:pPr>
+        <w:numPr>
+          <w:ilvl w:val="1"/>
+          <w:numId w:val="1039"/>
+        </w:numPr>
+        <w:pStyle w:val="Compact"/>
+      </w:pPr>
+      <w:r>
+        <w:t xml:space="preserve">number each reading 1, 2, 3 inside the note, explain it in plain words, and rate it;</w:t>
+      </w:r>
+    </w:p>
+    <w:p>
+      <w:pPr>
+        <w:numPr>
+          <w:ilvl w:val="1"/>
+          <w:numId w:val="1039"/>
+        </w:numPr>
+        <w:pStyle w:val="Compact"/>
+      </w:pPr>
+      <w:r>
+        <w:t xml:space="preserve">close with</w:t>
+      </w:r>
+      <w:r>
+        <w:t xml:space="preserve"> </w:t>
+      </w:r>
+      <w:r>
+        <w:t xml:space="preserve">“</w:t>
+      </w:r>
+      <w:r>
+        <w:t xml:space="preserve">The word alone does not decide,</w:t>
+      </w:r>
+      <w:r>
+        <w:t xml:space="preserve">”</w:t>
+      </w:r>
+      <w:r>
+        <w:t xml:space="preserve"> </w:t>
+      </w:r>
+      <w:r>
+        <w:t xml:space="preserve">“</w:t>
+      </w:r>
+      <w:r>
+        <w:t xml:space="preserve">The verb does not choose,</w:t>
+      </w:r>
+      <w:r>
+        <w:t xml:space="preserve">”</w:t>
+      </w:r>
+      <w:r>
+        <w:t xml:space="preserve"> </w:t>
+      </w:r>
+      <w:r>
+        <w:t xml:space="preserve">or</w:t>
+      </w:r>
+      <w:r>
+        <w:t xml:space="preserve"> </w:t>
+      </w:r>
+      <w:r>
+        <w:t xml:space="preserve">“</w:t>
+      </w:r>
+      <w:r>
+        <w:t xml:space="preserve">The grammar does not choose,</w:t>
+      </w:r>
+      <w:r>
+        <w:t xml:space="preserve">”</w:t>
+      </w:r>
+      <w:r>
+        <w:t xml:space="preserve"> </w:t>
+      </w:r>
+      <w:r>
+        <w:t xml:space="preserve">as fits;</w:t>
+      </w:r>
+    </w:p>
+    <w:p>
+      <w:pPr>
+        <w:numPr>
+          <w:ilvl w:val="1"/>
+          <w:numId w:val="1039"/>
+        </w:numPr>
+        <w:pStyle w:val="Compact"/>
+      </w:pPr>
+      <w:r>
+        <w:t xml:space="preserve">add a relationship line (rule 3);</w:t>
+      </w:r>
+    </w:p>
+    <w:p>
+      <w:pPr>
+        <w:numPr>
+          <w:ilvl w:val="1"/>
+          <w:numId w:val="1039"/>
+        </w:numPr>
+        <w:pStyle w:val="Compact"/>
+      </w:pPr>
+      <w:r>
+        <w:t xml:space="preserve">if the lens moved a reading, mark it † and add</w:t>
+      </w:r>
+      <w:r>
+        <w:t xml:space="preserve"> </w:t>
+      </w:r>
+      <w:r>
+        <w:t xml:space="preserve">“</w:t>
+      </w:r>
+      <w:r>
+        <w:t xml:space="preserve">† Moved first by the lens.</w:t>
+      </w:r>
+      <w:r>
+        <w:t xml:space="preserve">”</w:t>
+      </w:r>
+    </w:p>
+    <w:p>
+      <w:pPr>
+        <w:numPr>
+          <w:ilvl w:val="0"/>
           <w:numId w:val="1038"/>
         </w:numPr>
         <w:pStyle w:val="Compact"/>
       </w:pPr>
       <w:r>
-        <w:t xml:space="preserve">quote the phrase and say what is open;</w:t>
-      </w:r>
-    </w:p>
-    <w:p>
-      <w:pPr>
-        <w:numPr>
-          <w:ilvl w:val="1"/>
+        <w:t xml:space="preserve">This form covers: a word with more than one meaning; open timing; a word Claude must add; how a side action relates to the main one (while, because, by, though); an</w:t>
+      </w:r>
+      <w:r>
+        <w:t xml:space="preserve"> </w:t>
+      </w:r>
+      <w:r>
+        <w:t xml:space="preserve">“</w:t>
+      </w:r>
+      <w:r>
+        <w:t xml:space="preserve">of</w:t>
+      </w:r>
+      <w:r>
+        <w:t xml:space="preserve">”</w:t>
+      </w:r>
+      <w:r>
+        <w:t xml:space="preserve"> </w:t>
+      </w:r>
+      <w:r>
+        <w:t xml:space="preserve">phrase that can run two ways; a form that can mean</w:t>
+      </w:r>
+      <w:r>
+        <w:t xml:space="preserve"> </w:t>
+      </w:r>
+      <w:r>
+        <w:t xml:space="preserve">“</w:t>
+      </w:r>
+      <w:r>
+        <w:t xml:space="preserve">did</w:t>
+      </w:r>
+      <w:r>
+        <w:t xml:space="preserve">”</w:t>
+      </w:r>
+      <w:r>
+        <w:t xml:space="preserve"> </w:t>
+      </w:r>
+      <w:r>
+        <w:t xml:space="preserve">or</w:t>
+      </w:r>
+      <w:r>
+        <w:t xml:space="preserve"> </w:t>
+      </w:r>
+      <w:r>
+        <w:t xml:space="preserve">“</w:t>
+      </w:r>
+      <w:r>
+        <w:t xml:space="preserve">was done to</w:t>
+      </w:r>
+      <w:r>
+        <w:t xml:space="preserve">”</w:t>
+      </w:r>
+      <w:r>
+        <w:t xml:space="preserve">; a phrase that may be figurative or literal; a quote marker that could mean</w:t>
+      </w:r>
+      <w:r>
+        <w:t xml:space="preserve"> </w:t>
+      </w:r>
+      <w:r>
+        <w:t xml:space="preserve">“</w:t>
+      </w:r>
+      <w:r>
+        <w:t xml:space="preserve">because</w:t>
+      </w:r>
+      <w:r>
+        <w:t xml:space="preserve">”</w:t>
+      </w:r>
+      <w:r>
+        <w:t xml:space="preserve">; a Hebrew object pointer that could mean</w:t>
+      </w:r>
+      <w:r>
+        <w:t xml:space="preserve"> </w:t>
+      </w:r>
+      <w:r>
+        <w:t xml:space="preserve">“</w:t>
+      </w:r>
+      <w:r>
+        <w:t xml:space="preserve">with</w:t>
+      </w:r>
+      <w:r>
+        <w:t xml:space="preserve">”</w:t>
+      </w:r>
+      <w:r>
+        <w:t xml:space="preserve">; and who an unnamed phrase points to when there is more than one candidate.</w:t>
+      </w:r>
+    </w:p>
+    <w:p>
+      <w:pPr>
+        <w:numPr>
+          <w:ilvl w:val="0"/>
           <w:numId w:val="1038"/>
-        </w:numPr>
-        <w:pStyle w:val="Compact"/>
-      </w:pPr>
-      <w:r>
-        <w:t xml:space="preserve">number each reading 1, 2, 3 inside the note, explain it in plain words, and rate it;</w:t>
-      </w:r>
-    </w:p>
-    <w:p>
-      <w:pPr>
-        <w:numPr>
-          <w:ilvl w:val="1"/>
-          <w:numId w:val="1038"/>
-        </w:numPr>
-        <w:pStyle w:val="Compact"/>
-      </w:pPr>
-      <w:r>
-        <w:t xml:space="preserve">close with</w:t>
-      </w:r>
-      <w:r>
-        <w:t xml:space="preserve"> </w:t>
-      </w:r>
-      <w:r>
-        <w:t xml:space="preserve">“</w:t>
-      </w:r>
-      <w:r>
-        <w:t xml:space="preserve">The word alone does not decide,</w:t>
-      </w:r>
-      <w:r>
-        <w:t xml:space="preserve">”</w:t>
-      </w:r>
-      <w:r>
-        <w:t xml:space="preserve"> </w:t>
-      </w:r>
-      <w:r>
-        <w:t xml:space="preserve">“</w:t>
-      </w:r>
-      <w:r>
-        <w:t xml:space="preserve">The verb does not choose,</w:t>
-      </w:r>
-      <w:r>
-        <w:t xml:space="preserve">”</w:t>
-      </w:r>
-      <w:r>
-        <w:t xml:space="preserve"> </w:t>
-      </w:r>
-      <w:r>
-        <w:t xml:space="preserve">or</w:t>
-      </w:r>
-      <w:r>
-        <w:t xml:space="preserve"> </w:t>
-      </w:r>
-      <w:r>
-        <w:t xml:space="preserve">“</w:t>
-      </w:r>
-      <w:r>
-        <w:t xml:space="preserve">The grammar does not choose,</w:t>
-      </w:r>
-      <w:r>
-        <w:t xml:space="preserve">”</w:t>
-      </w:r>
-      <w:r>
-        <w:t xml:space="preserve"> </w:t>
-      </w:r>
-      <w:r>
-        <w:t xml:space="preserve">as fits;</w:t>
-      </w:r>
-    </w:p>
-    <w:p>
-      <w:pPr>
-        <w:numPr>
-          <w:ilvl w:val="1"/>
-          <w:numId w:val="1038"/>
-        </w:numPr>
-        <w:pStyle w:val="Compact"/>
-      </w:pPr>
-      <w:r>
-        <w:t xml:space="preserve">add a relationship line (rule 3);</w:t>
-      </w:r>
-    </w:p>
-    <w:p>
-      <w:pPr>
-        <w:numPr>
-          <w:ilvl w:val="1"/>
-          <w:numId w:val="1038"/>
-        </w:numPr>
-        <w:pStyle w:val="Compact"/>
-      </w:pPr>
-      <w:r>
-        <w:t xml:space="preserve">if the lens moved a reading, mark it † and add</w:t>
-      </w:r>
-      <w:r>
-        <w:t xml:space="preserve"> </w:t>
-      </w:r>
-      <w:r>
-        <w:t xml:space="preserve">“</w:t>
-      </w:r>
-      <w:r>
-        <w:t xml:space="preserve">† Moved first by the lens.</w:t>
-      </w:r>
-      <w:r>
-        <w:t xml:space="preserve">”</w:t>
-      </w:r>
-    </w:p>
-    <w:p>
-      <w:pPr>
-        <w:numPr>
-          <w:ilvl w:val="0"/>
-          <w:numId w:val="1037"/>
-        </w:numPr>
-        <w:pStyle w:val="Compact"/>
-      </w:pPr>
-      <w:r>
-        <w:t xml:space="preserve">This form covers: a word with more than one meaning; open timing; a word Claude must add; how a side action relates to the main one (while, because, by, though); an</w:t>
-      </w:r>
-      <w:r>
-        <w:t xml:space="preserve"> </w:t>
-      </w:r>
-      <w:r>
-        <w:t xml:space="preserve">“</w:t>
-      </w:r>
-      <w:r>
-        <w:t xml:space="preserve">of</w:t>
-      </w:r>
-      <w:r>
-        <w:t xml:space="preserve">”</w:t>
-      </w:r>
-      <w:r>
-        <w:t xml:space="preserve"> </w:t>
-      </w:r>
-      <w:r>
-        <w:t xml:space="preserve">phrase that can run two ways; a form that can mean</w:t>
-      </w:r>
-      <w:r>
-        <w:t xml:space="preserve"> </w:t>
-      </w:r>
-      <w:r>
-        <w:t xml:space="preserve">“</w:t>
-      </w:r>
-      <w:r>
-        <w:t xml:space="preserve">did</w:t>
-      </w:r>
-      <w:r>
-        <w:t xml:space="preserve">”</w:t>
-      </w:r>
-      <w:r>
-        <w:t xml:space="preserve"> </w:t>
-      </w:r>
-      <w:r>
-        <w:t xml:space="preserve">or</w:t>
-      </w:r>
-      <w:r>
-        <w:t xml:space="preserve"> </w:t>
-      </w:r>
-      <w:r>
-        <w:t xml:space="preserve">“</w:t>
-      </w:r>
-      <w:r>
-        <w:t xml:space="preserve">was done to</w:t>
-      </w:r>
-      <w:r>
-        <w:t xml:space="preserve">”</w:t>
-      </w:r>
-      <w:r>
-        <w:t xml:space="preserve">; a phrase that may be figurative or literal; a quote marker that could mean</w:t>
-      </w:r>
-      <w:r>
-        <w:t xml:space="preserve"> </w:t>
-      </w:r>
-      <w:r>
-        <w:t xml:space="preserve">“</w:t>
-      </w:r>
-      <w:r>
-        <w:t xml:space="preserve">because</w:t>
-      </w:r>
-      <w:r>
-        <w:t xml:space="preserve">”</w:t>
-      </w:r>
-      <w:r>
-        <w:t xml:space="preserve">; a Hebrew object pointer that could mean</w:t>
-      </w:r>
-      <w:r>
-        <w:t xml:space="preserve"> </w:t>
-      </w:r>
-      <w:r>
-        <w:t xml:space="preserve">“</w:t>
-      </w:r>
-      <w:r>
-        <w:t xml:space="preserve">with</w:t>
-      </w:r>
-      <w:r>
-        <w:t xml:space="preserve">”</w:t>
-      </w:r>
-      <w:r>
-        <w:t xml:space="preserve">; and who an unnamed phrase points to when there is more than one candidate.</w:t>
-      </w:r>
-    </w:p>
-    <w:p>
-      <w:pPr>
-        <w:numPr>
-          <w:ilvl w:val="0"/>
-          <w:numId w:val="1037"/>
         </w:numPr>
         <w:pStyle w:val="Compact"/>
       </w:pPr>
@@ -6423,7 +6729,7 @@
       <w:pPr>
         <w:numPr>
           <w:ilvl w:val="1"/>
-          <w:numId w:val="1039"/>
+          <w:numId w:val="1040"/>
         </w:numPr>
         <w:pStyle w:val="Compact"/>
       </w:pPr>
@@ -6441,7 +6747,7 @@
       <w:pPr>
         <w:numPr>
           <w:ilvl w:val="1"/>
-          <w:numId w:val="1039"/>
+          <w:numId w:val="1040"/>
         </w:numPr>
         <w:pStyle w:val="Compact"/>
       </w:pPr>
@@ -6459,7 +6765,7 @@
       <w:pPr>
         <w:numPr>
           <w:ilvl w:val="1"/>
-          <w:numId w:val="1039"/>
+          <w:numId w:val="1040"/>
         </w:numPr>
         <w:pStyle w:val="Compact"/>
       </w:pPr>
@@ -6477,7 +6783,7 @@
       <w:pPr>
         <w:numPr>
           <w:ilvl w:val="1"/>
-          <w:numId w:val="1039"/>
+          <w:numId w:val="1040"/>
         </w:numPr>
         <w:pStyle w:val="Compact"/>
       </w:pPr>
@@ -6495,7 +6801,7 @@
       <w:pPr>
         <w:numPr>
           <w:ilvl w:val="0"/>
-          <w:numId w:val="1037"/>
+          <w:numId w:val="1038"/>
         </w:numPr>
         <w:pStyle w:val="Compact"/>
       </w:pPr>
@@ -6517,7 +6823,7 @@
       <w:pPr>
         <w:numPr>
           <w:ilvl w:val="0"/>
-          <w:numId w:val="1040"/>
+          <w:numId w:val="1041"/>
         </w:numPr>
         <w:pStyle w:val="Compact"/>
       </w:pPr>
@@ -6563,7 +6869,7 @@
       <w:pPr>
         <w:numPr>
           <w:ilvl w:val="0"/>
-          <w:numId w:val="1040"/>
+          <w:numId w:val="1041"/>
         </w:numPr>
         <w:pStyle w:val="Compact"/>
       </w:pPr>
@@ -6615,7 +6921,7 @@
       <w:pPr>
         <w:numPr>
           <w:ilvl w:val="0"/>
-          <w:numId w:val="1040"/>
+          <w:numId w:val="1041"/>
         </w:numPr>
         <w:pStyle w:val="Compact"/>
       </w:pPr>
@@ -6649,7 +6955,7 @@
       <w:pPr>
         <w:numPr>
           <w:ilvl w:val="0"/>
-          <w:numId w:val="1040"/>
+          <w:numId w:val="1041"/>
         </w:numPr>
         <w:pStyle w:val="Compact"/>
       </w:pPr>
@@ -6701,7 +7007,7 @@
       <w:pPr>
         <w:numPr>
           <w:ilvl w:val="0"/>
-          <w:numId w:val="1040"/>
+          <w:numId w:val="1041"/>
         </w:numPr>
         <w:pStyle w:val="Compact"/>
       </w:pPr>
@@ -6805,7 +7111,7 @@
       <w:pPr>
         <w:numPr>
           <w:ilvl w:val="0"/>
-          <w:numId w:val="1040"/>
+          <w:numId w:val="1041"/>
         </w:numPr>
         <w:pStyle w:val="Compact"/>
       </w:pPr>
@@ -6869,7 +7175,7 @@
       <w:pPr>
         <w:numPr>
           <w:ilvl w:val="0"/>
-          <w:numId w:val="1040"/>
+          <w:numId w:val="1041"/>
         </w:numPr>
         <w:pStyle w:val="Compact"/>
       </w:pPr>
@@ -6891,7 +7197,7 @@
       <w:pPr>
         <w:numPr>
           <w:ilvl w:val="0"/>
-          <w:numId w:val="1040"/>
+          <w:numId w:val="1041"/>
         </w:numPr>
         <w:pStyle w:val="Compact"/>
       </w:pPr>
@@ -6913,7 +7219,7 @@
       <w:pPr>
         <w:numPr>
           <w:ilvl w:val="0"/>
-          <w:numId w:val="1040"/>
+          <w:numId w:val="1041"/>
         </w:numPr>
         <w:pStyle w:val="Compact"/>
       </w:pPr>
@@ -6935,7 +7241,7 @@
       <w:pPr>
         <w:numPr>
           <w:ilvl w:val="0"/>
-          <w:numId w:val="1040"/>
+          <w:numId w:val="1041"/>
         </w:numPr>
         <w:pStyle w:val="Compact"/>
       </w:pPr>
@@ -6967,7 +7273,7 @@
       <w:pPr>
         <w:numPr>
           <w:ilvl w:val="0"/>
-          <w:numId w:val="1041"/>
+          <w:numId w:val="1042"/>
         </w:numPr>
         <w:pStyle w:val="Compact"/>
       </w:pPr>
@@ -6990,7 +7296,7 @@
       <w:pPr>
         <w:numPr>
           <w:ilvl w:val="0"/>
-          <w:numId w:val="1042"/>
+          <w:numId w:val="1043"/>
         </w:numPr>
         <w:pStyle w:val="Compact"/>
       </w:pPr>
@@ -7020,7 +7326,7 @@
       <w:pPr>
         <w:numPr>
           <w:ilvl w:val="0"/>
-          <w:numId w:val="1042"/>
+          <w:numId w:val="1043"/>
         </w:numPr>
         <w:pStyle w:val="Compact"/>
       </w:pPr>
@@ -7035,32 +7341,59 @@
         <w:t xml:space="preserve"> </w:t>
       </w:r>
       <w:r>
-        <w:t xml:space="preserve">after the verse’s notes, write</w:t>
-      </w:r>
-      <w:r>
-        <w:t xml:space="preserve"> </w:t>
-      </w:r>
-      <w:r>
-        <w:t xml:space="preserve">“</w:t>
-      </w:r>
-      <w:r>
-        <w:t xml:space="preserve">Quotes Isaiah 53:9.</w:t>
-      </w:r>
-      <w:r>
-        <w:t xml:space="preserve">”</w:t>
-      </w:r>
-      <w:r>
-        <w:t xml:space="preserve"> </w:t>
-      </w:r>
-      <w:r>
-        <w:t xml:space="preserve">Then print the whole verse from the BSB. Add no source label, no rating, and no explanation.</w:t>
-      </w:r>
-    </w:p>
-    <w:p>
-      <w:pPr>
-        <w:numPr>
-          <w:ilvl w:val="0"/>
-          <w:numId w:val="1042"/>
+        <w:t xml:space="preserve">after the verse’s notes, write a bold header on its own line:</w:t>
+      </w:r>
+      <w:r>
+        <w:t xml:space="preserve"> </w:t>
+      </w:r>
+      <w:r>
+        <w:rPr>
+          <w:rStyle w:val="VerbatimChar"/>
+        </w:rPr>
+        <w:t xml:space="preserve">**Quotes**</w:t>
+      </w:r>
+      <w:r>
+        <w:t xml:space="preserve">. Under it, print each quoted verse in this form, with a blank line between verses:</w:t>
+      </w:r>
+      <w:r>
+        <w:t xml:space="preserve"> </w:t>
+      </w:r>
+      <w:r>
+        <w:rPr>
+          <w:rStyle w:val="VerbatimChar"/>
+        </w:rPr>
+        <w:t xml:space="preserve">**Isaiah 53:9:**</w:t>
+      </w:r>
+      <w:r>
+        <w:t xml:space="preserve"> </w:t>
+      </w:r>
+      <w:r>
+        <w:t xml:space="preserve">then the verse from the BSB. Do not write the word</w:t>
+      </w:r>
+      <w:r>
+        <w:t xml:space="preserve"> </w:t>
+      </w:r>
+      <w:r>
+        <w:t xml:space="preserve">“</w:t>
+      </w:r>
+      <w:r>
+        <w:t xml:space="preserve">Quotes</w:t>
+      </w:r>
+      <w:r>
+        <w:t xml:space="preserve">”</w:t>
+      </w:r>
+      <w:r>
+        <w:t xml:space="preserve"> </w:t>
+      </w:r>
+      <w:r>
+        <w:t xml:space="preserve">in front of each one. Do not put quotation marks around the verse. Add no source label, no rating, and no explanation. If there are no quotes, leave out the header.</w:t>
+      </w:r>
+    </w:p>
+    <w:p>
+      <w:pPr>
+        <w:numPr>
+          <w:ilvl w:val="0"/>
+          <w:numId w:val="1043"/>
         </w:numPr>
         <w:pStyle w:val="Compact"/>
       </w:pPr>
@@ -7075,32 +7408,26 @@
         <w:t xml:space="preserve"> </w:t>
       </w:r>
       <w:r>
-        <w:t xml:space="preserve">When Andrew studies an Old Testament verse that the notes show as quoted, write</w:t>
-      </w:r>
-      <w:r>
-        <w:t xml:space="preserve"> </w:t>
-      </w:r>
-      <w:r>
-        <w:t xml:space="preserve">“</w:t>
-      </w:r>
-      <w:r>
-        <w:t xml:space="preserve">Quoted in 1 Peter 2:24.</w:t>
-      </w:r>
-      <w:r>
-        <w:t xml:space="preserve">”</w:t>
-      </w:r>
-      <w:r>
-        <w:t xml:space="preserve"> </w:t>
-      </w:r>
-      <w:r>
-        <w:t xml:space="preserve">and print that verse from the BSB.</w:t>
-      </w:r>
-    </w:p>
-    <w:p>
-      <w:pPr>
-        <w:numPr>
-          <w:ilvl w:val="0"/>
-          <w:numId w:val="1042"/>
+        <w:t xml:space="preserve">When Andrew studies an Old Testament verse that the notes show as quoted, the header is</w:t>
+      </w:r>
+      <w:r>
+        <w:t xml:space="preserve"> </w:t>
+      </w:r>
+      <w:r>
+        <w:rPr>
+          <w:rStyle w:val="VerbatimChar"/>
+        </w:rPr>
+        <w:t xml:space="preserve">**Quoted in**</w:t>
+      </w:r>
+      <w:r>
+        <w:t xml:space="preserve">, followed by each New Testament verse in the same form.</w:t>
+      </w:r>
+    </w:p>
+    <w:p>
+      <w:pPr>
+        <w:numPr>
+          <w:ilvl w:val="0"/>
+          <w:numId w:val="1043"/>
         </w:numPr>
         <w:pStyle w:val="Compact"/>
       </w:pPr>
@@ -7122,7 +7449,7 @@
       <w:pPr>
         <w:numPr>
           <w:ilvl w:val="0"/>
-          <w:numId w:val="1043"/>
+          <w:numId w:val="1044"/>
         </w:numPr>
         <w:pStyle w:val="Compact"/>
       </w:pPr>
@@ -7134,7 +7461,7 @@
       <w:pPr>
         <w:numPr>
           <w:ilvl w:val="0"/>
-          <w:numId w:val="1043"/>
+          <w:numId w:val="1044"/>
         </w:numPr>
         <w:pStyle w:val="Compact"/>
       </w:pPr>
@@ -7146,7 +7473,7 @@
       <w:pPr>
         <w:numPr>
           <w:ilvl w:val="0"/>
-          <w:numId w:val="1043"/>
+          <w:numId w:val="1044"/>
         </w:numPr>
         <w:pStyle w:val="Compact"/>
       </w:pPr>
@@ -7155,32 +7482,62 @@
       </w:r>
     </w:p>
     <w:bookmarkEnd w:id="52"/>
-    <w:bookmarkStart w:id="53" w:name="the-menu"/>
+    <w:bookmarkStart w:id="53" w:name="more-information-the-menu"/>
     <w:p>
       <w:pPr>
         <w:pStyle w:val="Heading2"/>
       </w:pPr>
       <w:r>
-        <w:t xml:space="preserve">18. The menu</w:t>
-      </w:r>
-    </w:p>
-    <w:p>
-      <w:pPr>
-        <w:numPr>
-          <w:ilvl w:val="0"/>
-          <w:numId w:val="1044"/>
-        </w:numPr>
-        <w:pStyle w:val="Compact"/>
-      </w:pPr>
-      <w:r>
-        <w:t xml:space="preserve">Every answer about a verse ends with a menu. Letter the items in one run: A, B, C, and so on. After Z come AA, AB, AC. List only what exists for the passage.</w:t>
-      </w:r>
-    </w:p>
-    <w:p>
-      <w:pPr>
-        <w:numPr>
-          <w:ilvl w:val="0"/>
-          <w:numId w:val="1044"/>
+        <w:t xml:space="preserve">18. More information (the menu)</w:t>
+      </w:r>
+    </w:p>
+    <w:p>
+      <w:pPr>
+        <w:numPr>
+          <w:ilvl w:val="0"/>
+          <w:numId w:val="1045"/>
+        </w:numPr>
+        <w:pStyle w:val="Compact"/>
+      </w:pPr>
+      <w:r>
+        <w:t xml:space="preserve">Every answer about a verse ends with a lettered list of what else Andrew can ask for. These rules call it the menu. On the screen its header is</w:t>
+      </w:r>
+      <w:r>
+        <w:t xml:space="preserve"> </w:t>
+      </w:r>
+      <w:r>
+        <w:rPr>
+          <w:rStyle w:val="VerbatimChar"/>
+        </w:rPr>
+        <w:t xml:space="preserve">**More information**</w:t>
+      </w:r>
+      <w:r>
+        <w:t xml:space="preserve">, never</w:t>
+      </w:r>
+      <w:r>
+        <w:t xml:space="preserve"> </w:t>
+      </w:r>
+      <w:r>
+        <w:t xml:space="preserve">“</w:t>
+      </w:r>
+      <w:r>
+        <w:t xml:space="preserve">Menu.</w:t>
+      </w:r>
+      <w:r>
+        <w:t xml:space="preserve">”</w:t>
+      </w:r>
+      <w:r>
+        <w:t xml:space="preserve"> </w:t>
+      </w:r>
+      <w:r>
+        <w:t xml:space="preserve">Letter the items in one run: A, B, C, and so on. After Z come AA, AB, AC. List only what exists for the passage.</w:t>
+      </w:r>
+    </w:p>
+    <w:p>
+      <w:pPr>
+        <w:numPr>
+          <w:ilvl w:val="0"/>
+          <w:numId w:val="1045"/>
         </w:numPr>
         <w:pStyle w:val="Compact"/>
       </w:pPr>
@@ -7202,7 +7559,7 @@
       <w:pPr>
         <w:numPr>
           <w:ilvl w:val="0"/>
-          <w:numId w:val="1044"/>
+          <w:numId w:val="1045"/>
         </w:numPr>
         <w:pStyle w:val="Compact"/>
       </w:pPr>
@@ -7236,7 +7593,7 @@
       <w:pPr>
         <w:numPr>
           <w:ilvl w:val="0"/>
-          <w:numId w:val="1044"/>
+          <w:numId w:val="1045"/>
         </w:numPr>
         <w:pStyle w:val="Compact"/>
       </w:pPr>
@@ -7258,163 +7615,163 @@
       <w:pPr>
         <w:numPr>
           <w:ilvl w:val="1"/>
+          <w:numId w:val="1046"/>
+        </w:numPr>
+        <w:pStyle w:val="Compact"/>
+      </w:pPr>
+      <w:r>
+        <w:t xml:space="preserve">Previous verse, with its reference</w:t>
+      </w:r>
+    </w:p>
+    <w:p>
+      <w:pPr>
+        <w:numPr>
+          <w:ilvl w:val="1"/>
+          <w:numId w:val="1046"/>
+        </w:numPr>
+        <w:pStyle w:val="Compact"/>
+      </w:pPr>
+      <w:r>
+        <w:t xml:space="preserve">Next verse, with its reference</w:t>
+      </w:r>
+    </w:p>
+    <w:p>
+      <w:pPr>
+        <w:numPr>
+          <w:ilvl w:val="1"/>
+          <w:numId w:val="1046"/>
+        </w:numPr>
+        <w:pStyle w:val="Compact"/>
+      </w:pPr>
+      <w:r>
+        <w:t xml:space="preserve">The whole thought, with its range (section 4)</w:t>
+      </w:r>
+    </w:p>
+    <w:p>
+      <w:pPr>
+        <w:numPr>
+          <w:ilvl w:val="1"/>
+          <w:numId w:val="1046"/>
+        </w:numPr>
+        <w:pStyle w:val="Compact"/>
+      </w:pPr>
+      <w:r>
+        <w:t xml:space="preserve">All the detail</w:t>
+      </w:r>
+    </w:p>
+    <w:p>
+      <w:pPr>
+        <w:numPr>
+          <w:ilvl w:val="1"/>
+          <w:numId w:val="1046"/>
+        </w:numPr>
+        <w:pStyle w:val="Compact"/>
+      </w:pPr>
+      <w:r>
+        <w:t xml:space="preserve">The reasons behind each rating</w:t>
+      </w:r>
+    </w:p>
+    <w:p>
+      <w:pPr>
+        <w:numPr>
+          <w:ilvl w:val="1"/>
+          <w:numId w:val="1046"/>
+        </w:numPr>
+        <w:pStyle w:val="Compact"/>
+      </w:pPr>
+      <w:r>
+        <w:t xml:space="preserve">Rare-word notes and full manuscript notes</w:t>
+      </w:r>
+    </w:p>
+    <w:p>
+      <w:pPr>
+        <w:numPr>
+          <w:ilvl w:val="1"/>
+          <w:numId w:val="1046"/>
+        </w:numPr>
+        <w:pStyle w:val="Compact"/>
+      </w:pPr>
+      <w:r>
+        <w:t xml:space="preserve">The Verb Analysis</w:t>
+      </w:r>
+    </w:p>
+    <w:p>
+      <w:pPr>
+        <w:numPr>
+          <w:ilvl w:val="1"/>
+          <w:numId w:val="1046"/>
+        </w:numPr>
+        <w:pStyle w:val="Compact"/>
+      </w:pPr>
+      <w:r>
+        <w:t xml:space="preserve">Background notes</w:t>
+      </w:r>
+    </w:p>
+    <w:p>
+      <w:pPr>
+        <w:numPr>
+          <w:ilvl w:val="1"/>
+          <w:numId w:val="1046"/>
+        </w:numPr>
+        <w:pStyle w:val="Compact"/>
+      </w:pPr>
+      <w:r>
+        <w:t xml:space="preserve">One item for each quote in the verse:</w:t>
+      </w:r>
+      <w:r>
+        <w:t xml:space="preserve"> </w:t>
+      </w:r>
+      <w:r>
+        <w:t xml:space="preserve">“</w:t>
+      </w:r>
+      <w:r>
+        <w:t xml:space="preserve">Isaiah 53:5: the old Greek comparison and the Hebrew verse</w:t>
+      </w:r>
+      <w:r>
+        <w:t xml:space="preserve">”</w:t>
+      </w:r>
+    </w:p>
+    <w:p>
+      <w:pPr>
+        <w:numPr>
+          <w:ilvl w:val="1"/>
+          <w:numId w:val="1046"/>
+        </w:numPr>
+        <w:pStyle w:val="Compact"/>
+      </w:pPr>
+      <w:r>
+        <w:t xml:space="preserve">For an Old Testament verse the New Testament quotes, one item for each quoting verse</w:t>
+      </w:r>
+    </w:p>
+    <w:p>
+      <w:pPr>
+        <w:numPr>
+          <w:ilvl w:val="1"/>
+          <w:numId w:val="1046"/>
+        </w:numPr>
+        <w:pStyle w:val="Compact"/>
+      </w:pPr>
+      <w:r>
+        <w:t xml:space="preserve">One item for each cross-reference entry of the verse, labeled with its source (Treasury, Berean section, or Berean note), with its heading and its number of verses</w:t>
+      </w:r>
+    </w:p>
+    <w:p>
+      <w:pPr>
+        <w:numPr>
+          <w:ilvl w:val="0"/>
+          <w:numId w:val="1000"/>
+        </w:numPr>
+        <w:pStyle w:val="Compact"/>
+      </w:pPr>
+      <w:r>
+        <w:t xml:space="preserve">Because only one verse is shown, these items need no verse in front.</w:t>
+      </w:r>
+    </w:p>
+    <w:p>
+      <w:pPr>
+        <w:numPr>
+          <w:ilvl w:val="0"/>
           <w:numId w:val="1045"/>
-        </w:numPr>
-        <w:pStyle w:val="Compact"/>
-      </w:pPr>
-      <w:r>
-        <w:t xml:space="preserve">Previous verse, with its reference</w:t>
-      </w:r>
-    </w:p>
-    <w:p>
-      <w:pPr>
-        <w:numPr>
-          <w:ilvl w:val="1"/>
-          <w:numId w:val="1045"/>
-        </w:numPr>
-        <w:pStyle w:val="Compact"/>
-      </w:pPr>
-      <w:r>
-        <w:t xml:space="preserve">Next verse, with its reference</w:t>
-      </w:r>
-    </w:p>
-    <w:p>
-      <w:pPr>
-        <w:numPr>
-          <w:ilvl w:val="1"/>
-          <w:numId w:val="1045"/>
-        </w:numPr>
-        <w:pStyle w:val="Compact"/>
-      </w:pPr>
-      <w:r>
-        <w:t xml:space="preserve">The whole thought, with its range (section 4)</w:t>
-      </w:r>
-    </w:p>
-    <w:p>
-      <w:pPr>
-        <w:numPr>
-          <w:ilvl w:val="1"/>
-          <w:numId w:val="1045"/>
-        </w:numPr>
-        <w:pStyle w:val="Compact"/>
-      </w:pPr>
-      <w:r>
-        <w:t xml:space="preserve">All the detail</w:t>
-      </w:r>
-    </w:p>
-    <w:p>
-      <w:pPr>
-        <w:numPr>
-          <w:ilvl w:val="1"/>
-          <w:numId w:val="1045"/>
-        </w:numPr>
-        <w:pStyle w:val="Compact"/>
-      </w:pPr>
-      <w:r>
-        <w:t xml:space="preserve">The reasons behind each rating</w:t>
-      </w:r>
-    </w:p>
-    <w:p>
-      <w:pPr>
-        <w:numPr>
-          <w:ilvl w:val="1"/>
-          <w:numId w:val="1045"/>
-        </w:numPr>
-        <w:pStyle w:val="Compact"/>
-      </w:pPr>
-      <w:r>
-        <w:t xml:space="preserve">Rare-word notes and full manuscript notes</w:t>
-      </w:r>
-    </w:p>
-    <w:p>
-      <w:pPr>
-        <w:numPr>
-          <w:ilvl w:val="1"/>
-          <w:numId w:val="1045"/>
-        </w:numPr>
-        <w:pStyle w:val="Compact"/>
-      </w:pPr>
-      <w:r>
-        <w:t xml:space="preserve">The Verb Analysis</w:t>
-      </w:r>
-    </w:p>
-    <w:p>
-      <w:pPr>
-        <w:numPr>
-          <w:ilvl w:val="1"/>
-          <w:numId w:val="1045"/>
-        </w:numPr>
-        <w:pStyle w:val="Compact"/>
-      </w:pPr>
-      <w:r>
-        <w:t xml:space="preserve">Background notes</w:t>
-      </w:r>
-    </w:p>
-    <w:p>
-      <w:pPr>
-        <w:numPr>
-          <w:ilvl w:val="1"/>
-          <w:numId w:val="1045"/>
-        </w:numPr>
-        <w:pStyle w:val="Compact"/>
-      </w:pPr>
-      <w:r>
-        <w:t xml:space="preserve">One item for each quote in the verse:</w:t>
-      </w:r>
-      <w:r>
-        <w:t xml:space="preserve"> </w:t>
-      </w:r>
-      <w:r>
-        <w:t xml:space="preserve">“</w:t>
-      </w:r>
-      <w:r>
-        <w:t xml:space="preserve">Isaiah 53:5: the old Greek comparison and the Hebrew verse</w:t>
-      </w:r>
-      <w:r>
-        <w:t xml:space="preserve">”</w:t>
-      </w:r>
-    </w:p>
-    <w:p>
-      <w:pPr>
-        <w:numPr>
-          <w:ilvl w:val="1"/>
-          <w:numId w:val="1045"/>
-        </w:numPr>
-        <w:pStyle w:val="Compact"/>
-      </w:pPr>
-      <w:r>
-        <w:t xml:space="preserve">For an Old Testament verse the New Testament quotes, one item for each quoting verse</w:t>
-      </w:r>
-    </w:p>
-    <w:p>
-      <w:pPr>
-        <w:numPr>
-          <w:ilvl w:val="1"/>
-          <w:numId w:val="1045"/>
-        </w:numPr>
-        <w:pStyle w:val="Compact"/>
-      </w:pPr>
-      <w:r>
-        <w:t xml:space="preserve">One item for each cross-reference entry of the verse, labeled with its source (Treasury, Berean section, or Berean note), with its heading and its number of verses</w:t>
-      </w:r>
-    </w:p>
-    <w:p>
-      <w:pPr>
-        <w:numPr>
-          <w:ilvl w:val="0"/>
-          <w:numId w:val="1000"/>
-        </w:numPr>
-        <w:pStyle w:val="Compact"/>
-      </w:pPr>
-      <w:r>
-        <w:t xml:space="preserve">Because only one verse is shown, these items need no verse in front.</w:t>
-      </w:r>
-    </w:p>
-    <w:p>
-      <w:pPr>
-        <w:numPr>
-          <w:ilvl w:val="0"/>
-          <w:numId w:val="1044"/>
         </w:numPr>
         <w:pStyle w:val="Compact"/>
       </w:pPr>
@@ -7466,7 +7823,7 @@
       <w:pPr>
         <w:numPr>
           <w:ilvl w:val="0"/>
-          <w:numId w:val="1044"/>
+          <w:numId w:val="1045"/>
         </w:numPr>
         <w:pStyle w:val="Compact"/>
       </w:pPr>
@@ -7488,7 +7845,7 @@
       <w:pPr>
         <w:numPr>
           <w:ilvl w:val="1"/>
-          <w:numId w:val="1046"/>
+          <w:numId w:val="1047"/>
         </w:numPr>
         <w:pStyle w:val="Compact"/>
       </w:pPr>
@@ -7500,7 +7857,7 @@
       <w:pPr>
         <w:numPr>
           <w:ilvl w:val="1"/>
-          <w:numId w:val="1046"/>
+          <w:numId w:val="1047"/>
         </w:numPr>
         <w:pStyle w:val="Compact"/>
       </w:pPr>
@@ -7512,7 +7869,7 @@
       <w:pPr>
         <w:numPr>
           <w:ilvl w:val="1"/>
-          <w:numId w:val="1046"/>
+          <w:numId w:val="1047"/>
         </w:numPr>
         <w:pStyle w:val="Compact"/>
       </w:pPr>
@@ -7524,7 +7881,7 @@
       <w:pPr>
         <w:numPr>
           <w:ilvl w:val="1"/>
-          <w:numId w:val="1046"/>
+          <w:numId w:val="1047"/>
         </w:numPr>
         <w:pStyle w:val="Compact"/>
       </w:pPr>
@@ -7551,149 +7908,149 @@
       <w:pPr>
         <w:numPr>
           <w:ilvl w:val="2"/>
+          <w:numId w:val="1048"/>
+        </w:numPr>
+        <w:pStyle w:val="Compact"/>
+      </w:pPr>
+      <w:r>
+        <w:t xml:space="preserve">all the detail</w:t>
+      </w:r>
+    </w:p>
+    <w:p>
+      <w:pPr>
+        <w:numPr>
+          <w:ilvl w:val="2"/>
+          <w:numId w:val="1048"/>
+        </w:numPr>
+        <w:pStyle w:val="Compact"/>
+      </w:pPr>
+      <w:r>
+        <w:t xml:space="preserve">the reasons behind each rating</w:t>
+      </w:r>
+    </w:p>
+    <w:p>
+      <w:pPr>
+        <w:numPr>
+          <w:ilvl w:val="2"/>
+          <w:numId w:val="1048"/>
+        </w:numPr>
+        <w:pStyle w:val="Compact"/>
+      </w:pPr>
+      <w:r>
+        <w:t xml:space="preserve">rare-word notes and full manuscript notes</w:t>
+      </w:r>
+    </w:p>
+    <w:p>
+      <w:pPr>
+        <w:numPr>
+          <w:ilvl w:val="2"/>
+          <w:numId w:val="1048"/>
+        </w:numPr>
+        <w:pStyle w:val="Compact"/>
+      </w:pPr>
+      <w:r>
+        <w:t xml:space="preserve">the Verb Analysis</w:t>
+      </w:r>
+    </w:p>
+    <w:p>
+      <w:pPr>
+        <w:numPr>
+          <w:ilvl w:val="2"/>
+          <w:numId w:val="1048"/>
+        </w:numPr>
+        <w:pStyle w:val="Compact"/>
+      </w:pPr>
+      <w:r>
+        <w:t xml:space="preserve">background notes</w:t>
+      </w:r>
+    </w:p>
+    <w:p>
+      <w:pPr>
+        <w:numPr>
+          <w:ilvl w:val="2"/>
+          <w:numId w:val="1048"/>
+        </w:numPr>
+        <w:pStyle w:val="Compact"/>
+      </w:pPr>
+      <w:r>
+        <w:t xml:space="preserve">cross-references</w:t>
+      </w:r>
+    </w:p>
+    <w:p>
+      <w:pPr>
+        <w:numPr>
+          <w:ilvl w:val="1"/>
           <w:numId w:val="1047"/>
         </w:numPr>
         <w:pStyle w:val="Compact"/>
       </w:pPr>
       <w:r>
-        <w:t xml:space="preserve">all the detail</w:t>
-      </w:r>
-    </w:p>
-    <w:p>
-      <w:pPr>
-        <w:numPr>
-          <w:ilvl w:val="2"/>
+        <w:t xml:space="preserve">Then</w:t>
+      </w:r>
+      <w:r>
+        <w:t xml:space="preserve"> </w:t>
+      </w:r>
+      <w:r>
+        <w:t xml:space="preserve">“</w:t>
+      </w:r>
+      <w:r>
+        <w:t xml:space="preserve">The whole thought: all the detail</w:t>
+      </w:r>
+      <w:r>
+        <w:t xml:space="preserve">”</w:t>
+      </w:r>
+      <w:r>
+        <w:t xml:space="preserve"> </w:t>
+      </w:r>
+      <w:r>
+        <w:t xml:space="preserve">(or</w:t>
+      </w:r>
+      <w:r>
+        <w:t xml:space="preserve"> </w:t>
+      </w:r>
+      <w:r>
+        <w:t xml:space="preserve">“</w:t>
+      </w:r>
+      <w:r>
+        <w:t xml:space="preserve">These verses: all the detail</w:t>
+      </w:r>
+      <w:r>
+        <w:t xml:space="preserve">”</w:t>
+      </w:r>
+      <w:r>
+        <w:t xml:space="preserve"> </w:t>
+      </w:r>
+      <w:r>
+        <w:t xml:space="preserve">when the verses shown are not the whole thought)</w:t>
+      </w:r>
+    </w:p>
+    <w:p>
+      <w:pPr>
+        <w:numPr>
+          <w:ilvl w:val="1"/>
           <w:numId w:val="1047"/>
         </w:numPr>
         <w:pStyle w:val="Compact"/>
       </w:pPr>
       <w:r>
-        <w:t xml:space="preserve">the reasons behind each rating</w:t>
-      </w:r>
-    </w:p>
-    <w:p>
-      <w:pPr>
-        <w:numPr>
-          <w:ilvl w:val="2"/>
+        <w:t xml:space="preserve">“</w:t>
+      </w:r>
+      <w:r>
+        <w:t xml:space="preserve">The whole thought: structure notes</w:t>
+      </w:r>
+      <w:r>
+        <w:t xml:space="preserve">”</w:t>
+      </w:r>
+    </w:p>
+    <w:p>
+      <w:pPr>
+        <w:numPr>
+          <w:ilvl w:val="1"/>
           <w:numId w:val="1047"/>
         </w:numPr>
         <w:pStyle w:val="Compact"/>
       </w:pPr>
       <w:r>
-        <w:t xml:space="preserve">rare-word notes and full manuscript notes</w:t>
-      </w:r>
-    </w:p>
-    <w:p>
-      <w:pPr>
-        <w:numPr>
-          <w:ilvl w:val="2"/>
-          <w:numId w:val="1047"/>
-        </w:numPr>
-        <w:pStyle w:val="Compact"/>
-      </w:pPr>
-      <w:r>
-        <w:t xml:space="preserve">the Verb Analysis</w:t>
-      </w:r>
-    </w:p>
-    <w:p>
-      <w:pPr>
-        <w:numPr>
-          <w:ilvl w:val="2"/>
-          <w:numId w:val="1047"/>
-        </w:numPr>
-        <w:pStyle w:val="Compact"/>
-      </w:pPr>
-      <w:r>
-        <w:t xml:space="preserve">background notes</w:t>
-      </w:r>
-    </w:p>
-    <w:p>
-      <w:pPr>
-        <w:numPr>
-          <w:ilvl w:val="2"/>
-          <w:numId w:val="1047"/>
-        </w:numPr>
-        <w:pStyle w:val="Compact"/>
-      </w:pPr>
-      <w:r>
-        <w:t xml:space="preserve">cross-references</w:t>
-      </w:r>
-    </w:p>
-    <w:p>
-      <w:pPr>
-        <w:numPr>
-          <w:ilvl w:val="1"/>
-          <w:numId w:val="1046"/>
-        </w:numPr>
-        <w:pStyle w:val="Compact"/>
-      </w:pPr>
-      <w:r>
-        <w:t xml:space="preserve">Then</w:t>
-      </w:r>
-      <w:r>
-        <w:t xml:space="preserve"> </w:t>
-      </w:r>
-      <w:r>
-        <w:t xml:space="preserve">“</w:t>
-      </w:r>
-      <w:r>
-        <w:t xml:space="preserve">The whole thought: all the detail</w:t>
-      </w:r>
-      <w:r>
-        <w:t xml:space="preserve">”</w:t>
-      </w:r>
-      <w:r>
-        <w:t xml:space="preserve"> </w:t>
-      </w:r>
-      <w:r>
-        <w:t xml:space="preserve">(or</w:t>
-      </w:r>
-      <w:r>
-        <w:t xml:space="preserve"> </w:t>
-      </w:r>
-      <w:r>
-        <w:t xml:space="preserve">“</w:t>
-      </w:r>
-      <w:r>
-        <w:t xml:space="preserve">These verses: all the detail</w:t>
-      </w:r>
-      <w:r>
-        <w:t xml:space="preserve">”</w:t>
-      </w:r>
-      <w:r>
-        <w:t xml:space="preserve"> </w:t>
-      </w:r>
-      <w:r>
-        <w:t xml:space="preserve">when the verses shown are not the whole thought)</w:t>
-      </w:r>
-    </w:p>
-    <w:p>
-      <w:pPr>
-        <w:numPr>
-          <w:ilvl w:val="1"/>
-          <w:numId w:val="1046"/>
-        </w:numPr>
-        <w:pStyle w:val="Compact"/>
-      </w:pPr>
-      <w:r>
-        <w:t xml:space="preserve">“</w:t>
-      </w:r>
-      <w:r>
-        <w:t xml:space="preserve">The whole thought: structure notes</w:t>
-      </w:r>
-      <w:r>
-        <w:t xml:space="preserve">”</w:t>
-      </w:r>
-    </w:p>
-    <w:p>
-      <w:pPr>
-        <w:numPr>
-          <w:ilvl w:val="1"/>
-          <w:numId w:val="1046"/>
-        </w:numPr>
-        <w:pStyle w:val="Compact"/>
-      </w:pPr>
-      <w:r>
         <w:t xml:space="preserve">One item for each quote:</w:t>
       </w:r>
       <w:r>
@@ -7713,7 +8070,7 @@
       <w:pPr>
         <w:numPr>
           <w:ilvl w:val="0"/>
-          <w:numId w:val="1044"/>
+          <w:numId w:val="1045"/>
         </w:numPr>
         <w:pStyle w:val="Compact"/>
       </w:pPr>
@@ -7743,7 +8100,7 @@
       <w:pPr>
         <w:numPr>
           <w:ilvl w:val="0"/>
-          <w:numId w:val="1044"/>
+          <w:numId w:val="1045"/>
         </w:numPr>
         <w:pStyle w:val="Compact"/>
       </w:pPr>
@@ -7755,7 +8112,7 @@
       <w:pPr>
         <w:numPr>
           <w:ilvl w:val="0"/>
-          <w:numId w:val="1044"/>
+          <w:numId w:val="1045"/>
         </w:numPr>
         <w:pStyle w:val="Compact"/>
       </w:pPr>
@@ -7779,7 +8136,7 @@
       <w:pPr>
         <w:numPr>
           <w:ilvl w:val="0"/>
-          <w:numId w:val="1044"/>
+          <w:numId w:val="1045"/>
         </w:numPr>
         <w:pStyle w:val="Compact"/>
       </w:pPr>
@@ -7791,7 +8148,7 @@
       <w:pPr>
         <w:numPr>
           <w:ilvl w:val="0"/>
-          <w:numId w:val="1044"/>
+          <w:numId w:val="1045"/>
         </w:numPr>
         <w:pStyle w:val="Compact"/>
       </w:pPr>
@@ -7815,17 +8172,57 @@
         <w:t xml:space="preserve">“</w:t>
       </w:r>
       <w:r>
-        <w:t xml:space="preserve">Type a number to see every use of that word. Type one or more letters, with spaces between them, for the menu.</w:t>
-      </w:r>
-      <w:r>
-        <w:t xml:space="preserve">”</w:t>
-      </w:r>
-    </w:p>
-    <w:p>
-      <w:pPr>
-        <w:numPr>
-          <w:ilvl w:val="0"/>
-          <w:numId w:val="1044"/>
+        <w:t xml:space="preserve">Type a number to see every use of that word. Type one or more letters, with spaces between them, for more information.</w:t>
+      </w:r>
+      <w:r>
+        <w:t xml:space="preserve">”</w:t>
+      </w:r>
+    </w:p>
+    <w:p>
+      <w:pPr>
+        <w:numPr>
+          <w:ilvl w:val="1"/>
+          <w:numId w:val="1049"/>
+        </w:numPr>
+        <w:pStyle w:val="Compact"/>
+      </w:pPr>
+      <w:r>
+        <w:rPr>
+          <w:bCs/>
+          <w:b/>
+        </w:rPr>
+        <w:t xml:space="preserve">Check.</w:t>
+      </w:r>
+      <w:r>
+        <w:t xml:space="preserve"> </w:t>
+      </w:r>
+      <w:r>
+        <w:t xml:space="preserve">When Andrew types</w:t>
+      </w:r>
+      <w:r>
+        <w:t xml:space="preserve"> </w:t>
+      </w:r>
+      <w:r>
+        <w:t xml:space="preserve">“</w:t>
+      </w:r>
+      <w:r>
+        <w:t xml:space="preserve">check,</w:t>
+      </w:r>
+      <w:r>
+        <w:t xml:space="preserve">”</w:t>
+      </w:r>
+      <w:r>
+        <w:t xml:space="preserve"> </w:t>
+      </w:r>
+      <w:r>
+        <w:t xml:space="preserve">go back over the latest answer against these rules and the data files, line by line, and report every place it broke a rule or stated something the data does not support. If it broke none, say so in one line.</w:t>
+      </w:r>
+    </w:p>
+    <w:p>
+      <w:pPr>
+        <w:numPr>
+          <w:ilvl w:val="0"/>
+          <w:numId w:val="1045"/>
         </w:numPr>
         <w:pStyle w:val="Compact"/>
       </w:pPr>
@@ -7873,7 +8270,7 @@
       <w:pPr>
         <w:numPr>
           <w:ilvl w:val="0"/>
-          <w:numId w:val="1044"/>
+          <w:numId w:val="1045"/>
         </w:numPr>
         <w:pStyle w:val="Compact"/>
       </w:pPr>
@@ -7895,7 +8292,7 @@
       <w:pPr>
         <w:numPr>
           <w:ilvl w:val="0"/>
-          <w:numId w:val="1048"/>
+          <w:numId w:val="1050"/>
         </w:numPr>
         <w:pStyle w:val="Compact"/>
       </w:pPr>
@@ -7932,7 +8329,7 @@
       <w:pPr>
         <w:numPr>
           <w:ilvl w:val="0"/>
-          <w:numId w:val="1048"/>
+          <w:numId w:val="1050"/>
         </w:numPr>
         <w:pStyle w:val="Compact"/>
       </w:pPr>
@@ -7969,7 +8366,7 @@
       <w:pPr>
         <w:numPr>
           <w:ilvl w:val="0"/>
-          <w:numId w:val="1048"/>
+          <w:numId w:val="1050"/>
         </w:numPr>
         <w:pStyle w:val="Compact"/>
       </w:pPr>
@@ -7991,7 +8388,7 @@
       <w:pPr>
         <w:numPr>
           <w:ilvl w:val="0"/>
-          <w:numId w:val="1048"/>
+          <w:numId w:val="1050"/>
         </w:numPr>
         <w:pStyle w:val="Compact"/>
       </w:pPr>
@@ -8028,7 +8425,7 @@
       <w:pPr>
         <w:numPr>
           <w:ilvl w:val="1"/>
-          <w:numId w:val="1049"/>
+          <w:numId w:val="1051"/>
         </w:numPr>
         <w:pStyle w:val="Compact"/>
       </w:pPr>
@@ -8040,7 +8437,7 @@
       <w:pPr>
         <w:numPr>
           <w:ilvl w:val="1"/>
-          <w:numId w:val="1049"/>
+          <w:numId w:val="1051"/>
         </w:numPr>
         <w:pStyle w:val="Compact"/>
       </w:pPr>
@@ -8052,7 +8449,7 @@
       <w:pPr>
         <w:numPr>
           <w:ilvl w:val="1"/>
-          <w:numId w:val="1049"/>
+          <w:numId w:val="1051"/>
         </w:numPr>
         <w:pStyle w:val="Compact"/>
       </w:pPr>
@@ -8064,7 +8461,7 @@
       <w:pPr>
         <w:numPr>
           <w:ilvl w:val="1"/>
-          <w:numId w:val="1049"/>
+          <w:numId w:val="1051"/>
         </w:numPr>
         <w:pStyle w:val="Compact"/>
       </w:pPr>
@@ -8076,7 +8473,7 @@
       <w:pPr>
         <w:numPr>
           <w:ilvl w:val="1"/>
-          <w:numId w:val="1049"/>
+          <w:numId w:val="1051"/>
         </w:numPr>
         <w:pStyle w:val="Compact"/>
       </w:pPr>
@@ -8088,7 +8485,7 @@
       <w:pPr>
         <w:numPr>
           <w:ilvl w:val="0"/>
-          <w:numId w:val="1048"/>
+          <w:numId w:val="1050"/>
         </w:numPr>
         <w:pStyle w:val="Compact"/>
       </w:pPr>
@@ -8138,7 +8535,7 @@
       <w:pPr>
         <w:numPr>
           <w:ilvl w:val="0"/>
-          <w:numId w:val="1048"/>
+          <w:numId w:val="1050"/>
         </w:numPr>
         <w:pStyle w:val="Compact"/>
       </w:pPr>
@@ -8182,7 +8579,7 @@
       <w:pPr>
         <w:numPr>
           <w:ilvl w:val="0"/>
-          <w:numId w:val="1050"/>
+          <w:numId w:val="1052"/>
         </w:numPr>
         <w:pStyle w:val="Compact"/>
       </w:pPr>
@@ -8209,7 +8606,7 @@
       <w:pPr>
         <w:numPr>
           <w:ilvl w:val="1"/>
-          <w:numId w:val="1051"/>
+          <w:numId w:val="1053"/>
         </w:numPr>
         <w:pStyle w:val="Compact"/>
       </w:pPr>
@@ -8231,7 +8628,7 @@
       <w:pPr>
         <w:numPr>
           <w:ilvl w:val="1"/>
-          <w:numId w:val="1051"/>
+          <w:numId w:val="1053"/>
         </w:numPr>
         <w:pStyle w:val="Compact"/>
       </w:pPr>
@@ -8253,7 +8650,7 @@
       <w:pPr>
         <w:numPr>
           <w:ilvl w:val="1"/>
-          <w:numId w:val="1051"/>
+          <w:numId w:val="1053"/>
         </w:numPr>
         <w:pStyle w:val="Compact"/>
       </w:pPr>
@@ -8275,7 +8672,7 @@
       <w:pPr>
         <w:numPr>
           <w:ilvl w:val="0"/>
-          <w:numId w:val="1050"/>
+          <w:numId w:val="1052"/>
         </w:numPr>
         <w:pStyle w:val="Compact"/>
       </w:pPr>
@@ -8305,19 +8702,19 @@
       <w:pPr>
         <w:numPr>
           <w:ilvl w:val="0"/>
-          <w:numId w:val="1050"/>
-        </w:numPr>
-        <w:pStyle w:val="Compact"/>
-      </w:pPr>
-      <w:r>
-        <w:t xml:space="preserve">When Andrew picks an entry, give its source and heading, then every verse under it, printed whole from the BSB with its reference.</w:t>
-      </w:r>
-    </w:p>
-    <w:p>
-      <w:pPr>
-        <w:numPr>
-          <w:ilvl w:val="0"/>
-          <w:numId w:val="1050"/>
+          <w:numId w:val="1052"/>
+        </w:numPr>
+        <w:pStyle w:val="Compact"/>
+      </w:pPr>
+      <w:r>
+        <w:t xml:space="preserve">When Andrew picks an entry, give its source and heading, then every verse under it from the BSB, one verse per entry, with its reference first in bold and a blank line between verses.</w:t>
+      </w:r>
+    </w:p>
+    <w:p>
+      <w:pPr>
+        <w:numPr>
+          <w:ilvl w:val="0"/>
+          <w:numId w:val="1052"/>
         </w:numPr>
         <w:pStyle w:val="Compact"/>
       </w:pPr>
@@ -8329,7 +8726,7 @@
       <w:pPr>
         <w:numPr>
           <w:ilvl w:val="0"/>
-          <w:numId w:val="1050"/>
+          <w:numId w:val="1052"/>
         </w:numPr>
         <w:pStyle w:val="Compact"/>
       </w:pPr>
@@ -8341,7 +8738,7 @@
       <w:pPr>
         <w:numPr>
           <w:ilvl w:val="0"/>
-          <w:numId w:val="1050"/>
+          <w:numId w:val="1052"/>
         </w:numPr>
         <w:pStyle w:val="Compact"/>
       </w:pPr>
@@ -8363,7 +8760,7 @@
       <w:pPr>
         <w:numPr>
           <w:ilvl w:val="0"/>
-          <w:numId w:val="1052"/>
+          <w:numId w:val="1054"/>
         </w:numPr>
         <w:pStyle w:val="Compact"/>
       </w:pPr>
@@ -8385,7 +8782,7 @@
       <w:pPr>
         <w:numPr>
           <w:ilvl w:val="0"/>
-          <w:numId w:val="1052"/>
+          <w:numId w:val="1054"/>
         </w:numPr>
         <w:pStyle w:val="Compact"/>
       </w:pPr>
@@ -8407,7 +8804,7 @@
       <w:pPr>
         <w:numPr>
           <w:ilvl w:val="0"/>
-          <w:numId w:val="1052"/>
+          <w:numId w:val="1054"/>
         </w:numPr>
         <w:pStyle w:val="Compact"/>
       </w:pPr>
@@ -8462,7 +8859,7 @@
       <w:pPr>
         <w:numPr>
           <w:ilvl w:val="0"/>
-          <w:numId w:val="1052"/>
+          <w:numId w:val="1054"/>
         </w:numPr>
         <w:pStyle w:val="Compact"/>
       </w:pPr>
@@ -8532,7 +8929,7 @@
       <w:pPr>
         <w:numPr>
           <w:ilvl w:val="0"/>
-          <w:numId w:val="1052"/>
+          <w:numId w:val="1054"/>
         </w:numPr>
         <w:pStyle w:val="Compact"/>
       </w:pPr>
@@ -8600,7 +8997,7 @@
       <w:pPr>
         <w:numPr>
           <w:ilvl w:val="0"/>
-          <w:numId w:val="1052"/>
+          <w:numId w:val="1054"/>
         </w:numPr>
         <w:pStyle w:val="Compact"/>
       </w:pPr>
@@ -8612,7 +9009,7 @@
       <w:pPr>
         <w:numPr>
           <w:ilvl w:val="0"/>
-          <w:numId w:val="1052"/>
+          <w:numId w:val="1054"/>
         </w:numPr>
         <w:pStyle w:val="Compact"/>
       </w:pPr>
@@ -8624,7 +9021,7 @@
       <w:pPr>
         <w:numPr>
           <w:ilvl w:val="0"/>
-          <w:numId w:val="1052"/>
+          <w:numId w:val="1054"/>
         </w:numPr>
         <w:pStyle w:val="Compact"/>
       </w:pPr>
@@ -8636,19 +9033,58 @@
       <w:pPr>
         <w:numPr>
           <w:ilvl w:val="1"/>
-          <w:numId w:val="1053"/>
-        </w:numPr>
-        <w:pStyle w:val="Compact"/>
-      </w:pPr>
-      <w:r>
-        <w:t xml:space="preserve">the word as translated in the passage, with its reference;</w:t>
+          <w:numId w:val="1055"/>
+        </w:numPr>
+        <w:pStyle w:val="Compact"/>
+      </w:pPr>
+      <w:r>
+        <w:t xml:space="preserve">a header on one line: the reference in bold, then the word with its options and verb tag exactly as on its word line, without the line number and without a bracketed</w:t>
+      </w:r>
+      <w:r>
+        <w:t xml:space="preserve"> </w:t>
+      </w:r>
+      <w:r>
+        <w:t xml:space="preserve">“</w:t>
+      </w:r>
+      <w:r>
+        <w:t xml:space="preserve">the</w:t>
+      </w:r>
+      <w:r>
+        <w:t xml:space="preserve">”</w:t>
+      </w:r>
+      <w:r>
+        <w:t xml:space="preserve">:</w:t>
+      </w:r>
+      <w:r>
+        <w:t xml:space="preserve"> </w:t>
+      </w:r>
+      <w:r>
+        <w:rPr>
+          <w:rStyle w:val="VerbatimChar"/>
+        </w:rPr>
+        <w:t xml:space="preserve">**1 Peter 2:24:** bore — LIKELY: bore | carried up | sustained; POSSIBLE: offered up — seen as a whole, in the past</w:t>
+      </w:r>
+      <w:r>
+        <w:t xml:space="preserve">. A word with no options is just</w:t>
+      </w:r>
+      <w:r>
+        <w:t xml:space="preserve"> </w:t>
+      </w:r>
+      <w:r>
+        <w:rPr>
+          <w:rStyle w:val="VerbatimChar"/>
+        </w:rPr>
+        <w:t xml:space="preserve">**1 Peter 2:24:** body</w:t>
+      </w:r>
+      <w:r>
+        <w:t xml:space="preserve">;</w:t>
       </w:r>
     </w:p>
     <w:p>
       <w:pPr>
         <w:numPr>
           <w:ilvl w:val="1"/>
-          <w:numId w:val="1053"/>
+          <w:numId w:val="1055"/>
         </w:numPr>
         <w:pStyle w:val="Compact"/>
       </w:pPr>
@@ -8675,19 +9111,19 @@
       <w:pPr>
         <w:numPr>
           <w:ilvl w:val="1"/>
-          <w:numId w:val="1053"/>
-        </w:numPr>
-        <w:pStyle w:val="Compact"/>
-      </w:pPr>
-      <w:r>
-        <w:t xml:space="preserve">how the Berean Bible renders it, with a count for each rendering;</w:t>
+          <w:numId w:val="1055"/>
+        </w:numPr>
+        <w:pStyle w:val="Compact"/>
+      </w:pPr>
+      <w:r>
+        <w:t xml:space="preserve">how the Berean Bible renders it, with a count for each group. The helper groups the renderings and adds them up. Copy its numbers. Do not add by hand. The groups must total the count;</w:t>
       </w:r>
     </w:p>
     <w:p>
       <w:pPr>
         <w:numPr>
           <w:ilvl w:val="1"/>
-          <w:numId w:val="1053"/>
+          <w:numId w:val="1055"/>
         </w:numPr>
         <w:pStyle w:val="Compact"/>
       </w:pPr>
@@ -8714,7 +9150,7 @@
       <w:pPr>
         <w:numPr>
           <w:ilvl w:val="1"/>
-          <w:numId w:val="1053"/>
+          <w:numId w:val="1055"/>
         </w:numPr>
         <w:pStyle w:val="Compact"/>
       </w:pPr>
@@ -8726,7 +9162,7 @@
       <w:pPr>
         <w:numPr>
           <w:ilvl w:val="0"/>
-          <w:numId w:val="1052"/>
+          <w:numId w:val="1054"/>
         </w:numPr>
         <w:pStyle w:val="Compact"/>
       </w:pPr>
@@ -8748,19 +9184,19 @@
       <w:pPr>
         <w:numPr>
           <w:ilvl w:val="0"/>
-          <w:numId w:val="1052"/>
-        </w:numPr>
-        <w:pStyle w:val="Compact"/>
-      </w:pPr>
-      <w:r>
-        <w:t xml:space="preserve">Print each verse whole from the BSB, with its reference first in bold, and the words that render the original word in CAPITALS. Mark only the words the table links to that original word, not other places the same English word appears. Before saying what another English word is or is not linked to, look it up in the table.</w:t>
-      </w:r>
-    </w:p>
-    <w:p>
-      <w:pPr>
-        <w:numPr>
-          <w:ilvl w:val="0"/>
-          <w:numId w:val="1052"/>
+          <w:numId w:val="1054"/>
+        </w:numPr>
+        <w:pStyle w:val="Compact"/>
+      </w:pPr>
+      <w:r>
+        <w:t xml:space="preserve">Print each verse from the BSB, one verse per entry (rule 3.3), with its reference first in bold, and the words that render the original word in CAPITALS. Mark only the words the table links to that original word, not other places the same English word appears. Before saying what another English word is or is not linked to, look it up in the table.</w:t>
+      </w:r>
+    </w:p>
+    <w:p>
+      <w:pPr>
+        <w:numPr>
+          <w:ilvl w:val="0"/>
+          <w:numId w:val="1054"/>
         </w:numPr>
         <w:pStyle w:val="Compact"/>
       </w:pPr>
@@ -8772,7 +9208,7 @@
       <w:pPr>
         <w:numPr>
           <w:ilvl w:val="0"/>
-          <w:numId w:val="1052"/>
+          <w:numId w:val="1054"/>
         </w:numPr>
         <w:pStyle w:val="Compact"/>
       </w:pPr>
@@ -8802,7 +9238,7 @@
       <w:pPr>
         <w:numPr>
           <w:ilvl w:val="0"/>
-          <w:numId w:val="1052"/>
+          <w:numId w:val="1054"/>
         </w:numPr>
         <w:pStyle w:val="Compact"/>
       </w:pPr>
@@ -8829,7 +9265,7 @@
       <w:pPr>
         <w:numPr>
           <w:ilvl w:val="0"/>
-          <w:numId w:val="1052"/>
+          <w:numId w:val="1054"/>
         </w:numPr>
         <w:pStyle w:val="Compact"/>
       </w:pPr>
@@ -8880,36 +9316,75 @@
         <w:t xml:space="preserve"> </w:t>
       </w:r>
       <w:r>
-        <w:t xml:space="preserve">2. Context line, only if one is needed</w:t>
-      </w:r>
-      <w:r>
-        <w:t xml:space="preserve"> </w:t>
-      </w:r>
-      <w:r>
-        <w:t xml:space="preserve">3. For each verse sent: the plain line, a blank line, the numbered word lines, the notes, then the quotes</w:t>
-      </w:r>
-      <w:r>
-        <w:t xml:space="preserve"> </w:t>
-      </w:r>
-      <w:r>
-        <w:t xml:space="preserve">4. The menu</w:t>
-      </w:r>
-      <w:r>
-        <w:t xml:space="preserve"> </w:t>
-      </w:r>
-      <w:r>
-        <w:t xml:space="preserve">5. The closing reminder</w:t>
-      </w:r>
-    </w:p>
-    <w:p>
-      <w:pPr>
-        <w:pStyle w:val="BodyText"/>
-      </w:pPr>
+        <w:t xml:space="preserve">2. Reference line</w:t>
+      </w:r>
+      <w:r>
+        <w:t xml:space="preserve"> </w:t>
+      </w:r>
+      <w:r>
+        <w:t xml:space="preserve">3. Context line, only if one is needed</w:t>
+      </w:r>
+      <w:r>
+        <w:t xml:space="preserve"> </w:t>
+      </w:r>
+      <w:r>
+        <w:t xml:space="preserve">4. For each verse sent: the plain line, a blank line, the numbered word lines, then</w:t>
+      </w:r>
+      <w:r>
+        <w:t xml:space="preserve"> </w:t>
+      </w:r>
       <w:r>
         <w:rPr>
           <w:bCs/>
           <w:b/>
         </w:rPr>
+        <w:t xml:space="preserve">Notes</w:t>
+      </w:r>
+      <w:r>
+        <w:t xml:space="preserve">, then</w:t>
+      </w:r>
+      <w:r>
+        <w:t xml:space="preserve"> </w:t>
+      </w:r>
+      <w:r>
+        <w:rPr>
+          <w:bCs/>
+          <w:b/>
+        </w:rPr>
+        <w:t xml:space="preserve">Quotes</w:t>
+      </w:r>
+      <w:r>
+        <w:t xml:space="preserve"> </w:t>
+      </w:r>
+      <w:r>
+        <w:t xml:space="preserve">5.</w:t>
+      </w:r>
+      <w:r>
+        <w:t xml:space="preserve"> </w:t>
+      </w:r>
+      <w:r>
+        <w:rPr>
+          <w:bCs/>
+          <w:b/>
+        </w:rPr>
+        <w:t xml:space="preserve">More information</w:t>
+      </w:r>
+      <w:r>
+        <w:t xml:space="preserve"> </w:t>
+      </w:r>
+      <w:r>
+        <w:t xml:space="preserve">6. The closing reminder</w:t>
+      </w:r>
+    </w:p>
+    <w:p>
+      <w:pPr>
+        <w:pStyle w:val="BodyText"/>
+      </w:pPr>
+      <w:r>
+        <w:rPr>
+          <w:bCs/>
+          <w:b/>
+        </w:rPr>
         <w:t xml:space="preserve">Long answers:</w:t>
       </w:r>
       <w:r>
@@ -8969,7 +9444,7 @@
       <w:pPr>
         <w:numPr>
           <w:ilvl w:val="0"/>
-          <w:numId w:val="1054"/>
+          <w:numId w:val="1056"/>
         </w:numPr>
         <w:pStyle w:val="Compact"/>
       </w:pPr>
@@ -8981,7 +9456,7 @@
       <w:pPr>
         <w:numPr>
           <w:ilvl w:val="0"/>
-          <w:numId w:val="1054"/>
+          <w:numId w:val="1056"/>
         </w:numPr>
         <w:pStyle w:val="Compact"/>
       </w:pPr>
@@ -8993,7 +9468,7 @@
       <w:pPr>
         <w:numPr>
           <w:ilvl w:val="0"/>
-          <w:numId w:val="1054"/>
+          <w:numId w:val="1056"/>
         </w:numPr>
         <w:pStyle w:val="Compact"/>
       </w:pPr>
@@ -9048,36 +9523,48 @@
         <w:pStyle w:val="BodyText"/>
       </w:pPr>
       <w:r>
-        <w:t xml:space="preserve">Context:</w:t>
-      </w:r>
-      <w:r>
-        <w:t xml:space="preserve"> </w:t>
-      </w:r>
-      <w:r>
-        <w:t xml:space="preserve">“</w:t>
-      </w:r>
-      <w:r>
-        <w:t xml:space="preserve">Who</w:t>
-      </w:r>
-      <w:r>
-        <w:t xml:space="preserve">”</w:t>
-      </w:r>
-      <w:r>
-        <w:t xml:space="preserve"> </w:t>
-      </w:r>
-      <w:r>
-        <w:t xml:space="preserve">is Christ (verse 21). Addressed to household servants (verse 18).</w:t>
-      </w:r>
-    </w:p>
-    <w:p>
-      <w:pPr>
-        <w:pStyle w:val="BodyText"/>
-      </w:pPr>
-      <w:r>
         <w:rPr>
           <w:bCs/>
           <w:b/>
         </w:rPr>
+        <w:t xml:space="preserve">1 Peter 2:24</w:t>
+      </w:r>
+    </w:p>
+    <w:p>
+      <w:pPr>
+        <w:pStyle w:val="BodyText"/>
+      </w:pPr>
+      <w:r>
+        <w:t xml:space="preserve">Context:</w:t>
+      </w:r>
+      <w:r>
+        <w:t xml:space="preserve"> </w:t>
+      </w:r>
+      <w:r>
+        <w:t xml:space="preserve">“</w:t>
+      </w:r>
+      <w:r>
+        <w:t xml:space="preserve">Who</w:t>
+      </w:r>
+      <w:r>
+        <w:t xml:space="preserve">”</w:t>
+      </w:r>
+      <w:r>
+        <w:t xml:space="preserve"> </w:t>
+      </w:r>
+      <w:r>
+        <w:t xml:space="preserve">is Christ (verse 21). Addressed to household servants (verse 18).</w:t>
+      </w:r>
+    </w:p>
+    <w:p>
+      <w:pPr>
+        <w:pStyle w:val="BodyText"/>
+      </w:pPr>
+      <w:r>
+        <w:rPr>
+          <w:bCs/>
+          <w:b/>
+        </w:rPr>
         <w:t xml:space="preserve">24</w:t>
       </w:r>
       <w:r>
@@ -9107,7 +9594,7 @@
       <w:pPr>
         <w:numPr>
           <w:ilvl w:val="0"/>
-          <w:numId w:val="1055"/>
+          <w:numId w:val="1057"/>
         </w:numPr>
         <w:pStyle w:val="Compact"/>
       </w:pPr>
@@ -9123,7 +9610,7 @@
       <w:pPr>
         <w:numPr>
           <w:ilvl w:val="0"/>
-          <w:numId w:val="1055"/>
+          <w:numId w:val="1057"/>
         </w:numPr>
         <w:pStyle w:val="Compact"/>
       </w:pPr>
@@ -9139,7 +9626,7 @@
       <w:pPr>
         <w:numPr>
           <w:ilvl w:val="0"/>
-          <w:numId w:val="1055"/>
+          <w:numId w:val="1057"/>
         </w:numPr>
         <w:pStyle w:val="Compact"/>
       </w:pPr>
@@ -9161,7 +9648,7 @@
       <w:pPr>
         <w:numPr>
           <w:ilvl w:val="0"/>
-          <w:numId w:val="1055"/>
+          <w:numId w:val="1057"/>
         </w:numPr>
         <w:pStyle w:val="Compact"/>
       </w:pPr>
@@ -9177,7 +9664,7 @@
       <w:pPr>
         <w:numPr>
           <w:ilvl w:val="0"/>
-          <w:numId w:val="1055"/>
+          <w:numId w:val="1057"/>
         </w:numPr>
         <w:pStyle w:val="Compact"/>
       </w:pPr>
@@ -9205,7 +9692,7 @@
       <w:pPr>
         <w:numPr>
           <w:ilvl w:val="0"/>
-          <w:numId w:val="1055"/>
+          <w:numId w:val="1057"/>
         </w:numPr>
         <w:pStyle w:val="Compact"/>
       </w:pPr>
@@ -9220,14 +9707,14 @@
         <w:t xml:space="preserve"> </w:t>
       </w:r>
       <w:r>
-        <w:t xml:space="preserve">— LIKELY: in; POSSIBLE: by means of | with</w:t>
-      </w:r>
-    </w:p>
-    <w:p>
-      <w:pPr>
-        <w:numPr>
-          <w:ilvl w:val="0"/>
-          <w:numId w:val="1055"/>
+        <w:t xml:space="preserve">— POSSIBLE: in | by means of | with</w:t>
+      </w:r>
+    </w:p>
+    <w:p>
+      <w:pPr>
+        <w:numPr>
+          <w:ilvl w:val="0"/>
+          <w:numId w:val="1057"/>
         </w:numPr>
         <w:pStyle w:val="Compact"/>
       </w:pPr>
@@ -9243,7 +9730,7 @@
       <w:pPr>
         <w:numPr>
           <w:ilvl w:val="0"/>
-          <w:numId w:val="1055"/>
+          <w:numId w:val="1057"/>
         </w:numPr>
         <w:pStyle w:val="Compact"/>
       </w:pPr>
@@ -9265,7 +9752,7 @@
       <w:pPr>
         <w:numPr>
           <w:ilvl w:val="0"/>
-          <w:numId w:val="1055"/>
+          <w:numId w:val="1057"/>
         </w:numPr>
         <w:pStyle w:val="Compact"/>
       </w:pPr>
@@ -9287,7 +9774,7 @@
       <w:pPr>
         <w:numPr>
           <w:ilvl w:val="0"/>
-          <w:numId w:val="1055"/>
+          <w:numId w:val="1057"/>
         </w:numPr>
         <w:pStyle w:val="Compact"/>
       </w:pPr>
@@ -9309,7 +9796,7 @@
       <w:pPr>
         <w:numPr>
           <w:ilvl w:val="0"/>
-          <w:numId w:val="1055"/>
+          <w:numId w:val="1057"/>
         </w:numPr>
         <w:pStyle w:val="Compact"/>
       </w:pPr>
@@ -9331,7 +9818,7 @@
       <w:pPr>
         <w:numPr>
           <w:ilvl w:val="0"/>
-          <w:numId w:val="1055"/>
+          <w:numId w:val="1057"/>
         </w:numPr>
         <w:pStyle w:val="Compact"/>
       </w:pPr>
@@ -9353,7 +9840,7 @@
       <w:pPr>
         <w:numPr>
           <w:ilvl w:val="0"/>
-          <w:numId w:val="1055"/>
+          <w:numId w:val="1057"/>
         </w:numPr>
         <w:pStyle w:val="Compact"/>
       </w:pPr>
@@ -9375,7 +9862,7 @@
       <w:pPr>
         <w:numPr>
           <w:ilvl w:val="0"/>
-          <w:numId w:val="1055"/>
+          <w:numId w:val="1057"/>
         </w:numPr>
         <w:pStyle w:val="Compact"/>
       </w:pPr>
@@ -9397,7 +9884,7 @@
       <w:pPr>
         <w:numPr>
           <w:ilvl w:val="0"/>
-          <w:numId w:val="1055"/>
+          <w:numId w:val="1057"/>
         </w:numPr>
         <w:pStyle w:val="Compact"/>
       </w:pPr>
@@ -9422,7 +9909,7 @@
       <w:pPr>
         <w:numPr>
           <w:ilvl w:val="0"/>
-          <w:numId w:val="1055"/>
+          <w:numId w:val="1057"/>
         </w:numPr>
         <w:pStyle w:val="Compact"/>
       </w:pPr>
@@ -9441,7 +9928,7 @@
       <w:pPr>
         <w:numPr>
           <w:ilvl w:val="0"/>
-          <w:numId w:val="1055"/>
+          <w:numId w:val="1057"/>
         </w:numPr>
         <w:pStyle w:val="Compact"/>
       </w:pPr>
@@ -9457,7 +9944,7 @@
       <w:pPr>
         <w:numPr>
           <w:ilvl w:val="0"/>
-          <w:numId w:val="1055"/>
+          <w:numId w:val="1057"/>
         </w:numPr>
         <w:pStyle w:val="Compact"/>
       </w:pPr>
@@ -9482,7 +9969,7 @@
       <w:pPr>
         <w:numPr>
           <w:ilvl w:val="0"/>
-          <w:numId w:val="1055"/>
+          <w:numId w:val="1057"/>
         </w:numPr>
         <w:pStyle w:val="Compact"/>
       </w:pPr>
@@ -9507,7 +9994,7 @@
       <w:pPr>
         <w:numPr>
           <w:ilvl w:val="0"/>
-          <w:numId w:val="1055"/>
+          <w:numId w:val="1057"/>
         </w:numPr>
         <w:pStyle w:val="Compact"/>
       </w:pPr>
@@ -9560,6 +10047,18 @@
         <w:pStyle w:val="FirstParagraph"/>
       </w:pPr>
       <w:r>
+        <w:rPr>
+          <w:bCs/>
+          <w:b/>
+        </w:rPr>
+        <w:t xml:space="preserve">Notes</w:t>
+      </w:r>
+    </w:p>
+    <w:p>
+      <w:pPr>
+        <w:pStyle w:val="BodyText"/>
+      </w:pPr>
+      <w:r>
         <w:t xml:space="preserve">2 — The Greek puts weight on</w:t>
       </w:r>
       <w:r>
@@ -9788,52 +10287,16 @@
         <w:pStyle w:val="BodyText"/>
       </w:pPr>
       <w:r>
-        <w:t xml:space="preserve">20 — Peter shifts from</w:t>
-      </w:r>
-      <w:r>
-        <w:t xml:space="preserve"> </w:t>
-      </w:r>
-      <w:r>
-        <w:t xml:space="preserve">“</w:t>
-      </w:r>
-      <w:r>
-        <w:t xml:space="preserve">our sins</w:t>
-      </w:r>
-      <w:r>
-        <w:t xml:space="preserve">”</w:t>
-      </w:r>
-      <w:r>
-        <w:t xml:space="preserve"> </w:t>
-      </w:r>
-      <w:r>
-        <w:t xml:space="preserve">and</w:t>
-      </w:r>
-      <w:r>
-        <w:t xml:space="preserve"> </w:t>
-      </w:r>
-      <w:r>
-        <w:t xml:space="preserve">“</w:t>
-      </w:r>
-      <w:r>
-        <w:t xml:space="preserve">we live</w:t>
-      </w:r>
-      <w:r>
-        <w:t xml:space="preserve">”</w:t>
-      </w:r>
-      <w:r>
-        <w:t xml:space="preserve"> </w:t>
-      </w:r>
-      <w:r>
-        <w:t xml:space="preserve">to</w:t>
-      </w:r>
-      <w:r>
-        <w:t xml:space="preserve"> </w:t>
-      </w:r>
-      <w:r>
-        <w:t xml:space="preserve">“</w:t>
-      </w:r>
-      <w:r>
-        <w:t xml:space="preserve">you</w:t>
+        <w:t xml:space="preserve">20 —</w:t>
+      </w:r>
+      <w:r>
+        <w:t xml:space="preserve"> </w:t>
+      </w:r>
+      <w:r>
+        <w:t xml:space="preserve">“</w:t>
+      </w:r>
+      <w:r>
+        <w:t xml:space="preserve">You</w:t>
       </w:r>
       <w:r>
         <w:t xml:space="preserve"> </w:t>
@@ -9849,6 +10312,104 @@
         <w:t xml:space="preserve"> </w:t>
       </w:r>
       <w:r>
+        <w:t xml:space="preserve">were healed</w:t>
+      </w:r>
+      <w:r>
+        <w:t xml:space="preserve">”</w:t>
+      </w:r>
+      <w:r>
+        <w:t xml:space="preserve"> </w:t>
+      </w:r>
+      <w:r>
+        <w:t xml:space="preserve">can be read two ways:</w:t>
+      </w:r>
+      <w:r>
+        <w:t xml:space="preserve"> </w:t>
+      </w:r>
+      <w:r>
+        <w:t xml:space="preserve">1. Healed in a figurative sense: made whole from the sins. (Likely.)</w:t>
+      </w:r>
+      <w:r>
+        <w:t xml:space="preserve"> </w:t>
+      </w:r>
+      <w:r>
+        <w:t xml:space="preserve">2. Healed in body. (Possible, with evidence both ways.)</w:t>
+      </w:r>
+    </w:p>
+    <w:p>
+      <w:pPr>
+        <w:pStyle w:val="BodyText"/>
+      </w:pPr>
+      <w:r>
+        <w:t xml:space="preserve">The word alone does not decide. Options 1 and 2 can both be true.</w:t>
+      </w:r>
+    </w:p>
+    <w:p>
+      <w:pPr>
+        <w:pStyle w:val="BodyText"/>
+      </w:pPr>
+      <w:r>
+        <w:t xml:space="preserve">20 — Peter shifts from</w:t>
+      </w:r>
+      <w:r>
+        <w:t xml:space="preserve"> </w:t>
+      </w:r>
+      <w:r>
+        <w:t xml:space="preserve">“</w:t>
+      </w:r>
+      <w:r>
+        <w:t xml:space="preserve">our sins</w:t>
+      </w:r>
+      <w:r>
+        <w:t xml:space="preserve">”</w:t>
+      </w:r>
+      <w:r>
+        <w:t xml:space="preserve"> </w:t>
+      </w:r>
+      <w:r>
+        <w:t xml:space="preserve">and</w:t>
+      </w:r>
+      <w:r>
+        <w:t xml:space="preserve"> </w:t>
+      </w:r>
+      <w:r>
+        <w:t xml:space="preserve">“</w:t>
+      </w:r>
+      <w:r>
+        <w:t xml:space="preserve">we live</w:t>
+      </w:r>
+      <w:r>
+        <w:t xml:space="preserve">”</w:t>
+      </w:r>
+      <w:r>
+        <w:t xml:space="preserve"> </w:t>
+      </w:r>
+      <w:r>
+        <w:t xml:space="preserve">to</w:t>
+      </w:r>
+      <w:r>
+        <w:t xml:space="preserve"> </w:t>
+      </w:r>
+      <w:r>
+        <w:t xml:space="preserve">“</w:t>
+      </w:r>
+      <w:r>
+        <w:t xml:space="preserve">you</w:t>
+      </w:r>
+      <w:r>
+        <w:t xml:space="preserve"> </w:t>
+      </w:r>
+      <w:r>
+        <w:rPr>
+          <w:iCs/>
+          <w:i/>
+        </w:rPr>
+        <w:t xml:space="preserve">all</w:t>
+      </w:r>
+      <w:r>
+        <w:t xml:space="preserve"> </w:t>
+      </w:r>
+      <w:r>
         <w:t xml:space="preserve">were healed.</w:t>
       </w:r>
       <w:r>
@@ -9859,46 +10420,6 @@
       </w:r>
       <w:r>
         <w:t xml:space="preserve">He turns back to the servants he addresses.</w:t>
-      </w:r>
-    </w:p>
-    <w:p>
-      <w:pPr>
-        <w:pStyle w:val="BodyText"/>
-      </w:pPr>
-      <w:r>
-        <w:t xml:space="preserve">Quotes Isaiah 53:4.</w:t>
-      </w:r>
-      <w:r>
-        <w:t xml:space="preserve"> </w:t>
-      </w:r>
-      <w:r>
-        <w:t xml:space="preserve">“</w:t>
-      </w:r>
-      <w:r>
-        <w:t xml:space="preserve">Surely He took up our infirmities and carried our sorrows; yet we considered Him stricken, struck down by God, and afflicted.</w:t>
-      </w:r>
-      <w:r>
-        <w:t xml:space="preserve">”</w:t>
-      </w:r>
-    </w:p>
-    <w:p>
-      <w:pPr>
-        <w:pStyle w:val="BodyText"/>
-      </w:pPr>
-      <w:r>
-        <w:t xml:space="preserve">Quotes Isaiah 53:5.</w:t>
-      </w:r>
-      <w:r>
-        <w:t xml:space="preserve"> </w:t>
-      </w:r>
-      <w:r>
-        <w:t xml:space="preserve">“</w:t>
-      </w:r>
-      <w:r>
-        <w:t xml:space="preserve">But He was pierced for our transgressions, He was crushed for our iniquities; the punishment that brought us peace was upon Him, and by His stripes we are healed.</w:t>
-      </w:r>
-      <w:r>
-        <w:t xml:space="preserve">”</w:t>
       </w:r>
     </w:p>
     <w:p>
@@ -9910,329 +10431,7 @@
           <w:bCs/>
           <w:b/>
         </w:rPr>
-        <w:t xml:space="preserve">Menu</w:t>
-      </w:r>
-    </w:p>
-    <w:p>
-      <w:pPr>
-        <w:pStyle w:val="BodyText"/>
-      </w:pPr>
-      <w:r>
-        <w:t xml:space="preserve">A. Previous verse, 1 Peter 2:23</w:t>
-      </w:r>
-    </w:p>
-    <w:p>
-      <w:pPr>
-        <w:pStyle w:val="BodyText"/>
-      </w:pPr>
-      <w:r>
-        <w:t xml:space="preserve">B. Next verse, 1 Peter 2:25</w:t>
-      </w:r>
-    </w:p>
-    <w:p>
-      <w:pPr>
-        <w:pStyle w:val="BodyText"/>
-      </w:pPr>
-      <w:r>
-        <w:t xml:space="preserve">C. The whole thought, 1 Peter 2:21–25</w:t>
-      </w:r>
-    </w:p>
-    <w:p>
-      <w:pPr>
-        <w:pStyle w:val="BodyText"/>
-      </w:pPr>
-      <w:r>
-        <w:t xml:space="preserve">D. All the detail</w:t>
-      </w:r>
-    </w:p>
-    <w:p>
-      <w:pPr>
-        <w:pStyle w:val="BodyText"/>
-      </w:pPr>
-      <w:r>
-        <w:t xml:space="preserve">E. The reasons behind each rating</w:t>
-      </w:r>
-    </w:p>
-    <w:p>
-      <w:pPr>
-        <w:pStyle w:val="BodyText"/>
-      </w:pPr>
-      <w:r>
-        <w:t xml:space="preserve">F. Rare-word notes and full manuscript notes</w:t>
-      </w:r>
-    </w:p>
-    <w:p>
-      <w:pPr>
-        <w:pStyle w:val="BodyText"/>
-      </w:pPr>
-      <w:r>
-        <w:t xml:space="preserve">G. The Verb Analysis</w:t>
-      </w:r>
-    </w:p>
-    <w:p>
-      <w:pPr>
-        <w:pStyle w:val="BodyText"/>
-      </w:pPr>
-      <w:r>
-        <w:t xml:space="preserve">H. Background notes</w:t>
-      </w:r>
-    </w:p>
-    <w:p>
-      <w:pPr>
-        <w:pStyle w:val="BodyText"/>
-      </w:pPr>
-      <w:r>
-        <w:t xml:space="preserve">I. Isaiah 53:4: the old Greek comparison and the Hebrew verse</w:t>
-      </w:r>
-    </w:p>
-    <w:p>
-      <w:pPr>
-        <w:pStyle w:val="BodyText"/>
-      </w:pPr>
-      <w:r>
-        <w:t xml:space="preserve">J. Isaiah 53:5: the old Greek comparison and the Hebrew verse</w:t>
-      </w:r>
-    </w:p>
-    <w:p>
-      <w:pPr>
-        <w:pStyle w:val="BodyText"/>
-      </w:pPr>
-      <w:r>
-        <w:t xml:space="preserve">K. Treasury:</w:t>
-      </w:r>
-      <w:r>
-        <w:t xml:space="preserve"> </w:t>
-      </w:r>
-      <w:r>
-        <w:t xml:space="preserve">“</w:t>
-      </w:r>
-      <w:r>
-        <w:t xml:space="preserve">his own self</w:t>
-      </w:r>
-      <w:r>
-        <w:t xml:space="preserve">”</w:t>
-      </w:r>
-      <w:r>
-        <w:t xml:space="preserve"> </w:t>
-      </w:r>
-      <w:r>
-        <w:t xml:space="preserve">(12 verses)</w:t>
-      </w:r>
-    </w:p>
-    <w:p>
-      <w:pPr>
-        <w:pStyle w:val="BodyText"/>
-      </w:pPr>
-      <w:r>
-        <w:t xml:space="preserve">L. Treasury:</w:t>
-      </w:r>
-      <w:r>
-        <w:t xml:space="preserve"> </w:t>
-      </w:r>
-      <w:r>
-        <w:t xml:space="preserve">“</w:t>
-      </w:r>
-      <w:r>
-        <w:t xml:space="preserve">the tree</w:t>
-      </w:r>
-      <w:r>
-        <w:t xml:space="preserve">”</w:t>
-      </w:r>
-      <w:r>
-        <w:t xml:space="preserve"> </w:t>
-      </w:r>
-      <w:r>
-        <w:t xml:space="preserve">(6 verses)</w:t>
-      </w:r>
-    </w:p>
-    <w:p>
-      <w:pPr>
-        <w:pStyle w:val="BodyText"/>
-      </w:pPr>
-      <w:r>
-        <w:t xml:space="preserve">M. Treasury:</w:t>
-      </w:r>
-      <w:r>
-        <w:t xml:space="preserve"> </w:t>
-      </w:r>
-      <w:r>
-        <w:t xml:space="preserve">“</w:t>
-      </w:r>
-      <w:r>
-        <w:t xml:space="preserve">being</w:t>
-      </w:r>
-      <w:r>
-        <w:t xml:space="preserve">”</w:t>
-      </w:r>
-      <w:r>
-        <w:t xml:space="preserve"> </w:t>
-      </w:r>
-      <w:r>
-        <w:t xml:space="preserve">(10 verses)</w:t>
-      </w:r>
-    </w:p>
-    <w:p>
-      <w:pPr>
-        <w:pStyle w:val="BodyText"/>
-      </w:pPr>
-      <w:r>
-        <w:t xml:space="preserve">N. Treasury:</w:t>
-      </w:r>
-      <w:r>
-        <w:t xml:space="preserve"> </w:t>
-      </w:r>
-      <w:r>
-        <w:t xml:space="preserve">“</w:t>
-      </w:r>
-      <w:r>
-        <w:t xml:space="preserve">live</w:t>
-      </w:r>
-      <w:r>
-        <w:t xml:space="preserve">”</w:t>
-      </w:r>
-      <w:r>
-        <w:t xml:space="preserve"> </w:t>
-      </w:r>
-      <w:r>
-        <w:t xml:space="preserve">(11 verses)</w:t>
-      </w:r>
-    </w:p>
-    <w:p>
-      <w:pPr>
-        <w:pStyle w:val="BodyText"/>
-      </w:pPr>
-      <w:r>
-        <w:t xml:space="preserve">O. Treasury:</w:t>
-      </w:r>
-      <w:r>
-        <w:t xml:space="preserve"> </w:t>
-      </w:r>
-      <w:r>
-        <w:t xml:space="preserve">“</w:t>
-      </w:r>
-      <w:r>
-        <w:t xml:space="preserve">by</w:t>
-      </w:r>
-      <w:r>
-        <w:t xml:space="preserve">”</w:t>
-      </w:r>
-      <w:r>
-        <w:t xml:space="preserve"> </w:t>
-      </w:r>
-      <w:r>
-        <w:t xml:space="preserve">(5 verses)</w:t>
-      </w:r>
-    </w:p>
-    <w:p>
-      <w:pPr>
-        <w:pStyle w:val="BodyText"/>
-      </w:pPr>
-      <w:r>
-        <w:t xml:space="preserve">P. Treasury:</w:t>
-      </w:r>
-      <w:r>
-        <w:t xml:space="preserve"> </w:t>
-      </w:r>
-      <w:r>
-        <w:t xml:space="preserve">“</w:t>
-      </w:r>
-      <w:r>
-        <w:t xml:space="preserve">healed</w:t>
-      </w:r>
-      <w:r>
-        <w:t xml:space="preserve">”</w:t>
-      </w:r>
-      <w:r>
-        <w:t xml:space="preserve"> </w:t>
-      </w:r>
-      <w:r>
-        <w:t xml:space="preserve">(4 verses)</w:t>
-      </w:r>
-    </w:p>
-    <w:p>
-      <w:pPr>
-        <w:pStyle w:val="BodyText"/>
-      </w:pPr>
-      <w:r>
-        <w:t xml:space="preserve">Q. Berean section:</w:t>
-      </w:r>
-      <w:r>
-        <w:t xml:space="preserve"> </w:t>
-      </w:r>
-      <w:r>
-        <w:t xml:space="preserve">“</w:t>
-      </w:r>
-      <w:r>
-        <w:t xml:space="preserve">Christ’s Example of Suffering</w:t>
-      </w:r>
-      <w:r>
-        <w:t xml:space="preserve">”</w:t>
-      </w:r>
-      <w:r>
-        <w:t xml:space="preserve"> </w:t>
-      </w:r>
-      <w:r>
-        <w:t xml:space="preserve">(8 verses)</w:t>
-      </w:r>
-    </w:p>
-    <w:p>
-      <w:pPr>
-        <w:pStyle w:val="BodyText"/>
-      </w:pPr>
-      <w:r>
-        <w:t xml:space="preserve">R. Berean note:</w:t>
-      </w:r>
-      <w:r>
-        <w:t xml:space="preserve"> </w:t>
-      </w:r>
-      <w:r>
-        <w:t xml:space="preserve">“</w:t>
-      </w:r>
-      <w:r>
-        <w:t xml:space="preserve">sins</w:t>
-      </w:r>
-      <w:r>
-        <w:t xml:space="preserve">”</w:t>
-      </w:r>
-      <w:r>
-        <w:t xml:space="preserve"> </w:t>
-      </w:r>
-      <w:r>
-        <w:t xml:space="preserve">quotes Isaiah 53:4 (1 verse)</w:t>
-      </w:r>
-    </w:p>
-    <w:p>
-      <w:pPr>
-        <w:pStyle w:val="BodyText"/>
-      </w:pPr>
-      <w:r>
-        <w:t xml:space="preserve">S. Berean note:</w:t>
-      </w:r>
-      <w:r>
-        <w:t xml:space="preserve"> </w:t>
-      </w:r>
-      <w:r>
-        <w:t xml:space="preserve">“</w:t>
-      </w:r>
-      <w:r>
-        <w:t xml:space="preserve">you are healed</w:t>
-      </w:r>
-      <w:r>
-        <w:t xml:space="preserve">”</w:t>
-      </w:r>
-      <w:r>
-        <w:t xml:space="preserve"> </w:t>
-      </w:r>
-      <w:r>
-        <w:t xml:space="preserve">quotes Isaiah 53:5 (1 verse)</w:t>
-      </w:r>
-    </w:p>
-    <w:p>
-      <w:pPr>
-        <w:pStyle w:val="BodyText"/>
-      </w:pPr>
-      <w:r>
-        <w:t xml:space="preserve">Type a number to see every use of that word. Type one or more letters, with spaces between them, for the menu.</w:t>
+        <w:t xml:space="preserve">Quotes</w:t>
       </w:r>
     </w:p>
     <w:p>
@@ -10244,6 +10443,376 @@
           <w:bCs/>
           <w:b/>
         </w:rPr>
+        <w:t xml:space="preserve">Isaiah 53:4:</w:t>
+      </w:r>
+      <w:r>
+        <w:t xml:space="preserve"> </w:t>
+      </w:r>
+      <w:r>
+        <w:t xml:space="preserve">Surely He took up our infirmities and carried our sorrows; yet we considered Him stricken, struck down by God, and afflicted.</w:t>
+      </w:r>
+    </w:p>
+    <w:p>
+      <w:pPr>
+        <w:pStyle w:val="BodyText"/>
+      </w:pPr>
+      <w:r>
+        <w:rPr>
+          <w:bCs/>
+          <w:b/>
+        </w:rPr>
+        <w:t xml:space="preserve">Isaiah 53:5:</w:t>
+      </w:r>
+      <w:r>
+        <w:t xml:space="preserve"> </w:t>
+      </w:r>
+      <w:r>
+        <w:t xml:space="preserve">But He was pierced for our transgressions, He was crushed for our iniquities; the punishment that brought us peace was upon Him, and by His stripes we are healed.</w:t>
+      </w:r>
+    </w:p>
+    <w:p>
+      <w:pPr>
+        <w:pStyle w:val="BodyText"/>
+      </w:pPr>
+      <w:r>
+        <w:rPr>
+          <w:bCs/>
+          <w:b/>
+        </w:rPr>
+        <w:t xml:space="preserve">More information</w:t>
+      </w:r>
+    </w:p>
+    <w:p>
+      <w:pPr>
+        <w:pStyle w:val="BodyText"/>
+      </w:pPr>
+      <w:r>
+        <w:t xml:space="preserve">A. Previous verse, 1 Peter 2:23</w:t>
+      </w:r>
+    </w:p>
+    <w:p>
+      <w:pPr>
+        <w:pStyle w:val="BodyText"/>
+      </w:pPr>
+      <w:r>
+        <w:t xml:space="preserve">B. Next verse, 1 Peter 2:25</w:t>
+      </w:r>
+    </w:p>
+    <w:p>
+      <w:pPr>
+        <w:pStyle w:val="BodyText"/>
+      </w:pPr>
+      <w:r>
+        <w:t xml:space="preserve">C. The whole thought, 1 Peter 2:21–25</w:t>
+      </w:r>
+    </w:p>
+    <w:p>
+      <w:pPr>
+        <w:pStyle w:val="BodyText"/>
+      </w:pPr>
+      <w:r>
+        <w:t xml:space="preserve">D. All the detail</w:t>
+      </w:r>
+    </w:p>
+    <w:p>
+      <w:pPr>
+        <w:pStyle w:val="BodyText"/>
+      </w:pPr>
+      <w:r>
+        <w:t xml:space="preserve">E. The reasons behind each rating</w:t>
+      </w:r>
+    </w:p>
+    <w:p>
+      <w:pPr>
+        <w:pStyle w:val="BodyText"/>
+      </w:pPr>
+      <w:r>
+        <w:t xml:space="preserve">F. Rare-word notes and full manuscript notes</w:t>
+      </w:r>
+    </w:p>
+    <w:p>
+      <w:pPr>
+        <w:pStyle w:val="BodyText"/>
+      </w:pPr>
+      <w:r>
+        <w:t xml:space="preserve">G. The Verb Analysis</w:t>
+      </w:r>
+    </w:p>
+    <w:p>
+      <w:pPr>
+        <w:pStyle w:val="BodyText"/>
+      </w:pPr>
+      <w:r>
+        <w:t xml:space="preserve">H. Background notes</w:t>
+      </w:r>
+    </w:p>
+    <w:p>
+      <w:pPr>
+        <w:pStyle w:val="BodyText"/>
+      </w:pPr>
+      <w:r>
+        <w:t xml:space="preserve">I. Isaiah 53:4: the old Greek comparison and the Hebrew verse</w:t>
+      </w:r>
+    </w:p>
+    <w:p>
+      <w:pPr>
+        <w:pStyle w:val="BodyText"/>
+      </w:pPr>
+      <w:r>
+        <w:t xml:space="preserve">J. Isaiah 53:5: the old Greek comparison and the Hebrew verse</w:t>
+      </w:r>
+    </w:p>
+    <w:p>
+      <w:pPr>
+        <w:pStyle w:val="BodyText"/>
+      </w:pPr>
+      <w:r>
+        <w:t xml:space="preserve">K. Treasury:</w:t>
+      </w:r>
+      <w:r>
+        <w:t xml:space="preserve"> </w:t>
+      </w:r>
+      <w:r>
+        <w:t xml:space="preserve">“</w:t>
+      </w:r>
+      <w:r>
+        <w:t xml:space="preserve">his own self</w:t>
+      </w:r>
+      <w:r>
+        <w:t xml:space="preserve">”</w:t>
+      </w:r>
+      <w:r>
+        <w:t xml:space="preserve"> </w:t>
+      </w:r>
+      <w:r>
+        <w:t xml:space="preserve">(12 verses)</w:t>
+      </w:r>
+    </w:p>
+    <w:p>
+      <w:pPr>
+        <w:pStyle w:val="BodyText"/>
+      </w:pPr>
+      <w:r>
+        <w:t xml:space="preserve">L. Treasury:</w:t>
+      </w:r>
+      <w:r>
+        <w:t xml:space="preserve"> </w:t>
+      </w:r>
+      <w:r>
+        <w:t xml:space="preserve">“</w:t>
+      </w:r>
+      <w:r>
+        <w:t xml:space="preserve">the tree</w:t>
+      </w:r>
+      <w:r>
+        <w:t xml:space="preserve">”</w:t>
+      </w:r>
+      <w:r>
+        <w:t xml:space="preserve"> </w:t>
+      </w:r>
+      <w:r>
+        <w:t xml:space="preserve">(6 verses)</w:t>
+      </w:r>
+    </w:p>
+    <w:p>
+      <w:pPr>
+        <w:pStyle w:val="BodyText"/>
+      </w:pPr>
+      <w:r>
+        <w:t xml:space="preserve">M. Treasury:</w:t>
+      </w:r>
+      <w:r>
+        <w:t xml:space="preserve"> </w:t>
+      </w:r>
+      <w:r>
+        <w:t xml:space="preserve">“</w:t>
+      </w:r>
+      <w:r>
+        <w:t xml:space="preserve">being</w:t>
+      </w:r>
+      <w:r>
+        <w:t xml:space="preserve">”</w:t>
+      </w:r>
+      <w:r>
+        <w:t xml:space="preserve"> </w:t>
+      </w:r>
+      <w:r>
+        <w:t xml:space="preserve">(10 verses)</w:t>
+      </w:r>
+    </w:p>
+    <w:p>
+      <w:pPr>
+        <w:pStyle w:val="BodyText"/>
+      </w:pPr>
+      <w:r>
+        <w:t xml:space="preserve">N. Treasury:</w:t>
+      </w:r>
+      <w:r>
+        <w:t xml:space="preserve"> </w:t>
+      </w:r>
+      <w:r>
+        <w:t xml:space="preserve">“</w:t>
+      </w:r>
+      <w:r>
+        <w:t xml:space="preserve">live</w:t>
+      </w:r>
+      <w:r>
+        <w:t xml:space="preserve">”</w:t>
+      </w:r>
+      <w:r>
+        <w:t xml:space="preserve"> </w:t>
+      </w:r>
+      <w:r>
+        <w:t xml:space="preserve">(11 verses)</w:t>
+      </w:r>
+    </w:p>
+    <w:p>
+      <w:pPr>
+        <w:pStyle w:val="BodyText"/>
+      </w:pPr>
+      <w:r>
+        <w:t xml:space="preserve">O. Treasury:</w:t>
+      </w:r>
+      <w:r>
+        <w:t xml:space="preserve"> </w:t>
+      </w:r>
+      <w:r>
+        <w:t xml:space="preserve">“</w:t>
+      </w:r>
+      <w:r>
+        <w:t xml:space="preserve">by</w:t>
+      </w:r>
+      <w:r>
+        <w:t xml:space="preserve">”</w:t>
+      </w:r>
+      <w:r>
+        <w:t xml:space="preserve"> </w:t>
+      </w:r>
+      <w:r>
+        <w:t xml:space="preserve">(5 verses)</w:t>
+      </w:r>
+    </w:p>
+    <w:p>
+      <w:pPr>
+        <w:pStyle w:val="BodyText"/>
+      </w:pPr>
+      <w:r>
+        <w:t xml:space="preserve">P. Treasury:</w:t>
+      </w:r>
+      <w:r>
+        <w:t xml:space="preserve"> </w:t>
+      </w:r>
+      <w:r>
+        <w:t xml:space="preserve">“</w:t>
+      </w:r>
+      <w:r>
+        <w:t xml:space="preserve">healed</w:t>
+      </w:r>
+      <w:r>
+        <w:t xml:space="preserve">”</w:t>
+      </w:r>
+      <w:r>
+        <w:t xml:space="preserve"> </w:t>
+      </w:r>
+      <w:r>
+        <w:t xml:space="preserve">(4 verses)</w:t>
+      </w:r>
+    </w:p>
+    <w:p>
+      <w:pPr>
+        <w:pStyle w:val="BodyText"/>
+      </w:pPr>
+      <w:r>
+        <w:t xml:space="preserve">Q. Berean section:</w:t>
+      </w:r>
+      <w:r>
+        <w:t xml:space="preserve"> </w:t>
+      </w:r>
+      <w:r>
+        <w:t xml:space="preserve">“</w:t>
+      </w:r>
+      <w:r>
+        <w:t xml:space="preserve">Christ’s Example of Suffering</w:t>
+      </w:r>
+      <w:r>
+        <w:t xml:space="preserve">”</w:t>
+      </w:r>
+      <w:r>
+        <w:t xml:space="preserve"> </w:t>
+      </w:r>
+      <w:r>
+        <w:t xml:space="preserve">(8 verses)</w:t>
+      </w:r>
+    </w:p>
+    <w:p>
+      <w:pPr>
+        <w:pStyle w:val="BodyText"/>
+      </w:pPr>
+      <w:r>
+        <w:t xml:space="preserve">R. Berean note:</w:t>
+      </w:r>
+      <w:r>
+        <w:t xml:space="preserve"> </w:t>
+      </w:r>
+      <w:r>
+        <w:t xml:space="preserve">“</w:t>
+      </w:r>
+      <w:r>
+        <w:t xml:space="preserve">sins</w:t>
+      </w:r>
+      <w:r>
+        <w:t xml:space="preserve">”</w:t>
+      </w:r>
+      <w:r>
+        <w:t xml:space="preserve"> </w:t>
+      </w:r>
+      <w:r>
+        <w:t xml:space="preserve">quotes Isaiah 53:4 (1 verse)</w:t>
+      </w:r>
+    </w:p>
+    <w:p>
+      <w:pPr>
+        <w:pStyle w:val="BodyText"/>
+      </w:pPr>
+      <w:r>
+        <w:t xml:space="preserve">S. Berean note:</w:t>
+      </w:r>
+      <w:r>
+        <w:t xml:space="preserve"> </w:t>
+      </w:r>
+      <w:r>
+        <w:t xml:space="preserve">“</w:t>
+      </w:r>
+      <w:r>
+        <w:t xml:space="preserve">you are healed</w:t>
+      </w:r>
+      <w:r>
+        <w:t xml:space="preserve">”</w:t>
+      </w:r>
+      <w:r>
+        <w:t xml:space="preserve"> </w:t>
+      </w:r>
+      <w:r>
+        <w:t xml:space="preserve">quotes Isaiah 53:5 (1 verse)</w:t>
+      </w:r>
+    </w:p>
+    <w:p>
+      <w:pPr>
+        <w:pStyle w:val="BodyText"/>
+      </w:pPr>
+      <w:r>
+        <w:t xml:space="preserve">Type a number to see every use of that word. Type one or more letters, with spaces between them, for more information.</w:t>
+      </w:r>
+    </w:p>
+    <w:p>
+      <w:pPr>
+        <w:pStyle w:val="BodyText"/>
+      </w:pPr>
+      <w:r>
+        <w:rPr>
+          <w:bCs/>
+          <w:b/>
+        </w:rPr>
         <w:t xml:space="preserve">What to notice in this example:</w:t>
       </w:r>
       <w:r>
@@ -10303,7 +10872,7 @@
       <w:pPr>
         <w:numPr>
           <w:ilvl w:val="0"/>
-          <w:numId w:val="1056"/>
+          <w:numId w:val="1058"/>
         </w:numPr>
         <w:pStyle w:val="Compact"/>
       </w:pPr>
@@ -10325,7 +10894,7 @@
       <w:pPr>
         <w:numPr>
           <w:ilvl w:val="0"/>
-          <w:numId w:val="1056"/>
+          <w:numId w:val="1058"/>
         </w:numPr>
         <w:pStyle w:val="Compact"/>
       </w:pPr>
@@ -10347,7 +10916,7 @@
       <w:pPr>
         <w:numPr>
           <w:ilvl w:val="0"/>
-          <w:numId w:val="1056"/>
+          <w:numId w:val="1058"/>
         </w:numPr>
         <w:pStyle w:val="Compact"/>
       </w:pPr>
@@ -10366,7 +10935,7 @@
       <w:pPr>
         <w:numPr>
           <w:ilvl w:val="0"/>
-          <w:numId w:val="1056"/>
+          <w:numId w:val="1058"/>
         </w:numPr>
         <w:pStyle w:val="Compact"/>
       </w:pPr>
@@ -10447,7 +11016,7 @@
       <w:pPr>
         <w:numPr>
           <w:ilvl w:val="0"/>
-          <w:numId w:val="1057"/>
+          <w:numId w:val="1059"/>
         </w:numPr>
         <w:pStyle w:val="Compact"/>
       </w:pPr>
@@ -10468,7 +11037,7 @@
       <w:pPr>
         <w:numPr>
           <w:ilvl w:val="0"/>
-          <w:numId w:val="1057"/>
+          <w:numId w:val="1059"/>
         </w:numPr>
         <w:pStyle w:val="Compact"/>
       </w:pPr>
@@ -10489,7 +11058,7 @@
       <w:pPr>
         <w:numPr>
           <w:ilvl w:val="0"/>
-          <w:numId w:val="1057"/>
+          <w:numId w:val="1059"/>
         </w:numPr>
         <w:pStyle w:val="Compact"/>
       </w:pPr>
@@ -10510,7 +11079,7 @@
       <w:pPr>
         <w:numPr>
           <w:ilvl w:val="0"/>
-          <w:numId w:val="1057"/>
+          <w:numId w:val="1059"/>
         </w:numPr>
         <w:pStyle w:val="Compact"/>
       </w:pPr>
@@ -10531,7 +11100,7 @@
       <w:pPr>
         <w:numPr>
           <w:ilvl w:val="0"/>
-          <w:numId w:val="1057"/>
+          <w:numId w:val="1059"/>
         </w:numPr>
         <w:pStyle w:val="Compact"/>
       </w:pPr>
@@ -10580,7 +11149,7 @@
       <w:pPr>
         <w:numPr>
           <w:ilvl w:val="0"/>
-          <w:numId w:val="1058"/>
+          <w:numId w:val="1060"/>
         </w:numPr>
         <w:pStyle w:val="Compact"/>
       </w:pPr>
@@ -10602,7 +11171,7 @@
       <w:pPr>
         <w:numPr>
           <w:ilvl w:val="0"/>
-          <w:numId w:val="1058"/>
+          <w:numId w:val="1060"/>
         </w:numPr>
         <w:pStyle w:val="Compact"/>
       </w:pPr>
@@ -10634,7 +11203,7 @@
       <w:pPr>
         <w:numPr>
           <w:ilvl w:val="0"/>
-          <w:numId w:val="1059"/>
+          <w:numId w:val="1061"/>
         </w:numPr>
         <w:pStyle w:val="Compact"/>
       </w:pPr>
@@ -10655,7 +11224,7 @@
       <w:pPr>
         <w:numPr>
           <w:ilvl w:val="0"/>
-          <w:numId w:val="1059"/>
+          <w:numId w:val="1061"/>
         </w:numPr>
         <w:pStyle w:val="Compact"/>
       </w:pPr>
@@ -10676,7 +11245,7 @@
       <w:pPr>
         <w:numPr>
           <w:ilvl w:val="0"/>
-          <w:numId w:val="1059"/>
+          <w:numId w:val="1061"/>
         </w:numPr>
         <w:pStyle w:val="Compact"/>
       </w:pPr>
@@ -10730,7 +11299,7 @@
       <w:pPr>
         <w:numPr>
           <w:ilvl w:val="0"/>
-          <w:numId w:val="1060"/>
+          <w:numId w:val="1062"/>
         </w:numPr>
         <w:pStyle w:val="Compact"/>
       </w:pPr>
@@ -10751,7 +11320,7 @@
       <w:pPr>
         <w:numPr>
           <w:ilvl w:val="0"/>
-          <w:numId w:val="1060"/>
+          <w:numId w:val="1062"/>
         </w:numPr>
         <w:pStyle w:val="Compact"/>
       </w:pPr>
@@ -10864,7 +11433,7 @@
       <w:pPr>
         <w:numPr>
           <w:ilvl w:val="0"/>
-          <w:numId w:val="1061"/>
+          <w:numId w:val="1063"/>
         </w:numPr>
         <w:pStyle w:val="Compact"/>
       </w:pPr>
@@ -10883,7 +11452,7 @@
       <w:pPr>
         <w:numPr>
           <w:ilvl w:val="0"/>
-          <w:numId w:val="1061"/>
+          <w:numId w:val="1063"/>
         </w:numPr>
         <w:pStyle w:val="Compact"/>
       </w:pPr>
@@ -10902,7 +11471,7 @@
       <w:pPr>
         <w:numPr>
           <w:ilvl w:val="0"/>
-          <w:numId w:val="1061"/>
+          <w:numId w:val="1063"/>
         </w:numPr>
         <w:pStyle w:val="Compact"/>
       </w:pPr>
@@ -10920,7 +11489,7 @@
       <w:pPr>
         <w:numPr>
           <w:ilvl w:val="0"/>
-          <w:numId w:val="1061"/>
+          <w:numId w:val="1063"/>
         </w:numPr>
         <w:pStyle w:val="Compact"/>
       </w:pPr>
@@ -10942,7 +11511,7 @@
       <w:pPr>
         <w:numPr>
           <w:ilvl w:val="0"/>
-          <w:numId w:val="1061"/>
+          <w:numId w:val="1063"/>
         </w:numPr>
         <w:pStyle w:val="Compact"/>
       </w:pPr>
@@ -10967,7 +11536,7 @@
       <w:pPr>
         <w:numPr>
           <w:ilvl w:val="0"/>
-          <w:numId w:val="1061"/>
+          <w:numId w:val="1063"/>
         </w:numPr>
         <w:pStyle w:val="Compact"/>
       </w:pPr>
@@ -10983,7 +11552,7 @@
       <w:pPr>
         <w:numPr>
           <w:ilvl w:val="0"/>
-          <w:numId w:val="1061"/>
+          <w:numId w:val="1063"/>
         </w:numPr>
         <w:pStyle w:val="Compact"/>
       </w:pPr>
@@ -11002,7 +11571,7 @@
       <w:pPr>
         <w:numPr>
           <w:ilvl w:val="0"/>
-          <w:numId w:val="1061"/>
+          <w:numId w:val="1063"/>
         </w:numPr>
         <w:pStyle w:val="Compact"/>
       </w:pPr>
@@ -11024,7 +11593,7 @@
       <w:pPr>
         <w:numPr>
           <w:ilvl w:val="0"/>
-          <w:numId w:val="1061"/>
+          <w:numId w:val="1063"/>
         </w:numPr>
         <w:pStyle w:val="Compact"/>
       </w:pPr>
@@ -11049,7 +11618,7 @@
       <w:pPr>
         <w:numPr>
           <w:ilvl w:val="0"/>
-          <w:numId w:val="1061"/>
+          <w:numId w:val="1063"/>
         </w:numPr>
         <w:pStyle w:val="Compact"/>
       </w:pPr>
@@ -11065,7 +11634,7 @@
       <w:pPr>
         <w:numPr>
           <w:ilvl w:val="0"/>
-          <w:numId w:val="1061"/>
+          <w:numId w:val="1063"/>
         </w:numPr>
         <w:pStyle w:val="Compact"/>
       </w:pPr>
@@ -11094,7 +11663,7 @@
       <w:pPr>
         <w:numPr>
           <w:ilvl w:val="0"/>
-          <w:numId w:val="1062"/>
+          <w:numId w:val="1064"/>
         </w:numPr>
         <w:pStyle w:val="Compact"/>
       </w:pPr>
@@ -11115,7 +11684,7 @@
       <w:pPr>
         <w:numPr>
           <w:ilvl w:val="0"/>
-          <w:numId w:val="1062"/>
+          <w:numId w:val="1064"/>
         </w:numPr>
         <w:pStyle w:val="Compact"/>
       </w:pPr>
@@ -11136,7 +11705,7 @@
       <w:pPr>
         <w:numPr>
           <w:ilvl w:val="0"/>
-          <w:numId w:val="1062"/>
+          <w:numId w:val="1064"/>
         </w:numPr>
         <w:pStyle w:val="Compact"/>
       </w:pPr>
@@ -11157,7 +11726,7 @@
       <w:pPr>
         <w:numPr>
           <w:ilvl w:val="0"/>
-          <w:numId w:val="1062"/>
+          <w:numId w:val="1064"/>
         </w:numPr>
         <w:pStyle w:val="Compact"/>
       </w:pPr>
@@ -11217,7 +11786,7 @@
       <w:pPr>
         <w:numPr>
           <w:ilvl w:val="0"/>
-          <w:numId w:val="1062"/>
+          <w:numId w:val="1064"/>
         </w:numPr>
         <w:pStyle w:val="Compact"/>
       </w:pPr>
@@ -11352,7 +11921,7 @@
       <w:pPr>
         <w:numPr>
           <w:ilvl w:val="0"/>
-          <w:numId w:val="1063"/>
+          <w:numId w:val="1065"/>
         </w:numPr>
         <w:pStyle w:val="Compact"/>
       </w:pPr>
@@ -11431,13 +12000,26 @@
         <w:pStyle w:val="FirstParagraph"/>
       </w:pPr>
       <w:r>
-        <w:t xml:space="preserve">Quoted in 1 Peter 2:24.</w:t>
-      </w:r>
-      <w:r>
-        <w:t xml:space="preserve"> </w:t>
-      </w:r>
-      <w:r>
-        <w:t xml:space="preserve">“</w:t>
+        <w:rPr>
+          <w:bCs/>
+          <w:b/>
+        </w:rPr>
+        <w:t xml:space="preserve">Quoted in</w:t>
+      </w:r>
+    </w:p>
+    <w:p>
+      <w:pPr>
+        <w:pStyle w:val="BodyText"/>
+      </w:pPr>
+      <w:r>
+        <w:rPr>
+          <w:bCs/>
+          <w:b/>
+        </w:rPr>
+        <w:t xml:space="preserve">1 Peter 2:24:</w:t>
+      </w:r>
+      <w:r>
+        <w:t xml:space="preserve"> </w:t>
       </w:r>
       <w:r>
         <w:t xml:space="preserve">He Himself bore our sins in His body on the tree, so that we might die to sin and live to righteousness.</w:t>
@@ -11446,13 +12028,10 @@
         <w:t xml:space="preserve"> </w:t>
       </w:r>
       <w:r>
-        <w:t xml:space="preserve">‘</w:t>
+        <w:t xml:space="preserve">“</w:t>
       </w:r>
       <w:r>
         <w:t xml:space="preserve">By His stripes you are healed.</w:t>
-      </w:r>
-      <w:r>
-        <w:t xml:space="preserve">’</w:t>
       </w:r>
       <w:r>
         <w:t xml:space="preserve">”</w:t>
@@ -11472,7 +12051,7 @@
       <w:pPr>
         <w:numPr>
           <w:ilvl w:val="0"/>
-          <w:numId w:val="1064"/>
+          <w:numId w:val="1066"/>
         </w:numPr>
         <w:pStyle w:val="Compact"/>
       </w:pPr>
@@ -11518,7 +12097,7 @@
       <w:pPr>
         <w:numPr>
           <w:ilvl w:val="0"/>
-          <w:numId w:val="1064"/>
+          <w:numId w:val="1066"/>
         </w:numPr>
         <w:pStyle w:val="Compact"/>
       </w:pPr>
@@ -11564,7 +12143,7 @@
       <w:pPr>
         <w:numPr>
           <w:ilvl w:val="0"/>
-          <w:numId w:val="1064"/>
+          <w:numId w:val="1066"/>
         </w:numPr>
         <w:pStyle w:val="Compact"/>
       </w:pPr>
@@ -11616,7 +12195,7 @@
       <w:pPr>
         <w:numPr>
           <w:ilvl w:val="0"/>
-          <w:numId w:val="1064"/>
+          <w:numId w:val="1066"/>
         </w:numPr>
         <w:pStyle w:val="Compact"/>
       </w:pPr>
@@ -11777,7 +12356,7 @@
         <w:pStyle w:val="BodyText"/>
       </w:pPr>
       <w:r>
-        <w:t xml:space="preserve">Type a number to see every use of that word. Type one or more letters, with spaces between them, for the menu.</w:t>
+        <w:t xml:space="preserve">Type a number to see every use of that word. Type one or more letters, with spaces between them, for more information.</w:t>
       </w:r>
     </w:p>
     <w:bookmarkEnd w:id="72"/>
@@ -11868,13 +12447,13 @@
           <w:bCs/>
           <w:b/>
         </w:rPr>
-        <w:t xml:space="preserve">Deuteronomy 21:22–23:</w:t>
-      </w:r>
-      <w:r>
-        <w:t xml:space="preserve"> </w:t>
-      </w:r>
-      <w:r>
-        <w:t xml:space="preserve">If a man has committed a sin worthy of death, and he is executed, and you hang his body on a tree, you must not leave the body on the tree overnight, but you must be sure to bury him that day, because anyone who is hung on a tree is under God’s curse. You must not defile the land that the LORD your God is giving you as an inheritance.</w:t>
+        <w:t xml:space="preserve">Deuteronomy 21:22:</w:t>
+      </w:r>
+      <w:r>
+        <w:t xml:space="preserve"> </w:t>
+      </w:r>
+      <w:r>
+        <w:t xml:space="preserve">If a man has committed a sin worthy of death, and he is executed, and you hang his body on a tree,</w:t>
       </w:r>
     </w:p>
     <w:p>
@@ -11886,6 +12465,24 @@
           <w:bCs/>
           <w:b/>
         </w:rPr>
+        <w:t xml:space="preserve">Deuteronomy 21:23:</w:t>
+      </w:r>
+      <w:r>
+        <w:t xml:space="preserve"> </w:t>
+      </w:r>
+      <w:r>
+        <w:t xml:space="preserve">you must not leave the body on the tree overnight, but you must be sure to bury him that day, because anyone who is hung on a tree is under God’s curse. You must not defile the land that the LORD your God is giving you as an inheritance.</w:t>
+      </w:r>
+    </w:p>
+    <w:p>
+      <w:pPr>
+        <w:pStyle w:val="BodyText"/>
+      </w:pPr>
+      <w:r>
+        <w:rPr>
+          <w:bCs/>
+          <w:b/>
+        </w:rPr>
         <w:t xml:space="preserve">Acts 5:30:</w:t>
       </w:r>
       <w:r>
@@ -11940,386 +12537,364 @@
           <w:bCs/>
           <w:b/>
         </w:rPr>
-        <w:t xml:space="preserve">“</w:t>
+        <w:t xml:space="preserve">1 Peter 2:24:</w:t>
+      </w:r>
+      <w:r>
+        <w:t xml:space="preserve"> </w:t>
+      </w:r>
+      <w:r>
+        <w:t xml:space="preserve">bore — LIKELY: bore | carried up | sustained; POSSIBLE: offered up — seen as a whole, in the past</w:t>
+      </w:r>
+    </w:p>
+    <w:p>
+      <w:pPr>
+        <w:pStyle w:val="BodyText"/>
+      </w:pPr>
+      <w:r>
+        <w:t xml:space="preserve">Used 10 times in 9 verses.</w:t>
+      </w:r>
+    </w:p>
+    <w:p>
+      <w:pPr>
+        <w:pStyle w:val="BodyText"/>
+      </w:pPr>
+      <w:r>
+        <w:t xml:space="preserve">How the Berean Bible renders it:</w:t>
+      </w:r>
+      <w:r>
+        <w:t xml:space="preserve"> </w:t>
+      </w:r>
+      <w:r>
+        <w:t xml:space="preserve">“</w:t>
+      </w:r>
+      <w:r>
+        <w:t xml:space="preserve">offer</w:t>
+      </w:r>
+      <w:r>
+        <w:t xml:space="preserve">”</w:t>
+      </w:r>
+      <w:r>
+        <w:t xml:space="preserve"> </w:t>
+      </w:r>
+      <w:r>
+        <w:t xml:space="preserve">or</w:t>
+      </w:r>
+      <w:r>
+        <w:t xml:space="preserve"> </w:t>
+      </w:r>
+      <w:r>
+        <w:t xml:space="preserve">“</w:t>
+      </w:r>
+      <w:r>
+        <w:t xml:space="preserve">offer up</w:t>
+      </w:r>
+      <w:r>
+        <w:t xml:space="preserve">”</w:t>
+      </w:r>
+      <w:r>
+        <w:t xml:space="preserve"> </w:t>
+      </w:r>
+      <w:r>
+        <w:t xml:space="preserve">(5),</w:t>
+      </w:r>
+      <w:r>
+        <w:t xml:space="preserve"> </w:t>
+      </w:r>
+      <w:r>
+        <w:t xml:space="preserve">“</w:t>
+      </w:r>
+      <w:r>
+        <w:t xml:space="preserve">led up</w:t>
+      </w:r>
+      <w:r>
+        <w:t xml:space="preserve">”</w:t>
+      </w:r>
+      <w:r>
+        <w:t xml:space="preserve"> </w:t>
+      </w:r>
+      <w:r>
+        <w:t xml:space="preserve">(2),</w:t>
+      </w:r>
+      <w:r>
+        <w:t xml:space="preserve"> </w:t>
+      </w:r>
+      <w:r>
+        <w:t xml:space="preserve">“</w:t>
+      </w:r>
+      <w:r>
+        <w:t xml:space="preserve">bore</w:t>
+      </w:r>
+      <w:r>
+        <w:t xml:space="preserve">”</w:t>
+      </w:r>
+      <w:r>
+        <w:t xml:space="preserve"> </w:t>
+      </w:r>
+      <w:r>
+        <w:t xml:space="preserve">or</w:t>
+      </w:r>
+      <w:r>
+        <w:t xml:space="preserve"> </w:t>
+      </w:r>
+      <w:r>
+        <w:t xml:space="preserve">“</w:t>
+      </w:r>
+      <w:r>
+        <w:t xml:space="preserve">bear</w:t>
+      </w:r>
+      <w:r>
+        <w:t xml:space="preserve">”</w:t>
+      </w:r>
+      <w:r>
+        <w:t xml:space="preserve"> </w:t>
+      </w:r>
+      <w:r>
+        <w:t xml:space="preserve">(2),</w:t>
+      </w:r>
+      <w:r>
+        <w:t xml:space="preserve"> </w:t>
+      </w:r>
+      <w:r>
+        <w:t xml:space="preserve">“</w:t>
+      </w:r>
+      <w:r>
+        <w:t xml:space="preserve">was carried up</w:t>
+      </w:r>
+      <w:r>
+        <w:t xml:space="preserve">”</w:t>
+      </w:r>
+      <w:r>
+        <w:t xml:space="preserve"> </w:t>
+      </w:r>
+      <w:r>
+        <w:t xml:space="preserve">(1).</w:t>
+      </w:r>
+    </w:p>
+    <w:p>
+      <w:pPr>
+        <w:pStyle w:val="BodyText"/>
+      </w:pPr>
+      <w:r>
+        <w:t xml:space="preserve">What gets carried up:</w:t>
+      </w:r>
+      <w:r>
+        <w:t xml:space="preserve"> </w:t>
+      </w:r>
+      <w:r>
+        <w:t xml:space="preserve">- people, led up a mountain or taken up to heaven: 3</w:t>
+      </w:r>
+      <w:r>
+        <w:t xml:space="preserve"> </w:t>
+      </w:r>
+      <w:r>
+        <w:t xml:space="preserve">- a sacrifice, offered up: 5</w:t>
+      </w:r>
+      <w:r>
+        <w:t xml:space="preserve"> </w:t>
+      </w:r>
+      <w:r>
+        <w:t xml:space="preserve">- sins: 2</w:t>
+      </w:r>
+    </w:p>
+    <w:p>
+      <w:pPr>
+        <w:pStyle w:val="BodyText"/>
+      </w:pPr>
+      <w:r>
+        <w:t xml:space="preserve">3.1</w:t>
+      </w:r>
+      <w:r>
+        <w:t xml:space="preserve"> </w:t>
       </w:r>
       <w:r>
         <w:rPr>
           <w:bCs/>
           <w:b/>
         </w:rPr>
-        <w:t xml:space="preserve">Bore</w:t>
+        <w:t xml:space="preserve">1 Peter 2:5:</w:t>
+      </w:r>
+      <w:r>
+        <w:t xml:space="preserve"> </w:t>
+      </w:r>
+      <w:r>
+        <w:t xml:space="preserve">you also, like living stones, are being built into a spiritual house to be a holy priesthood, OFFERING spiritual sacrifices acceptable to God through Jesus Christ.</w:t>
+      </w:r>
+    </w:p>
+    <w:p>
+      <w:pPr>
+        <w:pStyle w:val="BodyText"/>
+      </w:pPr>
+      <w:r>
+        <w:t xml:space="preserve">3.2</w:t>
+      </w:r>
+      <w:r>
+        <w:t xml:space="preserve"> </w:t>
       </w:r>
       <w:r>
         <w:rPr>
           <w:bCs/>
           <w:b/>
         </w:rPr>
-        <w:t xml:space="preserve">”</w:t>
+        <w:t xml:space="preserve">1 Peter 2:24:</w:t>
+      </w:r>
+      <w:r>
+        <w:t xml:space="preserve"> </w:t>
+      </w:r>
+      <w:r>
+        <w:t xml:space="preserve">He Himself BORE our sins in His body on the tree, so that we might die to sin and live to righteousness.</w:t>
+      </w:r>
+      <w:r>
+        <w:t xml:space="preserve"> </w:t>
+      </w:r>
+      <w:r>
+        <w:t xml:space="preserve">“</w:t>
+      </w:r>
+      <w:r>
+        <w:t xml:space="preserve">By His stripes you are healed.</w:t>
+      </w:r>
+      <w:r>
+        <w:t xml:space="preserve">”</w:t>
+      </w:r>
+    </w:p>
+    <w:p>
+      <w:pPr>
+        <w:pStyle w:val="BodyText"/>
+      </w:pPr>
+      <w:r>
+        <w:t xml:space="preserve">3.3</w:t>
+      </w:r>
+      <w:r>
+        <w:t xml:space="preserve"> </w:t>
       </w:r>
       <w:r>
         <w:rPr>
           <w:bCs/>
           <w:b/>
         </w:rPr>
-        <w:t xml:space="preserve"> </w:t>
-      </w:r>
+        <w:t xml:space="preserve">Matthew 17:1:</w:t>
+      </w:r>
+      <w:r>
+        <w:t xml:space="preserve"> </w:t>
+      </w:r>
+      <w:r>
+        <w:t xml:space="preserve">After six days Jesus took with Him Peter, James, and John the brother of James, and LED THEM UP a high mountain by themselves.</w:t>
+      </w:r>
+    </w:p>
+    <w:p>
+      <w:pPr>
+        <w:pStyle w:val="BodyText"/>
+      </w:pPr>
+      <w:r>
+        <w:t xml:space="preserve">The rest follow in the same form, through 3.9. Then:</w:t>
+      </w:r>
+      <w:r>
+        <w:t xml:space="preserve"> </w:t>
+      </w:r>
+      <w:r>
+        <w:t xml:space="preserve">“</w:t>
+      </w:r>
+      <w:r>
+        <w:t xml:space="preserve">Type 3.1, 3.2, and so on for my translation of that verse.</w:t>
+      </w:r>
+      <w:r>
+        <w:t xml:space="preserve">”</w:t>
+      </w:r>
+    </w:p>
+    <w:p>
+      <w:pPr>
+        <w:pStyle w:val="BodyText"/>
+      </w:pPr>
+      <w:r>
+        <w:t xml:space="preserve">Other replies to a number:</w:t>
+      </w:r>
+      <w:r>
+        <w:t xml:space="preserve"> </w:t>
+      </w:r>
+      <w:r>
+        <w:t xml:space="preserve">- A piece of a broken-up word:</w:t>
+      </w:r>
+      <w:r>
+        <w:t xml:space="preserve"> </w:t>
+      </w:r>
+      <w:r>
+        <w:t xml:space="preserve">“</w:t>
+      </w:r>
+      <w:r>
+        <w:t xml:space="preserve">Lines 15 and 16 are one Greek word. Here is the lookup for</w:t>
+      </w:r>
+      <w:r>
+        <w:t xml:space="preserve"> </w:t>
+      </w:r>
+      <w:r>
+        <w:t xml:space="preserve">‘</w:t>
+      </w:r>
+      <w:r>
+        <w:t xml:space="preserve">righteousness.</w:t>
+      </w:r>
+      <w:r>
+        <w:t xml:space="preserve">’</w:t>
+      </w:r>
+      <w:r>
+        <w:t xml:space="preserve">”</w:t>
+      </w:r>
+      <w:r>
+        <w:t xml:space="preserve"> </w:t>
+      </w:r>
+      <w:r>
+        <w:t xml:space="preserve">Then the lookup.</w:t>
+      </w:r>
+      <w:r>
+        <w:t xml:space="preserve"> </w:t>
+      </w:r>
+      <w:r>
+        <w:t xml:space="preserve">- An added word:</w:t>
+      </w:r>
+      <w:r>
+        <w:t xml:space="preserve"> </w:t>
+      </w:r>
+      <w:r>
+        <w:t xml:space="preserve">“</w:t>
+      </w:r>
+      <w:r>
+        <w:rPr>
+          <w:iCs/>
+          <w:i/>
+        </w:rPr>
+        <w:t xml:space="preserve">Was</w:t>
+      </w:r>
+      <w:r>
+        <w:t xml:space="preserve"> </w:t>
+      </w:r>
+      <w:r>
+        <w:t xml:space="preserve">was added for clarity. There is no Hebrew word there.</w:t>
+      </w:r>
+      <w:r>
+        <w:t xml:space="preserve">”</w:t>
+      </w:r>
+    </w:p>
+    <w:bookmarkEnd w:id="74"/>
+    <w:bookmarkStart w:id="75" w:name="q.-verb-analysis-entries-detail-level"/>
+    <w:p>
+      <w:pPr>
+        <w:pStyle w:val="Heading3"/>
+      </w:pPr>
+      <w:r>
+        <w:t xml:space="preserve">24Q. Verb Analysis entries (detail level)</w:t>
+      </w:r>
+    </w:p>
+    <w:p>
+      <w:pPr>
+        <w:numPr>
+          <w:ilvl w:val="0"/>
+          <w:numId w:val="1067"/>
+        </w:numPr>
+        <w:pStyle w:val="Compact"/>
+      </w:pPr>
       <w:r>
         <w:rPr>
           <w:bCs/>
           <w:b/>
         </w:rPr>
-        <w:t xml:space="preserve">(1 Peter 2:24)</w:t>
-      </w:r>
-    </w:p>
-    <w:p>
-      <w:pPr>
-        <w:pStyle w:val="BodyText"/>
-      </w:pPr>
-      <w:r>
-        <w:t xml:space="preserve">Used 10 times in 9 verses.</w:t>
-      </w:r>
-    </w:p>
-    <w:p>
-      <w:pPr>
-        <w:pStyle w:val="BodyText"/>
-      </w:pPr>
-      <w:r>
-        <w:t xml:space="preserve">How the Berean Bible renders it:</w:t>
-      </w:r>
-      <w:r>
-        <w:t xml:space="preserve"> </w:t>
-      </w:r>
-      <w:r>
-        <w:t xml:space="preserve">“</w:t>
-      </w:r>
-      <w:r>
-        <w:t xml:space="preserve">offer</w:t>
-      </w:r>
-      <w:r>
-        <w:t xml:space="preserve">”</w:t>
-      </w:r>
-      <w:r>
-        <w:t xml:space="preserve"> </w:t>
-      </w:r>
-      <w:r>
-        <w:t xml:space="preserve">or</w:t>
-      </w:r>
-      <w:r>
-        <w:t xml:space="preserve"> </w:t>
-      </w:r>
-      <w:r>
-        <w:t xml:space="preserve">“</w:t>
-      </w:r>
-      <w:r>
-        <w:t xml:space="preserve">offer up</w:t>
-      </w:r>
-      <w:r>
-        <w:t xml:space="preserve">”</w:t>
-      </w:r>
-      <w:r>
-        <w:t xml:space="preserve"> </w:t>
-      </w:r>
-      <w:r>
-        <w:t xml:space="preserve">(5),</w:t>
-      </w:r>
-      <w:r>
-        <w:t xml:space="preserve"> </w:t>
-      </w:r>
-      <w:r>
-        <w:t xml:space="preserve">“</w:t>
-      </w:r>
-      <w:r>
-        <w:t xml:space="preserve">led up</w:t>
-      </w:r>
-      <w:r>
-        <w:t xml:space="preserve">”</w:t>
-      </w:r>
-      <w:r>
-        <w:t xml:space="preserve"> </w:t>
-      </w:r>
-      <w:r>
-        <w:t xml:space="preserve">(2),</w:t>
-      </w:r>
-      <w:r>
-        <w:t xml:space="preserve"> </w:t>
-      </w:r>
-      <w:r>
-        <w:t xml:space="preserve">“</w:t>
-      </w:r>
-      <w:r>
-        <w:t xml:space="preserve">bore</w:t>
-      </w:r>
-      <w:r>
-        <w:t xml:space="preserve">”</w:t>
-      </w:r>
-      <w:r>
-        <w:t xml:space="preserve"> </w:t>
-      </w:r>
-      <w:r>
-        <w:t xml:space="preserve">or</w:t>
-      </w:r>
-      <w:r>
-        <w:t xml:space="preserve"> </w:t>
-      </w:r>
-      <w:r>
-        <w:t xml:space="preserve">“</w:t>
-      </w:r>
-      <w:r>
-        <w:t xml:space="preserve">bear</w:t>
-      </w:r>
-      <w:r>
-        <w:t xml:space="preserve">”</w:t>
-      </w:r>
-      <w:r>
-        <w:t xml:space="preserve"> </w:t>
-      </w:r>
-      <w:r>
-        <w:t xml:space="preserve">(2),</w:t>
-      </w:r>
-      <w:r>
-        <w:t xml:space="preserve"> </w:t>
-      </w:r>
-      <w:r>
-        <w:t xml:space="preserve">“</w:t>
-      </w:r>
-      <w:r>
-        <w:t xml:space="preserve">was carried up</w:t>
-      </w:r>
-      <w:r>
-        <w:t xml:space="preserve">”</w:t>
-      </w:r>
-      <w:r>
-        <w:t xml:space="preserve"> </w:t>
-      </w:r>
-      <w:r>
-        <w:t xml:space="preserve">(1).</w:t>
-      </w:r>
-    </w:p>
-    <w:p>
-      <w:pPr>
-        <w:pStyle w:val="BodyText"/>
-      </w:pPr>
-      <w:r>
-        <w:t xml:space="preserve">What gets carried up:</w:t>
-      </w:r>
-      <w:r>
-        <w:t xml:space="preserve"> </w:t>
-      </w:r>
-      <w:r>
-        <w:t xml:space="preserve">- people, led up a mountain or taken up to heaven: 3</w:t>
-      </w:r>
-      <w:r>
-        <w:t xml:space="preserve"> </w:t>
-      </w:r>
-      <w:r>
-        <w:t xml:space="preserve">- a sacrifice, offered up: 5</w:t>
-      </w:r>
-      <w:r>
-        <w:t xml:space="preserve"> </w:t>
-      </w:r>
-      <w:r>
-        <w:t xml:space="preserve">- sins: 2</w:t>
-      </w:r>
-    </w:p>
-    <w:p>
-      <w:pPr>
-        <w:pStyle w:val="BodyText"/>
-      </w:pPr>
-      <w:r>
-        <w:t xml:space="preserve">3.1</w:t>
-      </w:r>
-      <w:r>
-        <w:t xml:space="preserve"> </w:t>
-      </w:r>
-      <w:r>
-        <w:rPr>
-          <w:bCs/>
-          <w:b/>
-        </w:rPr>
-        <w:t xml:space="preserve">1 Peter 2:5:</w:t>
-      </w:r>
-      <w:r>
-        <w:t xml:space="preserve"> </w:t>
-      </w:r>
-      <w:r>
-        <w:t xml:space="preserve">you also, like living stones, are being built into a spiritual house to be a holy priesthood, OFFERING spiritual sacrifices acceptable to God through Jesus Christ.</w:t>
-      </w:r>
-    </w:p>
-    <w:p>
-      <w:pPr>
-        <w:pStyle w:val="BodyText"/>
-      </w:pPr>
-      <w:r>
-        <w:t xml:space="preserve">3.2</w:t>
-      </w:r>
-      <w:r>
-        <w:t xml:space="preserve"> </w:t>
-      </w:r>
-      <w:r>
-        <w:rPr>
-          <w:bCs/>
-          <w:b/>
-        </w:rPr>
-        <w:t xml:space="preserve">1 Peter 2:24:</w:t>
-      </w:r>
-      <w:r>
-        <w:t xml:space="preserve"> </w:t>
-      </w:r>
-      <w:r>
-        <w:t xml:space="preserve">He Himself BORE our sins in His body on the tree, so that we might die to sin and live to righteousness.</w:t>
-      </w:r>
-      <w:r>
-        <w:t xml:space="preserve"> </w:t>
-      </w:r>
-      <w:r>
-        <w:t xml:space="preserve">“</w:t>
-      </w:r>
-      <w:r>
-        <w:t xml:space="preserve">By His stripes you are healed.</w:t>
-      </w:r>
-      <w:r>
-        <w:t xml:space="preserve">”</w:t>
-      </w:r>
-    </w:p>
-    <w:p>
-      <w:pPr>
-        <w:pStyle w:val="BodyText"/>
-      </w:pPr>
-      <w:r>
-        <w:t xml:space="preserve">3.3</w:t>
-      </w:r>
-      <w:r>
-        <w:t xml:space="preserve"> </w:t>
-      </w:r>
-      <w:r>
-        <w:rPr>
-          <w:bCs/>
-          <w:b/>
-        </w:rPr>
-        <w:t xml:space="preserve">Matthew 17:1:</w:t>
-      </w:r>
-      <w:r>
-        <w:t xml:space="preserve"> </w:t>
-      </w:r>
-      <w:r>
-        <w:t xml:space="preserve">After six days Jesus took with Him Peter, James, and John the brother of James, and LED THEM UP a high mountain by themselves.</w:t>
-      </w:r>
-    </w:p>
-    <w:p>
-      <w:pPr>
-        <w:pStyle w:val="BodyText"/>
-      </w:pPr>
-      <w:r>
-        <w:t xml:space="preserve">The rest follow in the same form, through 3.9. Then:</w:t>
-      </w:r>
-      <w:r>
-        <w:t xml:space="preserve"> </w:t>
-      </w:r>
-      <w:r>
-        <w:t xml:space="preserve">“</w:t>
-      </w:r>
-      <w:r>
-        <w:t xml:space="preserve">Type 3.1, 3.2, and so on for my translation of that verse.</w:t>
-      </w:r>
-      <w:r>
-        <w:t xml:space="preserve">”</w:t>
-      </w:r>
-    </w:p>
-    <w:p>
-      <w:pPr>
-        <w:pStyle w:val="BodyText"/>
-      </w:pPr>
-      <w:r>
-        <w:t xml:space="preserve">Other replies to a number:</w:t>
-      </w:r>
-      <w:r>
-        <w:t xml:space="preserve"> </w:t>
-      </w:r>
-      <w:r>
-        <w:t xml:space="preserve">- A piece of a broken-up word:</w:t>
-      </w:r>
-      <w:r>
-        <w:t xml:space="preserve"> </w:t>
-      </w:r>
-      <w:r>
-        <w:t xml:space="preserve">“</w:t>
-      </w:r>
-      <w:r>
-        <w:t xml:space="preserve">Lines 15 and 16 are one Greek word. Here is the lookup for</w:t>
-      </w:r>
-      <w:r>
-        <w:t xml:space="preserve"> </w:t>
-      </w:r>
-      <w:r>
-        <w:t xml:space="preserve">‘</w:t>
-      </w:r>
-      <w:r>
-        <w:t xml:space="preserve">righteousness.</w:t>
-      </w:r>
-      <w:r>
-        <w:t xml:space="preserve">’</w:t>
-      </w:r>
-      <w:r>
-        <w:t xml:space="preserve">”</w:t>
-      </w:r>
-      <w:r>
-        <w:t xml:space="preserve"> </w:t>
-      </w:r>
-      <w:r>
-        <w:t xml:space="preserve">Then the lookup.</w:t>
-      </w:r>
-      <w:r>
-        <w:t xml:space="preserve"> </w:t>
-      </w:r>
-      <w:r>
-        <w:t xml:space="preserve">- An added word:</w:t>
-      </w:r>
-      <w:r>
-        <w:t xml:space="preserve"> </w:t>
-      </w:r>
-      <w:r>
-        <w:t xml:space="preserve">“</w:t>
-      </w:r>
-      <w:r>
-        <w:rPr>
-          <w:iCs/>
-          <w:i/>
-        </w:rPr>
-        <w:t xml:space="preserve">Was</w:t>
-      </w:r>
-      <w:r>
-        <w:t xml:space="preserve"> </w:t>
-      </w:r>
-      <w:r>
-        <w:t xml:space="preserve">was added for clarity. There is no Hebrew word there.</w:t>
-      </w:r>
-      <w:r>
-        <w:t xml:space="preserve">”</w:t>
-      </w:r>
-    </w:p>
-    <w:bookmarkEnd w:id="74"/>
-    <w:bookmarkStart w:id="75" w:name="q.-verb-analysis-entries-detail-level"/>
-    <w:p>
-      <w:pPr>
-        <w:pStyle w:val="Heading3"/>
-      </w:pPr>
-      <w:r>
-        <w:t xml:space="preserve">24Q. Verb Analysis entries (detail level)</w:t>
-      </w:r>
-    </w:p>
-    <w:p>
-      <w:pPr>
-        <w:numPr>
-          <w:ilvl w:val="0"/>
-          <w:numId w:val="1065"/>
-        </w:numPr>
-        <w:pStyle w:val="Compact"/>
-      </w:pPr>
-      <w:r>
-        <w:rPr>
-          <w:bCs/>
-          <w:b/>
-        </w:rPr>
         <w:t xml:space="preserve">ἀφῇ</w:t>
       </w:r>
       <w:r>
@@ -12333,7 +12908,7 @@
       <w:pPr>
         <w:numPr>
           <w:ilvl w:val="0"/>
-          <w:numId w:val="1065"/>
+          <w:numId w:val="1067"/>
         </w:numPr>
         <w:pStyle w:val="Compact"/>
       </w:pPr>
@@ -12360,13 +12935,13 @@
     </w:p>
     <w:bookmarkEnd w:id="75"/>
     <w:bookmarkEnd w:id="76"/>
-    <w:bookmarkStart w:id="77" w:name="working-style"/>
+    <w:bookmarkStart w:id="77" w:name="check-before-sending-a-first-answer"/>
     <w:p>
       <w:pPr>
         <w:pStyle w:val="Heading2"/>
       </w:pPr>
       <w:r>
-        <w:t xml:space="preserve">25. Working style</w:t>
+        <w:t xml:space="preserve">25. Check before sending a first answer</w:t>
       </w:r>
     </w:p>
     <w:p>
@@ -12374,11 +12949,152 @@
         <w:pStyle w:val="FirstParagraph"/>
       </w:pPr>
       <w:r>
+        <w:t xml:space="preserve">Run this list on every first answer before sending it. Fix anything that fails.</w:t>
+      </w:r>
+    </w:p>
+    <w:p>
+      <w:pPr>
+        <w:numPr>
+          <w:ilvl w:val="0"/>
+          <w:numId w:val="1068"/>
+        </w:numPr>
+        <w:pStyle w:val="Compact"/>
+      </w:pPr>
+      <w:r>
+        <w:t xml:space="preserve">Every original word in the helper’s table is on a line, or is covered by a hidden-word rule (section 6C).</w:t>
+      </w:r>
+    </w:p>
+    <w:p>
+      <w:pPr>
+        <w:numPr>
+          <w:ilvl w:val="0"/>
+          <w:numId w:val="1068"/>
+        </w:numPr>
+        <w:pStyle w:val="Compact"/>
+      </w:pPr>
+      <w:r>
+        <w:t xml:space="preserve">Every bold word appears again inside its own tier.</w:t>
+      </w:r>
+    </w:p>
+    <w:p>
+      <w:pPr>
+        <w:numPr>
+          <w:ilvl w:val="0"/>
+          <w:numId w:val="1068"/>
+        </w:numPr>
+        <w:pStyle w:val="Compact"/>
+      </w:pPr>
+      <w:r>
+        <w:t xml:space="preserve">Nothing is under RULED OUT unless the check of rule 7.13 was run.</w:t>
+      </w:r>
+    </w:p>
+    <w:p>
+      <w:pPr>
+        <w:numPr>
+          <w:ilvl w:val="0"/>
+          <w:numId w:val="1068"/>
+        </w:numPr>
+        <w:pStyle w:val="Compact"/>
+      </w:pPr>
+      <w:r>
+        <w:t xml:space="preserve">Every verb tag matches the form that both tables give.</w:t>
+      </w:r>
+    </w:p>
+    <w:p>
+      <w:pPr>
+        <w:numPr>
+          <w:ilvl w:val="0"/>
+          <w:numId w:val="1068"/>
+        </w:numPr>
+        <w:pStyle w:val="Compact"/>
+      </w:pPr>
+      <w:r>
+        <w:t xml:space="preserve">Every rating can pass its test (section 13).</w:t>
+      </w:r>
+    </w:p>
+    <w:p>
+      <w:pPr>
+        <w:numPr>
+          <w:ilvl w:val="0"/>
+          <w:numId w:val="1068"/>
+        </w:numPr>
+        <w:pStyle w:val="Compact"/>
+      </w:pPr>
+      <w:r>
+        <w:t xml:space="preserve">Every count, verse, and form came from the helper’s output, not from memory or hand arithmetic.</w:t>
+      </w:r>
+    </w:p>
+    <w:p>
+      <w:pPr>
+        <w:numPr>
+          <w:ilvl w:val="0"/>
+          <w:numId w:val="1068"/>
+        </w:numPr>
+        <w:pStyle w:val="Compact"/>
+      </w:pPr>
+      <w:r>
+        <w:t xml:space="preserve">The headers are in place and in order:</w:t>
+      </w:r>
+      <w:r>
+        <w:t xml:space="preserve"> </w:t>
+      </w:r>
+      <w:r>
+        <w:rPr>
+          <w:bCs/>
+          <w:b/>
+        </w:rPr>
+        <w:t xml:space="preserve">Notes</w:t>
+      </w:r>
+      <w:r>
+        <w:t xml:space="preserve">,</w:t>
+      </w:r>
+      <w:r>
+        <w:t xml:space="preserve"> </w:t>
+      </w:r>
+      <w:r>
+        <w:rPr>
+          <w:bCs/>
+          <w:b/>
+        </w:rPr>
+        <w:t xml:space="preserve">Quotes</w:t>
+      </w:r>
+      <w:r>
+        <w:t xml:space="preserve">,</w:t>
+      </w:r>
+      <w:r>
+        <w:t xml:space="preserve"> </w:t>
+      </w:r>
+      <w:r>
+        <w:rPr>
+          <w:bCs/>
+          <w:b/>
+        </w:rPr>
+        <w:t xml:space="preserve">More information</w:t>
+      </w:r>
+      <w:r>
+        <w:t xml:space="preserve">.</w:t>
+      </w:r>
+    </w:p>
+    <w:bookmarkEnd w:id="77"/>
+    <w:bookmarkStart w:id="78" w:name="working-style"/>
+    <w:p>
+      <w:pPr>
+        <w:pStyle w:val="Heading2"/>
+      </w:pPr>
+      <w:r>
+        <w:t xml:space="preserve">26. Working style</w:t>
+      </w:r>
+    </w:p>
+    <w:p>
+      <w:pPr>
+        <w:pStyle w:val="FirstParagraph"/>
+      </w:pPr>
+      <w:r>
         <w:t xml:space="preserve">Andrew often sends a reference only, or a number, or a few letters. Proceed directly into the answer with no framing. He reads outputs closely and corrects inconsistencies, so apply every rule without exception. When Andrew pushes back on a rendering, test his suggestion against usage and grammar, and say plainly where he is right and where he is wrong.</w:t>
       </w:r>
     </w:p>
-    <w:bookmarkEnd w:id="77"/>
     <w:bookmarkEnd w:id="78"/>
+    <w:bookmarkEnd w:id="79"/>
     <w:sectPr/>
   </w:body>
 </w:document>
@@ -13966,6 +14682,9 @@
     <w:abstractNumId w:val="991"/>
   </w:num>
   <w:num w:numId="1020">
+    <w:abstractNumId w:val="991"/>
+  </w:num>
+  <w:num w:numId="1021">
     <w:abstractNumId w:val="994117"/>
     <w:lvlOverride w:ilvl="0">
       <w:startOverride w:val="17"/>
@@ -13995,7 +14714,7 @@
       <w:startOverride w:val="17"/>
     </w:lvlOverride>
   </w:num>
-  <w:num w:numId="1021">
+  <w:num w:numId="1022">
     <w:abstractNumId w:val="99411"/>
     <w:lvlOverride w:ilvl="0">
       <w:startOverride w:val="1"/>
@@ -14025,38 +14744,8 @@
       <w:startOverride w:val="1"/>
     </w:lvlOverride>
   </w:num>
-  <w:num w:numId="1022">
+  <w:num w:numId="1023">
     <w:abstractNumId w:val="991"/>
-  </w:num>
-  <w:num w:numId="1023">
-    <w:abstractNumId w:val="99411"/>
-    <w:lvlOverride w:ilvl="0">
-      <w:startOverride w:val="1"/>
-    </w:lvlOverride>
-    <w:lvlOverride w:ilvl="1">
-      <w:startOverride w:val="1"/>
-    </w:lvlOverride>
-    <w:lvlOverride w:ilvl="2">
-      <w:startOverride w:val="1"/>
-    </w:lvlOverride>
-    <w:lvlOverride w:ilvl="3">
-      <w:startOverride w:val="1"/>
-    </w:lvlOverride>
-    <w:lvlOverride w:ilvl="4">
-      <w:startOverride w:val="1"/>
-    </w:lvlOverride>
-    <w:lvlOverride w:ilvl="5">
-      <w:startOverride w:val="1"/>
-    </w:lvlOverride>
-    <w:lvlOverride w:ilvl="6">
-      <w:startOverride w:val="1"/>
-    </w:lvlOverride>
-    <w:lvlOverride w:ilvl="7">
-      <w:startOverride w:val="1"/>
-    </w:lvlOverride>
-    <w:lvlOverride w:ilvl="8">
-      <w:startOverride w:val="1"/>
-    </w:lvlOverride>
   </w:num>
   <w:num w:numId="1024">
     <w:abstractNumId w:val="99411"/>
@@ -14089,6 +14778,36 @@
     </w:lvlOverride>
   </w:num>
   <w:num w:numId="1025">
+    <w:abstractNumId w:val="99411"/>
+    <w:lvlOverride w:ilvl="0">
+      <w:startOverride w:val="1"/>
+    </w:lvlOverride>
+    <w:lvlOverride w:ilvl="1">
+      <w:startOverride w:val="1"/>
+    </w:lvlOverride>
+    <w:lvlOverride w:ilvl="2">
+      <w:startOverride w:val="1"/>
+    </w:lvlOverride>
+    <w:lvlOverride w:ilvl="3">
+      <w:startOverride w:val="1"/>
+    </w:lvlOverride>
+    <w:lvlOverride w:ilvl="4">
+      <w:startOverride w:val="1"/>
+    </w:lvlOverride>
+    <w:lvlOverride w:ilvl="5">
+      <w:startOverride w:val="1"/>
+    </w:lvlOverride>
+    <w:lvlOverride w:ilvl="6">
+      <w:startOverride w:val="1"/>
+    </w:lvlOverride>
+    <w:lvlOverride w:ilvl="7">
+      <w:startOverride w:val="1"/>
+    </w:lvlOverride>
+    <w:lvlOverride w:ilvl="8">
+      <w:startOverride w:val="1"/>
+    </w:lvlOverride>
+  </w:num>
+  <w:num w:numId="1026">
     <w:abstractNumId w:val="99413"/>
     <w:lvlOverride w:ilvl="0">
       <w:startOverride w:val="3"/>
@@ -14118,7 +14837,7 @@
       <w:startOverride w:val="3"/>
     </w:lvlOverride>
   </w:num>
-  <w:num w:numId="1026">
+  <w:num w:numId="1027">
     <w:abstractNumId w:val="99416"/>
     <w:lvlOverride w:ilvl="0">
       <w:startOverride w:val="6"/>
@@ -14146,36 +14865,6 @@
     </w:lvlOverride>
     <w:lvlOverride w:ilvl="8">
       <w:startOverride w:val="6"/>
-    </w:lvlOverride>
-  </w:num>
-  <w:num w:numId="1027">
-    <w:abstractNumId w:val="99411"/>
-    <w:lvlOverride w:ilvl="0">
-      <w:startOverride w:val="1"/>
-    </w:lvlOverride>
-    <w:lvlOverride w:ilvl="1">
-      <w:startOverride w:val="1"/>
-    </w:lvlOverride>
-    <w:lvlOverride w:ilvl="2">
-      <w:startOverride w:val="1"/>
-    </w:lvlOverride>
-    <w:lvlOverride w:ilvl="3">
-      <w:startOverride w:val="1"/>
-    </w:lvlOverride>
-    <w:lvlOverride w:ilvl="4">
-      <w:startOverride w:val="1"/>
-    </w:lvlOverride>
-    <w:lvlOverride w:ilvl="5">
-      <w:startOverride w:val="1"/>
-    </w:lvlOverride>
-    <w:lvlOverride w:ilvl="6">
-      <w:startOverride w:val="1"/>
-    </w:lvlOverride>
-    <w:lvlOverride w:ilvl="7">
-      <w:startOverride w:val="1"/>
-    </w:lvlOverride>
-    <w:lvlOverride w:ilvl="8">
-      <w:startOverride w:val="1"/>
     </w:lvlOverride>
   </w:num>
   <w:num w:numId="1028">
@@ -14209,37 +14898,37 @@
     </w:lvlOverride>
   </w:num>
   <w:num w:numId="1029">
-    <w:abstractNumId w:val="991"/>
+    <w:abstractNumId w:val="99411"/>
+    <w:lvlOverride w:ilvl="0">
+      <w:startOverride w:val="1"/>
+    </w:lvlOverride>
+    <w:lvlOverride w:ilvl="1">
+      <w:startOverride w:val="1"/>
+    </w:lvlOverride>
+    <w:lvlOverride w:ilvl="2">
+      <w:startOverride w:val="1"/>
+    </w:lvlOverride>
+    <w:lvlOverride w:ilvl="3">
+      <w:startOverride w:val="1"/>
+    </w:lvlOverride>
+    <w:lvlOverride w:ilvl="4">
+      <w:startOverride w:val="1"/>
+    </w:lvlOverride>
+    <w:lvlOverride w:ilvl="5">
+      <w:startOverride w:val="1"/>
+    </w:lvlOverride>
+    <w:lvlOverride w:ilvl="6">
+      <w:startOverride w:val="1"/>
+    </w:lvlOverride>
+    <w:lvlOverride w:ilvl="7">
+      <w:startOverride w:val="1"/>
+    </w:lvlOverride>
+    <w:lvlOverride w:ilvl="8">
+      <w:startOverride w:val="1"/>
+    </w:lvlOverride>
   </w:num>
   <w:num w:numId="1030">
-    <w:abstractNumId w:val="99411"/>
-    <w:lvlOverride w:ilvl="0">
-      <w:startOverride w:val="1"/>
-    </w:lvlOverride>
-    <w:lvlOverride w:ilvl="1">
-      <w:startOverride w:val="1"/>
-    </w:lvlOverride>
-    <w:lvlOverride w:ilvl="2">
-      <w:startOverride w:val="1"/>
-    </w:lvlOverride>
-    <w:lvlOverride w:ilvl="3">
-      <w:startOverride w:val="1"/>
-    </w:lvlOverride>
-    <w:lvlOverride w:ilvl="4">
-      <w:startOverride w:val="1"/>
-    </w:lvlOverride>
-    <w:lvlOverride w:ilvl="5">
-      <w:startOverride w:val="1"/>
-    </w:lvlOverride>
-    <w:lvlOverride w:ilvl="6">
-      <w:startOverride w:val="1"/>
-    </w:lvlOverride>
-    <w:lvlOverride w:ilvl="7">
-      <w:startOverride w:val="1"/>
-    </w:lvlOverride>
-    <w:lvlOverride w:ilvl="8">
-      <w:startOverride w:val="1"/>
-    </w:lvlOverride>
+    <w:abstractNumId w:val="991"/>
   </w:num>
   <w:num w:numId="1031">
     <w:abstractNumId w:val="99411"/>
@@ -14272,6 +14961,36 @@
     </w:lvlOverride>
   </w:num>
   <w:num w:numId="1032">
+    <w:abstractNumId w:val="99411"/>
+    <w:lvlOverride w:ilvl="0">
+      <w:startOverride w:val="1"/>
+    </w:lvlOverride>
+    <w:lvlOverride w:ilvl="1">
+      <w:startOverride w:val="1"/>
+    </w:lvlOverride>
+    <w:lvlOverride w:ilvl="2">
+      <w:startOverride w:val="1"/>
+    </w:lvlOverride>
+    <w:lvlOverride w:ilvl="3">
+      <w:startOverride w:val="1"/>
+    </w:lvlOverride>
+    <w:lvlOverride w:ilvl="4">
+      <w:startOverride w:val="1"/>
+    </w:lvlOverride>
+    <w:lvlOverride w:ilvl="5">
+      <w:startOverride w:val="1"/>
+    </w:lvlOverride>
+    <w:lvlOverride w:ilvl="6">
+      <w:startOverride w:val="1"/>
+    </w:lvlOverride>
+    <w:lvlOverride w:ilvl="7">
+      <w:startOverride w:val="1"/>
+    </w:lvlOverride>
+    <w:lvlOverride w:ilvl="8">
+      <w:startOverride w:val="1"/>
+    </w:lvlOverride>
+  </w:num>
+  <w:num w:numId="1033">
     <w:abstractNumId w:val="99413"/>
     <w:lvlOverride w:ilvl="0">
       <w:startOverride w:val="3"/>
@@ -14299,36 +15018,6 @@
     </w:lvlOverride>
     <w:lvlOverride w:ilvl="8">
       <w:startOverride w:val="3"/>
-    </w:lvlOverride>
-  </w:num>
-  <w:num w:numId="1033">
-    <w:abstractNumId w:val="99411"/>
-    <w:lvlOverride w:ilvl="0">
-      <w:startOverride w:val="1"/>
-    </w:lvlOverride>
-    <w:lvlOverride w:ilvl="1">
-      <w:startOverride w:val="1"/>
-    </w:lvlOverride>
-    <w:lvlOverride w:ilvl="2">
-      <w:startOverride w:val="1"/>
-    </w:lvlOverride>
-    <w:lvlOverride w:ilvl="3">
-      <w:startOverride w:val="1"/>
-    </w:lvlOverride>
-    <w:lvlOverride w:ilvl="4">
-      <w:startOverride w:val="1"/>
-    </w:lvlOverride>
-    <w:lvlOverride w:ilvl="5">
-      <w:startOverride w:val="1"/>
-    </w:lvlOverride>
-    <w:lvlOverride w:ilvl="6">
-      <w:startOverride w:val="1"/>
-    </w:lvlOverride>
-    <w:lvlOverride w:ilvl="7">
-      <w:startOverride w:val="1"/>
-    </w:lvlOverride>
-    <w:lvlOverride w:ilvl="8">
-      <w:startOverride w:val="1"/>
     </w:lvlOverride>
   </w:num>
   <w:num w:numId="1034">
@@ -14392,9 +15081,39 @@
     </w:lvlOverride>
   </w:num>
   <w:num w:numId="1036">
+    <w:abstractNumId w:val="99411"/>
+    <w:lvlOverride w:ilvl="0">
+      <w:startOverride w:val="1"/>
+    </w:lvlOverride>
+    <w:lvlOverride w:ilvl="1">
+      <w:startOverride w:val="1"/>
+    </w:lvlOverride>
+    <w:lvlOverride w:ilvl="2">
+      <w:startOverride w:val="1"/>
+    </w:lvlOverride>
+    <w:lvlOverride w:ilvl="3">
+      <w:startOverride w:val="1"/>
+    </w:lvlOverride>
+    <w:lvlOverride w:ilvl="4">
+      <w:startOverride w:val="1"/>
+    </w:lvlOverride>
+    <w:lvlOverride w:ilvl="5">
+      <w:startOverride w:val="1"/>
+    </w:lvlOverride>
+    <w:lvlOverride w:ilvl="6">
+      <w:startOverride w:val="1"/>
+    </w:lvlOverride>
+    <w:lvlOverride w:ilvl="7">
+      <w:startOverride w:val="1"/>
+    </w:lvlOverride>
+    <w:lvlOverride w:ilvl="8">
+      <w:startOverride w:val="1"/>
+    </w:lvlOverride>
+  </w:num>
+  <w:num w:numId="1037">
     <w:abstractNumId w:val="991"/>
   </w:num>
-  <w:num w:numId="1037">
+  <w:num w:numId="1038">
     <w:abstractNumId w:val="99411"/>
     <w:lvlOverride w:ilvl="0">
       <w:startOverride w:val="1"/>
@@ -14423,14 +15142,14 @@
     <w:lvlOverride w:ilvl="8">
       <w:startOverride w:val="1"/>
     </w:lvlOverride>
-  </w:num>
-  <w:num w:numId="1038">
-    <w:abstractNumId w:val="991"/>
   </w:num>
   <w:num w:numId="1039">
     <w:abstractNumId w:val="991"/>
   </w:num>
   <w:num w:numId="1040">
+    <w:abstractNumId w:val="991"/>
+  </w:num>
+  <w:num w:numId="1041">
     <w:abstractNumId w:val="99415"/>
     <w:lvlOverride w:ilvl="0">
       <w:startOverride w:val="5"/>
@@ -14460,7 +15179,7 @@
       <w:startOverride w:val="5"/>
     </w:lvlOverride>
   </w:num>
-  <w:num w:numId="1041">
+  <w:num w:numId="1042">
     <w:abstractNumId w:val="994115"/>
     <w:lvlOverride w:ilvl="0">
       <w:startOverride w:val="15"/>
@@ -14488,36 +15207,6 @@
     </w:lvlOverride>
     <w:lvlOverride w:ilvl="8">
       <w:startOverride w:val="15"/>
-    </w:lvlOverride>
-  </w:num>
-  <w:num w:numId="1042">
-    <w:abstractNumId w:val="99411"/>
-    <w:lvlOverride w:ilvl="0">
-      <w:startOverride w:val="1"/>
-    </w:lvlOverride>
-    <w:lvlOverride w:ilvl="1">
-      <w:startOverride w:val="1"/>
-    </w:lvlOverride>
-    <w:lvlOverride w:ilvl="2">
-      <w:startOverride w:val="1"/>
-    </w:lvlOverride>
-    <w:lvlOverride w:ilvl="3">
-      <w:startOverride w:val="1"/>
-    </w:lvlOverride>
-    <w:lvlOverride w:ilvl="4">
-      <w:startOverride w:val="1"/>
-    </w:lvlOverride>
-    <w:lvlOverride w:ilvl="5">
-      <w:startOverride w:val="1"/>
-    </w:lvlOverride>
-    <w:lvlOverride w:ilvl="6">
-      <w:startOverride w:val="1"/>
-    </w:lvlOverride>
-    <w:lvlOverride w:ilvl="7">
-      <w:startOverride w:val="1"/>
-    </w:lvlOverride>
-    <w:lvlOverride w:ilvl="8">
-      <w:startOverride w:val="1"/>
     </w:lvlOverride>
   </w:num>
   <w:num w:numId="1043">
@@ -14581,7 +15270,34 @@
     </w:lvlOverride>
   </w:num>
   <w:num w:numId="1045">
-    <w:abstractNumId w:val="991"/>
+    <w:abstractNumId w:val="99411"/>
+    <w:lvlOverride w:ilvl="0">
+      <w:startOverride w:val="1"/>
+    </w:lvlOverride>
+    <w:lvlOverride w:ilvl="1">
+      <w:startOverride w:val="1"/>
+    </w:lvlOverride>
+    <w:lvlOverride w:ilvl="2">
+      <w:startOverride w:val="1"/>
+    </w:lvlOverride>
+    <w:lvlOverride w:ilvl="3">
+      <w:startOverride w:val="1"/>
+    </w:lvlOverride>
+    <w:lvlOverride w:ilvl="4">
+      <w:startOverride w:val="1"/>
+    </w:lvlOverride>
+    <w:lvlOverride w:ilvl="5">
+      <w:startOverride w:val="1"/>
+    </w:lvlOverride>
+    <w:lvlOverride w:ilvl="6">
+      <w:startOverride w:val="1"/>
+    </w:lvlOverride>
+    <w:lvlOverride w:ilvl="7">
+      <w:startOverride w:val="1"/>
+    </w:lvlOverride>
+    <w:lvlOverride w:ilvl="8">
+      <w:startOverride w:val="1"/>
+    </w:lvlOverride>
   </w:num>
   <w:num w:numId="1046">
     <w:abstractNumId w:val="991"/>
@@ -14590,34 +15306,7 @@
     <w:abstractNumId w:val="991"/>
   </w:num>
   <w:num w:numId="1048">
-    <w:abstractNumId w:val="99411"/>
-    <w:lvlOverride w:ilvl="0">
-      <w:startOverride w:val="1"/>
-    </w:lvlOverride>
-    <w:lvlOverride w:ilvl="1">
-      <w:startOverride w:val="1"/>
-    </w:lvlOverride>
-    <w:lvlOverride w:ilvl="2">
-      <w:startOverride w:val="1"/>
-    </w:lvlOverride>
-    <w:lvlOverride w:ilvl="3">
-      <w:startOverride w:val="1"/>
-    </w:lvlOverride>
-    <w:lvlOverride w:ilvl="4">
-      <w:startOverride w:val="1"/>
-    </w:lvlOverride>
-    <w:lvlOverride w:ilvl="5">
-      <w:startOverride w:val="1"/>
-    </w:lvlOverride>
-    <w:lvlOverride w:ilvl="6">
-      <w:startOverride w:val="1"/>
-    </w:lvlOverride>
-    <w:lvlOverride w:ilvl="7">
-      <w:startOverride w:val="1"/>
-    </w:lvlOverride>
-    <w:lvlOverride w:ilvl="8">
-      <w:startOverride w:val="1"/>
-    </w:lvlOverride>
+    <w:abstractNumId w:val="991"/>
   </w:num>
   <w:num w:numId="1049">
     <w:abstractNumId w:val="991"/>
@@ -14719,6 +15408,9 @@
     </w:lvlOverride>
   </w:num>
   <w:num w:numId="1055">
+    <w:abstractNumId w:val="991"/>
+  </w:num>
+  <w:num w:numId="1056">
     <w:abstractNumId w:val="99411"/>
     <w:lvlOverride w:ilvl="0">
       <w:startOverride w:val="1"/>
@@ -14748,7 +15440,37 @@
       <w:startOverride w:val="1"/>
     </w:lvlOverride>
   </w:num>
-  <w:num w:numId="1056">
+  <w:num w:numId="1057">
+    <w:abstractNumId w:val="99411"/>
+    <w:lvlOverride w:ilvl="0">
+      <w:startOverride w:val="1"/>
+    </w:lvlOverride>
+    <w:lvlOverride w:ilvl="1">
+      <w:startOverride w:val="1"/>
+    </w:lvlOverride>
+    <w:lvlOverride w:ilvl="2">
+      <w:startOverride w:val="1"/>
+    </w:lvlOverride>
+    <w:lvlOverride w:ilvl="3">
+      <w:startOverride w:val="1"/>
+    </w:lvlOverride>
+    <w:lvlOverride w:ilvl="4">
+      <w:startOverride w:val="1"/>
+    </w:lvlOverride>
+    <w:lvlOverride w:ilvl="5">
+      <w:startOverride w:val="1"/>
+    </w:lvlOverride>
+    <w:lvlOverride w:ilvl="6">
+      <w:startOverride w:val="1"/>
+    </w:lvlOverride>
+    <w:lvlOverride w:ilvl="7">
+      <w:startOverride w:val="1"/>
+    </w:lvlOverride>
+    <w:lvlOverride w:ilvl="8">
+      <w:startOverride w:val="1"/>
+    </w:lvlOverride>
+  </w:num>
+  <w:num w:numId="1058">
     <w:abstractNumId w:val="99417"/>
     <w:lvlOverride w:ilvl="0">
       <w:startOverride w:val="7"/>
@@ -14776,115 +15498,145 @@
     </w:lvlOverride>
     <w:lvlOverride w:ilvl="8">
       <w:startOverride w:val="7"/>
-    </w:lvlOverride>
-  </w:num>
-  <w:num w:numId="1057">
-    <w:abstractNumId w:val="991"/>
-  </w:num>
-  <w:num w:numId="1058">
-    <w:abstractNumId w:val="99412"/>
-    <w:lvlOverride w:ilvl="0">
-      <w:startOverride w:val="2"/>
-    </w:lvlOverride>
-    <w:lvlOverride w:ilvl="1">
-      <w:startOverride w:val="2"/>
-    </w:lvlOverride>
-    <w:lvlOverride w:ilvl="2">
-      <w:startOverride w:val="2"/>
-    </w:lvlOverride>
-    <w:lvlOverride w:ilvl="3">
-      <w:startOverride w:val="2"/>
-    </w:lvlOverride>
-    <w:lvlOverride w:ilvl="4">
-      <w:startOverride w:val="2"/>
-    </w:lvlOverride>
-    <w:lvlOverride w:ilvl="5">
-      <w:startOverride w:val="2"/>
-    </w:lvlOverride>
-    <w:lvlOverride w:ilvl="6">
-      <w:startOverride w:val="2"/>
-    </w:lvlOverride>
-    <w:lvlOverride w:ilvl="7">
-      <w:startOverride w:val="2"/>
-    </w:lvlOverride>
-    <w:lvlOverride w:ilvl="8">
-      <w:startOverride w:val="2"/>
     </w:lvlOverride>
   </w:num>
   <w:num w:numId="1059">
     <w:abstractNumId w:val="991"/>
   </w:num>
   <w:num w:numId="1060">
-    <w:abstractNumId w:val="991"/>
+    <w:abstractNumId w:val="99412"/>
+    <w:lvlOverride w:ilvl="0">
+      <w:startOverride w:val="2"/>
+    </w:lvlOverride>
+    <w:lvlOverride w:ilvl="1">
+      <w:startOverride w:val="2"/>
+    </w:lvlOverride>
+    <w:lvlOverride w:ilvl="2">
+      <w:startOverride w:val="2"/>
+    </w:lvlOverride>
+    <w:lvlOverride w:ilvl="3">
+      <w:startOverride w:val="2"/>
+    </w:lvlOverride>
+    <w:lvlOverride w:ilvl="4">
+      <w:startOverride w:val="2"/>
+    </w:lvlOverride>
+    <w:lvlOverride w:ilvl="5">
+      <w:startOverride w:val="2"/>
+    </w:lvlOverride>
+    <w:lvlOverride w:ilvl="6">
+      <w:startOverride w:val="2"/>
+    </w:lvlOverride>
+    <w:lvlOverride w:ilvl="7">
+      <w:startOverride w:val="2"/>
+    </w:lvlOverride>
+    <w:lvlOverride w:ilvl="8">
+      <w:startOverride w:val="2"/>
+    </w:lvlOverride>
   </w:num>
   <w:num w:numId="1061">
-    <w:abstractNumId w:val="99411"/>
-    <w:lvlOverride w:ilvl="0">
-      <w:startOverride w:val="1"/>
-    </w:lvlOverride>
-    <w:lvlOverride w:ilvl="1">
-      <w:startOverride w:val="1"/>
-    </w:lvlOverride>
-    <w:lvlOverride w:ilvl="2">
-      <w:startOverride w:val="1"/>
-    </w:lvlOverride>
-    <w:lvlOverride w:ilvl="3">
-      <w:startOverride w:val="1"/>
-    </w:lvlOverride>
-    <w:lvlOverride w:ilvl="4">
-      <w:startOverride w:val="1"/>
-    </w:lvlOverride>
-    <w:lvlOverride w:ilvl="5">
-      <w:startOverride w:val="1"/>
-    </w:lvlOverride>
-    <w:lvlOverride w:ilvl="6">
-      <w:startOverride w:val="1"/>
-    </w:lvlOverride>
-    <w:lvlOverride w:ilvl="7">
-      <w:startOverride w:val="1"/>
-    </w:lvlOverride>
-    <w:lvlOverride w:ilvl="8">
-      <w:startOverride w:val="1"/>
-    </w:lvlOverride>
+    <w:abstractNumId w:val="991"/>
   </w:num>
   <w:num w:numId="1062">
     <w:abstractNumId w:val="991"/>
   </w:num>
   <w:num w:numId="1063">
-    <w:abstractNumId w:val="994122"/>
+    <w:abstractNumId w:val="99411"/>
     <w:lvlOverride w:ilvl="0">
-      <w:startOverride w:val="22"/>
+      <w:startOverride w:val="1"/>
     </w:lvlOverride>
     <w:lvlOverride w:ilvl="1">
-      <w:startOverride w:val="22"/>
+      <w:startOverride w:val="1"/>
     </w:lvlOverride>
     <w:lvlOverride w:ilvl="2">
-      <w:startOverride w:val="22"/>
+      <w:startOverride w:val="1"/>
     </w:lvlOverride>
     <w:lvlOverride w:ilvl="3">
-      <w:startOverride w:val="22"/>
+      <w:startOverride w:val="1"/>
     </w:lvlOverride>
     <w:lvlOverride w:ilvl="4">
-      <w:startOverride w:val="22"/>
+      <w:startOverride w:val="1"/>
     </w:lvlOverride>
     <w:lvlOverride w:ilvl="5">
-      <w:startOverride w:val="22"/>
+      <w:startOverride w:val="1"/>
     </w:lvlOverride>
     <w:lvlOverride w:ilvl="6">
-      <w:startOverride w:val="22"/>
+      <w:startOverride w:val="1"/>
     </w:lvlOverride>
     <w:lvlOverride w:ilvl="7">
-      <w:startOverride w:val="22"/>
+      <w:startOverride w:val="1"/>
     </w:lvlOverride>
     <w:lvlOverride w:ilvl="8">
-      <w:startOverride w:val="22"/>
+      <w:startOverride w:val="1"/>
     </w:lvlOverride>
   </w:num>
   <w:num w:numId="1064">
     <w:abstractNumId w:val="991"/>
   </w:num>
   <w:num w:numId="1065">
+    <w:abstractNumId w:val="994122"/>
+    <w:lvlOverride w:ilvl="0">
+      <w:startOverride w:val="22"/>
+    </w:lvlOverride>
+    <w:lvlOverride w:ilvl="1">
+      <w:startOverride w:val="22"/>
+    </w:lvlOverride>
+    <w:lvlOverride w:ilvl="2">
+      <w:startOverride w:val="22"/>
+    </w:lvlOverride>
+    <w:lvlOverride w:ilvl="3">
+      <w:startOverride w:val="22"/>
+    </w:lvlOverride>
+    <w:lvlOverride w:ilvl="4">
+      <w:startOverride w:val="22"/>
+    </w:lvlOverride>
+    <w:lvlOverride w:ilvl="5">
+      <w:startOverride w:val="22"/>
+    </w:lvlOverride>
+    <w:lvlOverride w:ilvl="6">
+      <w:startOverride w:val="22"/>
+    </w:lvlOverride>
+    <w:lvlOverride w:ilvl="7">
+      <w:startOverride w:val="22"/>
+    </w:lvlOverride>
+    <w:lvlOverride w:ilvl="8">
+      <w:startOverride w:val="22"/>
+    </w:lvlOverride>
+  </w:num>
+  <w:num w:numId="1066">
     <w:abstractNumId w:val="991"/>
+  </w:num>
+  <w:num w:numId="1067">
+    <w:abstractNumId w:val="991"/>
+  </w:num>
+  <w:num w:numId="1068">
+    <w:abstractNumId w:val="99411"/>
+    <w:lvlOverride w:ilvl="0">
+      <w:startOverride w:val="1"/>
+    </w:lvlOverride>
+    <w:lvlOverride w:ilvl="1">
+      <w:startOverride w:val="1"/>
+    </w:lvlOverride>
+    <w:lvlOverride w:ilvl="2">
+      <w:startOverride w:val="1"/>
+    </w:lvlOverride>
+    <w:lvlOverride w:ilvl="3">
+      <w:startOverride w:val="1"/>
+    </w:lvlOverride>
+    <w:lvlOverride w:ilvl="4">
+      <w:startOverride w:val="1"/>
+    </w:lvlOverride>
+    <w:lvlOverride w:ilvl="5">
+      <w:startOverride w:val="1"/>
+    </w:lvlOverride>
+    <w:lvlOverride w:ilvl="6">
+      <w:startOverride w:val="1"/>
+    </w:lvlOverride>
+    <w:lvlOverride w:ilvl="7">
+      <w:startOverride w:val="1"/>
+    </w:lvlOverride>
+    <w:lvlOverride w:ilvl="8">
+      <w:startOverride w:val="1"/>
+    </w:lvlOverride>
   </w:num>
 </w:numbering>
 </file>

--- a/biblical-translation-rules.docx
+++ b/biblical-translation-rules.docx
@@ -2,7 +2,7 @@
 <file path=word/document.xml><?xml version="1.0" encoding="utf-8"?>
 <w:document xmlns:w="http://schemas.openxmlformats.org/wordprocessingml/2006/main" xmlns:m="http://schemas.openxmlformats.org/officeDocument/2006/math" xmlns:r="http://schemas.openxmlformats.org/officeDocument/2006/relationships" xmlns:o="urn:schemas-microsoft-com:office:office" xmlns:v="urn:schemas-microsoft-com:vml" xmlns:w10="urn:schemas-microsoft-com:office:word" xmlns:a="http://schemas.openxmlformats.org/drawingml/2006/main" xmlns:pic="http://schemas.openxmlformats.org/drawingml/2006/picture" xmlns:wp="http://schemas.openxmlformats.org/drawingml/2006/wordprocessingDrawing">
   <w:body>
-    <w:bookmarkStart w:id="79" w:name="X7878a81cfd7a35448768d6a315ddd55c2a1e162"/>
+    <w:bookmarkStart w:id="81" w:name="X7878a81cfd7a35448768d6a315ddd55c2a1e162"/>
     <w:p>
       <w:pPr>
         <w:pStyle w:val="Heading1"/>
@@ -44,7 +44,7 @@
         <w:t xml:space="preserve"> </w:t>
       </w:r>
       <w:r>
-        <w:t xml:space="preserve">October 6, 2026</w:t>
+        <w:t xml:space="preserve">October 9, 2026</w:t>
       </w:r>
     </w:p>
     <w:p>
@@ -379,6 +379,109 @@
       </w:r>
       <w:r>
         <w:t xml:space="preserve">fits Philippians and Philemon), do not guess. Ask, with the choices numbered 1, 2, 3. A number typed in reply to that question picks a book. It is not a word lookup.</w:t>
+      </w:r>
+    </w:p>
+    <w:p>
+      <w:pPr>
+        <w:numPr>
+          <w:ilvl w:val="0"/>
+          <w:numId w:val="1002"/>
+        </w:numPr>
+        <w:pStyle w:val="Compact"/>
+      </w:pPr>
+      <w:r>
+        <w:rPr>
+          <w:bCs/>
+          <w:b/>
+        </w:rPr>
+        <w:t xml:space="preserve">A space counts as a colon.</w:t>
+      </w:r>
+      <w:r>
+        <w:t xml:space="preserve"> </w:t>
+      </w:r>
+      <w:r>
+        <w:t xml:space="preserve">Letters followed by two numbers are a verse reference:</w:t>
+      </w:r>
+      <w:r>
+        <w:t xml:space="preserve"> </w:t>
+      </w:r>
+      <w:r>
+        <w:t xml:space="preserve">“</w:t>
+      </w:r>
+      <w:r>
+        <w:t xml:space="preserve">Ro 5 8</w:t>
+      </w:r>
+      <w:r>
+        <w:t xml:space="preserve">”</w:t>
+      </w:r>
+      <w:r>
+        <w:t xml:space="preserve"> </w:t>
+      </w:r>
+      <w:r>
+        <w:t xml:space="preserve">is Romans 5:8,</w:t>
+      </w:r>
+      <w:r>
+        <w:t xml:space="preserve"> </w:t>
+      </w:r>
+      <w:r>
+        <w:t xml:space="preserve">“</w:t>
+      </w:r>
+      <w:r>
+        <w:t xml:space="preserve">1 Pe 2 24</w:t>
+      </w:r>
+      <w:r>
+        <w:t xml:space="preserve">”</w:t>
+      </w:r>
+      <w:r>
+        <w:t xml:space="preserve"> </w:t>
+      </w:r>
+      <w:r>
+        <w:t xml:space="preserve">is 1 Peter 2:24, and</w:t>
+      </w:r>
+      <w:r>
+        <w:t xml:space="preserve"> </w:t>
+      </w:r>
+      <w:r>
+        <w:t xml:space="preserve">“</w:t>
+      </w:r>
+      <w:r>
+        <w:t xml:space="preserve">Ro 5 8-10</w:t>
+      </w:r>
+      <w:r>
+        <w:t xml:space="preserve">”</w:t>
+      </w:r>
+      <w:r>
+        <w:t xml:space="preserve"> </w:t>
+      </w:r>
+      <w:r>
+        <w:t xml:space="preserve">is Romans 5:8–10. Numbers with no letters are still word lookups (</w:t>
+      </w:r>
+      <w:r>
+        <w:t xml:space="preserve">“</w:t>
+      </w:r>
+      <w:r>
+        <w:t xml:space="preserve">3 17</w:t>
+      </w:r>
+      <w:r>
+        <w:t xml:space="preserve">”</w:t>
+      </w:r>
+      <w:r>
+        <w:t xml:space="preserve"> </w:t>
+      </w:r>
+      <w:r>
+        <w:t xml:space="preserve">looks up words 3 and 17). Letters with no numbers are still picks from the list (</w:t>
+      </w:r>
+      <w:r>
+        <w:t xml:space="preserve">“</w:t>
+      </w:r>
+      <w:r>
+        <w:t xml:space="preserve">A C</w:t>
+      </w:r>
+      <w:r>
+        <w:t xml:space="preserve">”</w:t>
+      </w:r>
+      <w:r>
+        <w:t xml:space="preserve">).</w:t>
       </w:r>
     </w:p>
     <w:bookmarkEnd w:id="21"/>
@@ -1299,6 +1402,35 @@
               <w:rPr>
                 <w:rStyle w:val="VerbatimChar"/>
               </w:rPr>
+              <w:t xml:space="preserve">check "1 Peter 2:24" draft.txt</w:t>
+            </w:r>
+          </w:p>
+        </w:tc>
+        <w:tc>
+          <w:tcPr/>
+          <w:p>
+            <w:pPr>
+              <w:pStyle w:val="Compact"/>
+              <w:jc w:val="left"/>
+            </w:pPr>
+            <w:r>
+              <w:t xml:space="preserve">A program test of the drafted word lines (section 25). Prints CHECK PASSED or a list of faults</w:t>
+            </w:r>
+          </w:p>
+        </w:tc>
+      </w:tr>
+      <w:tr>
+        <w:tc>
+          <w:tcPr/>
+          <w:p>
+            <w:pPr>
+              <w:pStyle w:val="Compact"/>
+              <w:jc w:val="left"/>
+            </w:pPr>
+            <w:r>
+              <w:rPr>
+                <w:rStyle w:val="VerbatimChar"/>
+              </w:rPr>
               <w:t xml:space="preserve">xref "1 Peter 2:24" 2</w:t>
             </w:r>
           </w:p>
@@ -2442,199 +2574,305 @@
     <w:p>
       <w:pPr>
         <w:numPr>
-          <w:ilvl w:val="0"/>
-          <w:numId w:val="1011"/>
-        </w:numPr>
-      </w:pPr>
-      <w:r>
-        <w:rPr>
-          <w:bCs/>
-          <w:b/>
-        </w:rPr>
-        <w:t xml:space="preserve">One original word spread over several lines.</w:t>
-      </w:r>
-      <w:r>
-        <w:t xml:space="preserve"> </w:t>
-      </w:r>
-      <w:r>
-        <w:t xml:space="preserve">Hebrew attaches</w:t>
-      </w:r>
-      <w:r>
-        <w:t xml:space="preserve"> </w:t>
-      </w:r>
-      <w:r>
-        <w:t xml:space="preserve">“</w:t>
-      </w:r>
-      <w:r>
-        <w:t xml:space="preserve">and,</w:t>
-      </w:r>
-      <w:r>
-        <w:t xml:space="preserve">”</w:t>
-      </w:r>
-      <w:r>
-        <w:t xml:space="preserve"> </w:t>
-      </w:r>
-      <w:r>
-        <w:t xml:space="preserve">“</w:t>
-      </w:r>
-      <w:r>
-        <w:t xml:space="preserve">from,</w:t>
-      </w:r>
-      <w:r>
-        <w:t xml:space="preserve">”</w:t>
-      </w:r>
-      <w:r>
-        <w:t xml:space="preserve"> </w:t>
-      </w:r>
-      <w:r>
-        <w:t xml:space="preserve">and</w:t>
-      </w:r>
-      <w:r>
-        <w:t xml:space="preserve"> </w:t>
-      </w:r>
-      <w:r>
-        <w:t xml:space="preserve">“</w:t>
-      </w:r>
-      <w:r>
-        <w:t xml:space="preserve">our</w:t>
-      </w:r>
-      <w:r>
-        <w:t xml:space="preserve">”</w:t>
-      </w:r>
-      <w:r>
-        <w:t xml:space="preserve"> </w:t>
-      </w:r>
-      <w:r>
-        <w:t xml:space="preserve">to a word. Greek and Hebrew both show</w:t>
-      </w:r>
-      <w:r>
-        <w:t xml:space="preserve"> </w:t>
-      </w:r>
-      <w:r>
-        <w:t xml:space="preserve">“</w:t>
-      </w:r>
-      <w:r>
-        <w:t xml:space="preserve">of,</w:t>
-      </w:r>
-      <w:r>
-        <w:t xml:space="preserve">”</w:t>
-      </w:r>
-      <w:r>
-        <w:t xml:space="preserve"> </w:t>
-      </w:r>
-      <w:r>
-        <w:t xml:space="preserve">“</w:t>
-      </w:r>
-      <w:r>
-        <w:t xml:space="preserve">to,</w:t>
-      </w:r>
-      <w:r>
-        <w:t xml:space="preserve">”</w:t>
-      </w:r>
-      <w:r>
-        <w:t xml:space="preserve"> </w:t>
-      </w:r>
-      <w:r>
-        <w:t xml:space="preserve">and</w:t>
-      </w:r>
-      <w:r>
-        <w:t xml:space="preserve"> </w:t>
-      </w:r>
-      <w:r>
-        <w:t xml:space="preserve">“</w:t>
-      </w:r>
-      <w:r>
-        <w:t xml:space="preserve">by</w:t>
-      </w:r>
-      <w:r>
-        <w:t xml:space="preserve">”</w:t>
-      </w:r>
-      <w:r>
-        <w:t xml:space="preserve"> </w:t>
-      </w:r>
-      <w:r>
-        <w:t xml:space="preserve">through a word’s ending. Give each English piece its own line, and wrap the group in parentheses: the opening one before the first piece, the closing one right after the last piece’s bold word.</w:t>
-      </w:r>
-    </w:p>
-    <w:p>
-      <w:pPr>
-        <w:numPr>
-          <w:ilvl w:val="0"/>
-          <w:numId w:val="1000"/>
-        </w:numPr>
-      </w:pPr>
-      <w:r>
-        <w:rPr>
-          <w:rStyle w:val="VerbatimChar"/>
-        </w:rPr>
-        <w:t xml:space="preserve">3. (**because of** — LIKELY: because of | from; POSSIBLE: for | by</w:t>
-      </w:r>
-      <w:r>
-        <w:t xml:space="preserve"> </w:t>
-      </w:r>
-      <w:r>
-        <w:rPr>
-          <w:rStyle w:val="VerbatimChar"/>
-        </w:rPr>
-        <w:t xml:space="preserve">4. **our**</w:t>
-      </w:r>
-      <w:r>
-        <w:t xml:space="preserve"> </w:t>
-      </w:r>
-      <w:r>
-        <w:rPr>
-          <w:rStyle w:val="VerbatimChar"/>
-        </w:rPr>
-        <w:t xml:space="preserve">5. **transgressions**) — rebellions | crimes</w:t>
-      </w:r>
-    </w:p>
-    <w:p>
-      <w:pPr>
-        <w:numPr>
-          <w:ilvl w:val="0"/>
-          <w:numId w:val="1000"/>
-        </w:numPr>
-      </w:pPr>
-      <w:r>
-        <w:t xml:space="preserve">Keep the pieces of one word on lines next to each other. If another word falls between them in English (</w:t>
-      </w:r>
-      <w:r>
-        <w:t xml:space="preserve">“</w:t>
-      </w:r>
-      <w:r>
-        <w:t xml:space="preserve">by whose wound</w:t>
-      </w:r>
-      <w:r>
-        <w:t xml:space="preserve">”</w:t>
-      </w:r>
-      <w:r>
-        <w:t xml:space="preserve">), put that word’s line just before the group.</w:t>
-      </w:r>
-    </w:p>
-    <w:p>
-      <w:pPr>
-        <w:numPr>
-          <w:ilvl w:val="0"/>
-          <w:numId w:val="1011"/>
-        </w:numPr>
-      </w:pPr>
-      <w:r>
-        <w:rPr>
-          <w:bCs/>
-          <w:b/>
-        </w:rPr>
-        <w:t xml:space="preserve">What stays together on one line:</w:t>
-      </w:r>
-    </w:p>
-    <w:p>
-      <w:pPr>
-        <w:numPr>
           <w:ilvl w:val="1"/>
           <w:numId w:val="1013"/>
         </w:numPr>
         <w:pStyle w:val="Compact"/>
       </w:pPr>
       <w:r>
+        <w:rPr>
+          <w:bCs/>
+          <w:b/>
+        </w:rPr>
+        <w:t xml:space="preserve">A linking word for a side action is an added word.</w:t>
+      </w:r>
+      <w:r>
+        <w:t xml:space="preserve"> </w:t>
+      </w:r>
+      <w:r>
+        <w:t xml:space="preserve">Greek and Hebrew often set a side action beside the main one with no linking word (</w:t>
+      </w:r>
+      <w:r>
+        <w:t xml:space="preserve">“</w:t>
+      </w:r>
+      <w:r>
+        <w:t xml:space="preserve">we being still sinners, Christ died</w:t>
+      </w:r>
+      <w:r>
+        <w:t xml:space="preserve">”</w:t>
+      </w:r>
+      <w:r>
+        <w:t xml:space="preserve">). English needs</w:t>
+      </w:r>
+      <w:r>
+        <w:t xml:space="preserve"> </w:t>
+      </w:r>
+      <w:r>
+        <w:t xml:space="preserve">“</w:t>
+      </w:r>
+      <w:r>
+        <w:t xml:space="preserve">while,</w:t>
+      </w:r>
+      <w:r>
+        <w:t xml:space="preserve">”</w:t>
+      </w:r>
+      <w:r>
+        <w:t xml:space="preserve"> </w:t>
+      </w:r>
+      <w:r>
+        <w:t xml:space="preserve">“</w:t>
+      </w:r>
+      <w:r>
+        <w:t xml:space="preserve">though,</w:t>
+      </w:r>
+      <w:r>
+        <w:t xml:space="preserve">”</w:t>
+      </w:r>
+      <w:r>
+        <w:t xml:space="preserve"> </w:t>
+      </w:r>
+      <w:r>
+        <w:t xml:space="preserve">“</w:t>
+      </w:r>
+      <w:r>
+        <w:t xml:space="preserve">because,</w:t>
+      </w:r>
+      <w:r>
+        <w:t xml:space="preserve">”</w:t>
+      </w:r>
+      <w:r>
+        <w:t xml:space="preserve"> </w:t>
+      </w:r>
+      <w:r>
+        <w:t xml:space="preserve">or</w:t>
+      </w:r>
+      <w:r>
+        <w:t xml:space="preserve"> </w:t>
+      </w:r>
+      <w:r>
+        <w:t xml:space="preserve">“</w:t>
+      </w:r>
+      <w:r>
+        <w:t xml:space="preserve">when.</w:t>
+      </w:r>
+      <w:r>
+        <w:t xml:space="preserve">”</w:t>
+      </w:r>
+      <w:r>
+        <w:t xml:space="preserve"> </w:t>
+      </w:r>
+      <w:r>
+        <w:t xml:space="preserve">The original shows that the two actions are tied. It does not say how, so the link is Claude’s choice. Put it on its own bold italic line with the other links as options,</w:t>
+      </w:r>
+      <w:r>
+        <w:t xml:space="preserve"> </w:t>
+      </w:r>
+      <w:r>
+        <w:rPr>
+          <w:rStyle w:val="VerbatimChar"/>
+        </w:rPr>
+        <w:t xml:space="preserve">8. ***while*** — *though* | *because* | *when*</w:t>
+      </w:r>
+      <w:r>
+        <w:t xml:space="preserve">, and give the readings in a note (rule 15.1).</w:t>
+      </w:r>
+    </w:p>
+    <w:p>
+      <w:pPr>
+        <w:numPr>
+          <w:ilvl w:val="0"/>
+          <w:numId w:val="1011"/>
+        </w:numPr>
+      </w:pPr>
+      <w:r>
+        <w:rPr>
+          <w:bCs/>
+          <w:b/>
+        </w:rPr>
+        <w:t xml:space="preserve">One original word spread over several lines.</w:t>
+      </w:r>
+      <w:r>
+        <w:t xml:space="preserve"> </w:t>
+      </w:r>
+      <w:r>
+        <w:t xml:space="preserve">Hebrew attaches</w:t>
+      </w:r>
+      <w:r>
+        <w:t xml:space="preserve"> </w:t>
+      </w:r>
+      <w:r>
+        <w:t xml:space="preserve">“</w:t>
+      </w:r>
+      <w:r>
+        <w:t xml:space="preserve">and,</w:t>
+      </w:r>
+      <w:r>
+        <w:t xml:space="preserve">”</w:t>
+      </w:r>
+      <w:r>
+        <w:t xml:space="preserve"> </w:t>
+      </w:r>
+      <w:r>
+        <w:t xml:space="preserve">“</w:t>
+      </w:r>
+      <w:r>
+        <w:t xml:space="preserve">from,</w:t>
+      </w:r>
+      <w:r>
+        <w:t xml:space="preserve">”</w:t>
+      </w:r>
+      <w:r>
+        <w:t xml:space="preserve"> </w:t>
+      </w:r>
+      <w:r>
+        <w:t xml:space="preserve">and</w:t>
+      </w:r>
+      <w:r>
+        <w:t xml:space="preserve"> </w:t>
+      </w:r>
+      <w:r>
+        <w:t xml:space="preserve">“</w:t>
+      </w:r>
+      <w:r>
+        <w:t xml:space="preserve">our</w:t>
+      </w:r>
+      <w:r>
+        <w:t xml:space="preserve">”</w:t>
+      </w:r>
+      <w:r>
+        <w:t xml:space="preserve"> </w:t>
+      </w:r>
+      <w:r>
+        <w:t xml:space="preserve">to a word. Greek and Hebrew both show</w:t>
+      </w:r>
+      <w:r>
+        <w:t xml:space="preserve"> </w:t>
+      </w:r>
+      <w:r>
+        <w:t xml:space="preserve">“</w:t>
+      </w:r>
+      <w:r>
+        <w:t xml:space="preserve">of,</w:t>
+      </w:r>
+      <w:r>
+        <w:t xml:space="preserve">”</w:t>
+      </w:r>
+      <w:r>
+        <w:t xml:space="preserve"> </w:t>
+      </w:r>
+      <w:r>
+        <w:t xml:space="preserve">“</w:t>
+      </w:r>
+      <w:r>
+        <w:t xml:space="preserve">to,</w:t>
+      </w:r>
+      <w:r>
+        <w:t xml:space="preserve">”</w:t>
+      </w:r>
+      <w:r>
+        <w:t xml:space="preserve"> </w:t>
+      </w:r>
+      <w:r>
+        <w:t xml:space="preserve">and</w:t>
+      </w:r>
+      <w:r>
+        <w:t xml:space="preserve"> </w:t>
+      </w:r>
+      <w:r>
+        <w:t xml:space="preserve">“</w:t>
+      </w:r>
+      <w:r>
+        <w:t xml:space="preserve">by</w:t>
+      </w:r>
+      <w:r>
+        <w:t xml:space="preserve">”</w:t>
+      </w:r>
+      <w:r>
+        <w:t xml:space="preserve"> </w:t>
+      </w:r>
+      <w:r>
+        <w:t xml:space="preserve">through a word’s ending. Give each English piece its own line, and wrap the group in parentheses: the opening one before the first piece, the closing one right after the last piece’s bold word.</w:t>
+      </w:r>
+    </w:p>
+    <w:p>
+      <w:pPr>
+        <w:numPr>
+          <w:ilvl w:val="0"/>
+          <w:numId w:val="1000"/>
+        </w:numPr>
+      </w:pPr>
+      <w:r>
+        <w:rPr>
+          <w:rStyle w:val="VerbatimChar"/>
+        </w:rPr>
+        <w:t xml:space="preserve">3. (**because of** — LIKELY: because of | from; POSSIBLE: for | by</w:t>
+      </w:r>
+      <w:r>
+        <w:t xml:space="preserve"> </w:t>
+      </w:r>
+      <w:r>
+        <w:rPr>
+          <w:rStyle w:val="VerbatimChar"/>
+        </w:rPr>
+        <w:t xml:space="preserve">4. **our**</w:t>
+      </w:r>
+      <w:r>
+        <w:t xml:space="preserve"> </w:t>
+      </w:r>
+      <w:r>
+        <w:rPr>
+          <w:rStyle w:val="VerbatimChar"/>
+        </w:rPr>
+        <w:t xml:space="preserve">5. **transgressions**) — rebellions | crimes</w:t>
+      </w:r>
+    </w:p>
+    <w:p>
+      <w:pPr>
+        <w:numPr>
+          <w:ilvl w:val="0"/>
+          <w:numId w:val="1000"/>
+        </w:numPr>
+      </w:pPr>
+      <w:r>
+        <w:t xml:space="preserve">Keep the pieces of one word on lines next to each other. If another word falls between them in English (</w:t>
+      </w:r>
+      <w:r>
+        <w:t xml:space="preserve">“</w:t>
+      </w:r>
+      <w:r>
+        <w:t xml:space="preserve">by whose wound</w:t>
+      </w:r>
+      <w:r>
+        <w:t xml:space="preserve">”</w:t>
+      </w:r>
+      <w:r>
+        <w:t xml:space="preserve">), put that word’s line just before the group.</w:t>
+      </w:r>
+    </w:p>
+    <w:p>
+      <w:pPr>
+        <w:numPr>
+          <w:ilvl w:val="0"/>
+          <w:numId w:val="1011"/>
+        </w:numPr>
+      </w:pPr>
+      <w:r>
+        <w:rPr>
+          <w:bCs/>
+          <w:b/>
+        </w:rPr>
+        <w:t xml:space="preserve">What stays together on one line:</w:t>
+      </w:r>
+    </w:p>
+    <w:p>
+      <w:pPr>
+        <w:numPr>
+          <w:ilvl w:val="1"/>
+          <w:numId w:val="1014"/>
+        </w:numPr>
+        <w:pStyle w:val="Compact"/>
+      </w:pPr>
+      <w:r>
         <w:t xml:space="preserve">“</w:t>
       </w:r>
       <w:r>
@@ -2684,7 +2922,7 @@
       <w:pPr>
         <w:numPr>
           <w:ilvl w:val="1"/>
-          <w:numId w:val="1013"/>
+          <w:numId w:val="1014"/>
         </w:numPr>
         <w:pStyle w:val="Compact"/>
       </w:pPr>
@@ -2736,7 +2974,7 @@
       <w:pPr>
         <w:numPr>
           <w:ilvl w:val="1"/>
-          <w:numId w:val="1013"/>
+          <w:numId w:val="1014"/>
         </w:numPr>
         <w:pStyle w:val="Compact"/>
       </w:pPr>
@@ -2822,7 +3060,7 @@
       <w:pPr>
         <w:numPr>
           <w:ilvl w:val="0"/>
-          <w:numId w:val="1014"/>
+          <w:numId w:val="1015"/>
         </w:numPr>
         <w:pStyle w:val="Compact"/>
       </w:pPr>
@@ -2916,7 +3154,7 @@
       <w:pPr>
         <w:numPr>
           <w:ilvl w:val="0"/>
-          <w:numId w:val="1014"/>
+          <w:numId w:val="1015"/>
         </w:numPr>
         <w:pStyle w:val="Compact"/>
       </w:pPr>
@@ -3046,7 +3284,7 @@
       <w:pPr>
         <w:numPr>
           <w:ilvl w:val="0"/>
-          <w:numId w:val="1014"/>
+          <w:numId w:val="1015"/>
         </w:numPr>
         <w:pStyle w:val="Compact"/>
       </w:pPr>
@@ -3104,7 +3342,7 @@
       <w:pPr>
         <w:numPr>
           <w:ilvl w:val="0"/>
-          <w:numId w:val="1014"/>
+          <w:numId w:val="1015"/>
         </w:numPr>
         <w:pStyle w:val="Compact"/>
       </w:pPr>
@@ -3144,7 +3382,7 @@
       <w:pPr>
         <w:numPr>
           <w:ilvl w:val="0"/>
-          <w:numId w:val="1014"/>
+          <w:numId w:val="1015"/>
         </w:numPr>
         <w:pStyle w:val="Compact"/>
       </w:pPr>
@@ -3166,172 +3404,172 @@
       <w:pPr>
         <w:numPr>
           <w:ilvl w:val="1"/>
+          <w:numId w:val="1016"/>
+        </w:numPr>
+        <w:pStyle w:val="Compact"/>
+      </w:pPr>
+      <w:r>
+        <w:t xml:space="preserve">If it can stand as an English word (</w:t>
+      </w:r>
+      <w:r>
+        <w:t xml:space="preserve">“</w:t>
+      </w:r>
+      <w:r>
+        <w:t xml:space="preserve">indeed</w:t>
+      </w:r>
+      <w:r>
+        <w:t xml:space="preserve">”</w:t>
+      </w:r>
+      <w:r>
+        <w:t xml:space="preserve">), give it a normal line with its options.</w:t>
+      </w:r>
+    </w:p>
+    <w:p>
+      <w:pPr>
+        <w:numPr>
+          <w:ilvl w:val="1"/>
+          <w:numId w:val="1016"/>
+        </w:numPr>
+        <w:pStyle w:val="Compact"/>
+      </w:pPr>
+      <w:r>
+        <w:t xml:space="preserve">If its meaning can only show by changing a neighbor, it shares the neighbor’s line. Put the English it adds in pointy brackets:</w:t>
+      </w:r>
+      <w:r>
+        <w:t xml:space="preserve"> </w:t>
+      </w:r>
+      <w:r>
+        <w:rPr>
+          <w:rStyle w:val="VerbatimChar"/>
+        </w:rPr>
+        <w:t xml:space="preserve">15. **they &lt;would have&gt; repented** — seen as a whole, in the past</w:t>
+      </w:r>
+      <w:r>
+        <w:t xml:space="preserve">. The plain line reads</w:t>
+      </w:r>
+      <w:r>
+        <w:t xml:space="preserve"> </w:t>
+      </w:r>
+      <w:r>
+        <w:t xml:space="preserve">“</w:t>
+      </w:r>
+      <w:r>
+        <w:t xml:space="preserve">they would have repented,</w:t>
+      </w:r>
+      <w:r>
+        <w:t xml:space="preserve">”</w:t>
+      </w:r>
+      <w:r>
+        <w:t xml:space="preserve"> </w:t>
+      </w:r>
+      <w:r>
+        <w:t xml:space="preserve">with no brackets. When it adds no words, show its fuller sense as an option:</w:t>
+      </w:r>
+      <w:r>
+        <w:t xml:space="preserve"> </w:t>
+      </w:r>
+      <w:r>
+        <w:rPr>
+          <w:rStyle w:val="VerbatimChar"/>
+        </w:rPr>
+        <w:t xml:space="preserve">22. **until** — until whenever</w:t>
+      </w:r>
+    </w:p>
+    <w:p>
+      <w:pPr>
+        <w:numPr>
+          <w:ilvl w:val="1"/>
+          <w:numId w:val="1016"/>
+        </w:numPr>
+        <w:pStyle w:val="Compact"/>
+      </w:pPr>
+      <w:r>
+        <w:t xml:space="preserve">If English cannot show it at all, leave it out and write a one-line note that names its job:</w:t>
+      </w:r>
+      <w:r>
+        <w:t xml:space="preserve"> </w:t>
+      </w:r>
+      <w:r>
+        <w:t xml:space="preserve">“</w:t>
+      </w:r>
+      <w:r>
+        <w:t xml:space="preserve">Verse 1 — The Greek has a helper word after</w:t>
+      </w:r>
+      <w:r>
+        <w:t xml:space="preserve"> </w:t>
+      </w:r>
+      <w:r>
+        <w:t xml:space="preserve">‘</w:t>
+      </w:r>
+      <w:r>
+        <w:t xml:space="preserve">the</w:t>
+      </w:r>
+      <w:r>
+        <w:t xml:space="preserve">’</w:t>
+      </w:r>
+      <w:r>
+        <w:t xml:space="preserve"> </w:t>
+      </w:r>
+      <w:r>
+        <w:t xml:space="preserve">that signals a contrast is coming, like</w:t>
+      </w:r>
+      <w:r>
+        <w:t xml:space="preserve"> </w:t>
+      </w:r>
+      <w:r>
+        <w:t xml:space="preserve">‘</w:t>
+      </w:r>
+      <w:r>
+        <w:t xml:space="preserve">on the one hand.</w:t>
+      </w:r>
+      <w:r>
+        <w:t xml:space="preserve">’</w:t>
+      </w:r>
+      <w:r>
+        <w:t xml:space="preserve"> </w:t>
+      </w:r>
+      <w:r>
+        <w:t xml:space="preserve">English has no natural way to show it here.</w:t>
+      </w:r>
+      <w:r>
+        <w:t xml:space="preserve">”</w:t>
+      </w:r>
+    </w:p>
+    <w:p>
+      <w:pPr>
+        <w:numPr>
+          <w:ilvl w:val="0"/>
           <w:numId w:val="1015"/>
         </w:numPr>
         <w:pStyle w:val="Compact"/>
       </w:pPr>
       <w:r>
-        <w:t xml:space="preserve">If it can stand as an English word (</w:t>
-      </w:r>
-      <w:r>
-        <w:t xml:space="preserve">“</w:t>
-      </w:r>
-      <w:r>
-        <w:t xml:space="preserve">indeed</w:t>
-      </w:r>
-      <w:r>
-        <w:t xml:space="preserve">”</w:t>
-      </w:r>
-      <w:r>
-        <w:t xml:space="preserve">), give it a normal line with its options.</w:t>
-      </w:r>
-    </w:p>
-    <w:p>
-      <w:pPr>
-        <w:numPr>
-          <w:ilvl w:val="1"/>
+        <w:t xml:space="preserve">Square brackets are only for a hidden</w:t>
+      </w:r>
+      <w:r>
+        <w:t xml:space="preserve"> </w:t>
+      </w:r>
+      <w:r>
+        <w:t xml:space="preserve">“</w:t>
+      </w:r>
+      <w:r>
+        <w:t xml:space="preserve">the.</w:t>
+      </w:r>
+      <w:r>
+        <w:t xml:space="preserve">”</w:t>
+      </w:r>
+      <w:r>
+        <w:t xml:space="preserve"> </w:t>
+      </w:r>
+      <w:r>
+        <w:t xml:space="preserve">Pointy brackets are only for English that a helper word adds. Parentheses are only for grouping the pieces of one original word. Never mix them.</w:t>
+      </w:r>
+    </w:p>
+    <w:p>
+      <w:pPr>
+        <w:numPr>
+          <w:ilvl w:val="0"/>
           <w:numId w:val="1015"/>
-        </w:numPr>
-        <w:pStyle w:val="Compact"/>
-      </w:pPr>
-      <w:r>
-        <w:t xml:space="preserve">If its meaning can only show by changing a neighbor, it shares the neighbor’s line. Put the English it adds in pointy brackets:</w:t>
-      </w:r>
-      <w:r>
-        <w:t xml:space="preserve"> </w:t>
-      </w:r>
-      <w:r>
-        <w:rPr>
-          <w:rStyle w:val="VerbatimChar"/>
-        </w:rPr>
-        <w:t xml:space="preserve">15. **they &lt;would have&gt; repented** — seen as a whole, in the past</w:t>
-      </w:r>
-      <w:r>
-        <w:t xml:space="preserve">. The plain line reads</w:t>
-      </w:r>
-      <w:r>
-        <w:t xml:space="preserve"> </w:t>
-      </w:r>
-      <w:r>
-        <w:t xml:space="preserve">“</w:t>
-      </w:r>
-      <w:r>
-        <w:t xml:space="preserve">they would have repented,</w:t>
-      </w:r>
-      <w:r>
-        <w:t xml:space="preserve">”</w:t>
-      </w:r>
-      <w:r>
-        <w:t xml:space="preserve"> </w:t>
-      </w:r>
-      <w:r>
-        <w:t xml:space="preserve">with no brackets. When it adds no words, show its fuller sense as an option:</w:t>
-      </w:r>
-      <w:r>
-        <w:t xml:space="preserve"> </w:t>
-      </w:r>
-      <w:r>
-        <w:rPr>
-          <w:rStyle w:val="VerbatimChar"/>
-        </w:rPr>
-        <w:t xml:space="preserve">22. **until** — until whenever</w:t>
-      </w:r>
-    </w:p>
-    <w:p>
-      <w:pPr>
-        <w:numPr>
-          <w:ilvl w:val="1"/>
-          <w:numId w:val="1015"/>
-        </w:numPr>
-        <w:pStyle w:val="Compact"/>
-      </w:pPr>
-      <w:r>
-        <w:t xml:space="preserve">If English cannot show it at all, leave it out and write a one-line note that names its job:</w:t>
-      </w:r>
-      <w:r>
-        <w:t xml:space="preserve"> </w:t>
-      </w:r>
-      <w:r>
-        <w:t xml:space="preserve">“</w:t>
-      </w:r>
-      <w:r>
-        <w:t xml:space="preserve">Verse 1 — The Greek has a helper word after</w:t>
-      </w:r>
-      <w:r>
-        <w:t xml:space="preserve"> </w:t>
-      </w:r>
-      <w:r>
-        <w:t xml:space="preserve">‘</w:t>
-      </w:r>
-      <w:r>
-        <w:t xml:space="preserve">the</w:t>
-      </w:r>
-      <w:r>
-        <w:t xml:space="preserve">’</w:t>
-      </w:r>
-      <w:r>
-        <w:t xml:space="preserve"> </w:t>
-      </w:r>
-      <w:r>
-        <w:t xml:space="preserve">that signals a contrast is coming, like</w:t>
-      </w:r>
-      <w:r>
-        <w:t xml:space="preserve"> </w:t>
-      </w:r>
-      <w:r>
-        <w:t xml:space="preserve">‘</w:t>
-      </w:r>
-      <w:r>
-        <w:t xml:space="preserve">on the one hand.</w:t>
-      </w:r>
-      <w:r>
-        <w:t xml:space="preserve">’</w:t>
-      </w:r>
-      <w:r>
-        <w:t xml:space="preserve"> </w:t>
-      </w:r>
-      <w:r>
-        <w:t xml:space="preserve">English has no natural way to show it here.</w:t>
-      </w:r>
-      <w:r>
-        <w:t xml:space="preserve">”</w:t>
-      </w:r>
-    </w:p>
-    <w:p>
-      <w:pPr>
-        <w:numPr>
-          <w:ilvl w:val="0"/>
-          <w:numId w:val="1014"/>
-        </w:numPr>
-        <w:pStyle w:val="Compact"/>
-      </w:pPr>
-      <w:r>
-        <w:t xml:space="preserve">Square brackets are only for a hidden</w:t>
-      </w:r>
-      <w:r>
-        <w:t xml:space="preserve"> </w:t>
-      </w:r>
-      <w:r>
-        <w:t xml:space="preserve">“</w:t>
-      </w:r>
-      <w:r>
-        <w:t xml:space="preserve">the.</w:t>
-      </w:r>
-      <w:r>
-        <w:t xml:space="preserve">”</w:t>
-      </w:r>
-      <w:r>
-        <w:t xml:space="preserve"> </w:t>
-      </w:r>
-      <w:r>
-        <w:t xml:space="preserve">Pointy brackets are only for English that a helper word adds. Parentheses are only for grouping the pieces of one original word. Never mix them.</w:t>
-      </w:r>
-    </w:p>
-    <w:p>
-      <w:pPr>
-        <w:numPr>
-          <w:ilvl w:val="0"/>
-          <w:numId w:val="1014"/>
         </w:numPr>
         <w:pStyle w:val="Compact"/>
       </w:pPr>
@@ -3363,7 +3601,7 @@
       <w:pPr>
         <w:numPr>
           <w:ilvl w:val="0"/>
-          <w:numId w:val="1016"/>
+          <w:numId w:val="1017"/>
         </w:numPr>
       </w:pPr>
       <w:r>
@@ -3374,7 +3612,7 @@
       <w:pPr>
         <w:numPr>
           <w:ilvl w:val="0"/>
-          <w:numId w:val="1016"/>
+          <w:numId w:val="1017"/>
         </w:numPr>
       </w:pPr>
       <w:r>
@@ -3407,7 +3645,7 @@
       <w:pPr>
         <w:numPr>
           <w:ilvl w:val="0"/>
-          <w:numId w:val="1016"/>
+          <w:numId w:val="1017"/>
         </w:numPr>
       </w:pPr>
       <w:r>
@@ -3442,7 +3680,7 @@
       <w:pPr>
         <w:numPr>
           <w:ilvl w:val="0"/>
-          <w:numId w:val="1016"/>
+          <w:numId w:val="1017"/>
         </w:numPr>
       </w:pPr>
       <w:r>
@@ -3453,272 +3691,272 @@
       <w:pPr>
         <w:numPr>
           <w:ilvl w:val="1"/>
+          <w:numId w:val="1018"/>
+        </w:numPr>
+        <w:pStyle w:val="Compact"/>
+      </w:pPr>
+      <w:r>
+        <w:t xml:space="preserve">The bold word is the one used in the plain line. It must always appear again inside its own tier.</w:t>
+      </w:r>
+    </w:p>
+    <w:p>
+      <w:pPr>
+        <w:numPr>
+          <w:ilvl w:val="1"/>
+          <w:numId w:val="1018"/>
+        </w:numPr>
+        <w:pStyle w:val="Compact"/>
+      </w:pPr>
+      <w:r>
+        <w:t xml:space="preserve">Options in the same tier are about equally valid on the evidence. Order inside a tier carries no weight.</w:t>
+      </w:r>
+    </w:p>
+    <w:p>
+      <w:pPr>
+        <w:numPr>
+          <w:ilvl w:val="1"/>
+          <w:numId w:val="1018"/>
+        </w:numPr>
+        <w:pStyle w:val="Compact"/>
+      </w:pPr>
+      <w:r>
+        <w:t xml:space="preserve">When the top tier holds several options, use the most natural English in the plain line. That choice is about English, not evidence.</w:t>
+      </w:r>
+    </w:p>
+    <w:p>
+      <w:pPr>
+        <w:numPr>
+          <w:ilvl w:val="1"/>
+          <w:numId w:val="1018"/>
+        </w:numPr>
+        <w:pStyle w:val="Compact"/>
+      </w:pPr>
+      <w:r>
+        <w:t xml:space="preserve">If one option clearly leads, give it a tier of its own:</w:t>
+      </w:r>
+      <w:r>
+        <w:t xml:space="preserve"> </w:t>
+      </w:r>
+      <w:r>
+        <w:rPr>
+          <w:rStyle w:val="VerbatimChar"/>
+        </w:rPr>
+        <w:t xml:space="preserve">STRONG: bore; UNLIKELY: took away</w:t>
+      </w:r>
+      <w:r>
+        <w:t xml:space="preserve">. When an option is STRONG, no other option can be LIKELY.</w:t>
+      </w:r>
+    </w:p>
+    <w:p>
+      <w:pPr>
+        <w:numPr>
+          <w:ilvl w:val="1"/>
+          <w:numId w:val="1018"/>
+        </w:numPr>
+        <w:pStyle w:val="Compact"/>
+      </w:pPr>
+      <w:r>
+        <w:t xml:space="preserve">Leave out empty tiers.</w:t>
+      </w:r>
+    </w:p>
+    <w:p>
+      <w:pPr>
+        <w:numPr>
+          <w:ilvl w:val="1"/>
+          <w:numId w:val="1018"/>
+        </w:numPr>
+        <w:pStyle w:val="Compact"/>
+      </w:pPr>
+      <w:r>
+        <w:t xml:space="preserve">Everything before RULED OUT must be able to replace the bold word so that the sentence still reads correctly. Nothing after it can.</w:t>
+      </w:r>
+    </w:p>
+    <w:p>
+      <w:pPr>
+        <w:numPr>
+          <w:ilvl w:val="0"/>
           <w:numId w:val="1017"/>
         </w:numPr>
-        <w:pStyle w:val="Compact"/>
-      </w:pPr>
-      <w:r>
-        <w:t xml:space="preserve">The bold word is the one used in the plain line. It must always appear again inside its own tier.</w:t>
-      </w:r>
-    </w:p>
-    <w:p>
-      <w:pPr>
-        <w:numPr>
-          <w:ilvl w:val="1"/>
+      </w:pPr>
+      <w:r>
+        <w:t xml:space="preserve">A lens move keeps its true tier. Mark the moved reading † on the bold word, inside its tier, and in its note (section 12):</w:t>
+      </w:r>
+      <w:r>
+        <w:t xml:space="preserve"> </w:t>
+      </w:r>
+      <w:r>
+        <w:rPr>
+          <w:rStyle w:val="VerbatimChar"/>
+        </w:rPr>
+        <w:t xml:space="preserve">22. **were turned back†** — LIKELY: turned back | returned; POSSIBLE: were turned back†</w:t>
+      </w:r>
+    </w:p>
+    <w:p>
+      <w:pPr>
+        <w:numPr>
+          <w:ilvl w:val="0"/>
           <w:numId w:val="1017"/>
         </w:numPr>
-        <w:pStyle w:val="Compact"/>
-      </w:pPr>
-      <w:r>
-        <w:t xml:space="preserve">Options in the same tier are about equally valid on the evidence. Order inside a tier carries no weight.</w:t>
-      </w:r>
-    </w:p>
-    <w:p>
-      <w:pPr>
-        <w:numPr>
-          <w:ilvl w:val="1"/>
+      </w:pPr>
+      <w:r>
+        <w:t xml:space="preserve">This format covers every kind of word, including prepositions, conjunctions, and small connecting words.</w:t>
+      </w:r>
+    </w:p>
+    <w:p>
+      <w:pPr>
+        <w:numPr>
+          <w:ilvl w:val="0"/>
           <w:numId w:val="1017"/>
         </w:numPr>
-        <w:pStyle w:val="Compact"/>
-      </w:pPr>
-      <w:r>
-        <w:t xml:space="preserve">When the top tier holds several options, use the most natural English in the plain line. That choice is about English, not evidence.</w:t>
-      </w:r>
-    </w:p>
-    <w:p>
-      <w:pPr>
-        <w:numPr>
-          <w:ilvl w:val="1"/>
+      </w:pPr>
+      <w:r>
+        <w:t xml:space="preserve">When English must supply</w:t>
+      </w:r>
+      <w:r>
+        <w:t xml:space="preserve"> </w:t>
+      </w:r>
+      <w:r>
+        <w:t xml:space="preserve">“</w:t>
+      </w:r>
+      <w:r>
+        <w:t xml:space="preserve">of,</w:t>
+      </w:r>
+      <w:r>
+        <w:t xml:space="preserve">”</w:t>
+      </w:r>
+      <w:r>
+        <w:t xml:space="preserve"> </w:t>
+      </w:r>
+      <w:r>
+        <w:t xml:space="preserve">“</w:t>
+      </w:r>
+      <w:r>
+        <w:t xml:space="preserve">for,</w:t>
+      </w:r>
+      <w:r>
+        <w:t xml:space="preserve">”</w:t>
+      </w:r>
+      <w:r>
+        <w:t xml:space="preserve"> </w:t>
+      </w:r>
+      <w:r>
+        <w:t xml:space="preserve">“</w:t>
+      </w:r>
+      <w:r>
+        <w:t xml:space="preserve">to,</w:t>
+      </w:r>
+      <w:r>
+        <w:t xml:space="preserve">”</w:t>
+      </w:r>
+      <w:r>
+        <w:t xml:space="preserve"> </w:t>
+      </w:r>
+      <w:r>
+        <w:t xml:space="preserve">“</w:t>
+      </w:r>
+      <w:r>
+        <w:t xml:space="preserve">by,</w:t>
+      </w:r>
+      <w:r>
+        <w:t xml:space="preserve">”</w:t>
+      </w:r>
+      <w:r>
+        <w:t xml:space="preserve"> </w:t>
+      </w:r>
+      <w:r>
+        <w:t xml:space="preserve">or a similar word because the original shows the relationship by a word’s ending, that word is a piece of the original word (rule 6.10). Give it its own line and its own options, in tiers when the meanings differ.</w:t>
+      </w:r>
+    </w:p>
+    <w:p>
+      <w:pPr>
+        <w:numPr>
+          <w:ilvl w:val="0"/>
           <w:numId w:val="1017"/>
         </w:numPr>
-        <w:pStyle w:val="Compact"/>
-      </w:pPr>
-      <w:r>
-        <w:t xml:space="preserve">If one option clearly leads, give it a tier of its own:</w:t>
-      </w:r>
-      <w:r>
-        <w:t xml:space="preserve"> </w:t>
-      </w:r>
-      <w:r>
-        <w:rPr>
-          <w:rStyle w:val="VerbatimChar"/>
-        </w:rPr>
-        <w:t xml:space="preserve">STRONG: bore; UNLIKELY: took away</w:t>
-      </w:r>
-      <w:r>
-        <w:t xml:space="preserve">. When an option is STRONG, no other option can be LIKELY.</w:t>
-      </w:r>
-    </w:p>
-    <w:p>
-      <w:pPr>
-        <w:numPr>
-          <w:ilvl w:val="1"/>
+      </w:pPr>
+      <w:r>
+        <w:t xml:space="preserve">An</w:t>
+      </w:r>
+      <w:r>
+        <w:t xml:space="preserve"> </w:t>
+      </w:r>
+      <w:r>
+        <w:t xml:space="preserve">“</w:t>
+      </w:r>
+      <w:r>
+        <w:t xml:space="preserve">of</w:t>
+      </w:r>
+      <w:r>
+        <w:t xml:space="preserve">”</w:t>
+      </w:r>
+      <w:r>
+        <w:t xml:space="preserve"> </w:t>
+      </w:r>
+      <w:r>
+        <w:t xml:space="preserve">phrase that can run two ways (</w:t>
+      </w:r>
+      <w:r>
+        <w:t xml:space="preserve">“</w:t>
+      </w:r>
+      <w:r>
+        <w:t xml:space="preserve">the obedience of Christ</w:t>
+      </w:r>
+      <w:r>
+        <w:t xml:space="preserve">”</w:t>
+      </w:r>
+      <w:r>
+        <w:t xml:space="preserve">: Christ’s own, or given to Christ) gets a readings note (rule 15.1). Do not put whole readings on the</w:t>
+      </w:r>
+      <w:r>
+        <w:t xml:space="preserve"> </w:t>
+      </w:r>
+      <w:r>
+        <w:t xml:space="preserve">“</w:t>
+      </w:r>
+      <w:r>
+        <w:t xml:space="preserve">of</w:t>
+      </w:r>
+      <w:r>
+        <w:t xml:space="preserve">”</w:t>
+      </w:r>
+      <w:r>
+        <w:t xml:space="preserve"> </w:t>
+      </w:r>
+      <w:r>
+        <w:t xml:space="preserve">line.</w:t>
+      </w:r>
+    </w:p>
+    <w:p>
+      <w:pPr>
+        <w:numPr>
+          <w:ilvl w:val="0"/>
           <w:numId w:val="1017"/>
         </w:numPr>
-        <w:pStyle w:val="Compact"/>
-      </w:pPr>
-      <w:r>
-        <w:t xml:space="preserve">Leave out empty tiers.</w:t>
-      </w:r>
-    </w:p>
-    <w:p>
-      <w:pPr>
-        <w:numPr>
-          <w:ilvl w:val="1"/>
+      </w:pPr>
+      <w:r>
+        <w:t xml:space="preserve">When a phrase is an idiom, put the literal words in bold and the sense after the dash, marked</w:t>
+      </w:r>
+      <w:r>
+        <w:t xml:space="preserve"> </w:t>
+      </w:r>
+      <w:r>
+        <w:t xml:space="preserve">“</w:t>
+      </w:r>
+      <w:r>
+        <w:t xml:space="preserve">idiom:</w:t>
+      </w:r>
+      <w:r>
+        <w:t xml:space="preserve">”</w:t>
+      </w:r>
+      <w:r>
+        <w:t xml:space="preserve">.</w:t>
+      </w:r>
+    </w:p>
+    <w:p>
+      <w:pPr>
+        <w:numPr>
+          <w:ilvl w:val="0"/>
           <w:numId w:val="1017"/>
-        </w:numPr>
-        <w:pStyle w:val="Compact"/>
-      </w:pPr>
-      <w:r>
-        <w:t xml:space="preserve">Everything before RULED OUT must be able to replace the bold word so that the sentence still reads correctly. Nothing after it can.</w:t>
-      </w:r>
-    </w:p>
-    <w:p>
-      <w:pPr>
-        <w:numPr>
-          <w:ilvl w:val="0"/>
-          <w:numId w:val="1016"/>
-        </w:numPr>
-      </w:pPr>
-      <w:r>
-        <w:t xml:space="preserve">A lens move keeps its true tier. Mark the moved reading † on the bold word, inside its tier, and in its note (section 12):</w:t>
-      </w:r>
-      <w:r>
-        <w:t xml:space="preserve"> </w:t>
-      </w:r>
-      <w:r>
-        <w:rPr>
-          <w:rStyle w:val="VerbatimChar"/>
-        </w:rPr>
-        <w:t xml:space="preserve">22. **were turned back†** — LIKELY: turned back | returned; POSSIBLE: were turned back†</w:t>
-      </w:r>
-    </w:p>
-    <w:p>
-      <w:pPr>
-        <w:numPr>
-          <w:ilvl w:val="0"/>
-          <w:numId w:val="1016"/>
-        </w:numPr>
-      </w:pPr>
-      <w:r>
-        <w:t xml:space="preserve">This format covers every kind of word, including prepositions, conjunctions, and small connecting words.</w:t>
-      </w:r>
-    </w:p>
-    <w:p>
-      <w:pPr>
-        <w:numPr>
-          <w:ilvl w:val="0"/>
-          <w:numId w:val="1016"/>
-        </w:numPr>
-      </w:pPr>
-      <w:r>
-        <w:t xml:space="preserve">When English must supply</w:t>
-      </w:r>
-      <w:r>
-        <w:t xml:space="preserve"> </w:t>
-      </w:r>
-      <w:r>
-        <w:t xml:space="preserve">“</w:t>
-      </w:r>
-      <w:r>
-        <w:t xml:space="preserve">of,</w:t>
-      </w:r>
-      <w:r>
-        <w:t xml:space="preserve">”</w:t>
-      </w:r>
-      <w:r>
-        <w:t xml:space="preserve"> </w:t>
-      </w:r>
-      <w:r>
-        <w:t xml:space="preserve">“</w:t>
-      </w:r>
-      <w:r>
-        <w:t xml:space="preserve">for,</w:t>
-      </w:r>
-      <w:r>
-        <w:t xml:space="preserve">”</w:t>
-      </w:r>
-      <w:r>
-        <w:t xml:space="preserve"> </w:t>
-      </w:r>
-      <w:r>
-        <w:t xml:space="preserve">“</w:t>
-      </w:r>
-      <w:r>
-        <w:t xml:space="preserve">to,</w:t>
-      </w:r>
-      <w:r>
-        <w:t xml:space="preserve">”</w:t>
-      </w:r>
-      <w:r>
-        <w:t xml:space="preserve"> </w:t>
-      </w:r>
-      <w:r>
-        <w:t xml:space="preserve">“</w:t>
-      </w:r>
-      <w:r>
-        <w:t xml:space="preserve">by,</w:t>
-      </w:r>
-      <w:r>
-        <w:t xml:space="preserve">”</w:t>
-      </w:r>
-      <w:r>
-        <w:t xml:space="preserve"> </w:t>
-      </w:r>
-      <w:r>
-        <w:t xml:space="preserve">or a similar word because the original shows the relationship by a word’s ending, that word is a piece of the original word (rule 6.10). Give it its own line and its own options, in tiers when the meanings differ.</w:t>
-      </w:r>
-    </w:p>
-    <w:p>
-      <w:pPr>
-        <w:numPr>
-          <w:ilvl w:val="0"/>
-          <w:numId w:val="1016"/>
-        </w:numPr>
-      </w:pPr>
-      <w:r>
-        <w:t xml:space="preserve">An</w:t>
-      </w:r>
-      <w:r>
-        <w:t xml:space="preserve"> </w:t>
-      </w:r>
-      <w:r>
-        <w:t xml:space="preserve">“</w:t>
-      </w:r>
-      <w:r>
-        <w:t xml:space="preserve">of</w:t>
-      </w:r>
-      <w:r>
-        <w:t xml:space="preserve">”</w:t>
-      </w:r>
-      <w:r>
-        <w:t xml:space="preserve"> </w:t>
-      </w:r>
-      <w:r>
-        <w:t xml:space="preserve">phrase that can run two ways (</w:t>
-      </w:r>
-      <w:r>
-        <w:t xml:space="preserve">“</w:t>
-      </w:r>
-      <w:r>
-        <w:t xml:space="preserve">the obedience of Christ</w:t>
-      </w:r>
-      <w:r>
-        <w:t xml:space="preserve">”</w:t>
-      </w:r>
-      <w:r>
-        <w:t xml:space="preserve">: Christ’s own, or given to Christ) gets a readings note (rule 15.1). Do not put whole readings on the</w:t>
-      </w:r>
-      <w:r>
-        <w:t xml:space="preserve"> </w:t>
-      </w:r>
-      <w:r>
-        <w:t xml:space="preserve">“</w:t>
-      </w:r>
-      <w:r>
-        <w:t xml:space="preserve">of</w:t>
-      </w:r>
-      <w:r>
-        <w:t xml:space="preserve">”</w:t>
-      </w:r>
-      <w:r>
-        <w:t xml:space="preserve"> </w:t>
-      </w:r>
-      <w:r>
-        <w:t xml:space="preserve">line.</w:t>
-      </w:r>
-    </w:p>
-    <w:p>
-      <w:pPr>
-        <w:numPr>
-          <w:ilvl w:val="0"/>
-          <w:numId w:val="1016"/>
-        </w:numPr>
-      </w:pPr>
-      <w:r>
-        <w:t xml:space="preserve">When a phrase is an idiom, put the literal words in bold and the sense after the dash, marked</w:t>
-      </w:r>
-      <w:r>
-        <w:t xml:space="preserve"> </w:t>
-      </w:r>
-      <w:r>
-        <w:t xml:space="preserve">“</w:t>
-      </w:r>
-      <w:r>
-        <w:t xml:space="preserve">idiom:</w:t>
-      </w:r>
-      <w:r>
-        <w:t xml:space="preserve">”</w:t>
-      </w:r>
-      <w:r>
-        <w:t xml:space="preserve">.</w:t>
-      </w:r>
-    </w:p>
-    <w:p>
-      <w:pPr>
-        <w:numPr>
-          <w:ilvl w:val="0"/>
-          <w:numId w:val="1016"/>
         </w:numPr>
       </w:pPr>
       <w:r>
@@ -3739,7 +3977,7 @@
       <w:pPr>
         <w:numPr>
           <w:ilvl w:val="0"/>
-          <w:numId w:val="1018"/>
+          <w:numId w:val="1019"/>
         </w:numPr>
         <w:pStyle w:val="Compact"/>
       </w:pPr>
@@ -3761,58 +3999,12 @@
       <w:pPr>
         <w:numPr>
           <w:ilvl w:val="0"/>
-          <w:numId w:val="1018"/>
+          <w:numId w:val="1019"/>
         </w:numPr>
         <w:pStyle w:val="Compact"/>
       </w:pPr>
       <w:r>
         <w:t xml:space="preserve">Rule a meaning out only when it is impossible in this verse:</w:t>
-      </w:r>
-    </w:p>
-    <w:p>
-      <w:pPr>
-        <w:numPr>
-          <w:ilvl w:val="1"/>
-          <w:numId w:val="1019"/>
-        </w:numPr>
-        <w:pStyle w:val="Compact"/>
-      </w:pPr>
-      <w:r>
-        <w:t xml:space="preserve">the forms of the surrounding words do not allow it, or</w:t>
-      </w:r>
-    </w:p>
-    <w:p>
-      <w:pPr>
-        <w:numPr>
-          <w:ilvl w:val="1"/>
-          <w:numId w:val="1019"/>
-        </w:numPr>
-        <w:pStyle w:val="Compact"/>
-      </w:pPr>
-      <w:r>
-        <w:t xml:space="preserve">it cannot combine with the words around it to make a sentence.</w:t>
-      </w:r>
-    </w:p>
-    <w:p>
-      <w:pPr>
-        <w:numPr>
-          <w:ilvl w:val="0"/>
-          <w:numId w:val="1018"/>
-        </w:numPr>
-        <w:pStyle w:val="Compact"/>
-      </w:pPr>
-      <w:r>
-        <w:rPr>
-          <w:bCs/>
-          <w:b/>
-        </w:rPr>
-        <w:t xml:space="preserve">Test before ruling out.</w:t>
-      </w:r>
-      <w:r>
-        <w:t xml:space="preserve"> </w:t>
-      </w:r>
-      <w:r>
-        <w:t xml:space="preserve">The helper prints how the Berean Bible renders each word everywhere. Before ruling a meaning out, look there, and search the word tables further if needed, for the meaning in a similar setting. If the data shows it, keep it as UNLIKELY.</w:t>
       </w:r>
     </w:p>
     <w:p>
@@ -3824,6 +4016,52 @@
         <w:pStyle w:val="Compact"/>
       </w:pPr>
       <w:r>
+        <w:t xml:space="preserve">the forms of the surrounding words do not allow it, or</w:t>
+      </w:r>
+    </w:p>
+    <w:p>
+      <w:pPr>
+        <w:numPr>
+          <w:ilvl w:val="1"/>
+          <w:numId w:val="1020"/>
+        </w:numPr>
+        <w:pStyle w:val="Compact"/>
+      </w:pPr>
+      <w:r>
+        <w:t xml:space="preserve">it cannot combine with the words around it to make a sentence.</w:t>
+      </w:r>
+    </w:p>
+    <w:p>
+      <w:pPr>
+        <w:numPr>
+          <w:ilvl w:val="0"/>
+          <w:numId w:val="1019"/>
+        </w:numPr>
+        <w:pStyle w:val="Compact"/>
+      </w:pPr>
+      <w:r>
+        <w:rPr>
+          <w:bCs/>
+          <w:b/>
+        </w:rPr>
+        <w:t xml:space="preserve">Test before ruling out.</w:t>
+      </w:r>
+      <w:r>
+        <w:t xml:space="preserve"> </w:t>
+      </w:r>
+      <w:r>
+        <w:t xml:space="preserve">The helper prints how the Berean Bible renders each word everywhere. Before ruling a meaning out, look there, and search the word tables further if needed, for the meaning in a similar setting. If the data shows it, keep it as UNLIKELY.</w:t>
+      </w:r>
+    </w:p>
+    <w:p>
+      <w:pPr>
+        <w:numPr>
+          <w:ilvl w:val="1"/>
+          <w:numId w:val="1021"/>
+        </w:numPr>
+        <w:pStyle w:val="Compact"/>
+      </w:pPr>
+      <w:r>
         <w:rPr>
           <w:bCs/>
           <w:b/>
@@ -3841,7 +4079,7 @@
       <w:pPr>
         <w:numPr>
           <w:ilvl w:val="0"/>
-          <w:numId w:val="1018"/>
+          <w:numId w:val="1019"/>
         </w:numPr>
         <w:pStyle w:val="Compact"/>
       </w:pPr>
@@ -3853,7 +4091,7 @@
       <w:pPr>
         <w:numPr>
           <w:ilvl w:val="0"/>
-          <w:numId w:val="1018"/>
+          <w:numId w:val="1019"/>
         </w:numPr>
         <w:pStyle w:val="Compact"/>
       </w:pPr>
@@ -3865,7 +4103,7 @@
       <w:pPr>
         <w:numPr>
           <w:ilvl w:val="0"/>
-          <w:numId w:val="1018"/>
+          <w:numId w:val="1019"/>
         </w:numPr>
         <w:pStyle w:val="Compact"/>
       </w:pPr>
@@ -3887,7 +4125,7 @@
       <w:pPr>
         <w:numPr>
           <w:ilvl w:val="0"/>
-          <w:numId w:val="1021"/>
+          <w:numId w:val="1022"/>
         </w:numPr>
         <w:pStyle w:val="Compact"/>
       </w:pPr>
@@ -3899,7 +4137,7 @@
       <w:pPr>
         <w:numPr>
           <w:ilvl w:val="0"/>
-          <w:numId w:val="1021"/>
+          <w:numId w:val="1022"/>
         </w:numPr>
         <w:pStyle w:val="Compact"/>
       </w:pPr>
@@ -3923,7 +4161,7 @@
       <w:pPr>
         <w:numPr>
           <w:ilvl w:val="0"/>
-          <w:numId w:val="1021"/>
+          <w:numId w:val="1022"/>
         </w:numPr>
         <w:pStyle w:val="Compact"/>
       </w:pPr>
@@ -3935,7 +4173,7 @@
       <w:pPr>
         <w:numPr>
           <w:ilvl w:val="0"/>
-          <w:numId w:val="1021"/>
+          <w:numId w:val="1022"/>
         </w:numPr>
         <w:pStyle w:val="Compact"/>
       </w:pPr>
@@ -3947,7 +4185,7 @@
       <w:pPr>
         <w:numPr>
           <w:ilvl w:val="0"/>
-          <w:numId w:val="1021"/>
+          <w:numId w:val="1022"/>
         </w:numPr>
         <w:pStyle w:val="Compact"/>
       </w:pPr>
@@ -3959,7 +4197,7 @@
       <w:pPr>
         <w:numPr>
           <w:ilvl w:val="0"/>
-          <w:numId w:val="1021"/>
+          <w:numId w:val="1022"/>
         </w:numPr>
         <w:pStyle w:val="Compact"/>
       </w:pPr>
@@ -3992,7 +4230,7 @@
       <w:pPr>
         <w:numPr>
           <w:ilvl w:val="0"/>
-          <w:numId w:val="1022"/>
+          <w:numId w:val="1023"/>
         </w:numPr>
         <w:pStyle w:val="Compact"/>
       </w:pPr>
@@ -4004,7 +4242,7 @@
       <w:pPr>
         <w:numPr>
           <w:ilvl w:val="0"/>
-          <w:numId w:val="1022"/>
+          <w:numId w:val="1023"/>
         </w:numPr>
         <w:pStyle w:val="Compact"/>
       </w:pPr>
@@ -4079,6 +4317,42 @@
         <w:t xml:space="preserve">”</w:t>
       </w:r>
       <w:r>
+        <w:t xml:space="preserve">); the linking word for a side action (</w:t>
+      </w:r>
+      <w:r>
+        <w:t xml:space="preserve">“</w:t>
+      </w:r>
+      <w:r>
+        <w:t xml:space="preserve">while,</w:t>
+      </w:r>
+      <w:r>
+        <w:t xml:space="preserve">”</w:t>
+      </w:r>
+      <w:r>
+        <w:t xml:space="preserve"> </w:t>
+      </w:r>
+      <w:r>
+        <w:t xml:space="preserve">“</w:t>
+      </w:r>
+      <w:r>
+        <w:t xml:space="preserve">though,</w:t>
+      </w:r>
+      <w:r>
+        <w:t xml:space="preserve">”</w:t>
+      </w:r>
+      <w:r>
+        <w:t xml:space="preserve"> </w:t>
+      </w:r>
+      <w:r>
+        <w:t xml:space="preserve">“</w:t>
+      </w:r>
+      <w:r>
+        <w:t xml:space="preserve">because</w:t>
+      </w:r>
+      <w:r>
+        <w:t xml:space="preserve">”</w:t>
+      </w:r>
+      <w:r>
         <w:t xml:space="preserve">); nouns or pronouns added for English sense.</w:t>
       </w:r>
     </w:p>
@@ -4086,7 +4360,7 @@
       <w:pPr>
         <w:numPr>
           <w:ilvl w:val="0"/>
-          <w:numId w:val="1022"/>
+          <w:numId w:val="1023"/>
         </w:numPr>
         <w:pStyle w:val="Compact"/>
       </w:pPr>
@@ -4102,205 +4376,205 @@
       <w:pPr>
         <w:numPr>
           <w:ilvl w:val="1"/>
+          <w:numId w:val="1024"/>
+        </w:numPr>
+        <w:pStyle w:val="Compact"/>
+      </w:pPr>
+      <w:r>
+        <w:t xml:space="preserve">an</w:t>
+      </w:r>
+      <w:r>
+        <w:t xml:space="preserve"> </w:t>
+      </w:r>
+      <w:r>
+        <w:t xml:space="preserve">“</w:t>
+      </w:r>
+      <w:r>
+        <w:t xml:space="preserve">is</w:t>
+      </w:r>
+      <w:r>
+        <w:t xml:space="preserve">”</w:t>
+      </w:r>
+      <w:r>
+        <w:t xml:space="preserve"> </w:t>
+      </w:r>
+      <w:r>
+        <w:t xml:space="preserve">or</w:t>
+      </w:r>
+      <w:r>
+        <w:t xml:space="preserve"> </w:t>
+      </w:r>
+      <w:r>
+        <w:t xml:space="preserve">“</w:t>
+      </w:r>
+      <w:r>
+        <w:t xml:space="preserve">are</w:t>
+      </w:r>
+      <w:r>
+        <w:t xml:space="preserve">”</w:t>
+      </w:r>
+      <w:r>
+        <w:t xml:space="preserve"> </w:t>
+      </w:r>
+      <w:r>
+        <w:t xml:space="preserve">that exists as a word in the original;</w:t>
+      </w:r>
+    </w:p>
+    <w:p>
+      <w:pPr>
+        <w:numPr>
+          <w:ilvl w:val="1"/>
+          <w:numId w:val="1024"/>
+        </w:numPr>
+        <w:pStyle w:val="Compact"/>
+      </w:pPr>
+      <w:r>
+        <w:t xml:space="preserve">helper words that express the verb’s own form (</w:t>
+      </w:r>
+      <w:r>
+        <w:t xml:space="preserve">“</w:t>
+      </w:r>
+      <w:r>
+        <w:t xml:space="preserve">is fulfilled,</w:t>
+      </w:r>
+      <w:r>
+        <w:t xml:space="preserve">”</w:t>
+      </w:r>
+      <w:r>
+        <w:t xml:space="preserve"> </w:t>
+      </w:r>
+      <w:r>
+        <w:t xml:space="preserve">“</w:t>
+      </w:r>
+      <w:r>
+        <w:t xml:space="preserve">do not wage war</w:t>
+      </w:r>
+      <w:r>
+        <w:t xml:space="preserve">”</w:t>
+      </w:r>
+      <w:r>
+        <w:t xml:space="preserve">);</w:t>
+      </w:r>
+    </w:p>
+    <w:p>
+      <w:pPr>
+        <w:numPr>
+          <w:ilvl w:val="1"/>
+          <w:numId w:val="1024"/>
+        </w:numPr>
+        <w:pStyle w:val="Compact"/>
+      </w:pPr>
+      <w:r>
+        <w:t xml:space="preserve">pronouns the verb’s ending supplies (</w:t>
+      </w:r>
+      <w:r>
+        <w:t xml:space="preserve">“</w:t>
+      </w:r>
+      <w:r>
+        <w:t xml:space="preserve">we wage war</w:t>
+      </w:r>
+      <w:r>
+        <w:t xml:space="preserve">”</w:t>
+      </w:r>
+      <w:r>
+        <w:t xml:space="preserve">);</w:t>
+      </w:r>
+    </w:p>
+    <w:p>
+      <w:pPr>
+        <w:numPr>
+          <w:ilvl w:val="1"/>
+          <w:numId w:val="1024"/>
+        </w:numPr>
+        <w:pStyle w:val="Compact"/>
+      </w:pPr>
+      <w:r>
+        <w:t xml:space="preserve">“</w:t>
+      </w:r>
+      <w:r>
+        <w:t xml:space="preserve">of,</w:t>
+      </w:r>
+      <w:r>
+        <w:t xml:space="preserve">”</w:t>
+      </w:r>
+      <w:r>
+        <w:t xml:space="preserve"> </w:t>
+      </w:r>
+      <w:r>
+        <w:t xml:space="preserve">“</w:t>
+      </w:r>
+      <w:r>
+        <w:t xml:space="preserve">for,</w:t>
+      </w:r>
+      <w:r>
+        <w:t xml:space="preserve">”</w:t>
+      </w:r>
+      <w:r>
+        <w:t xml:space="preserve"> </w:t>
+      </w:r>
+      <w:r>
+        <w:t xml:space="preserve">“</w:t>
+      </w:r>
+      <w:r>
+        <w:t xml:space="preserve">to,</w:t>
+      </w:r>
+      <w:r>
+        <w:t xml:space="preserve">”</w:t>
+      </w:r>
+      <w:r>
+        <w:t xml:space="preserve"> </w:t>
+      </w:r>
+      <w:r>
+        <w:t xml:space="preserve">and</w:t>
+      </w:r>
+      <w:r>
+        <w:t xml:space="preserve"> </w:t>
+      </w:r>
+      <w:r>
+        <w:t xml:space="preserve">“</w:t>
+      </w:r>
+      <w:r>
+        <w:t xml:space="preserve">by</w:t>
+      </w:r>
+      <w:r>
+        <w:t xml:space="preserve">”</w:t>
+      </w:r>
+      <w:r>
+        <w:t xml:space="preserve"> </w:t>
+      </w:r>
+      <w:r>
+        <w:t xml:space="preserve">that express a word’s ending (rule 7.7);</w:t>
+      </w:r>
+    </w:p>
+    <w:p>
+      <w:pPr>
+        <w:numPr>
+          <w:ilvl w:val="1"/>
+          <w:numId w:val="1024"/>
+        </w:numPr>
+        <w:pStyle w:val="Compact"/>
+      </w:pPr>
+      <w:r>
+        <w:t xml:space="preserve">English that a helper word adds (rule 6.20). That goes in pointy brackets, not italics.</w:t>
+      </w:r>
+    </w:p>
+    <w:p>
+      <w:pPr>
+        <w:numPr>
+          <w:ilvl w:val="0"/>
           <w:numId w:val="1023"/>
         </w:numPr>
         <w:pStyle w:val="Compact"/>
       </w:pPr>
       <w:r>
-        <w:t xml:space="preserve">an</w:t>
-      </w:r>
-      <w:r>
-        <w:t xml:space="preserve"> </w:t>
-      </w:r>
-      <w:r>
-        <w:t xml:space="preserve">“</w:t>
-      </w:r>
-      <w:r>
-        <w:t xml:space="preserve">is</w:t>
-      </w:r>
-      <w:r>
-        <w:t xml:space="preserve">”</w:t>
-      </w:r>
-      <w:r>
-        <w:t xml:space="preserve"> </w:t>
-      </w:r>
-      <w:r>
-        <w:t xml:space="preserve">or</w:t>
-      </w:r>
-      <w:r>
-        <w:t xml:space="preserve"> </w:t>
-      </w:r>
-      <w:r>
-        <w:t xml:space="preserve">“</w:t>
-      </w:r>
-      <w:r>
-        <w:t xml:space="preserve">are</w:t>
-      </w:r>
-      <w:r>
-        <w:t xml:space="preserve">”</w:t>
-      </w:r>
-      <w:r>
-        <w:t xml:space="preserve"> </w:t>
-      </w:r>
-      <w:r>
-        <w:t xml:space="preserve">that exists as a word in the original;</w:t>
-      </w:r>
-    </w:p>
-    <w:p>
-      <w:pPr>
-        <w:numPr>
-          <w:ilvl w:val="1"/>
+        <w:t xml:space="preserve">In the plain line an added word is italic. In the numbered list it has its own line in bold italics (rule 6.9).</w:t>
+      </w:r>
+    </w:p>
+    <w:p>
+      <w:pPr>
+        <w:numPr>
+          <w:ilvl w:val="0"/>
           <w:numId w:val="1023"/>
-        </w:numPr>
-        <w:pStyle w:val="Compact"/>
-      </w:pPr>
-      <w:r>
-        <w:t xml:space="preserve">helper words that express the verb’s own form (</w:t>
-      </w:r>
-      <w:r>
-        <w:t xml:space="preserve">“</w:t>
-      </w:r>
-      <w:r>
-        <w:t xml:space="preserve">is fulfilled,</w:t>
-      </w:r>
-      <w:r>
-        <w:t xml:space="preserve">”</w:t>
-      </w:r>
-      <w:r>
-        <w:t xml:space="preserve"> </w:t>
-      </w:r>
-      <w:r>
-        <w:t xml:space="preserve">“</w:t>
-      </w:r>
-      <w:r>
-        <w:t xml:space="preserve">do not wage war</w:t>
-      </w:r>
-      <w:r>
-        <w:t xml:space="preserve">”</w:t>
-      </w:r>
-      <w:r>
-        <w:t xml:space="preserve">);</w:t>
-      </w:r>
-    </w:p>
-    <w:p>
-      <w:pPr>
-        <w:numPr>
-          <w:ilvl w:val="1"/>
-          <w:numId w:val="1023"/>
-        </w:numPr>
-        <w:pStyle w:val="Compact"/>
-      </w:pPr>
-      <w:r>
-        <w:t xml:space="preserve">pronouns the verb’s ending supplies (</w:t>
-      </w:r>
-      <w:r>
-        <w:t xml:space="preserve">“</w:t>
-      </w:r>
-      <w:r>
-        <w:t xml:space="preserve">we wage war</w:t>
-      </w:r>
-      <w:r>
-        <w:t xml:space="preserve">”</w:t>
-      </w:r>
-      <w:r>
-        <w:t xml:space="preserve">);</w:t>
-      </w:r>
-    </w:p>
-    <w:p>
-      <w:pPr>
-        <w:numPr>
-          <w:ilvl w:val="1"/>
-          <w:numId w:val="1023"/>
-        </w:numPr>
-        <w:pStyle w:val="Compact"/>
-      </w:pPr>
-      <w:r>
-        <w:t xml:space="preserve">“</w:t>
-      </w:r>
-      <w:r>
-        <w:t xml:space="preserve">of,</w:t>
-      </w:r>
-      <w:r>
-        <w:t xml:space="preserve">”</w:t>
-      </w:r>
-      <w:r>
-        <w:t xml:space="preserve"> </w:t>
-      </w:r>
-      <w:r>
-        <w:t xml:space="preserve">“</w:t>
-      </w:r>
-      <w:r>
-        <w:t xml:space="preserve">for,</w:t>
-      </w:r>
-      <w:r>
-        <w:t xml:space="preserve">”</w:t>
-      </w:r>
-      <w:r>
-        <w:t xml:space="preserve"> </w:t>
-      </w:r>
-      <w:r>
-        <w:t xml:space="preserve">“</w:t>
-      </w:r>
-      <w:r>
-        <w:t xml:space="preserve">to,</w:t>
-      </w:r>
-      <w:r>
-        <w:t xml:space="preserve">”</w:t>
-      </w:r>
-      <w:r>
-        <w:t xml:space="preserve"> </w:t>
-      </w:r>
-      <w:r>
-        <w:t xml:space="preserve">and</w:t>
-      </w:r>
-      <w:r>
-        <w:t xml:space="preserve"> </w:t>
-      </w:r>
-      <w:r>
-        <w:t xml:space="preserve">“</w:t>
-      </w:r>
-      <w:r>
-        <w:t xml:space="preserve">by</w:t>
-      </w:r>
-      <w:r>
-        <w:t xml:space="preserve">”</w:t>
-      </w:r>
-      <w:r>
-        <w:t xml:space="preserve"> </w:t>
-      </w:r>
-      <w:r>
-        <w:t xml:space="preserve">that express a word’s ending (rule 7.7);</w:t>
-      </w:r>
-    </w:p>
-    <w:p>
-      <w:pPr>
-        <w:numPr>
-          <w:ilvl w:val="1"/>
-          <w:numId w:val="1023"/>
-        </w:numPr>
-        <w:pStyle w:val="Compact"/>
-      </w:pPr>
-      <w:r>
-        <w:t xml:space="preserve">English that a helper word adds (rule 6.20). That goes in pointy brackets, not italics.</w:t>
-      </w:r>
-    </w:p>
-    <w:p>
-      <w:pPr>
-        <w:numPr>
-          <w:ilvl w:val="0"/>
-          <w:numId w:val="1022"/>
-        </w:numPr>
-        <w:pStyle w:val="Compact"/>
-      </w:pPr>
-      <w:r>
-        <w:t xml:space="preserve">In the plain line an added word is italic. In the numbered list it has its own line in bold italics (rule 6.9).</w:t>
-      </w:r>
-    </w:p>
-    <w:p>
-      <w:pPr>
-        <w:numPr>
-          <w:ilvl w:val="0"/>
-          <w:numId w:val="1022"/>
         </w:numPr>
         <w:pStyle w:val="Compact"/>
       </w:pPr>
@@ -4358,7 +4632,7 @@
       <w:pPr>
         <w:numPr>
           <w:ilvl w:val="0"/>
-          <w:numId w:val="1022"/>
+          <w:numId w:val="1023"/>
         </w:numPr>
         <w:pStyle w:val="Compact"/>
       </w:pPr>
@@ -4389,7 +4663,7 @@
       <w:pPr>
         <w:numPr>
           <w:ilvl w:val="0"/>
-          <w:numId w:val="1024"/>
+          <w:numId w:val="1025"/>
         </w:numPr>
         <w:pStyle w:val="Compact"/>
       </w:pPr>
@@ -4428,7 +4702,7 @@
       <w:pPr>
         <w:numPr>
           <w:ilvl w:val="0"/>
-          <w:numId w:val="1024"/>
+          <w:numId w:val="1025"/>
         </w:numPr>
         <w:pStyle w:val="Compact"/>
       </w:pPr>
@@ -4440,7 +4714,7 @@
       <w:pPr>
         <w:numPr>
           <w:ilvl w:val="0"/>
-          <w:numId w:val="1024"/>
+          <w:numId w:val="1025"/>
         </w:numPr>
         <w:pStyle w:val="Compact"/>
       </w:pPr>
@@ -4462,7 +4736,7 @@
       <w:pPr>
         <w:numPr>
           <w:ilvl w:val="0"/>
-          <w:numId w:val="1025"/>
+          <w:numId w:val="1026"/>
         </w:numPr>
         <w:pStyle w:val="Compact"/>
       </w:pPr>
@@ -4474,7 +4748,7 @@
       <w:pPr>
         <w:numPr>
           <w:ilvl w:val="0"/>
-          <w:numId w:val="1025"/>
+          <w:numId w:val="1026"/>
         </w:numPr>
         <w:pStyle w:val="Compact"/>
       </w:pPr>
@@ -4738,7 +5012,7 @@
       <w:pPr>
         <w:numPr>
           <w:ilvl w:val="0"/>
-          <w:numId w:val="1026"/>
+          <w:numId w:val="1027"/>
         </w:numPr>
         <w:pStyle w:val="Compact"/>
       </w:pPr>
@@ -4762,7 +5036,7 @@
       <w:pPr>
         <w:numPr>
           <w:ilvl w:val="0"/>
-          <w:numId w:val="1026"/>
+          <w:numId w:val="1027"/>
         </w:numPr>
         <w:pStyle w:val="Compact"/>
       </w:pPr>
@@ -4774,7 +5048,7 @@
       <w:pPr>
         <w:numPr>
           <w:ilvl w:val="0"/>
-          <w:numId w:val="1026"/>
+          <w:numId w:val="1027"/>
         </w:numPr>
         <w:pStyle w:val="Compact"/>
       </w:pPr>
@@ -4798,7 +5072,7 @@
       <w:pPr>
         <w:numPr>
           <w:ilvl w:val="0"/>
-          <w:numId w:val="1027"/>
+          <w:numId w:val="1028"/>
         </w:numPr>
         <w:pStyle w:val="Compact"/>
       </w:pPr>
@@ -4840,7 +5114,7 @@
       <w:pPr>
         <w:numPr>
           <w:ilvl w:val="0"/>
-          <w:numId w:val="1027"/>
+          <w:numId w:val="1028"/>
         </w:numPr>
         <w:pStyle w:val="Compact"/>
       </w:pPr>
@@ -4864,7 +5138,7 @@
       <w:pPr>
         <w:numPr>
           <w:ilvl w:val="0"/>
-          <w:numId w:val="1027"/>
+          <w:numId w:val="1028"/>
         </w:numPr>
         <w:pStyle w:val="Compact"/>
       </w:pPr>
@@ -4906,7 +5180,7 @@
       <w:pPr>
         <w:numPr>
           <w:ilvl w:val="0"/>
-          <w:numId w:val="1027"/>
+          <w:numId w:val="1028"/>
         </w:numPr>
         <w:pStyle w:val="Compact"/>
       </w:pPr>
@@ -4940,7 +5214,7 @@
       <w:pPr>
         <w:numPr>
           <w:ilvl w:val="0"/>
-          <w:numId w:val="1028"/>
+          <w:numId w:val="1029"/>
         </w:numPr>
         <w:pStyle w:val="Compact"/>
       </w:pPr>
@@ -4988,7 +5262,7 @@
       <w:pPr>
         <w:numPr>
           <w:ilvl w:val="0"/>
-          <w:numId w:val="1028"/>
+          <w:numId w:val="1029"/>
         </w:numPr>
         <w:pStyle w:val="Compact"/>
       </w:pPr>
@@ -5018,7 +5292,7 @@
       <w:pPr>
         <w:numPr>
           <w:ilvl w:val="0"/>
-          <w:numId w:val="1028"/>
+          <w:numId w:val="1029"/>
         </w:numPr>
         <w:pStyle w:val="Compact"/>
       </w:pPr>
@@ -5052,7 +5326,7 @@
       <w:pPr>
         <w:numPr>
           <w:ilvl w:val="0"/>
-          <w:numId w:val="1029"/>
+          <w:numId w:val="1030"/>
         </w:numPr>
         <w:pStyle w:val="Compact"/>
       </w:pPr>
@@ -5064,109 +5338,109 @@
       <w:pPr>
         <w:numPr>
           <w:ilvl w:val="1"/>
+          <w:numId w:val="1031"/>
+        </w:numPr>
+        <w:pStyle w:val="Compact"/>
+      </w:pPr>
+      <w:r>
+        <w:t xml:space="preserve">WRONG:</w:t>
+      </w:r>
+      <w:r>
+        <w:t xml:space="preserve"> </w:t>
+      </w:r>
+      <w:r>
+        <w:t xml:space="preserve">“</w:t>
+      </w:r>
+      <w:r>
+        <w:t xml:space="preserve">he forgave us</w:t>
+      </w:r>
+      <w:r>
+        <w:t xml:space="preserve">”</w:t>
+      </w:r>
+      <w:r>
+        <w:t xml:space="preserve"> </w:t>
+      </w:r>
+      <w:r>
+        <w:t xml:space="preserve">(commits to past)</w:t>
+      </w:r>
+    </w:p>
+    <w:p>
+      <w:pPr>
+        <w:numPr>
+          <w:ilvl w:val="1"/>
+          <w:numId w:val="1031"/>
+        </w:numPr>
+        <w:pStyle w:val="Compact"/>
+      </w:pPr>
+      <w:r>
+        <w:t xml:space="preserve">WRONG:</w:t>
+      </w:r>
+      <w:r>
+        <w:t xml:space="preserve"> </w:t>
+      </w:r>
+      <w:r>
+        <w:t xml:space="preserve">“</w:t>
+      </w:r>
+      <w:r>
+        <w:t xml:space="preserve">he will forgive us</w:t>
+      </w:r>
+      <w:r>
+        <w:t xml:space="preserve">”</w:t>
+      </w:r>
+      <w:r>
+        <w:t xml:space="preserve"> </w:t>
+      </w:r>
+      <w:r>
+        <w:t xml:space="preserve">(commits to future)</w:t>
+      </w:r>
+    </w:p>
+    <w:p>
+      <w:pPr>
+        <w:numPr>
+          <w:ilvl w:val="1"/>
+          <w:numId w:val="1031"/>
+        </w:numPr>
+        <w:pStyle w:val="Compact"/>
+      </w:pPr>
+      <w:r>
+        <w:t xml:space="preserve">RIGHT:</w:t>
+      </w:r>
+      <w:r>
+        <w:t xml:space="preserve"> </w:t>
+      </w:r>
+      <w:r>
+        <w:t xml:space="preserve">“</w:t>
+      </w:r>
+      <w:r>
+        <w:t xml:space="preserve">he forgive us</w:t>
+      </w:r>
+      <w:r>
+        <w:t xml:space="preserve">”</w:t>
+      </w:r>
+      <w:r>
+        <w:t xml:space="preserve"> </w:t>
+      </w:r>
+      <w:r>
+        <w:t xml:space="preserve">(leaves timing open)</w:t>
+      </w:r>
+    </w:p>
+    <w:p>
+      <w:pPr>
+        <w:numPr>
+          <w:ilvl w:val="0"/>
           <w:numId w:val="1030"/>
         </w:numPr>
         <w:pStyle w:val="Compact"/>
       </w:pPr>
       <w:r>
-        <w:t xml:space="preserve">WRONG:</w:t>
-      </w:r>
-      <w:r>
-        <w:t xml:space="preserve"> </w:t>
-      </w:r>
-      <w:r>
-        <w:t xml:space="preserve">“</w:t>
-      </w:r>
-      <w:r>
-        <w:t xml:space="preserve">he forgave us</w:t>
-      </w:r>
-      <w:r>
-        <w:t xml:space="preserve">”</w:t>
-      </w:r>
-      <w:r>
-        <w:t xml:space="preserve"> </w:t>
-      </w:r>
-      <w:r>
-        <w:t xml:space="preserve">(commits to past)</w:t>
-      </w:r>
-    </w:p>
-    <w:p>
-      <w:pPr>
-        <w:numPr>
-          <w:ilvl w:val="1"/>
+        <w:t xml:space="preserve">Hebrew incomplete-action forms can express future action, habitual action, or what should happen. Show the options.</w:t>
+      </w:r>
+    </w:p>
+    <w:p>
+      <w:pPr>
+        <w:numPr>
+          <w:ilvl w:val="0"/>
           <w:numId w:val="1030"/>
-        </w:numPr>
-        <w:pStyle w:val="Compact"/>
-      </w:pPr>
-      <w:r>
-        <w:t xml:space="preserve">WRONG:</w:t>
-      </w:r>
-      <w:r>
-        <w:t xml:space="preserve"> </w:t>
-      </w:r>
-      <w:r>
-        <w:t xml:space="preserve">“</w:t>
-      </w:r>
-      <w:r>
-        <w:t xml:space="preserve">he will forgive us</w:t>
-      </w:r>
-      <w:r>
-        <w:t xml:space="preserve">”</w:t>
-      </w:r>
-      <w:r>
-        <w:t xml:space="preserve"> </w:t>
-      </w:r>
-      <w:r>
-        <w:t xml:space="preserve">(commits to future)</w:t>
-      </w:r>
-    </w:p>
-    <w:p>
-      <w:pPr>
-        <w:numPr>
-          <w:ilvl w:val="1"/>
-          <w:numId w:val="1030"/>
-        </w:numPr>
-        <w:pStyle w:val="Compact"/>
-      </w:pPr>
-      <w:r>
-        <w:t xml:space="preserve">RIGHT:</w:t>
-      </w:r>
-      <w:r>
-        <w:t xml:space="preserve"> </w:t>
-      </w:r>
-      <w:r>
-        <w:t xml:space="preserve">“</w:t>
-      </w:r>
-      <w:r>
-        <w:t xml:space="preserve">he forgive us</w:t>
-      </w:r>
-      <w:r>
-        <w:t xml:space="preserve">”</w:t>
-      </w:r>
-      <w:r>
-        <w:t xml:space="preserve"> </w:t>
-      </w:r>
-      <w:r>
-        <w:t xml:space="preserve">(leaves timing open)</w:t>
-      </w:r>
-    </w:p>
-    <w:p>
-      <w:pPr>
-        <w:numPr>
-          <w:ilvl w:val="0"/>
-          <w:numId w:val="1029"/>
-        </w:numPr>
-        <w:pStyle w:val="Compact"/>
-      </w:pPr>
-      <w:r>
-        <w:t xml:space="preserve">Hebrew incomplete-action forms can express future action, habitual action, or what should happen. Show the options.</w:t>
-      </w:r>
-    </w:p>
-    <w:p>
-      <w:pPr>
-        <w:numPr>
-          <w:ilvl w:val="0"/>
-          <w:numId w:val="1029"/>
         </w:numPr>
         <w:pStyle w:val="Compact"/>
       </w:pPr>
@@ -5189,7 +5463,7 @@
       <w:pPr>
         <w:numPr>
           <w:ilvl w:val="0"/>
-          <w:numId w:val="1031"/>
+          <w:numId w:val="1032"/>
         </w:numPr>
         <w:pStyle w:val="Compact"/>
       </w:pPr>
@@ -5201,7 +5475,7 @@
       <w:pPr>
         <w:numPr>
           <w:ilvl w:val="0"/>
-          <w:numId w:val="1031"/>
+          <w:numId w:val="1032"/>
         </w:numPr>
         <w:pStyle w:val="Compact"/>
       </w:pPr>
@@ -5213,7 +5487,7 @@
       <w:pPr>
         <w:numPr>
           <w:ilvl w:val="0"/>
-          <w:numId w:val="1031"/>
+          <w:numId w:val="1032"/>
         </w:numPr>
         <w:pStyle w:val="Compact"/>
       </w:pPr>
@@ -5235,7 +5509,7 @@
       <w:pPr>
         <w:numPr>
           <w:ilvl w:val="0"/>
-          <w:numId w:val="1032"/>
+          <w:numId w:val="1033"/>
         </w:numPr>
         <w:pStyle w:val="Compact"/>
       </w:pPr>
@@ -5247,7 +5521,7 @@
       <w:pPr>
         <w:numPr>
           <w:ilvl w:val="0"/>
-          <w:numId w:val="1032"/>
+          <w:numId w:val="1033"/>
         </w:numPr>
         <w:pStyle w:val="Compact"/>
       </w:pPr>
@@ -5546,7 +5820,7 @@
       <w:pPr>
         <w:numPr>
           <w:ilvl w:val="0"/>
-          <w:numId w:val="1033"/>
+          <w:numId w:val="1034"/>
         </w:numPr>
         <w:pStyle w:val="Compact"/>
       </w:pPr>
@@ -5568,7 +5842,7 @@
       <w:pPr>
         <w:numPr>
           <w:ilvl w:val="0"/>
-          <w:numId w:val="1033"/>
+          <w:numId w:val="1034"/>
         </w:numPr>
         <w:pStyle w:val="Compact"/>
       </w:pPr>
@@ -5590,7 +5864,7 @@
       <w:pPr>
         <w:numPr>
           <w:ilvl w:val="0"/>
-          <w:numId w:val="1033"/>
+          <w:numId w:val="1034"/>
         </w:numPr>
         <w:pStyle w:val="Compact"/>
       </w:pPr>
@@ -5602,7 +5876,7 @@
       <w:pPr>
         <w:numPr>
           <w:ilvl w:val="0"/>
-          <w:numId w:val="1033"/>
+          <w:numId w:val="1034"/>
         </w:numPr>
         <w:pStyle w:val="Compact"/>
       </w:pPr>
@@ -5642,7 +5916,7 @@
       <w:pPr>
         <w:numPr>
           <w:ilvl w:val="0"/>
-          <w:numId w:val="1034"/>
+          <w:numId w:val="1035"/>
         </w:numPr>
         <w:pStyle w:val="Compact"/>
       </w:pPr>
@@ -5654,7 +5928,7 @@
       <w:pPr>
         <w:numPr>
           <w:ilvl w:val="0"/>
-          <w:numId w:val="1034"/>
+          <w:numId w:val="1035"/>
         </w:numPr>
         <w:pStyle w:val="Compact"/>
       </w:pPr>
@@ -5666,7 +5940,7 @@
       <w:pPr>
         <w:numPr>
           <w:ilvl w:val="0"/>
-          <w:numId w:val="1034"/>
+          <w:numId w:val="1035"/>
         </w:numPr>
         <w:pStyle w:val="Compact"/>
       </w:pPr>
@@ -5696,7 +5970,7 @@
       <w:pPr>
         <w:numPr>
           <w:ilvl w:val="0"/>
-          <w:numId w:val="1034"/>
+          <w:numId w:val="1035"/>
         </w:numPr>
         <w:pStyle w:val="Compact"/>
       </w:pPr>
@@ -5720,7 +5994,7 @@
       <w:pPr>
         <w:numPr>
           <w:ilvl w:val="0"/>
-          <w:numId w:val="1034"/>
+          <w:numId w:val="1035"/>
         </w:numPr>
         <w:pStyle w:val="Compact"/>
       </w:pPr>
@@ -5744,7 +6018,7 @@
       <w:pPr>
         <w:numPr>
           <w:ilvl w:val="0"/>
-          <w:numId w:val="1034"/>
+          <w:numId w:val="1035"/>
         </w:numPr>
         <w:pStyle w:val="Compact"/>
       </w:pPr>
@@ -5756,7 +6030,7 @@
       <w:pPr>
         <w:numPr>
           <w:ilvl w:val="0"/>
-          <w:numId w:val="1034"/>
+          <w:numId w:val="1035"/>
         </w:numPr>
         <w:pStyle w:val="Compact"/>
       </w:pPr>
@@ -5768,7 +6042,7 @@
       <w:pPr>
         <w:numPr>
           <w:ilvl w:val="0"/>
-          <w:numId w:val="1034"/>
+          <w:numId w:val="1035"/>
         </w:numPr>
         <w:pStyle w:val="Compact"/>
       </w:pPr>
@@ -6004,7 +6278,7 @@
       <w:pPr>
         <w:numPr>
           <w:ilvl w:val="0"/>
-          <w:numId w:val="1035"/>
+          <w:numId w:val="1036"/>
         </w:numPr>
         <w:pStyle w:val="Compact"/>
       </w:pPr>
@@ -6016,7 +6290,7 @@
       <w:pPr>
         <w:numPr>
           <w:ilvl w:val="0"/>
-          <w:numId w:val="1035"/>
+          <w:numId w:val="1036"/>
         </w:numPr>
         <w:pStyle w:val="Compact"/>
       </w:pPr>
@@ -6040,7 +6314,7 @@
       <w:pPr>
         <w:numPr>
           <w:ilvl w:val="0"/>
-          <w:numId w:val="1035"/>
+          <w:numId w:val="1036"/>
         </w:numPr>
         <w:pStyle w:val="Compact"/>
       </w:pPr>
@@ -6062,7 +6336,7 @@
       <w:pPr>
         <w:numPr>
           <w:ilvl w:val="0"/>
-          <w:numId w:val="1035"/>
+          <w:numId w:val="1036"/>
         </w:numPr>
         <w:pStyle w:val="Compact"/>
       </w:pPr>
@@ -6117,7 +6391,7 @@
       <w:pPr>
         <w:numPr>
           <w:ilvl w:val="0"/>
-          <w:numId w:val="1035"/>
+          <w:numId w:val="1036"/>
         </w:numPr>
         <w:pStyle w:val="Compact"/>
       </w:pPr>
@@ -6129,7 +6403,7 @@
       <w:pPr>
         <w:numPr>
           <w:ilvl w:val="0"/>
-          <w:numId w:val="1035"/>
+          <w:numId w:val="1036"/>
         </w:numPr>
         <w:pStyle w:val="Compact"/>
       </w:pPr>
@@ -6141,7 +6415,7 @@
       <w:pPr>
         <w:numPr>
           <w:ilvl w:val="0"/>
-          <w:numId w:val="1035"/>
+          <w:numId w:val="1036"/>
         </w:numPr>
         <w:pStyle w:val="Compact"/>
       </w:pPr>
@@ -6163,7 +6437,7 @@
       <w:pPr>
         <w:numPr>
           <w:ilvl w:val="0"/>
-          <w:numId w:val="1036"/>
+          <w:numId w:val="1037"/>
         </w:numPr>
         <w:pStyle w:val="Compact"/>
       </w:pPr>
@@ -6175,209 +6449,209 @@
       <w:pPr>
         <w:numPr>
           <w:ilvl w:val="1"/>
+          <w:numId w:val="1038"/>
+        </w:numPr>
+        <w:pStyle w:val="Compact"/>
+      </w:pPr>
+      <w:r>
+        <w:t xml:space="preserve">a word’s form;</w:t>
+      </w:r>
+    </w:p>
+    <w:p>
+      <w:pPr>
+        <w:numPr>
+          <w:ilvl w:val="1"/>
+          <w:numId w:val="1038"/>
+        </w:numPr>
+        <w:pStyle w:val="Compact"/>
+      </w:pPr>
+      <w:r>
+        <w:t xml:space="preserve">how many times a word appears;</w:t>
+      </w:r>
+    </w:p>
+    <w:p>
+      <w:pPr>
+        <w:numPr>
+          <w:ilvl w:val="1"/>
+          <w:numId w:val="1038"/>
+        </w:numPr>
+        <w:pStyle w:val="Compact"/>
+      </w:pPr>
+      <w:r>
+        <w:t xml:space="preserve">any verse cited or printed;</w:t>
+      </w:r>
+    </w:p>
+    <w:p>
+      <w:pPr>
+        <w:numPr>
+          <w:ilvl w:val="1"/>
+          <w:numId w:val="1038"/>
+        </w:numPr>
+        <w:pStyle w:val="Compact"/>
+      </w:pPr>
+      <w:r>
+        <w:t xml:space="preserve">the meaning of a rare word;</w:t>
+      </w:r>
+    </w:p>
+    <w:p>
+      <w:pPr>
+        <w:numPr>
+          <w:ilvl w:val="1"/>
+          <w:numId w:val="1038"/>
+        </w:numPr>
+        <w:pStyle w:val="Compact"/>
+      </w:pPr>
+      <w:r>
+        <w:t xml:space="preserve">a difference between manuscripts;</w:t>
+      </w:r>
+    </w:p>
+    <w:p>
+      <w:pPr>
+        <w:numPr>
+          <w:ilvl w:val="1"/>
+          <w:numId w:val="1038"/>
+        </w:numPr>
+        <w:pStyle w:val="Compact"/>
+      </w:pPr>
+      <w:r>
+        <w:t xml:space="preserve">what a lexicon says.</w:t>
+      </w:r>
+    </w:p>
+    <w:p>
+      <w:pPr>
+        <w:numPr>
+          <w:ilvl w:val="0"/>
           <w:numId w:val="1037"/>
         </w:numPr>
         <w:pStyle w:val="Compact"/>
       </w:pPr>
       <w:r>
-        <w:t xml:space="preserve">a word’s form;</w:t>
-      </w:r>
-    </w:p>
-    <w:p>
-      <w:pPr>
-        <w:numPr>
-          <w:ilvl w:val="1"/>
+        <w:rPr>
+          <w:bCs/>
+          <w:b/>
+        </w:rPr>
+        <w:t xml:space="preserve">The first answer uses the data files only.</w:t>
+      </w:r>
+      <w:r>
+        <w:t xml:space="preserve"> </w:t>
+      </w:r>
+      <w:r>
+        <w:t xml:space="preserve">Do not search the web for it. If a claim cannot be supported from the data files, leave it out of the first answer and take it up at the detail level.</w:t>
+      </w:r>
+    </w:p>
+    <w:p>
+      <w:pPr>
+        <w:numPr>
+          <w:ilvl w:val="0"/>
           <w:numId w:val="1037"/>
         </w:numPr>
         <w:pStyle w:val="Compact"/>
       </w:pPr>
       <w:r>
-        <w:t xml:space="preserve">how many times a word appears;</w:t>
-      </w:r>
-    </w:p>
-    <w:p>
-      <w:pPr>
-        <w:numPr>
-          <w:ilvl w:val="1"/>
+        <w:t xml:space="preserve">At the detail level, check by web search what the data files do not hold: what scholars say about a grammar point that a conclusion rests on, and every background claim.</w:t>
+      </w:r>
+    </w:p>
+    <w:p>
+      <w:pPr>
+        <w:numPr>
+          <w:ilvl w:val="0"/>
           <w:numId w:val="1037"/>
         </w:numPr>
         <w:pStyle w:val="Compact"/>
       </w:pPr>
       <w:r>
-        <w:t xml:space="preserve">any verse cited or printed;</w:t>
-      </w:r>
-    </w:p>
-    <w:p>
-      <w:pPr>
-        <w:numPr>
-          <w:ilvl w:val="1"/>
+        <w:t xml:space="preserve">“</w:t>
+      </w:r>
+      <w:r>
+        <w:t xml:space="preserve">From memory,</w:t>
+      </w:r>
+      <w:r>
+        <w:t xml:space="preserve">”</w:t>
+      </w:r>
+      <w:r>
+        <w:t xml:space="preserve"> </w:t>
+      </w:r>
+      <w:r>
+        <w:t xml:space="preserve">“</w:t>
+      </w:r>
+      <w:r>
+        <w:t xml:space="preserve">did not confirm,</w:t>
+      </w:r>
+      <w:r>
+        <w:t xml:space="preserve">”</w:t>
+      </w:r>
+      <w:r>
+        <w:t xml:space="preserve"> </w:t>
+      </w:r>
+      <w:r>
+        <w:t xml:space="preserve">and</w:t>
+      </w:r>
+      <w:r>
+        <w:t xml:space="preserve"> </w:t>
+      </w:r>
+      <w:r>
+        <w:t xml:space="preserve">“</w:t>
+      </w:r>
+      <w:r>
+        <w:t xml:space="preserve">say verify</w:t>
+      </w:r>
+      <w:r>
+        <w:t xml:space="preserve">”</w:t>
+      </w:r>
+      <w:r>
+        <w:t xml:space="preserve"> </w:t>
+      </w:r>
+      <w:r>
+        <w:t xml:space="preserve">are not substitutes for the check.</w:t>
+      </w:r>
+    </w:p>
+    <w:p>
+      <w:pPr>
+        <w:numPr>
+          <w:ilvl w:val="0"/>
           <w:numId w:val="1037"/>
         </w:numPr>
         <w:pStyle w:val="Compact"/>
       </w:pPr>
       <w:r>
-        <w:t xml:space="preserve">the meaning of a rare word;</w:t>
-      </w:r>
-    </w:p>
-    <w:p>
-      <w:pPr>
-        <w:numPr>
-          <w:ilvl w:val="1"/>
+        <w:t xml:space="preserve">Write</w:t>
+      </w:r>
+      <w:r>
+        <w:t xml:space="preserve"> </w:t>
+      </w:r>
+      <w:r>
+        <w:t xml:space="preserve">“</w:t>
+      </w:r>
+      <w:r>
+        <w:t xml:space="preserve">Not verified</w:t>
+      </w:r>
+      <w:r>
+        <w:t xml:space="preserve">”</w:t>
+      </w:r>
+      <w:r>
+        <w:t xml:space="preserve"> </w:t>
+      </w:r>
+      <w:r>
+        <w:t xml:space="preserve">only after trying. Put it at the claim and say what was tried.</w:t>
+      </w:r>
+    </w:p>
+    <w:p>
+      <w:pPr>
+        <w:numPr>
+          <w:ilvl w:val="0"/>
           <w:numId w:val="1037"/>
         </w:numPr>
         <w:pStyle w:val="Compact"/>
       </w:pPr>
       <w:r>
-        <w:t xml:space="preserve">a difference between manuscripts;</w:t>
-      </w:r>
-    </w:p>
-    <w:p>
-      <w:pPr>
-        <w:numPr>
-          <w:ilvl w:val="1"/>
+        <w:t xml:space="preserve">Prefer the original text and lexicons over commentaries.</w:t>
+      </w:r>
+    </w:p>
+    <w:p>
+      <w:pPr>
+        <w:numPr>
+          <w:ilvl w:val="0"/>
           <w:numId w:val="1037"/>
-        </w:numPr>
-        <w:pStyle w:val="Compact"/>
-      </w:pPr>
-      <w:r>
-        <w:t xml:space="preserve">what a lexicon says.</w:t>
-      </w:r>
-    </w:p>
-    <w:p>
-      <w:pPr>
-        <w:numPr>
-          <w:ilvl w:val="0"/>
-          <w:numId w:val="1036"/>
-        </w:numPr>
-        <w:pStyle w:val="Compact"/>
-      </w:pPr>
-      <w:r>
-        <w:rPr>
-          <w:bCs/>
-          <w:b/>
-        </w:rPr>
-        <w:t xml:space="preserve">The first answer uses the data files only.</w:t>
-      </w:r>
-      <w:r>
-        <w:t xml:space="preserve"> </w:t>
-      </w:r>
-      <w:r>
-        <w:t xml:space="preserve">Do not search the web for it. If a claim cannot be supported from the data files, leave it out of the first answer and take it up at the detail level.</w:t>
-      </w:r>
-    </w:p>
-    <w:p>
-      <w:pPr>
-        <w:numPr>
-          <w:ilvl w:val="0"/>
-          <w:numId w:val="1036"/>
-        </w:numPr>
-        <w:pStyle w:val="Compact"/>
-      </w:pPr>
-      <w:r>
-        <w:t xml:space="preserve">At the detail level, check by web search what the data files do not hold: what scholars say about a grammar point that a conclusion rests on, and every background claim.</w:t>
-      </w:r>
-    </w:p>
-    <w:p>
-      <w:pPr>
-        <w:numPr>
-          <w:ilvl w:val="0"/>
-          <w:numId w:val="1036"/>
-        </w:numPr>
-        <w:pStyle w:val="Compact"/>
-      </w:pPr>
-      <w:r>
-        <w:t xml:space="preserve">“</w:t>
-      </w:r>
-      <w:r>
-        <w:t xml:space="preserve">From memory,</w:t>
-      </w:r>
-      <w:r>
-        <w:t xml:space="preserve">”</w:t>
-      </w:r>
-      <w:r>
-        <w:t xml:space="preserve"> </w:t>
-      </w:r>
-      <w:r>
-        <w:t xml:space="preserve">“</w:t>
-      </w:r>
-      <w:r>
-        <w:t xml:space="preserve">did not confirm,</w:t>
-      </w:r>
-      <w:r>
-        <w:t xml:space="preserve">”</w:t>
-      </w:r>
-      <w:r>
-        <w:t xml:space="preserve"> </w:t>
-      </w:r>
-      <w:r>
-        <w:t xml:space="preserve">and</w:t>
-      </w:r>
-      <w:r>
-        <w:t xml:space="preserve"> </w:t>
-      </w:r>
-      <w:r>
-        <w:t xml:space="preserve">“</w:t>
-      </w:r>
-      <w:r>
-        <w:t xml:space="preserve">say verify</w:t>
-      </w:r>
-      <w:r>
-        <w:t xml:space="preserve">”</w:t>
-      </w:r>
-      <w:r>
-        <w:t xml:space="preserve"> </w:t>
-      </w:r>
-      <w:r>
-        <w:t xml:space="preserve">are not substitutes for the check.</w:t>
-      </w:r>
-    </w:p>
-    <w:p>
-      <w:pPr>
-        <w:numPr>
-          <w:ilvl w:val="0"/>
-          <w:numId w:val="1036"/>
-        </w:numPr>
-        <w:pStyle w:val="Compact"/>
-      </w:pPr>
-      <w:r>
-        <w:t xml:space="preserve">Write</w:t>
-      </w:r>
-      <w:r>
-        <w:t xml:space="preserve"> </w:t>
-      </w:r>
-      <w:r>
-        <w:t xml:space="preserve">“</w:t>
-      </w:r>
-      <w:r>
-        <w:t xml:space="preserve">Not verified</w:t>
-      </w:r>
-      <w:r>
-        <w:t xml:space="preserve">”</w:t>
-      </w:r>
-      <w:r>
-        <w:t xml:space="preserve"> </w:t>
-      </w:r>
-      <w:r>
-        <w:t xml:space="preserve">only after trying. Put it at the claim and say what was tried.</w:t>
-      </w:r>
-    </w:p>
-    <w:p>
-      <w:pPr>
-        <w:numPr>
-          <w:ilvl w:val="0"/>
-          <w:numId w:val="1036"/>
-        </w:numPr>
-        <w:pStyle w:val="Compact"/>
-      </w:pPr>
-      <w:r>
-        <w:t xml:space="preserve">Prefer the original text and lexicons over commentaries.</w:t>
-      </w:r>
-    </w:p>
-    <w:p>
-      <w:pPr>
-        <w:numPr>
-          <w:ilvl w:val="0"/>
-          <w:numId w:val="1036"/>
         </w:numPr>
         <w:pStyle w:val="Compact"/>
       </w:pPr>
@@ -6482,247 +6756,12 @@
       <w:pPr>
         <w:numPr>
           <w:ilvl w:val="0"/>
-          <w:numId w:val="1038"/>
+          <w:numId w:val="1039"/>
         </w:numPr>
         <w:pStyle w:val="Compact"/>
       </w:pPr>
       <w:r>
         <w:t xml:space="preserve">When a word, phrase, or verb form allows readings that change what the verse says, write a note in this form:</w:t>
-      </w:r>
-    </w:p>
-    <w:p>
-      <w:pPr>
-        <w:numPr>
-          <w:ilvl w:val="1"/>
-          <w:numId w:val="1039"/>
-        </w:numPr>
-        <w:pStyle w:val="Compact"/>
-      </w:pPr>
-      <w:r>
-        <w:t xml:space="preserve">quote the phrase and say what is open;</w:t>
-      </w:r>
-    </w:p>
-    <w:p>
-      <w:pPr>
-        <w:numPr>
-          <w:ilvl w:val="1"/>
-          <w:numId w:val="1039"/>
-        </w:numPr>
-        <w:pStyle w:val="Compact"/>
-      </w:pPr>
-      <w:r>
-        <w:t xml:space="preserve">number each reading 1, 2, 3 inside the note, explain it in plain words, and rate it;</w:t>
-      </w:r>
-    </w:p>
-    <w:p>
-      <w:pPr>
-        <w:numPr>
-          <w:ilvl w:val="1"/>
-          <w:numId w:val="1039"/>
-        </w:numPr>
-        <w:pStyle w:val="Compact"/>
-      </w:pPr>
-      <w:r>
-        <w:t xml:space="preserve">close with</w:t>
-      </w:r>
-      <w:r>
-        <w:t xml:space="preserve"> </w:t>
-      </w:r>
-      <w:r>
-        <w:t xml:space="preserve">“</w:t>
-      </w:r>
-      <w:r>
-        <w:t xml:space="preserve">The word alone does not decide,</w:t>
-      </w:r>
-      <w:r>
-        <w:t xml:space="preserve">”</w:t>
-      </w:r>
-      <w:r>
-        <w:t xml:space="preserve"> </w:t>
-      </w:r>
-      <w:r>
-        <w:t xml:space="preserve">“</w:t>
-      </w:r>
-      <w:r>
-        <w:t xml:space="preserve">The verb does not choose,</w:t>
-      </w:r>
-      <w:r>
-        <w:t xml:space="preserve">”</w:t>
-      </w:r>
-      <w:r>
-        <w:t xml:space="preserve"> </w:t>
-      </w:r>
-      <w:r>
-        <w:t xml:space="preserve">or</w:t>
-      </w:r>
-      <w:r>
-        <w:t xml:space="preserve"> </w:t>
-      </w:r>
-      <w:r>
-        <w:t xml:space="preserve">“</w:t>
-      </w:r>
-      <w:r>
-        <w:t xml:space="preserve">The grammar does not choose,</w:t>
-      </w:r>
-      <w:r>
-        <w:t xml:space="preserve">”</w:t>
-      </w:r>
-      <w:r>
-        <w:t xml:space="preserve"> </w:t>
-      </w:r>
-      <w:r>
-        <w:t xml:space="preserve">as fits;</w:t>
-      </w:r>
-    </w:p>
-    <w:p>
-      <w:pPr>
-        <w:numPr>
-          <w:ilvl w:val="1"/>
-          <w:numId w:val="1039"/>
-        </w:numPr>
-        <w:pStyle w:val="Compact"/>
-      </w:pPr>
-      <w:r>
-        <w:t xml:space="preserve">add a relationship line (rule 3);</w:t>
-      </w:r>
-    </w:p>
-    <w:p>
-      <w:pPr>
-        <w:numPr>
-          <w:ilvl w:val="1"/>
-          <w:numId w:val="1039"/>
-        </w:numPr>
-        <w:pStyle w:val="Compact"/>
-      </w:pPr>
-      <w:r>
-        <w:t xml:space="preserve">if the lens moved a reading, mark it † and add</w:t>
-      </w:r>
-      <w:r>
-        <w:t xml:space="preserve"> </w:t>
-      </w:r>
-      <w:r>
-        <w:t xml:space="preserve">“</w:t>
-      </w:r>
-      <w:r>
-        <w:t xml:space="preserve">† Moved first by the lens.</w:t>
-      </w:r>
-      <w:r>
-        <w:t xml:space="preserve">”</w:t>
-      </w:r>
-    </w:p>
-    <w:p>
-      <w:pPr>
-        <w:numPr>
-          <w:ilvl w:val="0"/>
-          <w:numId w:val="1038"/>
-        </w:numPr>
-        <w:pStyle w:val="Compact"/>
-      </w:pPr>
-      <w:r>
-        <w:t xml:space="preserve">This form covers: a word with more than one meaning; open timing; a word Claude must add; how a side action relates to the main one (while, because, by, though); an</w:t>
-      </w:r>
-      <w:r>
-        <w:t xml:space="preserve"> </w:t>
-      </w:r>
-      <w:r>
-        <w:t xml:space="preserve">“</w:t>
-      </w:r>
-      <w:r>
-        <w:t xml:space="preserve">of</w:t>
-      </w:r>
-      <w:r>
-        <w:t xml:space="preserve">”</w:t>
-      </w:r>
-      <w:r>
-        <w:t xml:space="preserve"> </w:t>
-      </w:r>
-      <w:r>
-        <w:t xml:space="preserve">phrase that can run two ways; a form that can mean</w:t>
-      </w:r>
-      <w:r>
-        <w:t xml:space="preserve"> </w:t>
-      </w:r>
-      <w:r>
-        <w:t xml:space="preserve">“</w:t>
-      </w:r>
-      <w:r>
-        <w:t xml:space="preserve">did</w:t>
-      </w:r>
-      <w:r>
-        <w:t xml:space="preserve">”</w:t>
-      </w:r>
-      <w:r>
-        <w:t xml:space="preserve"> </w:t>
-      </w:r>
-      <w:r>
-        <w:t xml:space="preserve">or</w:t>
-      </w:r>
-      <w:r>
-        <w:t xml:space="preserve"> </w:t>
-      </w:r>
-      <w:r>
-        <w:t xml:space="preserve">“</w:t>
-      </w:r>
-      <w:r>
-        <w:t xml:space="preserve">was done to</w:t>
-      </w:r>
-      <w:r>
-        <w:t xml:space="preserve">”</w:t>
-      </w:r>
-      <w:r>
-        <w:t xml:space="preserve">; a phrase that may be figurative or literal; a quote marker that could mean</w:t>
-      </w:r>
-      <w:r>
-        <w:t xml:space="preserve"> </w:t>
-      </w:r>
-      <w:r>
-        <w:t xml:space="preserve">“</w:t>
-      </w:r>
-      <w:r>
-        <w:t xml:space="preserve">because</w:t>
-      </w:r>
-      <w:r>
-        <w:t xml:space="preserve">”</w:t>
-      </w:r>
-      <w:r>
-        <w:t xml:space="preserve">; a Hebrew object pointer that could mean</w:t>
-      </w:r>
-      <w:r>
-        <w:t xml:space="preserve"> </w:t>
-      </w:r>
-      <w:r>
-        <w:t xml:space="preserve">“</w:t>
-      </w:r>
-      <w:r>
-        <w:t xml:space="preserve">with</w:t>
-      </w:r>
-      <w:r>
-        <w:t xml:space="preserve">”</w:t>
-      </w:r>
-      <w:r>
-        <w:t xml:space="preserve">; and who an unnamed phrase points to when there is more than one candidate.</w:t>
-      </w:r>
-    </w:p>
-    <w:p>
-      <w:pPr>
-        <w:numPr>
-          <w:ilvl w:val="0"/>
-          <w:numId w:val="1038"/>
-        </w:numPr>
-        <w:pStyle w:val="Compact"/>
-      </w:pPr>
-      <w:r>
-        <w:rPr>
-          <w:bCs/>
-          <w:b/>
-        </w:rPr>
-        <w:t xml:space="preserve">Relationship lines.</w:t>
-      </w:r>
-      <w:r>
-        <w:t xml:space="preserve"> </w:t>
-      </w:r>
-      <w:r>
-        <w:t xml:space="preserve">Use each one that applies:</w:t>
       </w:r>
     </w:p>
     <w:p>
@@ -6734,13 +6773,7 @@
         <w:pStyle w:val="Compact"/>
       </w:pPr>
       <w:r>
-        <w:t xml:space="preserve">“</w:t>
-      </w:r>
-      <w:r>
-        <w:t xml:space="preserve">Only one option can be true.</w:t>
-      </w:r>
-      <w:r>
-        <w:t xml:space="preserve">”</w:t>
+        <w:t xml:space="preserve">quote the phrase and say what is open;</w:t>
       </w:r>
     </w:p>
     <w:p>
@@ -6752,13 +6785,7 @@
         <w:pStyle w:val="Compact"/>
       </w:pPr>
       <w:r>
-        <w:t xml:space="preserve">“</w:t>
-      </w:r>
-      <w:r>
-        <w:t xml:space="preserve">Option X is a subset of Option Y.</w:t>
-      </w:r>
-      <w:r>
-        <w:t xml:space="preserve">”</w:t>
+        <w:t xml:space="preserve">number each reading 1, 2, 3 inside the note, explain it in plain words, and rate it;</w:t>
       </w:r>
     </w:p>
     <w:p>
@@ -6770,13 +6797,55 @@
         <w:pStyle w:val="Compact"/>
       </w:pPr>
       <w:r>
-        <w:t xml:space="preserve">“</w:t>
-      </w:r>
-      <w:r>
-        <w:t xml:space="preserve">Options X and Y can both be true.</w:t>
-      </w:r>
-      <w:r>
-        <w:t xml:space="preserve">”</w:t>
+        <w:t xml:space="preserve">close with</w:t>
+      </w:r>
+      <w:r>
+        <w:t xml:space="preserve"> </w:t>
+      </w:r>
+      <w:r>
+        <w:t xml:space="preserve">“</w:t>
+      </w:r>
+      <w:r>
+        <w:t xml:space="preserve">The word alone does not decide,</w:t>
+      </w:r>
+      <w:r>
+        <w:t xml:space="preserve">”</w:t>
+      </w:r>
+      <w:r>
+        <w:t xml:space="preserve"> </w:t>
+      </w:r>
+      <w:r>
+        <w:t xml:space="preserve">“</w:t>
+      </w:r>
+      <w:r>
+        <w:t xml:space="preserve">The verb does not choose,</w:t>
+      </w:r>
+      <w:r>
+        <w:t xml:space="preserve">”</w:t>
+      </w:r>
+      <w:r>
+        <w:t xml:space="preserve"> </w:t>
+      </w:r>
+      <w:r>
+        <w:t xml:space="preserve">or</w:t>
+      </w:r>
+      <w:r>
+        <w:t xml:space="preserve"> </w:t>
+      </w:r>
+      <w:r>
+        <w:t xml:space="preserve">“</w:t>
+      </w:r>
+      <w:r>
+        <w:t xml:space="preserve">The grammar does not choose,</w:t>
+      </w:r>
+      <w:r>
+        <w:t xml:space="preserve">”</w:t>
+      </w:r>
+      <w:r>
+        <w:t xml:space="preserve"> </w:t>
+      </w:r>
+      <w:r>
+        <w:t xml:space="preserve">as fits;</w:t>
       </w:r>
     </w:p>
     <w:p>
@@ -6788,6 +6857,211 @@
         <w:pStyle w:val="Compact"/>
       </w:pPr>
       <w:r>
+        <w:t xml:space="preserve">add a relationship line (rule 3);</w:t>
+      </w:r>
+    </w:p>
+    <w:p>
+      <w:pPr>
+        <w:numPr>
+          <w:ilvl w:val="1"/>
+          <w:numId w:val="1040"/>
+        </w:numPr>
+        <w:pStyle w:val="Compact"/>
+      </w:pPr>
+      <w:r>
+        <w:t xml:space="preserve">if the lens moved a reading, mark it † and add</w:t>
+      </w:r>
+      <w:r>
+        <w:t xml:space="preserve"> </w:t>
+      </w:r>
+      <w:r>
+        <w:t xml:space="preserve">“</w:t>
+      </w:r>
+      <w:r>
+        <w:t xml:space="preserve">† Moved first by the lens.</w:t>
+      </w:r>
+      <w:r>
+        <w:t xml:space="preserve">”</w:t>
+      </w:r>
+    </w:p>
+    <w:p>
+      <w:pPr>
+        <w:numPr>
+          <w:ilvl w:val="0"/>
+          <w:numId w:val="1039"/>
+        </w:numPr>
+        <w:pStyle w:val="Compact"/>
+      </w:pPr>
+      <w:r>
+        <w:t xml:space="preserve">This form covers: a word with more than one meaning; open timing; a word Claude must add; how a side action relates to the main one (while, because, by, though); an</w:t>
+      </w:r>
+      <w:r>
+        <w:t xml:space="preserve"> </w:t>
+      </w:r>
+      <w:r>
+        <w:t xml:space="preserve">“</w:t>
+      </w:r>
+      <w:r>
+        <w:t xml:space="preserve">of</w:t>
+      </w:r>
+      <w:r>
+        <w:t xml:space="preserve">”</w:t>
+      </w:r>
+      <w:r>
+        <w:t xml:space="preserve"> </w:t>
+      </w:r>
+      <w:r>
+        <w:t xml:space="preserve">phrase that can run two ways; a form that can mean</w:t>
+      </w:r>
+      <w:r>
+        <w:t xml:space="preserve"> </w:t>
+      </w:r>
+      <w:r>
+        <w:t xml:space="preserve">“</w:t>
+      </w:r>
+      <w:r>
+        <w:t xml:space="preserve">did</w:t>
+      </w:r>
+      <w:r>
+        <w:t xml:space="preserve">”</w:t>
+      </w:r>
+      <w:r>
+        <w:t xml:space="preserve"> </w:t>
+      </w:r>
+      <w:r>
+        <w:t xml:space="preserve">or</w:t>
+      </w:r>
+      <w:r>
+        <w:t xml:space="preserve"> </w:t>
+      </w:r>
+      <w:r>
+        <w:t xml:space="preserve">“</w:t>
+      </w:r>
+      <w:r>
+        <w:t xml:space="preserve">was done to</w:t>
+      </w:r>
+      <w:r>
+        <w:t xml:space="preserve">”</w:t>
+      </w:r>
+      <w:r>
+        <w:t xml:space="preserve">; a phrase that may be figurative or literal; a quote marker that could mean</w:t>
+      </w:r>
+      <w:r>
+        <w:t xml:space="preserve"> </w:t>
+      </w:r>
+      <w:r>
+        <w:t xml:space="preserve">“</w:t>
+      </w:r>
+      <w:r>
+        <w:t xml:space="preserve">because</w:t>
+      </w:r>
+      <w:r>
+        <w:t xml:space="preserve">”</w:t>
+      </w:r>
+      <w:r>
+        <w:t xml:space="preserve">; a Hebrew object pointer that could mean</w:t>
+      </w:r>
+      <w:r>
+        <w:t xml:space="preserve"> </w:t>
+      </w:r>
+      <w:r>
+        <w:t xml:space="preserve">“</w:t>
+      </w:r>
+      <w:r>
+        <w:t xml:space="preserve">with</w:t>
+      </w:r>
+      <w:r>
+        <w:t xml:space="preserve">”</w:t>
+      </w:r>
+      <w:r>
+        <w:t xml:space="preserve">; and who an unnamed phrase points to when there is more than one candidate.</w:t>
+      </w:r>
+    </w:p>
+    <w:p>
+      <w:pPr>
+        <w:numPr>
+          <w:ilvl w:val="0"/>
+          <w:numId w:val="1039"/>
+        </w:numPr>
+        <w:pStyle w:val="Compact"/>
+      </w:pPr>
+      <w:r>
+        <w:rPr>
+          <w:bCs/>
+          <w:b/>
+        </w:rPr>
+        <w:t xml:space="preserve">Relationship lines.</w:t>
+      </w:r>
+      <w:r>
+        <w:t xml:space="preserve"> </w:t>
+      </w:r>
+      <w:r>
+        <w:t xml:space="preserve">Use each one that applies:</w:t>
+      </w:r>
+    </w:p>
+    <w:p>
+      <w:pPr>
+        <w:numPr>
+          <w:ilvl w:val="1"/>
+          <w:numId w:val="1041"/>
+        </w:numPr>
+        <w:pStyle w:val="Compact"/>
+      </w:pPr>
+      <w:r>
+        <w:t xml:space="preserve">“</w:t>
+      </w:r>
+      <w:r>
+        <w:t xml:space="preserve">Only one option can be true.</w:t>
+      </w:r>
+      <w:r>
+        <w:t xml:space="preserve">”</w:t>
+      </w:r>
+    </w:p>
+    <w:p>
+      <w:pPr>
+        <w:numPr>
+          <w:ilvl w:val="1"/>
+          <w:numId w:val="1041"/>
+        </w:numPr>
+        <w:pStyle w:val="Compact"/>
+      </w:pPr>
+      <w:r>
+        <w:t xml:space="preserve">“</w:t>
+      </w:r>
+      <w:r>
+        <w:t xml:space="preserve">Option X is a subset of Option Y.</w:t>
+      </w:r>
+      <w:r>
+        <w:t xml:space="preserve">”</w:t>
+      </w:r>
+    </w:p>
+    <w:p>
+      <w:pPr>
+        <w:numPr>
+          <w:ilvl w:val="1"/>
+          <w:numId w:val="1041"/>
+        </w:numPr>
+        <w:pStyle w:val="Compact"/>
+      </w:pPr>
+      <w:r>
+        <w:t xml:space="preserve">“</w:t>
+      </w:r>
+      <w:r>
+        <w:t xml:space="preserve">Options X and Y can both be true.</w:t>
+      </w:r>
+      <w:r>
+        <w:t xml:space="preserve">”</w:t>
+      </w:r>
+    </w:p>
+    <w:p>
+      <w:pPr>
+        <w:numPr>
+          <w:ilvl w:val="1"/>
+          <w:numId w:val="1041"/>
+        </w:numPr>
+        <w:pStyle w:val="Compact"/>
+      </w:pPr>
+      <w:r>
         <w:t xml:space="preserve">“</w:t>
       </w:r>
       <w:r>
@@ -6801,7 +7075,7 @@
       <w:pPr>
         <w:numPr>
           <w:ilvl w:val="0"/>
-          <w:numId w:val="1038"/>
+          <w:numId w:val="1039"/>
         </w:numPr>
         <w:pStyle w:val="Compact"/>
       </w:pPr>
@@ -6823,7 +7097,7 @@
       <w:pPr>
         <w:numPr>
           <w:ilvl w:val="0"/>
-          <w:numId w:val="1041"/>
+          <w:numId w:val="1042"/>
         </w:numPr>
         <w:pStyle w:val="Compact"/>
       </w:pPr>
@@ -6869,7 +7143,7 @@
       <w:pPr>
         <w:numPr>
           <w:ilvl w:val="0"/>
-          <w:numId w:val="1041"/>
+          <w:numId w:val="1042"/>
         </w:numPr>
         <w:pStyle w:val="Compact"/>
       </w:pPr>
@@ -6921,7 +7195,7 @@
       <w:pPr>
         <w:numPr>
           <w:ilvl w:val="0"/>
-          <w:numId w:val="1041"/>
+          <w:numId w:val="1042"/>
         </w:numPr>
         <w:pStyle w:val="Compact"/>
       </w:pPr>
@@ -6955,7 +7229,7 @@
       <w:pPr>
         <w:numPr>
           <w:ilvl w:val="0"/>
-          <w:numId w:val="1041"/>
+          <w:numId w:val="1042"/>
         </w:numPr>
         <w:pStyle w:val="Compact"/>
       </w:pPr>
@@ -7007,7 +7281,7 @@
       <w:pPr>
         <w:numPr>
           <w:ilvl w:val="0"/>
-          <w:numId w:val="1041"/>
+          <w:numId w:val="1042"/>
         </w:numPr>
         <w:pStyle w:val="Compact"/>
       </w:pPr>
@@ -7111,7 +7385,7 @@
       <w:pPr>
         <w:numPr>
           <w:ilvl w:val="0"/>
-          <w:numId w:val="1041"/>
+          <w:numId w:val="1042"/>
         </w:numPr>
         <w:pStyle w:val="Compact"/>
       </w:pPr>
@@ -7175,7 +7449,7 @@
       <w:pPr>
         <w:numPr>
           <w:ilvl w:val="0"/>
-          <w:numId w:val="1041"/>
+          <w:numId w:val="1042"/>
         </w:numPr>
         <w:pStyle w:val="Compact"/>
       </w:pPr>
@@ -7197,7 +7471,7 @@
       <w:pPr>
         <w:numPr>
           <w:ilvl w:val="0"/>
-          <w:numId w:val="1041"/>
+          <w:numId w:val="1042"/>
         </w:numPr>
         <w:pStyle w:val="Compact"/>
       </w:pPr>
@@ -7219,7 +7493,7 @@
       <w:pPr>
         <w:numPr>
           <w:ilvl w:val="0"/>
-          <w:numId w:val="1041"/>
+          <w:numId w:val="1042"/>
         </w:numPr>
         <w:pStyle w:val="Compact"/>
       </w:pPr>
@@ -7241,7 +7515,7 @@
       <w:pPr>
         <w:numPr>
           <w:ilvl w:val="0"/>
-          <w:numId w:val="1041"/>
+          <w:numId w:val="1042"/>
         </w:numPr>
         <w:pStyle w:val="Compact"/>
       </w:pPr>
@@ -7273,7 +7547,7 @@
       <w:pPr>
         <w:numPr>
           <w:ilvl w:val="0"/>
-          <w:numId w:val="1042"/>
+          <w:numId w:val="1043"/>
         </w:numPr>
         <w:pStyle w:val="Compact"/>
       </w:pPr>
@@ -7296,7 +7570,7 @@
       <w:pPr>
         <w:numPr>
           <w:ilvl w:val="0"/>
-          <w:numId w:val="1043"/>
+          <w:numId w:val="1044"/>
         </w:numPr>
         <w:pStyle w:val="Compact"/>
       </w:pPr>
@@ -7326,7 +7600,7 @@
       <w:pPr>
         <w:numPr>
           <w:ilvl w:val="0"/>
-          <w:numId w:val="1043"/>
+          <w:numId w:val="1044"/>
         </w:numPr>
         <w:pStyle w:val="Compact"/>
       </w:pPr>
@@ -7393,7 +7667,7 @@
       <w:pPr>
         <w:numPr>
           <w:ilvl w:val="0"/>
-          <w:numId w:val="1043"/>
+          <w:numId w:val="1044"/>
         </w:numPr>
         <w:pStyle w:val="Compact"/>
       </w:pPr>
@@ -7427,7 +7701,7 @@
       <w:pPr>
         <w:numPr>
           <w:ilvl w:val="0"/>
-          <w:numId w:val="1043"/>
+          <w:numId w:val="1044"/>
         </w:numPr>
         <w:pStyle w:val="Compact"/>
       </w:pPr>
@@ -7449,7 +7723,7 @@
       <w:pPr>
         <w:numPr>
           <w:ilvl w:val="0"/>
-          <w:numId w:val="1044"/>
+          <w:numId w:val="1045"/>
         </w:numPr>
         <w:pStyle w:val="Compact"/>
       </w:pPr>
@@ -7461,7 +7735,7 @@
       <w:pPr>
         <w:numPr>
           <w:ilvl w:val="0"/>
-          <w:numId w:val="1044"/>
+          <w:numId w:val="1045"/>
         </w:numPr>
         <w:pStyle w:val="Compact"/>
       </w:pPr>
@@ -7473,7 +7747,7 @@
       <w:pPr>
         <w:numPr>
           <w:ilvl w:val="0"/>
-          <w:numId w:val="1044"/>
+          <w:numId w:val="1045"/>
         </w:numPr>
         <w:pStyle w:val="Compact"/>
       </w:pPr>
@@ -7495,7 +7769,7 @@
       <w:pPr>
         <w:numPr>
           <w:ilvl w:val="0"/>
-          <w:numId w:val="1045"/>
+          <w:numId w:val="1046"/>
         </w:numPr>
         <w:pStyle w:val="Compact"/>
       </w:pPr>
@@ -7537,7 +7811,7 @@
       <w:pPr>
         <w:numPr>
           <w:ilvl w:val="0"/>
-          <w:numId w:val="1045"/>
+          <w:numId w:val="1046"/>
         </w:numPr>
         <w:pStyle w:val="Compact"/>
       </w:pPr>
@@ -7559,7 +7833,7 @@
       <w:pPr>
         <w:numPr>
           <w:ilvl w:val="0"/>
-          <w:numId w:val="1045"/>
+          <w:numId w:val="1046"/>
         </w:numPr>
         <w:pStyle w:val="Compact"/>
       </w:pPr>
@@ -7593,7 +7867,7 @@
       <w:pPr>
         <w:numPr>
           <w:ilvl w:val="0"/>
-          <w:numId w:val="1045"/>
+          <w:numId w:val="1046"/>
         </w:numPr>
         <w:pStyle w:val="Compact"/>
       </w:pPr>
@@ -7609,236 +7883,6 @@
       </w:r>
       <w:r>
         <w:t xml:space="preserve">the items are, in this order:</w:t>
-      </w:r>
-    </w:p>
-    <w:p>
-      <w:pPr>
-        <w:numPr>
-          <w:ilvl w:val="1"/>
-          <w:numId w:val="1046"/>
-        </w:numPr>
-        <w:pStyle w:val="Compact"/>
-      </w:pPr>
-      <w:r>
-        <w:t xml:space="preserve">Previous verse, with its reference</w:t>
-      </w:r>
-    </w:p>
-    <w:p>
-      <w:pPr>
-        <w:numPr>
-          <w:ilvl w:val="1"/>
-          <w:numId w:val="1046"/>
-        </w:numPr>
-        <w:pStyle w:val="Compact"/>
-      </w:pPr>
-      <w:r>
-        <w:t xml:space="preserve">Next verse, with its reference</w:t>
-      </w:r>
-    </w:p>
-    <w:p>
-      <w:pPr>
-        <w:numPr>
-          <w:ilvl w:val="1"/>
-          <w:numId w:val="1046"/>
-        </w:numPr>
-        <w:pStyle w:val="Compact"/>
-      </w:pPr>
-      <w:r>
-        <w:t xml:space="preserve">The whole thought, with its range (section 4)</w:t>
-      </w:r>
-    </w:p>
-    <w:p>
-      <w:pPr>
-        <w:numPr>
-          <w:ilvl w:val="1"/>
-          <w:numId w:val="1046"/>
-        </w:numPr>
-        <w:pStyle w:val="Compact"/>
-      </w:pPr>
-      <w:r>
-        <w:t xml:space="preserve">All the detail</w:t>
-      </w:r>
-    </w:p>
-    <w:p>
-      <w:pPr>
-        <w:numPr>
-          <w:ilvl w:val="1"/>
-          <w:numId w:val="1046"/>
-        </w:numPr>
-        <w:pStyle w:val="Compact"/>
-      </w:pPr>
-      <w:r>
-        <w:t xml:space="preserve">The reasons behind each rating</w:t>
-      </w:r>
-    </w:p>
-    <w:p>
-      <w:pPr>
-        <w:numPr>
-          <w:ilvl w:val="1"/>
-          <w:numId w:val="1046"/>
-        </w:numPr>
-        <w:pStyle w:val="Compact"/>
-      </w:pPr>
-      <w:r>
-        <w:t xml:space="preserve">Rare-word notes and full manuscript notes</w:t>
-      </w:r>
-    </w:p>
-    <w:p>
-      <w:pPr>
-        <w:numPr>
-          <w:ilvl w:val="1"/>
-          <w:numId w:val="1046"/>
-        </w:numPr>
-        <w:pStyle w:val="Compact"/>
-      </w:pPr>
-      <w:r>
-        <w:t xml:space="preserve">The Verb Analysis</w:t>
-      </w:r>
-    </w:p>
-    <w:p>
-      <w:pPr>
-        <w:numPr>
-          <w:ilvl w:val="1"/>
-          <w:numId w:val="1046"/>
-        </w:numPr>
-        <w:pStyle w:val="Compact"/>
-      </w:pPr>
-      <w:r>
-        <w:t xml:space="preserve">Background notes</w:t>
-      </w:r>
-    </w:p>
-    <w:p>
-      <w:pPr>
-        <w:numPr>
-          <w:ilvl w:val="1"/>
-          <w:numId w:val="1046"/>
-        </w:numPr>
-        <w:pStyle w:val="Compact"/>
-      </w:pPr>
-      <w:r>
-        <w:t xml:space="preserve">One item for each quote in the verse:</w:t>
-      </w:r>
-      <w:r>
-        <w:t xml:space="preserve"> </w:t>
-      </w:r>
-      <w:r>
-        <w:t xml:space="preserve">“</w:t>
-      </w:r>
-      <w:r>
-        <w:t xml:space="preserve">Isaiah 53:5: the old Greek comparison and the Hebrew verse</w:t>
-      </w:r>
-      <w:r>
-        <w:t xml:space="preserve">”</w:t>
-      </w:r>
-    </w:p>
-    <w:p>
-      <w:pPr>
-        <w:numPr>
-          <w:ilvl w:val="1"/>
-          <w:numId w:val="1046"/>
-        </w:numPr>
-        <w:pStyle w:val="Compact"/>
-      </w:pPr>
-      <w:r>
-        <w:t xml:space="preserve">For an Old Testament verse the New Testament quotes, one item for each quoting verse</w:t>
-      </w:r>
-    </w:p>
-    <w:p>
-      <w:pPr>
-        <w:numPr>
-          <w:ilvl w:val="1"/>
-          <w:numId w:val="1046"/>
-        </w:numPr>
-        <w:pStyle w:val="Compact"/>
-      </w:pPr>
-      <w:r>
-        <w:t xml:space="preserve">One item for each cross-reference entry of the verse, labeled with its source (Treasury, Berean section, or Berean note), with its heading and its number of verses</w:t>
-      </w:r>
-    </w:p>
-    <w:p>
-      <w:pPr>
-        <w:numPr>
-          <w:ilvl w:val="0"/>
-          <w:numId w:val="1000"/>
-        </w:numPr>
-        <w:pStyle w:val="Compact"/>
-      </w:pPr>
-      <w:r>
-        <w:t xml:space="preserve">Because only one verse is shown, these items need no verse in front.</w:t>
-      </w:r>
-    </w:p>
-    <w:p>
-      <w:pPr>
-        <w:numPr>
-          <w:ilvl w:val="0"/>
-          <w:numId w:val="1045"/>
-        </w:numPr>
-        <w:pStyle w:val="Compact"/>
-      </w:pPr>
-      <w:r>
-        <w:rPr>
-          <w:bCs/>
-          <w:b/>
-        </w:rPr>
-        <w:t xml:space="preserve">When the verse is the whole thought by itself,</w:t>
-      </w:r>
-      <w:r>
-        <w:t xml:space="preserve"> </w:t>
-      </w:r>
-      <w:r>
-        <w:t xml:space="preserve">leave out</w:t>
-      </w:r>
-      <w:r>
-        <w:t xml:space="preserve"> </w:t>
-      </w:r>
-      <w:r>
-        <w:t xml:space="preserve">“</w:t>
-      </w:r>
-      <w:r>
-        <w:t xml:space="preserve">The whole thought.</w:t>
-      </w:r>
-      <w:r>
-        <w:t xml:space="preserve">”</w:t>
-      </w:r>
-      <w:r>
-        <w:t xml:space="preserve"> </w:t>
-      </w:r>
-      <w:r>
-        <w:t xml:space="preserve">The menu then opens with the previous verse, the next verse, and</w:t>
-      </w:r>
-      <w:r>
-        <w:t xml:space="preserve"> </w:t>
-      </w:r>
-      <w:r>
-        <w:t xml:space="preserve">“</w:t>
-      </w:r>
-      <w:r>
-        <w:t xml:space="preserve">All the detail.</w:t>
-      </w:r>
-      <w:r>
-        <w:t xml:space="preserve">”</w:t>
-      </w:r>
-    </w:p>
-    <w:p>
-      <w:pPr>
-        <w:numPr>
-          <w:ilvl w:val="0"/>
-          <w:numId w:val="1045"/>
-        </w:numPr>
-        <w:pStyle w:val="Compact"/>
-      </w:pPr>
-      <w:r>
-        <w:rPr>
-          <w:bCs/>
-          <w:b/>
-        </w:rPr>
-        <w:t xml:space="preserve">When several verses are shown</w:t>
-      </w:r>
-      <w:r>
-        <w:t xml:space="preserve"> </w:t>
-      </w:r>
-      <w:r>
-        <w:t xml:space="preserve">(Andrew sent several, or picked the whole thought), the items are:</w:t>
       </w:r>
     </w:p>
     <w:p>
@@ -7850,7 +7894,7 @@
         <w:pStyle w:val="Compact"/>
       </w:pPr>
       <w:r>
-        <w:t xml:space="preserve">Previous verse: the one before the first verse shown</w:t>
+        <w:t xml:space="preserve">Previous verse, with its reference</w:t>
       </w:r>
     </w:p>
     <w:p>
@@ -7862,7 +7906,7 @@
         <w:pStyle w:val="Compact"/>
       </w:pPr>
       <w:r>
-        <w:t xml:space="preserve">Next verse: the one after the last verse shown</w:t>
+        <w:t xml:space="preserve">Next verse, with its reference</w:t>
       </w:r>
     </w:p>
     <w:p>
@@ -7874,7 +7918,7 @@
         <w:pStyle w:val="Compact"/>
       </w:pPr>
       <w:r>
-        <w:t xml:space="preserve">The whole thought, with its range, unless it is already shown</w:t>
+        <w:t xml:space="preserve">The whole thought, with its range (section 4)</w:t>
       </w:r>
     </w:p>
     <w:p>
@@ -7886,94 +7930,7 @@
         <w:pStyle w:val="Compact"/>
       </w:pPr>
       <w:r>
-        <w:t xml:space="preserve">Then one group for each verse, in order. Each group has these items, each starting</w:t>
-      </w:r>
-      <w:r>
-        <w:t xml:space="preserve"> </w:t>
-      </w:r>
-      <w:r>
-        <w:t xml:space="preserve">“</w:t>
-      </w:r>
-      <w:r>
-        <w:t xml:space="preserve">Verse 21:</w:t>
-      </w:r>
-      <w:r>
-        <w:t xml:space="preserve">”</w:t>
-      </w:r>
-      <w:r>
-        <w:t xml:space="preserve">:</w:t>
-      </w:r>
-    </w:p>
-    <w:p>
-      <w:pPr>
-        <w:numPr>
-          <w:ilvl w:val="2"/>
-          <w:numId w:val="1048"/>
-        </w:numPr>
-        <w:pStyle w:val="Compact"/>
-      </w:pPr>
-      <w:r>
-        <w:t xml:space="preserve">all the detail</w:t>
-      </w:r>
-    </w:p>
-    <w:p>
-      <w:pPr>
-        <w:numPr>
-          <w:ilvl w:val="2"/>
-          <w:numId w:val="1048"/>
-        </w:numPr>
-        <w:pStyle w:val="Compact"/>
-      </w:pPr>
-      <w:r>
-        <w:t xml:space="preserve">the reasons behind each rating</w:t>
-      </w:r>
-    </w:p>
-    <w:p>
-      <w:pPr>
-        <w:numPr>
-          <w:ilvl w:val="2"/>
-          <w:numId w:val="1048"/>
-        </w:numPr>
-        <w:pStyle w:val="Compact"/>
-      </w:pPr>
-      <w:r>
-        <w:t xml:space="preserve">rare-word notes and full manuscript notes</w:t>
-      </w:r>
-    </w:p>
-    <w:p>
-      <w:pPr>
-        <w:numPr>
-          <w:ilvl w:val="2"/>
-          <w:numId w:val="1048"/>
-        </w:numPr>
-        <w:pStyle w:val="Compact"/>
-      </w:pPr>
-      <w:r>
-        <w:t xml:space="preserve">the Verb Analysis</w:t>
-      </w:r>
-    </w:p>
-    <w:p>
-      <w:pPr>
-        <w:numPr>
-          <w:ilvl w:val="2"/>
-          <w:numId w:val="1048"/>
-        </w:numPr>
-        <w:pStyle w:val="Compact"/>
-      </w:pPr>
-      <w:r>
-        <w:t xml:space="preserve">background notes</w:t>
-      </w:r>
-    </w:p>
-    <w:p>
-      <w:pPr>
-        <w:numPr>
-          <w:ilvl w:val="2"/>
-          <w:numId w:val="1048"/>
-        </w:numPr>
-        <w:pStyle w:val="Compact"/>
-      </w:pPr>
-      <w:r>
-        <w:t xml:space="preserve">cross-references</w:t>
+        <w:t xml:space="preserve">All the detail</w:t>
       </w:r>
     </w:p>
     <w:p>
@@ -7985,43 +7942,7 @@
         <w:pStyle w:val="Compact"/>
       </w:pPr>
       <w:r>
-        <w:t xml:space="preserve">Then</w:t>
-      </w:r>
-      <w:r>
-        <w:t xml:space="preserve"> </w:t>
-      </w:r>
-      <w:r>
-        <w:t xml:space="preserve">“</w:t>
-      </w:r>
-      <w:r>
-        <w:t xml:space="preserve">The whole thought: all the detail</w:t>
-      </w:r>
-      <w:r>
-        <w:t xml:space="preserve">”</w:t>
-      </w:r>
-      <w:r>
-        <w:t xml:space="preserve"> </w:t>
-      </w:r>
-      <w:r>
-        <w:t xml:space="preserve">(or</w:t>
-      </w:r>
-      <w:r>
-        <w:t xml:space="preserve"> </w:t>
-      </w:r>
-      <w:r>
-        <w:t xml:space="preserve">“</w:t>
-      </w:r>
-      <w:r>
-        <w:t xml:space="preserve">These verses: all the detail</w:t>
-      </w:r>
-      <w:r>
-        <w:t xml:space="preserve">”</w:t>
-      </w:r>
-      <w:r>
-        <w:t xml:space="preserve"> </w:t>
-      </w:r>
-      <w:r>
-        <w:t xml:space="preserve">when the verses shown are not the whole thought)</w:t>
+        <w:t xml:space="preserve">The reasons behind each rating</w:t>
       </w:r>
     </w:p>
     <w:p>
@@ -8033,13 +7954,7 @@
         <w:pStyle w:val="Compact"/>
       </w:pPr>
       <w:r>
-        <w:t xml:space="preserve">“</w:t>
-      </w:r>
-      <w:r>
-        <w:t xml:space="preserve">The whole thought: structure notes</w:t>
-      </w:r>
-      <w:r>
-        <w:t xml:space="preserve">”</w:t>
+        <w:t xml:space="preserve">Rare-word notes and full manuscript notes</w:t>
       </w:r>
     </w:p>
     <w:p>
@@ -8051,6 +7966,365 @@
         <w:pStyle w:val="Compact"/>
       </w:pPr>
       <w:r>
+        <w:t xml:space="preserve">The Verb Analysis</w:t>
+      </w:r>
+    </w:p>
+    <w:p>
+      <w:pPr>
+        <w:numPr>
+          <w:ilvl w:val="1"/>
+          <w:numId w:val="1047"/>
+        </w:numPr>
+        <w:pStyle w:val="Compact"/>
+      </w:pPr>
+      <w:r>
+        <w:t xml:space="preserve">Background notes</w:t>
+      </w:r>
+    </w:p>
+    <w:p>
+      <w:pPr>
+        <w:numPr>
+          <w:ilvl w:val="1"/>
+          <w:numId w:val="1047"/>
+        </w:numPr>
+        <w:pStyle w:val="Compact"/>
+      </w:pPr>
+      <w:r>
+        <w:t xml:space="preserve">One item for each quote in the verse:</w:t>
+      </w:r>
+      <w:r>
+        <w:t xml:space="preserve"> </w:t>
+      </w:r>
+      <w:r>
+        <w:t xml:space="preserve">“</w:t>
+      </w:r>
+      <w:r>
+        <w:t xml:space="preserve">Isaiah 53:5: the old Greek comparison and the Hebrew verse</w:t>
+      </w:r>
+      <w:r>
+        <w:t xml:space="preserve">”</w:t>
+      </w:r>
+    </w:p>
+    <w:p>
+      <w:pPr>
+        <w:numPr>
+          <w:ilvl w:val="1"/>
+          <w:numId w:val="1047"/>
+        </w:numPr>
+        <w:pStyle w:val="Compact"/>
+      </w:pPr>
+      <w:r>
+        <w:t xml:space="preserve">For an Old Testament verse the New Testament quotes, one item for each quoting verse</w:t>
+      </w:r>
+    </w:p>
+    <w:p>
+      <w:pPr>
+        <w:numPr>
+          <w:ilvl w:val="1"/>
+          <w:numId w:val="1047"/>
+        </w:numPr>
+        <w:pStyle w:val="Compact"/>
+      </w:pPr>
+      <w:r>
+        <w:t xml:space="preserve">One item for each cross-reference entry of the verse, labeled with its source (Treasury, Berean section, or Berean note), with its heading and its number of verses</w:t>
+      </w:r>
+    </w:p>
+    <w:p>
+      <w:pPr>
+        <w:numPr>
+          <w:ilvl w:val="0"/>
+          <w:numId w:val="1000"/>
+        </w:numPr>
+        <w:pStyle w:val="Compact"/>
+      </w:pPr>
+      <w:r>
+        <w:t xml:space="preserve">Because only one verse is shown, these items need no verse in front.</w:t>
+      </w:r>
+    </w:p>
+    <w:p>
+      <w:pPr>
+        <w:numPr>
+          <w:ilvl w:val="0"/>
+          <w:numId w:val="1046"/>
+        </w:numPr>
+        <w:pStyle w:val="Compact"/>
+      </w:pPr>
+      <w:r>
+        <w:rPr>
+          <w:bCs/>
+          <w:b/>
+        </w:rPr>
+        <w:t xml:space="preserve">When the verse is the whole thought by itself,</w:t>
+      </w:r>
+      <w:r>
+        <w:t xml:space="preserve"> </w:t>
+      </w:r>
+      <w:r>
+        <w:t xml:space="preserve">leave out</w:t>
+      </w:r>
+      <w:r>
+        <w:t xml:space="preserve"> </w:t>
+      </w:r>
+      <w:r>
+        <w:t xml:space="preserve">“</w:t>
+      </w:r>
+      <w:r>
+        <w:t xml:space="preserve">The whole thought.</w:t>
+      </w:r>
+      <w:r>
+        <w:t xml:space="preserve">”</w:t>
+      </w:r>
+      <w:r>
+        <w:t xml:space="preserve"> </w:t>
+      </w:r>
+      <w:r>
+        <w:t xml:space="preserve">The menu then opens with the previous verse, the next verse, and</w:t>
+      </w:r>
+      <w:r>
+        <w:t xml:space="preserve"> </w:t>
+      </w:r>
+      <w:r>
+        <w:t xml:space="preserve">“</w:t>
+      </w:r>
+      <w:r>
+        <w:t xml:space="preserve">All the detail.</w:t>
+      </w:r>
+      <w:r>
+        <w:t xml:space="preserve">”</w:t>
+      </w:r>
+    </w:p>
+    <w:p>
+      <w:pPr>
+        <w:numPr>
+          <w:ilvl w:val="0"/>
+          <w:numId w:val="1046"/>
+        </w:numPr>
+        <w:pStyle w:val="Compact"/>
+      </w:pPr>
+      <w:r>
+        <w:rPr>
+          <w:bCs/>
+          <w:b/>
+        </w:rPr>
+        <w:t xml:space="preserve">When several verses are shown</w:t>
+      </w:r>
+      <w:r>
+        <w:t xml:space="preserve"> </w:t>
+      </w:r>
+      <w:r>
+        <w:t xml:space="preserve">(Andrew sent several, or picked the whole thought), the items are:</w:t>
+      </w:r>
+    </w:p>
+    <w:p>
+      <w:pPr>
+        <w:numPr>
+          <w:ilvl w:val="1"/>
+          <w:numId w:val="1048"/>
+        </w:numPr>
+        <w:pStyle w:val="Compact"/>
+      </w:pPr>
+      <w:r>
+        <w:t xml:space="preserve">Previous verse: the one before the first verse shown</w:t>
+      </w:r>
+    </w:p>
+    <w:p>
+      <w:pPr>
+        <w:numPr>
+          <w:ilvl w:val="1"/>
+          <w:numId w:val="1048"/>
+        </w:numPr>
+        <w:pStyle w:val="Compact"/>
+      </w:pPr>
+      <w:r>
+        <w:t xml:space="preserve">Next verse: the one after the last verse shown</w:t>
+      </w:r>
+    </w:p>
+    <w:p>
+      <w:pPr>
+        <w:numPr>
+          <w:ilvl w:val="1"/>
+          <w:numId w:val="1048"/>
+        </w:numPr>
+        <w:pStyle w:val="Compact"/>
+      </w:pPr>
+      <w:r>
+        <w:t xml:space="preserve">The whole thought, with its range, unless it is already shown</w:t>
+      </w:r>
+    </w:p>
+    <w:p>
+      <w:pPr>
+        <w:numPr>
+          <w:ilvl w:val="1"/>
+          <w:numId w:val="1048"/>
+        </w:numPr>
+        <w:pStyle w:val="Compact"/>
+      </w:pPr>
+      <w:r>
+        <w:t xml:space="preserve">Then one group for each verse, in order. Each group has these items, each starting</w:t>
+      </w:r>
+      <w:r>
+        <w:t xml:space="preserve"> </w:t>
+      </w:r>
+      <w:r>
+        <w:t xml:space="preserve">“</w:t>
+      </w:r>
+      <w:r>
+        <w:t xml:space="preserve">Verse 21:</w:t>
+      </w:r>
+      <w:r>
+        <w:t xml:space="preserve">”</w:t>
+      </w:r>
+      <w:r>
+        <w:t xml:space="preserve">:</w:t>
+      </w:r>
+    </w:p>
+    <w:p>
+      <w:pPr>
+        <w:numPr>
+          <w:ilvl w:val="2"/>
+          <w:numId w:val="1049"/>
+        </w:numPr>
+        <w:pStyle w:val="Compact"/>
+      </w:pPr>
+      <w:r>
+        <w:t xml:space="preserve">all the detail</w:t>
+      </w:r>
+    </w:p>
+    <w:p>
+      <w:pPr>
+        <w:numPr>
+          <w:ilvl w:val="2"/>
+          <w:numId w:val="1049"/>
+        </w:numPr>
+        <w:pStyle w:val="Compact"/>
+      </w:pPr>
+      <w:r>
+        <w:t xml:space="preserve">the reasons behind each rating</w:t>
+      </w:r>
+    </w:p>
+    <w:p>
+      <w:pPr>
+        <w:numPr>
+          <w:ilvl w:val="2"/>
+          <w:numId w:val="1049"/>
+        </w:numPr>
+        <w:pStyle w:val="Compact"/>
+      </w:pPr>
+      <w:r>
+        <w:t xml:space="preserve">rare-word notes and full manuscript notes</w:t>
+      </w:r>
+    </w:p>
+    <w:p>
+      <w:pPr>
+        <w:numPr>
+          <w:ilvl w:val="2"/>
+          <w:numId w:val="1049"/>
+        </w:numPr>
+        <w:pStyle w:val="Compact"/>
+      </w:pPr>
+      <w:r>
+        <w:t xml:space="preserve">the Verb Analysis</w:t>
+      </w:r>
+    </w:p>
+    <w:p>
+      <w:pPr>
+        <w:numPr>
+          <w:ilvl w:val="2"/>
+          <w:numId w:val="1049"/>
+        </w:numPr>
+        <w:pStyle w:val="Compact"/>
+      </w:pPr>
+      <w:r>
+        <w:t xml:space="preserve">background notes</w:t>
+      </w:r>
+    </w:p>
+    <w:p>
+      <w:pPr>
+        <w:numPr>
+          <w:ilvl w:val="2"/>
+          <w:numId w:val="1049"/>
+        </w:numPr>
+        <w:pStyle w:val="Compact"/>
+      </w:pPr>
+      <w:r>
+        <w:t xml:space="preserve">cross-references</w:t>
+      </w:r>
+    </w:p>
+    <w:p>
+      <w:pPr>
+        <w:numPr>
+          <w:ilvl w:val="1"/>
+          <w:numId w:val="1048"/>
+        </w:numPr>
+        <w:pStyle w:val="Compact"/>
+      </w:pPr>
+      <w:r>
+        <w:t xml:space="preserve">Then</w:t>
+      </w:r>
+      <w:r>
+        <w:t xml:space="preserve"> </w:t>
+      </w:r>
+      <w:r>
+        <w:t xml:space="preserve">“</w:t>
+      </w:r>
+      <w:r>
+        <w:t xml:space="preserve">The whole thought: all the detail</w:t>
+      </w:r>
+      <w:r>
+        <w:t xml:space="preserve">”</w:t>
+      </w:r>
+      <w:r>
+        <w:t xml:space="preserve"> </w:t>
+      </w:r>
+      <w:r>
+        <w:t xml:space="preserve">(or</w:t>
+      </w:r>
+      <w:r>
+        <w:t xml:space="preserve"> </w:t>
+      </w:r>
+      <w:r>
+        <w:t xml:space="preserve">“</w:t>
+      </w:r>
+      <w:r>
+        <w:t xml:space="preserve">These verses: all the detail</w:t>
+      </w:r>
+      <w:r>
+        <w:t xml:space="preserve">”</w:t>
+      </w:r>
+      <w:r>
+        <w:t xml:space="preserve"> </w:t>
+      </w:r>
+      <w:r>
+        <w:t xml:space="preserve">when the verses shown are not the whole thought)</w:t>
+      </w:r>
+    </w:p>
+    <w:p>
+      <w:pPr>
+        <w:numPr>
+          <w:ilvl w:val="1"/>
+          <w:numId w:val="1048"/>
+        </w:numPr>
+        <w:pStyle w:val="Compact"/>
+      </w:pPr>
+      <w:r>
+        <w:t xml:space="preserve">“</w:t>
+      </w:r>
+      <w:r>
+        <w:t xml:space="preserve">The whole thought: structure notes</w:t>
+      </w:r>
+      <w:r>
+        <w:t xml:space="preserve">”</w:t>
+      </w:r>
+    </w:p>
+    <w:p>
+      <w:pPr>
+        <w:numPr>
+          <w:ilvl w:val="1"/>
+          <w:numId w:val="1048"/>
+        </w:numPr>
+        <w:pStyle w:val="Compact"/>
+      </w:pPr>
+      <w:r>
         <w:t xml:space="preserve">One item for each quote:</w:t>
       </w:r>
       <w:r>
@@ -8070,7 +8344,7 @@
       <w:pPr>
         <w:numPr>
           <w:ilvl w:val="0"/>
-          <w:numId w:val="1045"/>
+          <w:numId w:val="1046"/>
         </w:numPr>
         <w:pStyle w:val="Compact"/>
       </w:pPr>
@@ -8100,7 +8374,7 @@
       <w:pPr>
         <w:numPr>
           <w:ilvl w:val="0"/>
-          <w:numId w:val="1045"/>
+          <w:numId w:val="1046"/>
         </w:numPr>
         <w:pStyle w:val="Compact"/>
       </w:pPr>
@@ -8112,7 +8386,7 @@
       <w:pPr>
         <w:numPr>
           <w:ilvl w:val="0"/>
-          <w:numId w:val="1045"/>
+          <w:numId w:val="1046"/>
         </w:numPr>
         <w:pStyle w:val="Compact"/>
       </w:pPr>
@@ -8136,7 +8410,7 @@
       <w:pPr>
         <w:numPr>
           <w:ilvl w:val="0"/>
-          <w:numId w:val="1045"/>
+          <w:numId w:val="1046"/>
         </w:numPr>
         <w:pStyle w:val="Compact"/>
       </w:pPr>
@@ -8148,7 +8422,7 @@
       <w:pPr>
         <w:numPr>
           <w:ilvl w:val="0"/>
-          <w:numId w:val="1045"/>
+          <w:numId w:val="1046"/>
         </w:numPr>
         <w:pStyle w:val="Compact"/>
       </w:pPr>
@@ -8182,7 +8456,7 @@
       <w:pPr>
         <w:numPr>
           <w:ilvl w:val="1"/>
-          <w:numId w:val="1049"/>
+          <w:numId w:val="1050"/>
         </w:numPr>
         <w:pStyle w:val="Compact"/>
       </w:pPr>
@@ -8222,7 +8496,7 @@
       <w:pPr>
         <w:numPr>
           <w:ilvl w:val="0"/>
-          <w:numId w:val="1045"/>
+          <w:numId w:val="1046"/>
         </w:numPr>
         <w:pStyle w:val="Compact"/>
       </w:pPr>
@@ -8270,7 +8544,7 @@
       <w:pPr>
         <w:numPr>
           <w:ilvl w:val="0"/>
-          <w:numId w:val="1045"/>
+          <w:numId w:val="1046"/>
         </w:numPr>
         <w:pStyle w:val="Compact"/>
       </w:pPr>
@@ -8292,7 +8566,7 @@
       <w:pPr>
         <w:numPr>
           <w:ilvl w:val="0"/>
-          <w:numId w:val="1050"/>
+          <w:numId w:val="1051"/>
         </w:numPr>
         <w:pStyle w:val="Compact"/>
       </w:pPr>
@@ -8329,7 +8603,7 @@
       <w:pPr>
         <w:numPr>
           <w:ilvl w:val="0"/>
-          <w:numId w:val="1050"/>
+          <w:numId w:val="1051"/>
         </w:numPr>
         <w:pStyle w:val="Compact"/>
       </w:pPr>
@@ -8366,7 +8640,7 @@
       <w:pPr>
         <w:numPr>
           <w:ilvl w:val="0"/>
-          <w:numId w:val="1050"/>
+          <w:numId w:val="1051"/>
         </w:numPr>
         <w:pStyle w:val="Compact"/>
       </w:pPr>
@@ -8388,7 +8662,7 @@
       <w:pPr>
         <w:numPr>
           <w:ilvl w:val="0"/>
-          <w:numId w:val="1050"/>
+          <w:numId w:val="1051"/>
         </w:numPr>
         <w:pStyle w:val="Compact"/>
       </w:pPr>
@@ -8425,117 +8699,117 @@
       <w:pPr>
         <w:numPr>
           <w:ilvl w:val="1"/>
+          <w:numId w:val="1052"/>
+        </w:numPr>
+        <w:pStyle w:val="Compact"/>
+      </w:pPr>
+      <w:r>
+        <w:t xml:space="preserve">If the quote follows the Hebrew directly, skip the old Greek translation.</w:t>
+      </w:r>
+    </w:p>
+    <w:p>
+      <w:pPr>
+        <w:numPr>
+          <w:ilvl w:val="1"/>
+          <w:numId w:val="1052"/>
+        </w:numPr>
+        <w:pStyle w:val="Compact"/>
+      </w:pPr>
+      <w:r>
+        <w:t xml:space="preserve">If the old Greek matches the New Testament wording exactly, say so and do not repeat it.</w:t>
+      </w:r>
+    </w:p>
+    <w:p>
+      <w:pPr>
+        <w:numPr>
+          <w:ilvl w:val="1"/>
+          <w:numId w:val="1052"/>
+        </w:numPr>
+        <w:pStyle w:val="Compact"/>
+      </w:pPr>
+      <w:r>
+        <w:t xml:space="preserve">If they differ, translate the old Greek and list each difference.</w:t>
+      </w:r>
+    </w:p>
+    <w:p>
+      <w:pPr>
+        <w:numPr>
+          <w:ilvl w:val="1"/>
+          <w:numId w:val="1052"/>
+        </w:numPr>
+        <w:pStyle w:val="Compact"/>
+      </w:pPr>
+      <w:r>
+        <w:t xml:space="preserve">Say where the Greek word and the Hebrew word behind it differ in meaning. Do not assume one carries everything the other does.</w:t>
+      </w:r>
+    </w:p>
+    <w:p>
+      <w:pPr>
+        <w:numPr>
+          <w:ilvl w:val="1"/>
+          <w:numId w:val="1052"/>
+        </w:numPr>
+        <w:pStyle w:val="Compact"/>
+      </w:pPr>
+      <w:r>
+        <w:t xml:space="preserve">Translate the quoted verse only. End with its own menu.</w:t>
+      </w:r>
+    </w:p>
+    <w:p>
+      <w:pPr>
+        <w:numPr>
+          <w:ilvl w:val="0"/>
           <w:numId w:val="1051"/>
         </w:numPr>
         <w:pStyle w:val="Compact"/>
       </w:pPr>
       <w:r>
-        <w:t xml:space="preserve">If the quote follows the Hebrew directly, skip the old Greek translation.</w:t>
-      </w:r>
-    </w:p>
-    <w:p>
-      <w:pPr>
-        <w:numPr>
-          <w:ilvl w:val="1"/>
+        <w:rPr>
+          <w:bCs/>
+          <w:b/>
+        </w:rPr>
+        <w:t xml:space="preserve">Verb Analysis.</w:t>
+      </w:r>
+      <w:r>
+        <w:t xml:space="preserve"> </w:t>
+      </w:r>
+      <w:r>
+        <w:t xml:space="preserve">List every verb in the verses named. Format:</w:t>
+      </w:r>
+      <w:r>
+        <w:t xml:space="preserve"> </w:t>
+      </w:r>
+      <w:r>
+        <w:rPr>
+          <w:bCs/>
+          <w:b/>
+        </w:rPr>
+        <w:t xml:space="preserve">original word</w:t>
+      </w:r>
+      <w:r>
+        <w:t xml:space="preserve"> </w:t>
+      </w:r>
+      <w:r>
+        <w:t xml:space="preserve">(English) — formal type: plain explanation of what the form means for the translation. Formal grammar terms and original script belong here and nowhere else. For Hebrew, the formal type includes the stem, plain stems included. Give each verb its full explanation. Never write</w:t>
+      </w:r>
+      <w:r>
+        <w:t xml:space="preserve"> </w:t>
+      </w:r>
+      <w:r>
+        <w:t xml:space="preserve">“</w:t>
+      </w:r>
+      <w:r>
+        <w:t xml:space="preserve">same as above.</w:t>
+      </w:r>
+      <w:r>
+        <w:t xml:space="preserve">”</w:t>
+      </w:r>
+    </w:p>
+    <w:p>
+      <w:pPr>
+        <w:numPr>
+          <w:ilvl w:val="0"/>
           <w:numId w:val="1051"/>
-        </w:numPr>
-        <w:pStyle w:val="Compact"/>
-      </w:pPr>
-      <w:r>
-        <w:t xml:space="preserve">If the old Greek matches the New Testament wording exactly, say so and do not repeat it.</w:t>
-      </w:r>
-    </w:p>
-    <w:p>
-      <w:pPr>
-        <w:numPr>
-          <w:ilvl w:val="1"/>
-          <w:numId w:val="1051"/>
-        </w:numPr>
-        <w:pStyle w:val="Compact"/>
-      </w:pPr>
-      <w:r>
-        <w:t xml:space="preserve">If they differ, translate the old Greek and list each difference.</w:t>
-      </w:r>
-    </w:p>
-    <w:p>
-      <w:pPr>
-        <w:numPr>
-          <w:ilvl w:val="1"/>
-          <w:numId w:val="1051"/>
-        </w:numPr>
-        <w:pStyle w:val="Compact"/>
-      </w:pPr>
-      <w:r>
-        <w:t xml:space="preserve">Say where the Greek word and the Hebrew word behind it differ in meaning. Do not assume one carries everything the other does.</w:t>
-      </w:r>
-    </w:p>
-    <w:p>
-      <w:pPr>
-        <w:numPr>
-          <w:ilvl w:val="1"/>
-          <w:numId w:val="1051"/>
-        </w:numPr>
-        <w:pStyle w:val="Compact"/>
-      </w:pPr>
-      <w:r>
-        <w:t xml:space="preserve">Translate the quoted verse only. End with its own menu.</w:t>
-      </w:r>
-    </w:p>
-    <w:p>
-      <w:pPr>
-        <w:numPr>
-          <w:ilvl w:val="0"/>
-          <w:numId w:val="1050"/>
-        </w:numPr>
-        <w:pStyle w:val="Compact"/>
-      </w:pPr>
-      <w:r>
-        <w:rPr>
-          <w:bCs/>
-          <w:b/>
-        </w:rPr>
-        <w:t xml:space="preserve">Verb Analysis.</w:t>
-      </w:r>
-      <w:r>
-        <w:t xml:space="preserve"> </w:t>
-      </w:r>
-      <w:r>
-        <w:t xml:space="preserve">List every verb in the verses named. Format:</w:t>
-      </w:r>
-      <w:r>
-        <w:t xml:space="preserve"> </w:t>
-      </w:r>
-      <w:r>
-        <w:rPr>
-          <w:bCs/>
-          <w:b/>
-        </w:rPr>
-        <w:t xml:space="preserve">original word</w:t>
-      </w:r>
-      <w:r>
-        <w:t xml:space="preserve"> </w:t>
-      </w:r>
-      <w:r>
-        <w:t xml:space="preserve">(English) — formal type: plain explanation of what the form means for the translation. Formal grammar terms and original script belong here and nowhere else. For Hebrew, the formal type includes the stem, plain stems included. Give each verb its full explanation. Never write</w:t>
-      </w:r>
-      <w:r>
-        <w:t xml:space="preserve"> </w:t>
-      </w:r>
-      <w:r>
-        <w:t xml:space="preserve">“</w:t>
-      </w:r>
-      <w:r>
-        <w:t xml:space="preserve">same as above.</w:t>
-      </w:r>
-      <w:r>
-        <w:t xml:space="preserve">”</w:t>
-      </w:r>
-    </w:p>
-    <w:p>
-      <w:pPr>
-        <w:numPr>
-          <w:ilvl w:val="0"/>
-          <w:numId w:val="1050"/>
         </w:numPr>
         <w:pStyle w:val="Compact"/>
       </w:pPr>
@@ -8579,7 +8853,7 @@
       <w:pPr>
         <w:numPr>
           <w:ilvl w:val="0"/>
-          <w:numId w:val="1052"/>
+          <w:numId w:val="1053"/>
         </w:numPr>
         <w:pStyle w:val="Compact"/>
       </w:pPr>
@@ -8606,119 +8880,119 @@
       <w:pPr>
         <w:numPr>
           <w:ilvl w:val="1"/>
+          <w:numId w:val="1054"/>
+        </w:numPr>
+        <w:pStyle w:val="Compact"/>
+      </w:pPr>
+      <w:r>
+        <w:rPr>
+          <w:bCs/>
+          <w:b/>
+        </w:rPr>
+        <w:t xml:space="preserve">Treasury:</w:t>
+      </w:r>
+      <w:r>
+        <w:t xml:space="preserve"> </w:t>
+      </w:r>
+      <w:r>
+        <w:t xml:space="preserve">the Treasury of Scripture Knowledge. Each entry has a heading, which is a word or phrase from the verse.</w:t>
+      </w:r>
+    </w:p>
+    <w:p>
+      <w:pPr>
+        <w:numPr>
+          <w:ilvl w:val="1"/>
+          <w:numId w:val="1054"/>
+        </w:numPr>
+        <w:pStyle w:val="Compact"/>
+      </w:pPr>
+      <w:r>
+        <w:rPr>
+          <w:bCs/>
+          <w:b/>
+        </w:rPr>
+        <w:t xml:space="preserve">Berean section:</w:t>
+      </w:r>
+      <w:r>
+        <w:t xml:space="preserve"> </w:t>
+      </w:r>
+      <w:r>
+        <w:t xml:space="preserve">the Berean Standard Bible’s cross-references for the section the verse sits in. The heading is the section title.</w:t>
+      </w:r>
+    </w:p>
+    <w:p>
+      <w:pPr>
+        <w:numPr>
+          <w:ilvl w:val="1"/>
+          <w:numId w:val="1054"/>
+        </w:numPr>
+        <w:pStyle w:val="Compact"/>
+      </w:pPr>
+      <w:r>
+        <w:rPr>
+          <w:bCs/>
+          <w:b/>
+        </w:rPr>
+        <w:t xml:space="preserve">Berean note:</w:t>
+      </w:r>
+      <w:r>
+        <w:t xml:space="preserve"> </w:t>
+      </w:r>
+      <w:r>
+        <w:t xml:space="preserve">a Berean footnote that names a verse this one quotes, or a later verse that quotes this one.</w:t>
+      </w:r>
+    </w:p>
+    <w:p>
+      <w:pPr>
+        <w:numPr>
+          <w:ilvl w:val="0"/>
           <w:numId w:val="1053"/>
         </w:numPr>
         <w:pStyle w:val="Compact"/>
       </w:pPr>
       <w:r>
-        <w:rPr>
-          <w:bCs/>
-          <w:b/>
-        </w:rPr>
-        <w:t xml:space="preserve">Treasury:</w:t>
-      </w:r>
-      <w:r>
-        <w:t xml:space="preserve"> </w:t>
-      </w:r>
-      <w:r>
-        <w:t xml:space="preserve">the Treasury of Scripture Knowledge. Each entry has a heading, which is a word or phrase from the verse.</w:t>
-      </w:r>
-    </w:p>
-    <w:p>
-      <w:pPr>
-        <w:numPr>
-          <w:ilvl w:val="1"/>
+        <w:t xml:space="preserve">When one verse is shown, list each of its entries on the menu with its source, its heading, and its number of verses (the helper supplies them). When several verses are shown, the menu has one</w:t>
+      </w:r>
+      <w:r>
+        <w:t xml:space="preserve"> </w:t>
+      </w:r>
+      <w:r>
+        <w:t xml:space="preserve">“</w:t>
+      </w:r>
+      <w:r>
+        <w:t xml:space="preserve">cross-references</w:t>
+      </w:r>
+      <w:r>
+        <w:t xml:space="preserve">”</w:t>
+      </w:r>
+      <w:r>
+        <w:t xml:space="preserve"> </w:t>
+      </w:r>
+      <w:r>
+        <w:t xml:space="preserve">item per verse instead (rule 18.6), and the entries appear when Andrew picks it.</w:t>
+      </w:r>
+    </w:p>
+    <w:p>
+      <w:pPr>
+        <w:numPr>
+          <w:ilvl w:val="0"/>
           <w:numId w:val="1053"/>
         </w:numPr>
         <w:pStyle w:val="Compact"/>
       </w:pPr>
       <w:r>
-        <w:rPr>
-          <w:bCs/>
-          <w:b/>
-        </w:rPr>
-        <w:t xml:space="preserve">Berean section:</w:t>
-      </w:r>
-      <w:r>
-        <w:t xml:space="preserve"> </w:t>
-      </w:r>
-      <w:r>
-        <w:t xml:space="preserve">the Berean Standard Bible’s cross-references for the section the verse sits in. The heading is the section title.</w:t>
-      </w:r>
-    </w:p>
-    <w:p>
-      <w:pPr>
-        <w:numPr>
-          <w:ilvl w:val="1"/>
+        <w:t xml:space="preserve">When Andrew picks an entry, give its source and heading, then every verse under it from the BSB, one verse per entry, with its reference first in bold and a blank line between verses.</w:t>
+      </w:r>
+    </w:p>
+    <w:p>
+      <w:pPr>
+        <w:numPr>
+          <w:ilvl w:val="0"/>
           <w:numId w:val="1053"/>
         </w:numPr>
         <w:pStyle w:val="Compact"/>
       </w:pPr>
       <w:r>
-        <w:rPr>
-          <w:bCs/>
-          <w:b/>
-        </w:rPr>
-        <w:t xml:space="preserve">Berean note:</w:t>
-      </w:r>
-      <w:r>
-        <w:t xml:space="preserve"> </w:t>
-      </w:r>
-      <w:r>
-        <w:t xml:space="preserve">a Berean footnote that names a verse this one quotes, or a later verse that quotes this one.</w:t>
-      </w:r>
-    </w:p>
-    <w:p>
-      <w:pPr>
-        <w:numPr>
-          <w:ilvl w:val="0"/>
-          <w:numId w:val="1052"/>
-        </w:numPr>
-        <w:pStyle w:val="Compact"/>
-      </w:pPr>
-      <w:r>
-        <w:t xml:space="preserve">When one verse is shown, list each of its entries on the menu with its source, its heading, and its number of verses (the helper supplies them). When several verses are shown, the menu has one</w:t>
-      </w:r>
-      <w:r>
-        <w:t xml:space="preserve"> </w:t>
-      </w:r>
-      <w:r>
-        <w:t xml:space="preserve">“</w:t>
-      </w:r>
-      <w:r>
-        <w:t xml:space="preserve">cross-references</w:t>
-      </w:r>
-      <w:r>
-        <w:t xml:space="preserve">”</w:t>
-      </w:r>
-      <w:r>
-        <w:t xml:space="preserve"> </w:t>
-      </w:r>
-      <w:r>
-        <w:t xml:space="preserve">item per verse instead (rule 18.6), and the entries appear when Andrew picks it.</w:t>
-      </w:r>
-    </w:p>
-    <w:p>
-      <w:pPr>
-        <w:numPr>
-          <w:ilvl w:val="0"/>
-          <w:numId w:val="1052"/>
-        </w:numPr>
-        <w:pStyle w:val="Compact"/>
-      </w:pPr>
-      <w:r>
-        <w:t xml:space="preserve">When Andrew picks an entry, give its source and heading, then every verse under it from the BSB, one verse per entry, with its reference first in bold and a blank line between verses.</w:t>
-      </w:r>
-    </w:p>
-    <w:p>
-      <w:pPr>
-        <w:numPr>
-          <w:ilvl w:val="0"/>
-          <w:numId w:val="1052"/>
-        </w:numPr>
-        <w:pStyle w:val="Compact"/>
-      </w:pPr>
-      <w:r>
         <w:t xml:space="preserve">Do not test, rate, or comment on these links. They are their makers’ own.</w:t>
       </w:r>
     </w:p>
@@ -8726,7 +9000,7 @@
       <w:pPr>
         <w:numPr>
           <w:ilvl w:val="0"/>
-          <w:numId w:val="1052"/>
+          <w:numId w:val="1053"/>
         </w:numPr>
         <w:pStyle w:val="Compact"/>
       </w:pPr>
@@ -8738,7 +9012,7 @@
       <w:pPr>
         <w:numPr>
           <w:ilvl w:val="0"/>
-          <w:numId w:val="1052"/>
+          <w:numId w:val="1053"/>
         </w:numPr>
         <w:pStyle w:val="Compact"/>
       </w:pPr>
@@ -8760,7 +9034,7 @@
       <w:pPr>
         <w:numPr>
           <w:ilvl w:val="0"/>
-          <w:numId w:val="1054"/>
+          <w:numId w:val="1055"/>
         </w:numPr>
         <w:pStyle w:val="Compact"/>
       </w:pPr>
@@ -8782,7 +9056,7 @@
       <w:pPr>
         <w:numPr>
           <w:ilvl w:val="0"/>
-          <w:numId w:val="1054"/>
+          <w:numId w:val="1055"/>
         </w:numPr>
         <w:pStyle w:val="Compact"/>
       </w:pPr>
@@ -8804,7 +9078,7 @@
       <w:pPr>
         <w:numPr>
           <w:ilvl w:val="0"/>
-          <w:numId w:val="1054"/>
+          <w:numId w:val="1055"/>
         </w:numPr>
         <w:pStyle w:val="Compact"/>
       </w:pPr>
@@ -8859,7 +9133,7 @@
       <w:pPr>
         <w:numPr>
           <w:ilvl w:val="0"/>
-          <w:numId w:val="1054"/>
+          <w:numId w:val="1055"/>
         </w:numPr>
         <w:pStyle w:val="Compact"/>
       </w:pPr>
@@ -8929,7 +9203,7 @@
       <w:pPr>
         <w:numPr>
           <w:ilvl w:val="0"/>
-          <w:numId w:val="1054"/>
+          <w:numId w:val="1055"/>
         </w:numPr>
         <w:pStyle w:val="Compact"/>
       </w:pPr>
@@ -8997,7 +9271,7 @@
       <w:pPr>
         <w:numPr>
           <w:ilvl w:val="0"/>
-          <w:numId w:val="1054"/>
+          <w:numId w:val="1055"/>
         </w:numPr>
         <w:pStyle w:val="Compact"/>
       </w:pPr>
@@ -9009,7 +9283,7 @@
       <w:pPr>
         <w:numPr>
           <w:ilvl w:val="0"/>
-          <w:numId w:val="1054"/>
+          <w:numId w:val="1055"/>
         </w:numPr>
         <w:pStyle w:val="Compact"/>
       </w:pPr>
@@ -9021,7 +9295,7 @@
       <w:pPr>
         <w:numPr>
           <w:ilvl w:val="0"/>
-          <w:numId w:val="1054"/>
+          <w:numId w:val="1055"/>
         </w:numPr>
         <w:pStyle w:val="Compact"/>
       </w:pPr>
@@ -9033,27 +9307,217 @@
       <w:pPr>
         <w:numPr>
           <w:ilvl w:val="1"/>
+          <w:numId w:val="1056"/>
+        </w:numPr>
+        <w:pStyle w:val="Compact"/>
+      </w:pPr>
+      <w:r>
+        <w:t xml:space="preserve">a header on one line: the reference in bold, then the word with its options and verb tag exactly as on its word line, without the line number and without a bracketed</w:t>
+      </w:r>
+      <w:r>
+        <w:t xml:space="preserve"> </w:t>
+      </w:r>
+      <w:r>
+        <w:t xml:space="preserve">“</w:t>
+      </w:r>
+      <w:r>
+        <w:t xml:space="preserve">the</w:t>
+      </w:r>
+      <w:r>
+        <w:t xml:space="preserve">”</w:t>
+      </w:r>
+      <w:r>
+        <w:t xml:space="preserve">:</w:t>
+      </w:r>
+      <w:r>
+        <w:t xml:space="preserve"> </w:t>
+      </w:r>
+      <w:r>
+        <w:rPr>
+          <w:rStyle w:val="VerbatimChar"/>
+        </w:rPr>
+        <w:t xml:space="preserve">**1 Peter 2:24:** bore — LIKELY: bore | carried up | sustained; POSSIBLE: offered up — seen as a whole, in the past</w:t>
+      </w:r>
+      <w:r>
+        <w:t xml:space="preserve">. A word with no options is just</w:t>
+      </w:r>
+      <w:r>
+        <w:t xml:space="preserve"> </w:t>
+      </w:r>
+      <w:r>
+        <w:rPr>
+          <w:rStyle w:val="VerbatimChar"/>
+        </w:rPr>
+        <w:t xml:space="preserve">**1 Peter 2:24:** body</w:t>
+      </w:r>
+      <w:r>
+        <w:t xml:space="preserve">;</w:t>
+      </w:r>
+    </w:p>
+    <w:p>
+      <w:pPr>
+        <w:numPr>
+          <w:ilvl w:val="1"/>
+          <w:numId w:val="1056"/>
+        </w:numPr>
+        <w:pStyle w:val="Compact"/>
+      </w:pPr>
+      <w:r>
+        <w:t xml:space="preserve">the count:</w:t>
+      </w:r>
+      <w:r>
+        <w:t xml:space="preserve"> </w:t>
+      </w:r>
+      <w:r>
+        <w:t xml:space="preserve">“</w:t>
+      </w:r>
+      <w:r>
+        <w:t xml:space="preserve">Used 10 times in 9 verses.</w:t>
+      </w:r>
+      <w:r>
+        <w:t xml:space="preserve">”</w:t>
+      </w:r>
+      <w:r>
+        <w:t xml:space="preserve">;</w:t>
+      </w:r>
+    </w:p>
+    <w:p>
+      <w:pPr>
+        <w:numPr>
+          <w:ilvl w:val="1"/>
+          <w:numId w:val="1056"/>
+        </w:numPr>
+        <w:pStyle w:val="Compact"/>
+      </w:pPr>
+      <w:r>
+        <w:t xml:space="preserve">how the Berean Bible renders it, with a count for each group. The helper groups the renderings and adds them up. Copy its numbers. Do not add by hand. The groups must total the count;</w:t>
+      </w:r>
+    </w:p>
+    <w:p>
+      <w:pPr>
+        <w:numPr>
+          <w:ilvl w:val="1"/>
+          <w:numId w:val="1056"/>
+        </w:numPr>
+        <w:pStyle w:val="Compact"/>
+      </w:pPr>
+      <w:r>
+        <w:t xml:space="preserve">when the word has thirty uses or fewer, a short tally of what the word does in those verses (for example, what gets</w:t>
+      </w:r>
+      <w:r>
+        <w:t xml:space="preserve"> </w:t>
+      </w:r>
+      <w:r>
+        <w:t xml:space="preserve">“</w:t>
+      </w:r>
+      <w:r>
+        <w:t xml:space="preserve">carried up</w:t>
+      </w:r>
+      <w:r>
+        <w:t xml:space="preserve">”</w:t>
+      </w:r>
+      <w:r>
+        <w:t xml:space="preserve">);</w:t>
+      </w:r>
+    </w:p>
+    <w:p>
+      <w:pPr>
+        <w:numPr>
+          <w:ilvl w:val="1"/>
+          <w:numId w:val="1056"/>
+        </w:numPr>
+        <w:pStyle w:val="Compact"/>
+      </w:pPr>
+      <w:r>
+        <w:t xml:space="preserve">the verses: uses in the same book first, then the rest in Bible order. The helper puts them in this order and numbers them.</w:t>
+      </w:r>
+    </w:p>
+    <w:p>
+      <w:pPr>
+        <w:numPr>
+          <w:ilvl w:val="0"/>
           <w:numId w:val="1055"/>
         </w:numPr>
         <w:pStyle w:val="Compact"/>
       </w:pPr>
       <w:r>
-        <w:t xml:space="preserve">a header on one line: the reference in bold, then the word with its options and verb tag exactly as on its word line, without the line number and without a bracketed</w:t>
-      </w:r>
-      <w:r>
-        <w:t xml:space="preserve"> </w:t>
-      </w:r>
-      <w:r>
-        <w:t xml:space="preserve">“</w:t>
-      </w:r>
-      <w:r>
-        <w:t xml:space="preserve">the</w:t>
-      </w:r>
-      <w:r>
-        <w:t xml:space="preserve">”</w:t>
-      </w:r>
-      <w:r>
-        <w:t xml:space="preserve">:</w:t>
+        <w:rPr>
+          <w:bCs/>
+          <w:b/>
+        </w:rPr>
+        <w:t xml:space="preserve">Number the verses with the word’s line number, a point, and the helper’s number:</w:t>
+      </w:r>
+      <w:r>
+        <w:t xml:space="preserve"> </w:t>
+      </w:r>
+      <w:r>
+        <w:t xml:space="preserve">3.1, 3.2, 3.3. When Andrew asked by word instead of by number, still use that word’s line number. Put a blank line between verses.</w:t>
+      </w:r>
+    </w:p>
+    <w:p>
+      <w:pPr>
+        <w:numPr>
+          <w:ilvl w:val="0"/>
+          <w:numId w:val="1055"/>
+        </w:numPr>
+        <w:pStyle w:val="Compact"/>
+      </w:pPr>
+      <w:r>
+        <w:t xml:space="preserve">Print each verse from the BSB, one verse per entry (rule 3.3), with its reference first in bold, and the words that render the original word in CAPITALS. Mark only the words the table links to that original word, not other places the same English word appears. Before saying what another English word is or is not linked to, look it up in the table.</w:t>
+      </w:r>
+    </w:p>
+    <w:p>
+      <w:pPr>
+        <w:numPr>
+          <w:ilvl w:val="0"/>
+          <w:numId w:val="1055"/>
+        </w:numPr>
+        <w:pStyle w:val="Compact"/>
+      </w:pPr>
+      <w:r>
+        <w:t xml:space="preserve">Print twenty verses at a time, then ask whether Andrew wants more. The next page continues the numbers: 3.21, 3.22.</w:t>
+      </w:r>
+    </w:p>
+    <w:p>
+      <w:pPr>
+        <w:numPr>
+          <w:ilvl w:val="0"/>
+          <w:numId w:val="1055"/>
+        </w:numPr>
+        <w:pStyle w:val="Compact"/>
+      </w:pPr>
+      <w:r>
+        <w:t xml:space="preserve">When Andrew types a number with a point, such as 3.5, give Claude’s translation of that verse as a first answer. End each lookup with:</w:t>
+      </w:r>
+      <w:r>
+        <w:t xml:space="preserve"> </w:t>
+      </w:r>
+      <w:r>
+        <w:t xml:space="preserve">“</w:t>
+      </w:r>
+      <w:r>
+        <w:t xml:space="preserve">Type 3.1, 3.2, and so on for my translation of that verse.</w:t>
+      </w:r>
+      <w:r>
+        <w:t xml:space="preserve">”</w:t>
+      </w:r>
+      <w:r>
+        <w:t xml:space="preserve"> </w:t>
+      </w:r>
+      <w:r>
+        <w:t xml:space="preserve">(Use the real line number.)</w:t>
+      </w:r>
+    </w:p>
+    <w:p>
+      <w:pPr>
+        <w:numPr>
+          <w:ilvl w:val="0"/>
+          <w:numId w:val="1055"/>
+        </w:numPr>
+        <w:pStyle w:val="Compact"/>
+      </w:pPr>
+      <w:r>
+        <w:t xml:space="preserve">For a Greek word, Andrew can also ask for its uses in the Septuagint. Search the</w:t>
       </w:r>
       <w:r>
         <w:t xml:space="preserve"> </w:t>
@@ -9062,210 +9526,20 @@
         <w:rPr>
           <w:rStyle w:val="VerbatimChar"/>
         </w:rPr>
-        <w:t xml:space="preserve">**1 Peter 2:24:** bore — LIKELY: bore | carried up | sustained; POSSIBLE: offered up — seen as a whole, in the past</w:t>
-      </w:r>
-      <w:r>
-        <w:t xml:space="preserve">. A word with no options is just</w:t>
-      </w:r>
-      <w:r>
-        <w:t xml:space="preserve"> </w:t>
-      </w:r>
-      <w:r>
-        <w:rPr>
-          <w:rStyle w:val="VerbatimChar"/>
-        </w:rPr>
-        <w:t xml:space="preserve">**1 Peter 2:24:** body</w:t>
-      </w:r>
-      <w:r>
-        <w:t xml:space="preserve">;</w:t>
-      </w:r>
-    </w:p>
-    <w:p>
-      <w:pPr>
-        <w:numPr>
-          <w:ilvl w:val="1"/>
+        <w:t xml:space="preserve">septuagint</w:t>
+      </w:r>
+      <w:r>
+        <w:t xml:space="preserve"> </w:t>
+      </w:r>
+      <w:r>
+        <w:t xml:space="preserve">files by the same dictionary number. Give the count and the references. Translate any of them on request.</w:t>
+      </w:r>
+    </w:p>
+    <w:p>
+      <w:pPr>
+        <w:numPr>
+          <w:ilvl w:val="0"/>
           <w:numId w:val="1055"/>
-        </w:numPr>
-        <w:pStyle w:val="Compact"/>
-      </w:pPr>
-      <w:r>
-        <w:t xml:space="preserve">the count:</w:t>
-      </w:r>
-      <w:r>
-        <w:t xml:space="preserve"> </w:t>
-      </w:r>
-      <w:r>
-        <w:t xml:space="preserve">“</w:t>
-      </w:r>
-      <w:r>
-        <w:t xml:space="preserve">Used 10 times in 9 verses.</w:t>
-      </w:r>
-      <w:r>
-        <w:t xml:space="preserve">”</w:t>
-      </w:r>
-      <w:r>
-        <w:t xml:space="preserve">;</w:t>
-      </w:r>
-    </w:p>
-    <w:p>
-      <w:pPr>
-        <w:numPr>
-          <w:ilvl w:val="1"/>
-          <w:numId w:val="1055"/>
-        </w:numPr>
-        <w:pStyle w:val="Compact"/>
-      </w:pPr>
-      <w:r>
-        <w:t xml:space="preserve">how the Berean Bible renders it, with a count for each group. The helper groups the renderings and adds them up. Copy its numbers. Do not add by hand. The groups must total the count;</w:t>
-      </w:r>
-    </w:p>
-    <w:p>
-      <w:pPr>
-        <w:numPr>
-          <w:ilvl w:val="1"/>
-          <w:numId w:val="1055"/>
-        </w:numPr>
-        <w:pStyle w:val="Compact"/>
-      </w:pPr>
-      <w:r>
-        <w:t xml:space="preserve">when the word has thirty uses or fewer, a short tally of what the word does in those verses (for example, what gets</w:t>
-      </w:r>
-      <w:r>
-        <w:t xml:space="preserve"> </w:t>
-      </w:r>
-      <w:r>
-        <w:t xml:space="preserve">“</w:t>
-      </w:r>
-      <w:r>
-        <w:t xml:space="preserve">carried up</w:t>
-      </w:r>
-      <w:r>
-        <w:t xml:space="preserve">”</w:t>
-      </w:r>
-      <w:r>
-        <w:t xml:space="preserve">);</w:t>
-      </w:r>
-    </w:p>
-    <w:p>
-      <w:pPr>
-        <w:numPr>
-          <w:ilvl w:val="1"/>
-          <w:numId w:val="1055"/>
-        </w:numPr>
-        <w:pStyle w:val="Compact"/>
-      </w:pPr>
-      <w:r>
-        <w:t xml:space="preserve">the verses: uses in the same book first, then the rest in Bible order. The helper puts them in this order and numbers them.</w:t>
-      </w:r>
-    </w:p>
-    <w:p>
-      <w:pPr>
-        <w:numPr>
-          <w:ilvl w:val="0"/>
-          <w:numId w:val="1054"/>
-        </w:numPr>
-        <w:pStyle w:val="Compact"/>
-      </w:pPr>
-      <w:r>
-        <w:rPr>
-          <w:bCs/>
-          <w:b/>
-        </w:rPr>
-        <w:t xml:space="preserve">Number the verses with the word’s line number, a point, and the helper’s number:</w:t>
-      </w:r>
-      <w:r>
-        <w:t xml:space="preserve"> </w:t>
-      </w:r>
-      <w:r>
-        <w:t xml:space="preserve">3.1, 3.2, 3.3. When Andrew asked by word instead of by number, still use that word’s line number. Put a blank line between verses.</w:t>
-      </w:r>
-    </w:p>
-    <w:p>
-      <w:pPr>
-        <w:numPr>
-          <w:ilvl w:val="0"/>
-          <w:numId w:val="1054"/>
-        </w:numPr>
-        <w:pStyle w:val="Compact"/>
-      </w:pPr>
-      <w:r>
-        <w:t xml:space="preserve">Print each verse from the BSB, one verse per entry (rule 3.3), with its reference first in bold, and the words that render the original word in CAPITALS. Mark only the words the table links to that original word, not other places the same English word appears. Before saying what another English word is or is not linked to, look it up in the table.</w:t>
-      </w:r>
-    </w:p>
-    <w:p>
-      <w:pPr>
-        <w:numPr>
-          <w:ilvl w:val="0"/>
-          <w:numId w:val="1054"/>
-        </w:numPr>
-        <w:pStyle w:val="Compact"/>
-      </w:pPr>
-      <w:r>
-        <w:t xml:space="preserve">Print twenty verses at a time, then ask whether Andrew wants more. The next page continues the numbers: 3.21, 3.22.</w:t>
-      </w:r>
-    </w:p>
-    <w:p>
-      <w:pPr>
-        <w:numPr>
-          <w:ilvl w:val="0"/>
-          <w:numId w:val="1054"/>
-        </w:numPr>
-        <w:pStyle w:val="Compact"/>
-      </w:pPr>
-      <w:r>
-        <w:t xml:space="preserve">When Andrew types a number with a point, such as 3.5, give Claude’s translation of that verse as a first answer. End each lookup with:</w:t>
-      </w:r>
-      <w:r>
-        <w:t xml:space="preserve"> </w:t>
-      </w:r>
-      <w:r>
-        <w:t xml:space="preserve">“</w:t>
-      </w:r>
-      <w:r>
-        <w:t xml:space="preserve">Type 3.1, 3.2, and so on for my translation of that verse.</w:t>
-      </w:r>
-      <w:r>
-        <w:t xml:space="preserve">”</w:t>
-      </w:r>
-      <w:r>
-        <w:t xml:space="preserve"> </w:t>
-      </w:r>
-      <w:r>
-        <w:t xml:space="preserve">(Use the real line number.)</w:t>
-      </w:r>
-    </w:p>
-    <w:p>
-      <w:pPr>
-        <w:numPr>
-          <w:ilvl w:val="0"/>
-          <w:numId w:val="1054"/>
-        </w:numPr>
-        <w:pStyle w:val="Compact"/>
-      </w:pPr>
-      <w:r>
-        <w:t xml:space="preserve">For a Greek word, Andrew can also ask for its uses in the Septuagint. Search the</w:t>
-      </w:r>
-      <w:r>
-        <w:t xml:space="preserve"> </w:t>
-      </w:r>
-      <w:r>
-        <w:rPr>
-          <w:rStyle w:val="VerbatimChar"/>
-        </w:rPr>
-        <w:t xml:space="preserve">septuagint</w:t>
-      </w:r>
-      <w:r>
-        <w:t xml:space="preserve"> </w:t>
-      </w:r>
-      <w:r>
-        <w:t xml:space="preserve">files by the same dictionary number. Give the count and the references. Translate any of them on request.</w:t>
-      </w:r>
-    </w:p>
-    <w:p>
-      <w:pPr>
-        <w:numPr>
-          <w:ilvl w:val="0"/>
-          <w:numId w:val="1054"/>
         </w:numPr>
         <w:pStyle w:val="Compact"/>
       </w:pPr>
@@ -9444,7 +9718,7 @@
       <w:pPr>
         <w:numPr>
           <w:ilvl w:val="0"/>
-          <w:numId w:val="1056"/>
+          <w:numId w:val="1057"/>
         </w:numPr>
         <w:pStyle w:val="Compact"/>
       </w:pPr>
@@ -9456,7 +9730,7 @@
       <w:pPr>
         <w:numPr>
           <w:ilvl w:val="0"/>
-          <w:numId w:val="1056"/>
+          <w:numId w:val="1057"/>
         </w:numPr>
         <w:pStyle w:val="Compact"/>
       </w:pPr>
@@ -9468,7 +9742,7 @@
       <w:pPr>
         <w:numPr>
           <w:ilvl w:val="0"/>
-          <w:numId w:val="1056"/>
+          <w:numId w:val="1057"/>
         </w:numPr>
         <w:pStyle w:val="Compact"/>
       </w:pPr>
@@ -9594,7 +9868,7 @@
       <w:pPr>
         <w:numPr>
           <w:ilvl w:val="0"/>
-          <w:numId w:val="1057"/>
+          <w:numId w:val="1058"/>
         </w:numPr>
         <w:pStyle w:val="Compact"/>
       </w:pPr>
@@ -9610,7 +9884,7 @@
       <w:pPr>
         <w:numPr>
           <w:ilvl w:val="0"/>
-          <w:numId w:val="1057"/>
+          <w:numId w:val="1058"/>
         </w:numPr>
         <w:pStyle w:val="Compact"/>
       </w:pPr>
@@ -9626,7 +9900,7 @@
       <w:pPr>
         <w:numPr>
           <w:ilvl w:val="0"/>
-          <w:numId w:val="1057"/>
+          <w:numId w:val="1058"/>
         </w:numPr>
         <w:pStyle w:val="Compact"/>
       </w:pPr>
@@ -9648,7 +9922,7 @@
       <w:pPr>
         <w:numPr>
           <w:ilvl w:val="0"/>
-          <w:numId w:val="1057"/>
+          <w:numId w:val="1058"/>
         </w:numPr>
         <w:pStyle w:val="Compact"/>
       </w:pPr>
@@ -9664,7 +9938,7 @@
       <w:pPr>
         <w:numPr>
           <w:ilvl w:val="0"/>
-          <w:numId w:val="1057"/>
+          <w:numId w:val="1058"/>
         </w:numPr>
         <w:pStyle w:val="Compact"/>
       </w:pPr>
@@ -9692,7 +9966,7 @@
       <w:pPr>
         <w:numPr>
           <w:ilvl w:val="0"/>
-          <w:numId w:val="1057"/>
+          <w:numId w:val="1058"/>
         </w:numPr>
         <w:pStyle w:val="Compact"/>
       </w:pPr>
@@ -9714,7 +9988,7 @@
       <w:pPr>
         <w:numPr>
           <w:ilvl w:val="0"/>
-          <w:numId w:val="1057"/>
+          <w:numId w:val="1058"/>
         </w:numPr>
         <w:pStyle w:val="Compact"/>
       </w:pPr>
@@ -9730,7 +10004,7 @@
       <w:pPr>
         <w:numPr>
           <w:ilvl w:val="0"/>
-          <w:numId w:val="1057"/>
+          <w:numId w:val="1058"/>
         </w:numPr>
         <w:pStyle w:val="Compact"/>
       </w:pPr>
@@ -9752,7 +10026,7 @@
       <w:pPr>
         <w:numPr>
           <w:ilvl w:val="0"/>
-          <w:numId w:val="1057"/>
+          <w:numId w:val="1058"/>
         </w:numPr>
         <w:pStyle w:val="Compact"/>
       </w:pPr>
@@ -9774,7 +10048,7 @@
       <w:pPr>
         <w:numPr>
           <w:ilvl w:val="0"/>
-          <w:numId w:val="1057"/>
+          <w:numId w:val="1058"/>
         </w:numPr>
         <w:pStyle w:val="Compact"/>
       </w:pPr>
@@ -9796,7 +10070,7 @@
       <w:pPr>
         <w:numPr>
           <w:ilvl w:val="0"/>
-          <w:numId w:val="1057"/>
+          <w:numId w:val="1058"/>
         </w:numPr>
         <w:pStyle w:val="Compact"/>
       </w:pPr>
@@ -9818,7 +10092,7 @@
       <w:pPr>
         <w:numPr>
           <w:ilvl w:val="0"/>
-          <w:numId w:val="1057"/>
+          <w:numId w:val="1058"/>
         </w:numPr>
         <w:pStyle w:val="Compact"/>
       </w:pPr>
@@ -9840,7 +10114,7 @@
       <w:pPr>
         <w:numPr>
           <w:ilvl w:val="0"/>
-          <w:numId w:val="1057"/>
+          <w:numId w:val="1058"/>
         </w:numPr>
         <w:pStyle w:val="Compact"/>
       </w:pPr>
@@ -9862,7 +10136,7 @@
       <w:pPr>
         <w:numPr>
           <w:ilvl w:val="0"/>
-          <w:numId w:val="1057"/>
+          <w:numId w:val="1058"/>
         </w:numPr>
         <w:pStyle w:val="Compact"/>
       </w:pPr>
@@ -9884,7 +10158,7 @@
       <w:pPr>
         <w:numPr>
           <w:ilvl w:val="0"/>
-          <w:numId w:val="1057"/>
+          <w:numId w:val="1058"/>
         </w:numPr>
         <w:pStyle w:val="Compact"/>
       </w:pPr>
@@ -9909,7 +10183,7 @@
       <w:pPr>
         <w:numPr>
           <w:ilvl w:val="0"/>
-          <w:numId w:val="1057"/>
+          <w:numId w:val="1058"/>
         </w:numPr>
         <w:pStyle w:val="Compact"/>
       </w:pPr>
@@ -9928,7 +10202,7 @@
       <w:pPr>
         <w:numPr>
           <w:ilvl w:val="0"/>
-          <w:numId w:val="1057"/>
+          <w:numId w:val="1058"/>
         </w:numPr>
         <w:pStyle w:val="Compact"/>
       </w:pPr>
@@ -9944,7 +10218,7 @@
       <w:pPr>
         <w:numPr>
           <w:ilvl w:val="0"/>
-          <w:numId w:val="1057"/>
+          <w:numId w:val="1058"/>
         </w:numPr>
         <w:pStyle w:val="Compact"/>
       </w:pPr>
@@ -9969,7 +10243,7 @@
       <w:pPr>
         <w:numPr>
           <w:ilvl w:val="0"/>
-          <w:numId w:val="1057"/>
+          <w:numId w:val="1058"/>
         </w:numPr>
         <w:pStyle w:val="Compact"/>
       </w:pPr>
@@ -9994,7 +10268,7 @@
       <w:pPr>
         <w:numPr>
           <w:ilvl w:val="0"/>
-          <w:numId w:val="1057"/>
+          <w:numId w:val="1058"/>
         </w:numPr>
         <w:pStyle w:val="Compact"/>
       </w:pPr>
@@ -10872,7 +11146,7 @@
       <w:pPr>
         <w:numPr>
           <w:ilvl w:val="0"/>
-          <w:numId w:val="1058"/>
+          <w:numId w:val="1059"/>
         </w:numPr>
         <w:pStyle w:val="Compact"/>
       </w:pPr>
@@ -10894,7 +11168,7 @@
       <w:pPr>
         <w:numPr>
           <w:ilvl w:val="0"/>
-          <w:numId w:val="1058"/>
+          <w:numId w:val="1059"/>
         </w:numPr>
         <w:pStyle w:val="Compact"/>
       </w:pPr>
@@ -10916,7 +11190,7 @@
       <w:pPr>
         <w:numPr>
           <w:ilvl w:val="0"/>
-          <w:numId w:val="1058"/>
+          <w:numId w:val="1059"/>
         </w:numPr>
         <w:pStyle w:val="Compact"/>
       </w:pPr>
@@ -10935,7 +11209,7 @@
       <w:pPr>
         <w:numPr>
           <w:ilvl w:val="0"/>
-          <w:numId w:val="1058"/>
+          <w:numId w:val="1059"/>
         </w:numPr>
         <w:pStyle w:val="Compact"/>
       </w:pPr>
@@ -11016,7 +11290,7 @@
       <w:pPr>
         <w:numPr>
           <w:ilvl w:val="0"/>
-          <w:numId w:val="1059"/>
+          <w:numId w:val="1060"/>
         </w:numPr>
         <w:pStyle w:val="Compact"/>
       </w:pPr>
@@ -11037,7 +11311,7 @@
       <w:pPr>
         <w:numPr>
           <w:ilvl w:val="0"/>
-          <w:numId w:val="1059"/>
+          <w:numId w:val="1060"/>
         </w:numPr>
         <w:pStyle w:val="Compact"/>
       </w:pPr>
@@ -11058,7 +11332,7 @@
       <w:pPr>
         <w:numPr>
           <w:ilvl w:val="0"/>
-          <w:numId w:val="1059"/>
+          <w:numId w:val="1060"/>
         </w:numPr>
         <w:pStyle w:val="Compact"/>
       </w:pPr>
@@ -11079,7 +11353,7 @@
       <w:pPr>
         <w:numPr>
           <w:ilvl w:val="0"/>
-          <w:numId w:val="1059"/>
+          <w:numId w:val="1060"/>
         </w:numPr>
         <w:pStyle w:val="Compact"/>
       </w:pPr>
@@ -11100,7 +11374,7 @@
       <w:pPr>
         <w:numPr>
           <w:ilvl w:val="0"/>
-          <w:numId w:val="1059"/>
+          <w:numId w:val="1060"/>
         </w:numPr>
         <w:pStyle w:val="Compact"/>
       </w:pPr>
@@ -11149,7 +11423,7 @@
       <w:pPr>
         <w:numPr>
           <w:ilvl w:val="0"/>
-          <w:numId w:val="1060"/>
+          <w:numId w:val="1061"/>
         </w:numPr>
         <w:pStyle w:val="Compact"/>
       </w:pPr>
@@ -11171,7 +11445,7 @@
       <w:pPr>
         <w:numPr>
           <w:ilvl w:val="0"/>
-          <w:numId w:val="1060"/>
+          <w:numId w:val="1061"/>
         </w:numPr>
         <w:pStyle w:val="Compact"/>
       </w:pPr>
@@ -11203,7 +11477,7 @@
       <w:pPr>
         <w:numPr>
           <w:ilvl w:val="0"/>
-          <w:numId w:val="1061"/>
+          <w:numId w:val="1062"/>
         </w:numPr>
         <w:pStyle w:val="Compact"/>
       </w:pPr>
@@ -11224,7 +11498,7 @@
       <w:pPr>
         <w:numPr>
           <w:ilvl w:val="0"/>
-          <w:numId w:val="1061"/>
+          <w:numId w:val="1062"/>
         </w:numPr>
         <w:pStyle w:val="Compact"/>
       </w:pPr>
@@ -11245,7 +11519,7 @@
       <w:pPr>
         <w:numPr>
           <w:ilvl w:val="0"/>
-          <w:numId w:val="1061"/>
+          <w:numId w:val="1062"/>
         </w:numPr>
         <w:pStyle w:val="Compact"/>
       </w:pPr>
@@ -11299,7 +11573,7 @@
       <w:pPr>
         <w:numPr>
           <w:ilvl w:val="0"/>
-          <w:numId w:val="1062"/>
+          <w:numId w:val="1063"/>
         </w:numPr>
         <w:pStyle w:val="Compact"/>
       </w:pPr>
@@ -11320,7 +11594,7 @@
       <w:pPr>
         <w:numPr>
           <w:ilvl w:val="0"/>
-          <w:numId w:val="1062"/>
+          <w:numId w:val="1063"/>
         </w:numPr>
         <w:pStyle w:val="Compact"/>
       </w:pPr>
@@ -11433,7 +11707,7 @@
       <w:pPr>
         <w:numPr>
           <w:ilvl w:val="0"/>
-          <w:numId w:val="1063"/>
+          <w:numId w:val="1064"/>
         </w:numPr>
         <w:pStyle w:val="Compact"/>
       </w:pPr>
@@ -11452,7 +11726,7 @@
       <w:pPr>
         <w:numPr>
           <w:ilvl w:val="0"/>
-          <w:numId w:val="1063"/>
+          <w:numId w:val="1064"/>
         </w:numPr>
         <w:pStyle w:val="Compact"/>
       </w:pPr>
@@ -11471,7 +11745,7 @@
       <w:pPr>
         <w:numPr>
           <w:ilvl w:val="0"/>
-          <w:numId w:val="1063"/>
+          <w:numId w:val="1064"/>
         </w:numPr>
         <w:pStyle w:val="Compact"/>
       </w:pPr>
@@ -11489,7 +11763,7 @@
       <w:pPr>
         <w:numPr>
           <w:ilvl w:val="0"/>
-          <w:numId w:val="1063"/>
+          <w:numId w:val="1064"/>
         </w:numPr>
         <w:pStyle w:val="Compact"/>
       </w:pPr>
@@ -11511,7 +11785,7 @@
       <w:pPr>
         <w:numPr>
           <w:ilvl w:val="0"/>
-          <w:numId w:val="1063"/>
+          <w:numId w:val="1064"/>
         </w:numPr>
         <w:pStyle w:val="Compact"/>
       </w:pPr>
@@ -11536,7 +11810,7 @@
       <w:pPr>
         <w:numPr>
           <w:ilvl w:val="0"/>
-          <w:numId w:val="1063"/>
+          <w:numId w:val="1064"/>
         </w:numPr>
         <w:pStyle w:val="Compact"/>
       </w:pPr>
@@ -11552,7 +11826,7 @@
       <w:pPr>
         <w:numPr>
           <w:ilvl w:val="0"/>
-          <w:numId w:val="1063"/>
+          <w:numId w:val="1064"/>
         </w:numPr>
         <w:pStyle w:val="Compact"/>
       </w:pPr>
@@ -11571,7 +11845,7 @@
       <w:pPr>
         <w:numPr>
           <w:ilvl w:val="0"/>
-          <w:numId w:val="1063"/>
+          <w:numId w:val="1064"/>
         </w:numPr>
         <w:pStyle w:val="Compact"/>
       </w:pPr>
@@ -11593,7 +11867,7 @@
       <w:pPr>
         <w:numPr>
           <w:ilvl w:val="0"/>
-          <w:numId w:val="1063"/>
+          <w:numId w:val="1064"/>
         </w:numPr>
         <w:pStyle w:val="Compact"/>
       </w:pPr>
@@ -11618,7 +11892,7 @@
       <w:pPr>
         <w:numPr>
           <w:ilvl w:val="0"/>
-          <w:numId w:val="1063"/>
+          <w:numId w:val="1064"/>
         </w:numPr>
         <w:pStyle w:val="Compact"/>
       </w:pPr>
@@ -11634,7 +11908,7 @@
       <w:pPr>
         <w:numPr>
           <w:ilvl w:val="0"/>
-          <w:numId w:val="1063"/>
+          <w:numId w:val="1064"/>
         </w:numPr>
         <w:pStyle w:val="Compact"/>
       </w:pPr>
@@ -11663,7 +11937,7 @@
       <w:pPr>
         <w:numPr>
           <w:ilvl w:val="0"/>
-          <w:numId w:val="1064"/>
+          <w:numId w:val="1065"/>
         </w:numPr>
         <w:pStyle w:val="Compact"/>
       </w:pPr>
@@ -11684,7 +11958,7 @@
       <w:pPr>
         <w:numPr>
           <w:ilvl w:val="0"/>
-          <w:numId w:val="1064"/>
+          <w:numId w:val="1065"/>
         </w:numPr>
         <w:pStyle w:val="Compact"/>
       </w:pPr>
@@ -11705,7 +11979,7 @@
       <w:pPr>
         <w:numPr>
           <w:ilvl w:val="0"/>
-          <w:numId w:val="1064"/>
+          <w:numId w:val="1065"/>
         </w:numPr>
         <w:pStyle w:val="Compact"/>
       </w:pPr>
@@ -11726,7 +12000,7 @@
       <w:pPr>
         <w:numPr>
           <w:ilvl w:val="0"/>
-          <w:numId w:val="1064"/>
+          <w:numId w:val="1065"/>
         </w:numPr>
         <w:pStyle w:val="Compact"/>
       </w:pPr>
@@ -11786,7 +12060,7 @@
       <w:pPr>
         <w:numPr>
           <w:ilvl w:val="0"/>
-          <w:numId w:val="1064"/>
+          <w:numId w:val="1065"/>
         </w:numPr>
         <w:pStyle w:val="Compact"/>
       </w:pPr>
@@ -11816,6 +12090,57 @@
           <w:rStyle w:val="VerbatimChar"/>
         </w:rPr>
         <w:t xml:space="preserve">7. ***himself*** — *his cause* | *them*</w:t>
+      </w:r>
+    </w:p>
+    <w:p>
+      <w:pPr>
+        <w:numPr>
+          <w:ilvl w:val="0"/>
+          <w:numId w:val="1065"/>
+        </w:numPr>
+        <w:pStyle w:val="Compact"/>
+      </w:pPr>
+      <w:r>
+        <w:t xml:space="preserve">An added linking word (Romans 5:8):</w:t>
+      </w:r>
+      <w:r>
+        <w:t xml:space="preserve"> </w:t>
+      </w:r>
+      <w:r>
+        <w:rPr>
+          <w:rStyle w:val="VerbatimChar"/>
+        </w:rPr>
+        <w:t xml:space="preserve">8. ***while*** — *though* | *because* | *when*</w:t>
+      </w:r>
+      <w:r>
+        <w:t xml:space="preserve"> </w:t>
+      </w:r>
+      <w:r>
+        <w:t xml:space="preserve">then</w:t>
+      </w:r>
+      <w:r>
+        <w:t xml:space="preserve"> </w:t>
+      </w:r>
+      <w:r>
+        <w:rPr>
+          <w:rStyle w:val="VerbatimChar"/>
+        </w:rPr>
+        <w:t xml:space="preserve">9. **we**</w:t>
+      </w:r>
+      <w:r>
+        <w:t xml:space="preserve"> </w:t>
+      </w:r>
+      <w:r>
+        <w:t xml:space="preserve">then</w:t>
+      </w:r>
+      <w:r>
+        <w:t xml:space="preserve"> </w:t>
+      </w:r>
+      <w:r>
+        <w:rPr>
+          <w:rStyle w:val="VerbatimChar"/>
+        </w:rPr>
+        <w:t xml:space="preserve">10. **were** — ongoing</w:t>
       </w:r>
     </w:p>
     <w:bookmarkEnd w:id="66"/>
@@ -11921,7 +12246,7 @@
       <w:pPr>
         <w:numPr>
           <w:ilvl w:val="0"/>
-          <w:numId w:val="1065"/>
+          <w:numId w:val="1066"/>
         </w:numPr>
         <w:pStyle w:val="Compact"/>
       </w:pPr>
@@ -12051,7 +12376,7 @@
       <w:pPr>
         <w:numPr>
           <w:ilvl w:val="0"/>
-          <w:numId w:val="1066"/>
+          <w:numId w:val="1067"/>
         </w:numPr>
         <w:pStyle w:val="Compact"/>
       </w:pPr>
@@ -12097,7 +12422,7 @@
       <w:pPr>
         <w:numPr>
           <w:ilvl w:val="0"/>
-          <w:numId w:val="1066"/>
+          <w:numId w:val="1067"/>
         </w:numPr>
         <w:pStyle w:val="Compact"/>
       </w:pPr>
@@ -12143,7 +12468,7 @@
       <w:pPr>
         <w:numPr>
           <w:ilvl w:val="0"/>
-          <w:numId w:val="1066"/>
+          <w:numId w:val="1067"/>
         </w:numPr>
         <w:pStyle w:val="Compact"/>
       </w:pPr>
@@ -12195,7 +12520,7 @@
       <w:pPr>
         <w:numPr>
           <w:ilvl w:val="0"/>
-          <w:numId w:val="1066"/>
+          <w:numId w:val="1067"/>
         </w:numPr>
         <w:pStyle w:val="Compact"/>
       </w:pPr>
@@ -12886,7 +13211,7 @@
       <w:pPr>
         <w:numPr>
           <w:ilvl w:val="0"/>
-          <w:numId w:val="1067"/>
+          <w:numId w:val="1068"/>
         </w:numPr>
         <w:pStyle w:val="Compact"/>
       </w:pPr>
@@ -12908,7 +13233,7 @@
       <w:pPr>
         <w:numPr>
           <w:ilvl w:val="0"/>
-          <w:numId w:val="1067"/>
+          <w:numId w:val="1068"/>
         </w:numPr>
         <w:pStyle w:val="Compact"/>
       </w:pPr>
@@ -12935,7 +13260,7 @@
     </w:p>
     <w:bookmarkEnd w:id="75"/>
     <w:bookmarkEnd w:id="76"/>
-    <w:bookmarkStart w:id="77" w:name="check-before-sending-a-first-answer"/>
+    <w:bookmarkStart w:id="79" w:name="check-before-sending-a-first-answer"/>
     <w:p>
       <w:pPr>
         <w:pStyle w:val="Heading2"/>
@@ -12949,41 +13274,292 @@
         <w:pStyle w:val="FirstParagraph"/>
       </w:pPr>
       <w:r>
-        <w:t xml:space="preserve">Run this list on every first answer before sending it. Fix anything that fails.</w:t>
-      </w:r>
-    </w:p>
-    <w:p>
-      <w:pPr>
-        <w:numPr>
-          <w:ilvl w:val="0"/>
-          <w:numId w:val="1068"/>
-        </w:numPr>
-        <w:pStyle w:val="Compact"/>
-      </w:pPr>
-      <w:r>
-        <w:t xml:space="preserve">Every original word in the helper’s table is on a line, or is covered by a hidden-word rule (section 6C).</w:t>
-      </w:r>
-    </w:p>
-    <w:p>
-      <w:pPr>
-        <w:numPr>
-          <w:ilvl w:val="0"/>
-          <w:numId w:val="1068"/>
-        </w:numPr>
-        <w:pStyle w:val="Compact"/>
-      </w:pPr>
-      <w:r>
-        <w:t xml:space="preserve">Every bold word appears again inside its own tier.</w:t>
-      </w:r>
-    </w:p>
-    <w:p>
-      <w:pPr>
-        <w:numPr>
-          <w:ilvl w:val="0"/>
-          <w:numId w:val="1068"/>
-        </w:numPr>
-        <w:pStyle w:val="Compact"/>
-      </w:pPr>
+        <w:t xml:space="preserve">A first answer can look finished and still hide faults. Never send one unchecked. Do both checks below on every first answer, silently, and fix everything they find. Do not tell Andrew the checks were run. Tell him only if a fault could not be fixed, in one line.</w:t>
+      </w:r>
+    </w:p>
+    <w:bookmarkStart w:id="77" w:name="X6b4eda2ab1e6fbb63edcc0e02fff6cc6da0415c"/>
+    <w:p>
+      <w:pPr>
+        <w:pStyle w:val="Heading3"/>
+      </w:pPr>
+      <w:r>
+        <w:t xml:space="preserve">25A. The program check (the helper tests the word lines)</w:t>
+      </w:r>
+    </w:p>
+    <w:p>
+      <w:pPr>
+        <w:numPr>
+          <w:ilvl w:val="0"/>
+          <w:numId w:val="1069"/>
+        </w:numPr>
+      </w:pPr>
+      <w:r>
+        <w:t xml:space="preserve">Write the drafted word lines to a file, one per line, exactly as they will be printed, with one addition: start each line with the ids of the original words it carries, in braces. The helper’s word table gives the ids (w1, w2, and so on).</w:t>
+      </w:r>
+    </w:p>
+    <w:p>
+      <w:pPr>
+        <w:numPr>
+          <w:ilvl w:val="0"/>
+          <w:numId w:val="1000"/>
+        </w:numPr>
+        <w:pStyle w:val="SourceCode"/>
+      </w:pPr>
+      <w:r>
+        <w:rPr>
+          <w:rStyle w:val="VerbatimChar"/>
+        </w:rPr>
+        <w:t xml:space="preserve">{w6} 3. **bore** — LIKELY: bore | carried up; POSSIBLE: offered up — seen as a whole, in the past</w:t>
+      </w:r>
+      <w:r>
+        <w:br/>
+      </w:r>
+      <w:r>
+        <w:rPr>
+          <w:rStyle w:val="VerbatimChar"/>
+        </w:rPr>
+        <w:t xml:space="preserve">{w2,w3} 5. [the] **sins** — failures | offenses</w:t>
+      </w:r>
+      <w:r>
+        <w:br/>
+      </w:r>
+      <w:r>
+        <w:rPr>
+          <w:rStyle w:val="VerbatimChar"/>
+        </w:rPr>
+        <w:t xml:space="preserve">{} 2. ***was***</w:t>
+      </w:r>
+      <w:r>
+        <w:br/>
+      </w:r>
+      <w:r>
+        <w:rPr>
+          <w:rStyle w:val="VerbatimChar"/>
+        </w:rPr>
+        <w:t xml:space="preserve">{w10} HIDDEN: quote marker</w:t>
+      </w:r>
+    </w:p>
+    <w:p>
+      <w:pPr>
+        <w:numPr>
+          <w:ilvl w:val="1"/>
+          <w:numId w:val="1070"/>
+        </w:numPr>
+        <w:pStyle w:val="Compact"/>
+      </w:pPr>
+      <w:r>
+        <w:t xml:space="preserve">A line carries every original word whose English is on it. A hidden</w:t>
+      </w:r>
+      <w:r>
+        <w:t xml:space="preserve"> </w:t>
+      </w:r>
+      <w:r>
+        <w:t xml:space="preserve">“</w:t>
+      </w:r>
+      <w:r>
+        <w:t xml:space="preserve">the</w:t>
+      </w:r>
+      <w:r>
+        <w:t xml:space="preserve">”</w:t>
+      </w:r>
+      <w:r>
+        <w:t xml:space="preserve"> </w:t>
+      </w:r>
+      <w:r>
+        <w:t xml:space="preserve">and its noun are two words on one line.</w:t>
+      </w:r>
+    </w:p>
+    <w:p>
+      <w:pPr>
+        <w:numPr>
+          <w:ilvl w:val="1"/>
+          <w:numId w:val="1070"/>
+        </w:numPr>
+        <w:pStyle w:val="Compact"/>
+      </w:pPr>
+      <w:r>
+        <w:t xml:space="preserve">An added word carries none:</w:t>
+      </w:r>
+      <w:r>
+        <w:t xml:space="preserve"> </w:t>
+      </w:r>
+      <w:r>
+        <w:rPr>
+          <w:rStyle w:val="VerbatimChar"/>
+        </w:rPr>
+        <w:t xml:space="preserve">{}</w:t>
+      </w:r>
+      <w:r>
+        <w:t xml:space="preserve">.</w:t>
+      </w:r>
+    </w:p>
+    <w:p>
+      <w:pPr>
+        <w:numPr>
+          <w:ilvl w:val="1"/>
+          <w:numId w:val="1070"/>
+        </w:numPr>
+        <w:pStyle w:val="Compact"/>
+      </w:pPr>
+      <w:r>
+        <w:t xml:space="preserve">Each piece of a broken-up word carries that word’s id.</w:t>
+      </w:r>
+    </w:p>
+    <w:p>
+      <w:pPr>
+        <w:numPr>
+          <w:ilvl w:val="1"/>
+          <w:numId w:val="1070"/>
+        </w:numPr>
+        <w:pStyle w:val="Compact"/>
+      </w:pPr>
+      <w:r>
+        <w:t xml:space="preserve">A word left out by rule gets a HIDDEN line naming the rule: quote marker, object pointer, or helper word.</w:t>
+      </w:r>
+    </w:p>
+    <w:p>
+      <w:pPr>
+        <w:numPr>
+          <w:ilvl w:val="0"/>
+          <w:numId w:val="1069"/>
+        </w:numPr>
+      </w:pPr>
+      <w:r>
+        <w:t xml:space="preserve">Run</w:t>
+      </w:r>
+      <w:r>
+        <w:t xml:space="preserve"> </w:t>
+      </w:r>
+      <w:r>
+        <w:rPr>
+          <w:rStyle w:val="VerbatimChar"/>
+        </w:rPr>
+        <w:t xml:space="preserve">python3 lookup.py check "REFERENCE" draft.txt</w:t>
+      </w:r>
+      <w:r>
+        <w:t xml:space="preserve">.</w:t>
+      </w:r>
+    </w:p>
+    <w:p>
+      <w:pPr>
+        <w:numPr>
+          <w:ilvl w:val="0"/>
+          <w:numId w:val="1069"/>
+        </w:numPr>
+      </w:pPr>
+      <w:r>
+        <w:t xml:space="preserve">The helper tests that every original word is placed exactly once, that no line ends in a bare dash, that added words and original words carry the right type, that parentheses open and close, that every bold word is in its own tier, that STRONG and LIKELY do not share a line, and that every verb carries the tag its form requires.</w:t>
+      </w:r>
+    </w:p>
+    <w:p>
+      <w:pPr>
+        <w:numPr>
+          <w:ilvl w:val="0"/>
+          <w:numId w:val="1069"/>
+        </w:numPr>
+      </w:pPr>
+      <w:r>
+        <w:t xml:space="preserve">Fix every fault and run it again until it prints CHECK PASSED. Then print the lines without the braces and without the HIDDEN lines.</w:t>
+      </w:r>
+    </w:p>
+    <w:bookmarkEnd w:id="77"/>
+    <w:bookmarkStart w:id="78" w:name="X8bb42ada9d2021c886840db83f0a37a388e0e1a"/>
+    <w:p>
+      <w:pPr>
+        <w:pStyle w:val="Heading3"/>
+      </w:pPr>
+      <w:r>
+        <w:t xml:space="preserve">25B. The audit (Claude tests what a program cannot)</w:t>
+      </w:r>
+    </w:p>
+    <w:p>
+      <w:pPr>
+        <w:pStyle w:val="FirstParagraph"/>
+      </w:pPr>
+      <w:r>
+        <w:t xml:space="preserve">Go back over the draft against these rules and the helper’s output, as if Andrew had typed</w:t>
+      </w:r>
+      <w:r>
+        <w:t xml:space="preserve"> </w:t>
+      </w:r>
+      <w:r>
+        <w:t xml:space="preserve">“</w:t>
+      </w:r>
+      <w:r>
+        <w:t xml:space="preserve">check.</w:t>
+      </w:r>
+      <w:r>
+        <w:t xml:space="preserve">”</w:t>
+      </w:r>
+      <w:r>
+        <w:t xml:space="preserve"> </w:t>
+      </w:r>
+      <w:r>
+        <w:t xml:space="preserve">Fix every fault before sending.</w:t>
+      </w:r>
+    </w:p>
+    <w:p>
+      <w:pPr>
+        <w:numPr>
+          <w:ilvl w:val="0"/>
+          <w:numId w:val="1071"/>
+        </w:numPr>
+        <w:pStyle w:val="Compact"/>
+      </w:pPr>
+      <w:r>
+        <w:rPr>
+          <w:bCs/>
+          <w:b/>
+        </w:rPr>
+        <w:t xml:space="preserve">Lexicon.</w:t>
+      </w:r>
+      <w:r>
+        <w:t xml:space="preserve"> </w:t>
+      </w:r>
+      <w:r>
+        <w:t xml:space="preserve">For every word that has options, the whole lexicon entry was read, and every distinct meaning in it is in a tier or under RULED OUT. A word with no lexicon entry has no options beyond the helper’s meaning.</w:t>
+      </w:r>
+    </w:p>
+    <w:p>
+      <w:pPr>
+        <w:numPr>
+          <w:ilvl w:val="0"/>
+          <w:numId w:val="1071"/>
+        </w:numPr>
+        <w:pStyle w:val="Compact"/>
+      </w:pPr>
+      <w:r>
+        <w:rPr>
+          <w:bCs/>
+          <w:b/>
+        </w:rPr>
+        <w:t xml:space="preserve">Memory.</w:t>
+      </w:r>
+      <w:r>
+        <w:t xml:space="preserve"> </w:t>
+      </w:r>
+      <w:r>
+        <w:t xml:space="preserve">No option, count, verse, or form came from memory.</w:t>
+      </w:r>
+    </w:p>
+    <w:p>
+      <w:pPr>
+        <w:numPr>
+          <w:ilvl w:val="0"/>
+          <w:numId w:val="1071"/>
+        </w:numPr>
+        <w:pStyle w:val="Compact"/>
+      </w:pPr>
+      <w:r>
+        <w:rPr>
+          <w:bCs/>
+          <w:b/>
+        </w:rPr>
+        <w:t xml:space="preserve">Ruled out.</w:t>
+      </w:r>
+      <w:r>
+        <w:t xml:space="preserve"> </w:t>
+      </w:r>
       <w:r>
         <w:t xml:space="preserve">Nothing is under RULED OUT unless the check of rule 7.13 was run.</w:t>
       </w:r>
@@ -12992,48 +13568,88 @@
       <w:pPr>
         <w:numPr>
           <w:ilvl w:val="0"/>
-          <w:numId w:val="1068"/>
-        </w:numPr>
-        <w:pStyle w:val="Compact"/>
-      </w:pPr>
-      <w:r>
-        <w:t xml:space="preserve">Every verb tag matches the form that both tables give.</w:t>
-      </w:r>
-    </w:p>
-    <w:p>
-      <w:pPr>
-        <w:numPr>
-          <w:ilvl w:val="0"/>
-          <w:numId w:val="1068"/>
-        </w:numPr>
-        <w:pStyle w:val="Compact"/>
-      </w:pPr>
-      <w:r>
-        <w:t xml:space="preserve">Every rating can pass its test (section 13).</w:t>
-      </w:r>
-    </w:p>
-    <w:p>
-      <w:pPr>
-        <w:numPr>
-          <w:ilvl w:val="0"/>
-          <w:numId w:val="1068"/>
-        </w:numPr>
-        <w:pStyle w:val="Compact"/>
-      </w:pPr>
-      <w:r>
-        <w:t xml:space="preserve">Every count, verse, and form came from the helper’s output, not from memory or hand arithmetic.</w:t>
-      </w:r>
-    </w:p>
-    <w:p>
-      <w:pPr>
-        <w:numPr>
-          <w:ilvl w:val="0"/>
-          <w:numId w:val="1068"/>
-        </w:numPr>
-        <w:pStyle w:val="Compact"/>
-      </w:pPr>
-      <w:r>
-        <w:t xml:space="preserve">The headers are in place and in order:</w:t>
+          <w:numId w:val="1071"/>
+        </w:numPr>
+        <w:pStyle w:val="Compact"/>
+      </w:pPr>
+      <w:r>
+        <w:rPr>
+          <w:bCs/>
+          <w:b/>
+        </w:rPr>
+        <w:t xml:space="preserve">Sentence test.</w:t>
+      </w:r>
+      <w:r>
+        <w:t xml:space="preserve"> </w:t>
+      </w:r>
+      <w:r>
+        <w:t xml:space="preserve">Every option before RULED OUT can replace the bold word and still make a sentence.</w:t>
+      </w:r>
+    </w:p>
+    <w:p>
+      <w:pPr>
+        <w:numPr>
+          <w:ilvl w:val="0"/>
+          <w:numId w:val="1071"/>
+        </w:numPr>
+        <w:pStyle w:val="Compact"/>
+      </w:pPr>
+      <w:r>
+        <w:rPr>
+          <w:bCs/>
+          <w:b/>
+        </w:rPr>
+        <w:t xml:space="preserve">Ratings.</w:t>
+      </w:r>
+      <w:r>
+        <w:t xml:space="preserve"> </w:t>
+      </w:r>
+      <w:r>
+        <w:t xml:space="preserve">Every rating passes its test (section 13). A rating that rests only on the lexicon’s order becomes Possible.</w:t>
+      </w:r>
+    </w:p>
+    <w:p>
+      <w:pPr>
+        <w:numPr>
+          <w:ilvl w:val="0"/>
+          <w:numId w:val="1071"/>
+        </w:numPr>
+        <w:pStyle w:val="Compact"/>
+      </w:pPr>
+      <w:r>
+        <w:rPr>
+          <w:bCs/>
+          <w:b/>
+        </w:rPr>
+        <w:t xml:space="preserve">Notes.</w:t>
+      </w:r>
+      <w:r>
+        <w:t xml:space="preserve"> </w:t>
+      </w:r>
+      <w:r>
+        <w:t xml:space="preserve">Every note that needs a rating has one. No note assumes one reading of another note. Every readings note lists every reading the form allows.</w:t>
+      </w:r>
+    </w:p>
+    <w:p>
+      <w:pPr>
+        <w:numPr>
+          <w:ilvl w:val="0"/>
+          <w:numId w:val="1071"/>
+        </w:numPr>
+        <w:pStyle w:val="Compact"/>
+      </w:pPr>
+      <w:r>
+        <w:rPr>
+          <w:bCs/>
+          <w:b/>
+        </w:rPr>
+        <w:t xml:space="preserve">Layout.</w:t>
+      </w:r>
+      <w:r>
+        <w:t xml:space="preserve"> </w:t>
+      </w:r>
+      <w:r>
+        <w:t xml:space="preserve">The reference line,</w:t>
       </w:r>
       <w:r>
         <w:t xml:space="preserve"> </w:t>
@@ -13059,7 +13675,7 @@
         <w:t xml:space="preserve">Quotes</w:t>
       </w:r>
       <w:r>
-        <w:t xml:space="preserve">,</w:t>
+        <w:t xml:space="preserve">, and</w:t>
       </w:r>
       <w:r>
         <w:t xml:space="preserve"> </w:t>
@@ -13072,29 +13688,33 @@
         <w:t xml:space="preserve">More information</w:t>
       </w:r>
       <w:r>
-        <w:t xml:space="preserve">.</w:t>
-      </w:r>
-    </w:p>
-    <w:bookmarkEnd w:id="77"/>
-    <w:bookmarkStart w:id="78" w:name="working-style"/>
-    <w:p>
-      <w:pPr>
-        <w:pStyle w:val="Heading2"/>
-      </w:pPr>
-      <w:r>
-        <w:t xml:space="preserve">26. Working style</w:t>
-      </w:r>
-    </w:p>
-    <w:p>
-      <w:pPr>
-        <w:pStyle w:val="FirstParagraph"/>
-      </w:pPr>
-      <w:r>
-        <w:t xml:space="preserve">Andrew often sends a reference only, or a number, or a few letters. Proceed directly into the answer with no framing. He reads outputs closely and corrects inconsistencies, so apply every rule without exception. When Andrew pushes back on a rendering, test his suggestion against usage and grammar, and say plainly where he is right and where he is wrong.</w:t>
+        <w:t xml:space="preserve"> </w:t>
+      </w:r>
+      <w:r>
+        <w:t xml:space="preserve">are in place and in order.</w:t>
       </w:r>
     </w:p>
     <w:bookmarkEnd w:id="78"/>
     <w:bookmarkEnd w:id="79"/>
+    <w:bookmarkStart w:id="80" w:name="working-style"/>
+    <w:p>
+      <w:pPr>
+        <w:pStyle w:val="Heading2"/>
+      </w:pPr>
+      <w:r>
+        <w:t xml:space="preserve">26. Working style</w:t>
+      </w:r>
+    </w:p>
+    <w:p>
+      <w:pPr>
+        <w:pStyle w:val="FirstParagraph"/>
+      </w:pPr>
+      <w:r>
+        <w:t xml:space="preserve">Andrew often sends a reference only, or a number, or a few letters. Proceed directly into the answer with no framing. He reads outputs closely and corrects inconsistencies, so apply every rule without exception. When Andrew pushes back on a rendering, test his suggestion against usage and grammar, and say plainly where he is right and where he is wrong.</w:t>
+      </w:r>
+    </w:p>
+    <w:bookmarkEnd w:id="80"/>
+    <w:bookmarkEnd w:id="81"/>
     <w:sectPr/>
   </w:body>
 </w:document>
@@ -14583,6 +15203,9 @@
     <w:abstractNumId w:val="991"/>
   </w:num>
   <w:num w:numId="1014">
+    <w:abstractNumId w:val="991"/>
+  </w:num>
+  <w:num w:numId="1015">
     <w:abstractNumId w:val="994116"/>
     <w:lvlOverride w:ilvl="0">
       <w:startOverride w:val="16"/>
@@ -14612,10 +15235,10 @@
       <w:startOverride w:val="16"/>
     </w:lvlOverride>
   </w:num>
-  <w:num w:numId="1015">
+  <w:num w:numId="1016">
     <w:abstractNumId w:val="991"/>
   </w:num>
-  <w:num w:numId="1016">
+  <w:num w:numId="1017">
     <w:abstractNumId w:val="99411"/>
     <w:lvlOverride w:ilvl="0">
       <w:startOverride w:val="1"/>
@@ -14645,10 +15268,10 @@
       <w:startOverride w:val="1"/>
     </w:lvlOverride>
   </w:num>
-  <w:num w:numId="1017">
+  <w:num w:numId="1018">
     <w:abstractNumId w:val="991"/>
   </w:num>
-  <w:num w:numId="1018">
+  <w:num w:numId="1019">
     <w:abstractNumId w:val="994111"/>
     <w:lvlOverride w:ilvl="0">
       <w:startOverride w:val="11"/>
@@ -14677,14 +15300,14 @@
     <w:lvlOverride w:ilvl="8">
       <w:startOverride w:val="11"/>
     </w:lvlOverride>
-  </w:num>
-  <w:num w:numId="1019">
-    <w:abstractNumId w:val="991"/>
   </w:num>
   <w:num w:numId="1020">
     <w:abstractNumId w:val="991"/>
   </w:num>
   <w:num w:numId="1021">
+    <w:abstractNumId w:val="991"/>
+  </w:num>
+  <w:num w:numId="1022">
     <w:abstractNumId w:val="994117"/>
     <w:lvlOverride w:ilvl="0">
       <w:startOverride w:val="17"/>
@@ -14714,7 +15337,7 @@
       <w:startOverride w:val="17"/>
     </w:lvlOverride>
   </w:num>
-  <w:num w:numId="1022">
+  <w:num w:numId="1023">
     <w:abstractNumId w:val="99411"/>
     <w:lvlOverride w:ilvl="0">
       <w:startOverride w:val="1"/>
@@ -14744,38 +15367,8 @@
       <w:startOverride w:val="1"/>
     </w:lvlOverride>
   </w:num>
-  <w:num w:numId="1023">
+  <w:num w:numId="1024">
     <w:abstractNumId w:val="991"/>
-  </w:num>
-  <w:num w:numId="1024">
-    <w:abstractNumId w:val="99411"/>
-    <w:lvlOverride w:ilvl="0">
-      <w:startOverride w:val="1"/>
-    </w:lvlOverride>
-    <w:lvlOverride w:ilvl="1">
-      <w:startOverride w:val="1"/>
-    </w:lvlOverride>
-    <w:lvlOverride w:ilvl="2">
-      <w:startOverride w:val="1"/>
-    </w:lvlOverride>
-    <w:lvlOverride w:ilvl="3">
-      <w:startOverride w:val="1"/>
-    </w:lvlOverride>
-    <w:lvlOverride w:ilvl="4">
-      <w:startOverride w:val="1"/>
-    </w:lvlOverride>
-    <w:lvlOverride w:ilvl="5">
-      <w:startOverride w:val="1"/>
-    </w:lvlOverride>
-    <w:lvlOverride w:ilvl="6">
-      <w:startOverride w:val="1"/>
-    </w:lvlOverride>
-    <w:lvlOverride w:ilvl="7">
-      <w:startOverride w:val="1"/>
-    </w:lvlOverride>
-    <w:lvlOverride w:ilvl="8">
-      <w:startOverride w:val="1"/>
-    </w:lvlOverride>
   </w:num>
   <w:num w:numId="1025">
     <w:abstractNumId w:val="99411"/>
@@ -14808,6 +15401,36 @@
     </w:lvlOverride>
   </w:num>
   <w:num w:numId="1026">
+    <w:abstractNumId w:val="99411"/>
+    <w:lvlOverride w:ilvl="0">
+      <w:startOverride w:val="1"/>
+    </w:lvlOverride>
+    <w:lvlOverride w:ilvl="1">
+      <w:startOverride w:val="1"/>
+    </w:lvlOverride>
+    <w:lvlOverride w:ilvl="2">
+      <w:startOverride w:val="1"/>
+    </w:lvlOverride>
+    <w:lvlOverride w:ilvl="3">
+      <w:startOverride w:val="1"/>
+    </w:lvlOverride>
+    <w:lvlOverride w:ilvl="4">
+      <w:startOverride w:val="1"/>
+    </w:lvlOverride>
+    <w:lvlOverride w:ilvl="5">
+      <w:startOverride w:val="1"/>
+    </w:lvlOverride>
+    <w:lvlOverride w:ilvl="6">
+      <w:startOverride w:val="1"/>
+    </w:lvlOverride>
+    <w:lvlOverride w:ilvl="7">
+      <w:startOverride w:val="1"/>
+    </w:lvlOverride>
+    <w:lvlOverride w:ilvl="8">
+      <w:startOverride w:val="1"/>
+    </w:lvlOverride>
+  </w:num>
+  <w:num w:numId="1027">
     <w:abstractNumId w:val="99413"/>
     <w:lvlOverride w:ilvl="0">
       <w:startOverride w:val="3"/>
@@ -14837,7 +15460,7 @@
       <w:startOverride w:val="3"/>
     </w:lvlOverride>
   </w:num>
-  <w:num w:numId="1027">
+  <w:num w:numId="1028">
     <w:abstractNumId w:val="99416"/>
     <w:lvlOverride w:ilvl="0">
       <w:startOverride w:val="6"/>
@@ -14865,36 +15488,6 @@
     </w:lvlOverride>
     <w:lvlOverride w:ilvl="8">
       <w:startOverride w:val="6"/>
-    </w:lvlOverride>
-  </w:num>
-  <w:num w:numId="1028">
-    <w:abstractNumId w:val="99411"/>
-    <w:lvlOverride w:ilvl="0">
-      <w:startOverride w:val="1"/>
-    </w:lvlOverride>
-    <w:lvlOverride w:ilvl="1">
-      <w:startOverride w:val="1"/>
-    </w:lvlOverride>
-    <w:lvlOverride w:ilvl="2">
-      <w:startOverride w:val="1"/>
-    </w:lvlOverride>
-    <w:lvlOverride w:ilvl="3">
-      <w:startOverride w:val="1"/>
-    </w:lvlOverride>
-    <w:lvlOverride w:ilvl="4">
-      <w:startOverride w:val="1"/>
-    </w:lvlOverride>
-    <w:lvlOverride w:ilvl="5">
-      <w:startOverride w:val="1"/>
-    </w:lvlOverride>
-    <w:lvlOverride w:ilvl="6">
-      <w:startOverride w:val="1"/>
-    </w:lvlOverride>
-    <w:lvlOverride w:ilvl="7">
-      <w:startOverride w:val="1"/>
-    </w:lvlOverride>
-    <w:lvlOverride w:ilvl="8">
-      <w:startOverride w:val="1"/>
     </w:lvlOverride>
   </w:num>
   <w:num w:numId="1029">
@@ -14928,37 +15521,37 @@
     </w:lvlOverride>
   </w:num>
   <w:num w:numId="1030">
-    <w:abstractNumId w:val="991"/>
+    <w:abstractNumId w:val="99411"/>
+    <w:lvlOverride w:ilvl="0">
+      <w:startOverride w:val="1"/>
+    </w:lvlOverride>
+    <w:lvlOverride w:ilvl="1">
+      <w:startOverride w:val="1"/>
+    </w:lvlOverride>
+    <w:lvlOverride w:ilvl="2">
+      <w:startOverride w:val="1"/>
+    </w:lvlOverride>
+    <w:lvlOverride w:ilvl="3">
+      <w:startOverride w:val="1"/>
+    </w:lvlOverride>
+    <w:lvlOverride w:ilvl="4">
+      <w:startOverride w:val="1"/>
+    </w:lvlOverride>
+    <w:lvlOverride w:ilvl="5">
+      <w:startOverride w:val="1"/>
+    </w:lvlOverride>
+    <w:lvlOverride w:ilvl="6">
+      <w:startOverride w:val="1"/>
+    </w:lvlOverride>
+    <w:lvlOverride w:ilvl="7">
+      <w:startOverride w:val="1"/>
+    </w:lvlOverride>
+    <w:lvlOverride w:ilvl="8">
+      <w:startOverride w:val="1"/>
+    </w:lvlOverride>
   </w:num>
   <w:num w:numId="1031">
-    <w:abstractNumId w:val="99411"/>
-    <w:lvlOverride w:ilvl="0">
-      <w:startOverride w:val="1"/>
-    </w:lvlOverride>
-    <w:lvlOverride w:ilvl="1">
-      <w:startOverride w:val="1"/>
-    </w:lvlOverride>
-    <w:lvlOverride w:ilvl="2">
-      <w:startOverride w:val="1"/>
-    </w:lvlOverride>
-    <w:lvlOverride w:ilvl="3">
-      <w:startOverride w:val="1"/>
-    </w:lvlOverride>
-    <w:lvlOverride w:ilvl="4">
-      <w:startOverride w:val="1"/>
-    </w:lvlOverride>
-    <w:lvlOverride w:ilvl="5">
-      <w:startOverride w:val="1"/>
-    </w:lvlOverride>
-    <w:lvlOverride w:ilvl="6">
-      <w:startOverride w:val="1"/>
-    </w:lvlOverride>
-    <w:lvlOverride w:ilvl="7">
-      <w:startOverride w:val="1"/>
-    </w:lvlOverride>
-    <w:lvlOverride w:ilvl="8">
-      <w:startOverride w:val="1"/>
-    </w:lvlOverride>
+    <w:abstractNumId w:val="991"/>
   </w:num>
   <w:num w:numId="1032">
     <w:abstractNumId w:val="99411"/>
@@ -14991,6 +15584,36 @@
     </w:lvlOverride>
   </w:num>
   <w:num w:numId="1033">
+    <w:abstractNumId w:val="99411"/>
+    <w:lvlOverride w:ilvl="0">
+      <w:startOverride w:val="1"/>
+    </w:lvlOverride>
+    <w:lvlOverride w:ilvl="1">
+      <w:startOverride w:val="1"/>
+    </w:lvlOverride>
+    <w:lvlOverride w:ilvl="2">
+      <w:startOverride w:val="1"/>
+    </w:lvlOverride>
+    <w:lvlOverride w:ilvl="3">
+      <w:startOverride w:val="1"/>
+    </w:lvlOverride>
+    <w:lvlOverride w:ilvl="4">
+      <w:startOverride w:val="1"/>
+    </w:lvlOverride>
+    <w:lvlOverride w:ilvl="5">
+      <w:startOverride w:val="1"/>
+    </w:lvlOverride>
+    <w:lvlOverride w:ilvl="6">
+      <w:startOverride w:val="1"/>
+    </w:lvlOverride>
+    <w:lvlOverride w:ilvl="7">
+      <w:startOverride w:val="1"/>
+    </w:lvlOverride>
+    <w:lvlOverride w:ilvl="8">
+      <w:startOverride w:val="1"/>
+    </w:lvlOverride>
+  </w:num>
+  <w:num w:numId="1034">
     <w:abstractNumId w:val="99413"/>
     <w:lvlOverride w:ilvl="0">
       <w:startOverride w:val="3"/>
@@ -15018,36 +15641,6 @@
     </w:lvlOverride>
     <w:lvlOverride w:ilvl="8">
       <w:startOverride w:val="3"/>
-    </w:lvlOverride>
-  </w:num>
-  <w:num w:numId="1034">
-    <w:abstractNumId w:val="99411"/>
-    <w:lvlOverride w:ilvl="0">
-      <w:startOverride w:val="1"/>
-    </w:lvlOverride>
-    <w:lvlOverride w:ilvl="1">
-      <w:startOverride w:val="1"/>
-    </w:lvlOverride>
-    <w:lvlOverride w:ilvl="2">
-      <w:startOverride w:val="1"/>
-    </w:lvlOverride>
-    <w:lvlOverride w:ilvl="3">
-      <w:startOverride w:val="1"/>
-    </w:lvlOverride>
-    <w:lvlOverride w:ilvl="4">
-      <w:startOverride w:val="1"/>
-    </w:lvlOverride>
-    <w:lvlOverride w:ilvl="5">
-      <w:startOverride w:val="1"/>
-    </w:lvlOverride>
-    <w:lvlOverride w:ilvl="6">
-      <w:startOverride w:val="1"/>
-    </w:lvlOverride>
-    <w:lvlOverride w:ilvl="7">
-      <w:startOverride w:val="1"/>
-    </w:lvlOverride>
-    <w:lvlOverride w:ilvl="8">
-      <w:startOverride w:val="1"/>
     </w:lvlOverride>
   </w:num>
   <w:num w:numId="1035">
@@ -15111,9 +15704,39 @@
     </w:lvlOverride>
   </w:num>
   <w:num w:numId="1037">
+    <w:abstractNumId w:val="99411"/>
+    <w:lvlOverride w:ilvl="0">
+      <w:startOverride w:val="1"/>
+    </w:lvlOverride>
+    <w:lvlOverride w:ilvl="1">
+      <w:startOverride w:val="1"/>
+    </w:lvlOverride>
+    <w:lvlOverride w:ilvl="2">
+      <w:startOverride w:val="1"/>
+    </w:lvlOverride>
+    <w:lvlOverride w:ilvl="3">
+      <w:startOverride w:val="1"/>
+    </w:lvlOverride>
+    <w:lvlOverride w:ilvl="4">
+      <w:startOverride w:val="1"/>
+    </w:lvlOverride>
+    <w:lvlOverride w:ilvl="5">
+      <w:startOverride w:val="1"/>
+    </w:lvlOverride>
+    <w:lvlOverride w:ilvl="6">
+      <w:startOverride w:val="1"/>
+    </w:lvlOverride>
+    <w:lvlOverride w:ilvl="7">
+      <w:startOverride w:val="1"/>
+    </w:lvlOverride>
+    <w:lvlOverride w:ilvl="8">
+      <w:startOverride w:val="1"/>
+    </w:lvlOverride>
+  </w:num>
+  <w:num w:numId="1038">
     <w:abstractNumId w:val="991"/>
   </w:num>
-  <w:num w:numId="1038">
+  <w:num w:numId="1039">
     <w:abstractNumId w:val="99411"/>
     <w:lvlOverride w:ilvl="0">
       <w:startOverride w:val="1"/>
@@ -15142,14 +15765,14 @@
     <w:lvlOverride w:ilvl="8">
       <w:startOverride w:val="1"/>
     </w:lvlOverride>
-  </w:num>
-  <w:num w:numId="1039">
-    <w:abstractNumId w:val="991"/>
   </w:num>
   <w:num w:numId="1040">
     <w:abstractNumId w:val="991"/>
   </w:num>
   <w:num w:numId="1041">
+    <w:abstractNumId w:val="991"/>
+  </w:num>
+  <w:num w:numId="1042">
     <w:abstractNumId w:val="99415"/>
     <w:lvlOverride w:ilvl="0">
       <w:startOverride w:val="5"/>
@@ -15179,7 +15802,7 @@
       <w:startOverride w:val="5"/>
     </w:lvlOverride>
   </w:num>
-  <w:num w:numId="1042">
+  <w:num w:numId="1043">
     <w:abstractNumId w:val="994115"/>
     <w:lvlOverride w:ilvl="0">
       <w:startOverride w:val="15"/>
@@ -15207,36 +15830,6 @@
     </w:lvlOverride>
     <w:lvlOverride w:ilvl="8">
       <w:startOverride w:val="15"/>
-    </w:lvlOverride>
-  </w:num>
-  <w:num w:numId="1043">
-    <w:abstractNumId w:val="99411"/>
-    <w:lvlOverride w:ilvl="0">
-      <w:startOverride w:val="1"/>
-    </w:lvlOverride>
-    <w:lvlOverride w:ilvl="1">
-      <w:startOverride w:val="1"/>
-    </w:lvlOverride>
-    <w:lvlOverride w:ilvl="2">
-      <w:startOverride w:val="1"/>
-    </w:lvlOverride>
-    <w:lvlOverride w:ilvl="3">
-      <w:startOverride w:val="1"/>
-    </w:lvlOverride>
-    <w:lvlOverride w:ilvl="4">
-      <w:startOverride w:val="1"/>
-    </w:lvlOverride>
-    <w:lvlOverride w:ilvl="5">
-      <w:startOverride w:val="1"/>
-    </w:lvlOverride>
-    <w:lvlOverride w:ilvl="6">
-      <w:startOverride w:val="1"/>
-    </w:lvlOverride>
-    <w:lvlOverride w:ilvl="7">
-      <w:startOverride w:val="1"/>
-    </w:lvlOverride>
-    <w:lvlOverride w:ilvl="8">
-      <w:startOverride w:val="1"/>
     </w:lvlOverride>
   </w:num>
   <w:num w:numId="1044">
@@ -15300,7 +15893,34 @@
     </w:lvlOverride>
   </w:num>
   <w:num w:numId="1046">
-    <w:abstractNumId w:val="991"/>
+    <w:abstractNumId w:val="99411"/>
+    <w:lvlOverride w:ilvl="0">
+      <w:startOverride w:val="1"/>
+    </w:lvlOverride>
+    <w:lvlOverride w:ilvl="1">
+      <w:startOverride w:val="1"/>
+    </w:lvlOverride>
+    <w:lvlOverride w:ilvl="2">
+      <w:startOverride w:val="1"/>
+    </w:lvlOverride>
+    <w:lvlOverride w:ilvl="3">
+      <w:startOverride w:val="1"/>
+    </w:lvlOverride>
+    <w:lvlOverride w:ilvl="4">
+      <w:startOverride w:val="1"/>
+    </w:lvlOverride>
+    <w:lvlOverride w:ilvl="5">
+      <w:startOverride w:val="1"/>
+    </w:lvlOverride>
+    <w:lvlOverride w:ilvl="6">
+      <w:startOverride w:val="1"/>
+    </w:lvlOverride>
+    <w:lvlOverride w:ilvl="7">
+      <w:startOverride w:val="1"/>
+    </w:lvlOverride>
+    <w:lvlOverride w:ilvl="8">
+      <w:startOverride w:val="1"/>
+    </w:lvlOverride>
   </w:num>
   <w:num w:numId="1047">
     <w:abstractNumId w:val="991"/>
@@ -15312,6 +15932,9 @@
     <w:abstractNumId w:val="991"/>
   </w:num>
   <w:num w:numId="1050">
+    <w:abstractNumId w:val="991"/>
+  </w:num>
+  <w:num w:numId="1051">
     <w:abstractNumId w:val="99411"/>
     <w:lvlOverride w:ilvl="0">
       <w:startOverride w:val="1"/>
@@ -15341,10 +15964,10 @@
       <w:startOverride w:val="1"/>
     </w:lvlOverride>
   </w:num>
-  <w:num w:numId="1051">
+  <w:num w:numId="1052">
     <w:abstractNumId w:val="991"/>
   </w:num>
-  <w:num w:numId="1052">
+  <w:num w:numId="1053">
     <w:abstractNumId w:val="99411"/>
     <w:lvlOverride w:ilvl="0">
       <w:startOverride w:val="1"/>
@@ -15374,10 +15997,10 @@
       <w:startOverride w:val="1"/>
     </w:lvlOverride>
   </w:num>
-  <w:num w:numId="1053">
+  <w:num w:numId="1054">
     <w:abstractNumId w:val="991"/>
   </w:num>
-  <w:num w:numId="1054">
+  <w:num w:numId="1055">
     <w:abstractNumId w:val="99411"/>
     <w:lvlOverride w:ilvl="0">
       <w:startOverride w:val="1"/>
@@ -15407,38 +16030,8 @@
       <w:startOverride w:val="1"/>
     </w:lvlOverride>
   </w:num>
-  <w:num w:numId="1055">
+  <w:num w:numId="1056">
     <w:abstractNumId w:val="991"/>
-  </w:num>
-  <w:num w:numId="1056">
-    <w:abstractNumId w:val="99411"/>
-    <w:lvlOverride w:ilvl="0">
-      <w:startOverride w:val="1"/>
-    </w:lvlOverride>
-    <w:lvlOverride w:ilvl="1">
-      <w:startOverride w:val="1"/>
-    </w:lvlOverride>
-    <w:lvlOverride w:ilvl="2">
-      <w:startOverride w:val="1"/>
-    </w:lvlOverride>
-    <w:lvlOverride w:ilvl="3">
-      <w:startOverride w:val="1"/>
-    </w:lvlOverride>
-    <w:lvlOverride w:ilvl="4">
-      <w:startOverride w:val="1"/>
-    </w:lvlOverride>
-    <w:lvlOverride w:ilvl="5">
-      <w:startOverride w:val="1"/>
-    </w:lvlOverride>
-    <w:lvlOverride w:ilvl="6">
-      <w:startOverride w:val="1"/>
-    </w:lvlOverride>
-    <w:lvlOverride w:ilvl="7">
-      <w:startOverride w:val="1"/>
-    </w:lvlOverride>
-    <w:lvlOverride w:ilvl="8">
-      <w:startOverride w:val="1"/>
-    </w:lvlOverride>
   </w:num>
   <w:num w:numId="1057">
     <w:abstractNumId w:val="99411"/>
@@ -15471,6 +16064,36 @@
     </w:lvlOverride>
   </w:num>
   <w:num w:numId="1058">
+    <w:abstractNumId w:val="99411"/>
+    <w:lvlOverride w:ilvl="0">
+      <w:startOverride w:val="1"/>
+    </w:lvlOverride>
+    <w:lvlOverride w:ilvl="1">
+      <w:startOverride w:val="1"/>
+    </w:lvlOverride>
+    <w:lvlOverride w:ilvl="2">
+      <w:startOverride w:val="1"/>
+    </w:lvlOverride>
+    <w:lvlOverride w:ilvl="3">
+      <w:startOverride w:val="1"/>
+    </w:lvlOverride>
+    <w:lvlOverride w:ilvl="4">
+      <w:startOverride w:val="1"/>
+    </w:lvlOverride>
+    <w:lvlOverride w:ilvl="5">
+      <w:startOverride w:val="1"/>
+    </w:lvlOverride>
+    <w:lvlOverride w:ilvl="6">
+      <w:startOverride w:val="1"/>
+    </w:lvlOverride>
+    <w:lvlOverride w:ilvl="7">
+      <w:startOverride w:val="1"/>
+    </w:lvlOverride>
+    <w:lvlOverride w:ilvl="8">
+      <w:startOverride w:val="1"/>
+    </w:lvlOverride>
+  </w:num>
+  <w:num w:numId="1059">
     <w:abstractNumId w:val="99417"/>
     <w:lvlOverride w:ilvl="0">
       <w:startOverride w:val="7"/>
@@ -15500,10 +16123,10 @@
       <w:startOverride w:val="7"/>
     </w:lvlOverride>
   </w:num>
-  <w:num w:numId="1059">
+  <w:num w:numId="1060">
     <w:abstractNumId w:val="991"/>
   </w:num>
-  <w:num w:numId="1060">
+  <w:num w:numId="1061">
     <w:abstractNumId w:val="99412"/>
     <w:lvlOverride w:ilvl="0">
       <w:startOverride w:val="2"/>
@@ -15532,14 +16155,14 @@
     <w:lvlOverride w:ilvl="8">
       <w:startOverride w:val="2"/>
     </w:lvlOverride>
-  </w:num>
-  <w:num w:numId="1061">
-    <w:abstractNumId w:val="991"/>
   </w:num>
   <w:num w:numId="1062">
     <w:abstractNumId w:val="991"/>
   </w:num>
   <w:num w:numId="1063">
+    <w:abstractNumId w:val="991"/>
+  </w:num>
+  <w:num w:numId="1064">
     <w:abstractNumId w:val="99411"/>
     <w:lvlOverride w:ilvl="0">
       <w:startOverride w:val="1"/>
@@ -15569,10 +16192,10 @@
       <w:startOverride w:val="1"/>
     </w:lvlOverride>
   </w:num>
-  <w:num w:numId="1064">
+  <w:num w:numId="1065">
     <w:abstractNumId w:val="991"/>
   </w:num>
-  <w:num w:numId="1065">
+  <w:num w:numId="1066">
     <w:abstractNumId w:val="994122"/>
     <w:lvlOverride w:ilvl="0">
       <w:startOverride w:val="22"/>
@@ -15601,14 +16224,47 @@
     <w:lvlOverride w:ilvl="8">
       <w:startOverride w:val="22"/>
     </w:lvlOverride>
-  </w:num>
-  <w:num w:numId="1066">
-    <w:abstractNumId w:val="991"/>
   </w:num>
   <w:num w:numId="1067">
     <w:abstractNumId w:val="991"/>
   </w:num>
   <w:num w:numId="1068">
+    <w:abstractNumId w:val="991"/>
+  </w:num>
+  <w:num w:numId="1069">
+    <w:abstractNumId w:val="99411"/>
+    <w:lvlOverride w:ilvl="0">
+      <w:startOverride w:val="1"/>
+    </w:lvlOverride>
+    <w:lvlOverride w:ilvl="1">
+      <w:startOverride w:val="1"/>
+    </w:lvlOverride>
+    <w:lvlOverride w:ilvl="2">
+      <w:startOverride w:val="1"/>
+    </w:lvlOverride>
+    <w:lvlOverride w:ilvl="3">
+      <w:startOverride w:val="1"/>
+    </w:lvlOverride>
+    <w:lvlOverride w:ilvl="4">
+      <w:startOverride w:val="1"/>
+    </w:lvlOverride>
+    <w:lvlOverride w:ilvl="5">
+      <w:startOverride w:val="1"/>
+    </w:lvlOverride>
+    <w:lvlOverride w:ilvl="6">
+      <w:startOverride w:val="1"/>
+    </w:lvlOverride>
+    <w:lvlOverride w:ilvl="7">
+      <w:startOverride w:val="1"/>
+    </w:lvlOverride>
+    <w:lvlOverride w:ilvl="8">
+      <w:startOverride w:val="1"/>
+    </w:lvlOverride>
+  </w:num>
+  <w:num w:numId="1070">
+    <w:abstractNumId w:val="991"/>
+  </w:num>
+  <w:num w:numId="1071">
     <w:abstractNumId w:val="99411"/>
     <w:lvlOverride w:ilvl="0">
       <w:startOverride w:val="1"/>

--- a/biblical-translation-rules.docx
+++ b/biblical-translation-rules.docx
@@ -2,7 +2,7 @@
 <file path=word/document.xml><?xml version="1.0" encoding="utf-8"?>
 <w:document xmlns:w="http://schemas.openxmlformats.org/wordprocessingml/2006/main" xmlns:m="http://schemas.openxmlformats.org/officeDocument/2006/math" xmlns:r="http://schemas.openxmlformats.org/officeDocument/2006/relationships" xmlns:o="urn:schemas-microsoft-com:office:office" xmlns:v="urn:schemas-microsoft-com:vml" xmlns:w10="urn:schemas-microsoft-com:office:word" xmlns:a="http://schemas.openxmlformats.org/drawingml/2006/main" xmlns:pic="http://schemas.openxmlformats.org/drawingml/2006/picture" xmlns:wp="http://schemas.openxmlformats.org/drawingml/2006/wordprocessingDrawing">
   <w:body>
-    <w:bookmarkStart w:id="81" w:name="X7878a81cfd7a35448768d6a315ddd55c2a1e162"/>
+    <w:bookmarkStart w:id="79" w:name="X7878a81cfd7a35448768d6a315ddd55c2a1e162"/>
     <w:p>
       <w:pPr>
         <w:pStyle w:val="Heading1"/>
@@ -2547,7 +2547,25 @@
         <w:t xml:space="preserve"> </w:t>
       </w:r>
       <w:r>
-        <w:t xml:space="preserve">Bold: the word is in the original. Bold italics: Claude added the word, and nothing in the original stands behind it. Each added word gets its own line:</w:t>
+        <w:t xml:space="preserve">Bold: the word is in the original. Bold italics: Claude added the word, and nothing in the original stands behind it. Each added word gets its own line, with the word</w:t>
+      </w:r>
+      <w:r>
+        <w:t xml:space="preserve"> </w:t>
+      </w:r>
+      <w:r>
+        <w:t xml:space="preserve">“</w:t>
+      </w:r>
+      <w:r>
+        <w:t xml:space="preserve">(added)</w:t>
+      </w:r>
+      <w:r>
+        <w:t xml:space="preserve">”</w:t>
+      </w:r>
+      <w:r>
+        <w:t xml:space="preserve"> </w:t>
+      </w:r>
+      <w:r>
+        <w:t xml:space="preserve">right after it so it cannot be missed:</w:t>
       </w:r>
       <w:r>
         <w:t xml:space="preserve"> </w:t>
@@ -2556,7 +2574,7 @@
         <w:rPr>
           <w:rStyle w:val="VerbatimChar"/>
         </w:rPr>
-        <w:t xml:space="preserve">2. ***was***</w:t>
+        <w:t xml:space="preserve">2. ***was*** (added)</w:t>
       </w:r>
       <w:r>
         <w:t xml:space="preserve">. An added word can have options:</w:t>
@@ -2568,7 +2586,28 @@
         <w:rPr>
           <w:rStyle w:val="VerbatimChar"/>
         </w:rPr>
-        <w:t xml:space="preserve">7. ***himself*** — *his cause* | *them*</w:t>
+        <w:t xml:space="preserve">7. ***himself*** (added) — *his cause* | *them*</w:t>
+      </w:r>
+      <w:r>
+        <w:t xml:space="preserve">. The</w:t>
+      </w:r>
+      <w:r>
+        <w:t xml:space="preserve"> </w:t>
+      </w:r>
+      <w:r>
+        <w:t xml:space="preserve">“</w:t>
+      </w:r>
+      <w:r>
+        <w:t xml:space="preserve">(added)</w:t>
+      </w:r>
+      <w:r>
+        <w:t xml:space="preserve">”</w:t>
+      </w:r>
+      <w:r>
+        <w:t xml:space="preserve"> </w:t>
+      </w:r>
+      <w:r>
+        <w:t xml:space="preserve">mark appears only in the numbered list, never in the plain line.</w:t>
       </w:r>
     </w:p>
     <w:p>
@@ -2671,7 +2710,7 @@
         <w:rPr>
           <w:rStyle w:val="VerbatimChar"/>
         </w:rPr>
-        <w:t xml:space="preserve">8. ***while*** — *though* | *because* | *when*</w:t>
+        <w:t xml:space="preserve">8. ***while*** (added) — *though* | *because* | *when*</w:t>
       </w:r>
       <w:r>
         <w:t xml:space="preserve">, and give the readings in a note (rule 15.1).</w:t>
@@ -4078,6 +4117,36 @@
     <w:p>
       <w:pPr>
         <w:numPr>
+          <w:ilvl w:val="1"/>
+          <w:numId w:val="1021"/>
+        </w:numPr>
+        <w:pStyle w:val="Compact"/>
+      </w:pPr>
+      <w:r>
+        <w:t xml:space="preserve">The check is also met when the lexicon entry itself says the meaning needs a form this verse lacks (for example,</w:t>
+      </w:r>
+      <w:r>
+        <w:t xml:space="preserve"> </w:t>
+      </w:r>
+      <w:r>
+        <w:t xml:space="preserve">“</w:t>
+      </w:r>
+      <w:r>
+        <w:t xml:space="preserve">in the plural</w:t>
+      </w:r>
+      <w:r>
+        <w:t xml:space="preserve">”</w:t>
+      </w:r>
+      <w:r>
+        <w:t xml:space="preserve"> </w:t>
+      </w:r>
+      <w:r>
+        <w:t xml:space="preserve">when the word here is singular).</w:t>
+      </w:r>
+    </w:p>
+    <w:p>
+      <w:pPr>
+        <w:numPr>
           <w:ilvl w:val="0"/>
           <w:numId w:val="1019"/>
         </w:numPr>
@@ -4567,7 +4636,25 @@
         <w:pStyle w:val="Compact"/>
       </w:pPr>
       <w:r>
-        <w:t xml:space="preserve">In the plain line an added word is italic. In the numbered list it has its own line in bold italics (rule 6.9).</w:t>
+        <w:t xml:space="preserve">In the plain line an added word is italic. In the numbered list it has its own line in bold italics, followed by</w:t>
+      </w:r>
+      <w:r>
+        <w:t xml:space="preserve"> </w:t>
+      </w:r>
+      <w:r>
+        <w:t xml:space="preserve">“</w:t>
+      </w:r>
+      <w:r>
+        <w:t xml:space="preserve">(added)</w:t>
+      </w:r>
+      <w:r>
+        <w:t xml:space="preserve">”</w:t>
+      </w:r>
+      <w:r>
+        <w:t xml:space="preserve"> </w:t>
+      </w:r>
+      <w:r>
+        <w:t xml:space="preserve">(rule 6.9).</w:t>
       </w:r>
     </w:p>
     <w:p>
@@ -7074,6 +7161,24 @@
     <w:p>
       <w:pPr>
         <w:numPr>
+          <w:ilvl w:val="1"/>
+          <w:numId w:val="1041"/>
+        </w:numPr>
+        <w:pStyle w:val="Compact"/>
+      </w:pPr>
+      <w:r>
+        <w:t xml:space="preserve">“</w:t>
+      </w:r>
+      <w:r>
+        <w:t xml:space="preserve">Options X, Y, and Z can all be true.</w:t>
+      </w:r>
+      <w:r>
+        <w:t xml:space="preserve">”</w:t>
+      </w:r>
+    </w:p>
+    <w:p>
+      <w:pPr>
+        <w:numPr>
           <w:ilvl w:val="0"/>
           <w:numId w:val="1039"/>
         </w:numPr>
@@ -7210,7 +7315,7 @@
         <w:t xml:space="preserve"> </w:t>
       </w:r>
       <w:r>
-        <w:t xml:space="preserve">When the verb forms change between verses in a way that looks deliberate, follow this model:</w:t>
+        <w:t xml:space="preserve">When the verb forms change between verses, or between two verbs in one verse, in a way that looks deliberate, state what each form pictures and rate it. Do not add an inference about what the contrast means. Follow this model:</w:t>
       </w:r>
       <w:r>
         <w:t xml:space="preserve"> </w:t>
@@ -9648,6 +9753,12 @@
       </w:r>
       <w:r>
         <w:t xml:space="preserve">6. The closing reminder</w:t>
+      </w:r>
+      <w:r>
+        <w:t xml:space="preserve"> </w:t>
+      </w:r>
+      <w:r>
+        <w:t xml:space="preserve">7. The receipt line from the check (rule 25.6)</w:t>
       </w:r>
     </w:p>
     <w:p>
@@ -11083,6 +11194,14 @@
         <w:pStyle w:val="BodyText"/>
       </w:pPr>
       <w:r>
+        <w:t xml:space="preserve">Checked: 24 words on 20 lines.</w:t>
+      </w:r>
+    </w:p>
+    <w:p>
+      <w:pPr>
+        <w:pStyle w:val="BodyText"/>
+      </w:pPr>
+      <w:r>
         <w:rPr>
           <w:bCs/>
           <w:b/>
@@ -11346,7 +11465,19 @@
         <w:t xml:space="preserve"> </w:t>
       </w:r>
       <w:r>
-        <w:t xml:space="preserve">is an added word without bold.</w:t>
+        <w:t xml:space="preserve">is an added word without bold and without</w:t>
+      </w:r>
+      <w:r>
+        <w:t xml:space="preserve"> </w:t>
+      </w:r>
+      <w:r>
+        <w:t xml:space="preserve">“</w:t>
+      </w:r>
+      <w:r>
+        <w:t xml:space="preserve">(added).</w:t>
+      </w:r>
+      <w:r>
+        <w:t xml:space="preserve">”</w:t>
       </w:r>
     </w:p>
     <w:p>
@@ -11758,6 +11889,12 @@
         </w:rPr>
         <w:t xml:space="preserve">was</w:t>
       </w:r>
+      <w:r>
+        <w:t xml:space="preserve"> </w:t>
+      </w:r>
+      <w:r>
+        <w:t xml:space="preserve">(added)</w:t>
+      </w:r>
     </w:p>
     <w:p>
       <w:pPr>
@@ -12089,7 +12226,7 @@
         <w:rPr>
           <w:rStyle w:val="VerbatimChar"/>
         </w:rPr>
-        <w:t xml:space="preserve">7. ***himself*** — *his cause* | *them*</w:t>
+        <w:t xml:space="preserve">7. ***himself*** (added) — *his cause* | *them*</w:t>
       </w:r>
     </w:p>
     <w:p>
@@ -12110,7 +12247,7 @@
         <w:rPr>
           <w:rStyle w:val="VerbatimChar"/>
         </w:rPr>
-        <w:t xml:space="preserve">8. ***while*** — *though* | *because* | *when*</w:t>
+        <w:t xml:space="preserve">8. ***while*** (added) — *though* | *because* | *when*</w:t>
       </w:r>
       <w:r>
         <w:t xml:space="preserve"> </w:t>
@@ -13260,7 +13397,7 @@
     </w:p>
     <w:bookmarkEnd w:id="75"/>
     <w:bookmarkEnd w:id="76"/>
-    <w:bookmarkStart w:id="79" w:name="check-before-sending-a-first-answer"/>
+    <w:bookmarkStart w:id="77" w:name="check-before-sending-a-first-answer"/>
     <w:p>
       <w:pPr>
         <w:pStyle w:val="Heading2"/>
@@ -13274,16 +13411,7 @@
         <w:pStyle w:val="FirstParagraph"/>
       </w:pPr>
       <w:r>
-        <w:t xml:space="preserve">A first answer can look finished and still hide faults. Never send one unchecked. Do both checks below on every first answer, silently, and fix everything they find. Do not tell Andrew the checks were run. Tell him only if a fault could not be fixed, in one line.</w:t>
-      </w:r>
-    </w:p>
-    <w:bookmarkStart w:id="77" w:name="X6b4eda2ab1e6fbb63edcc0e02fff6cc6da0415c"/>
-    <w:p>
-      <w:pPr>
-        <w:pStyle w:val="Heading3"/>
-      </w:pPr>
-      <w:r>
-        <w:t xml:space="preserve">25A. The program check (the helper tests the word lines)</w:t>
+        <w:t xml:space="preserve">A first answer can look finished and still hide faults. Never send one unchecked. The check has two halves, and the helper drives both. Run it on every first answer and fix everything it finds.</w:t>
       </w:r>
     </w:p>
     <w:p>
@@ -13294,7 +13422,17 @@
         </w:numPr>
       </w:pPr>
       <w:r>
-        <w:t xml:space="preserve">Write the drafted word lines to a file, one per line, exactly as they will be printed, with one addition: start each line with the ids of the original words it carries, in braces. The helper’s word table gives the ids (w1, w2, and so on).</w:t>
+        <w:rPr>
+          <w:bCs/>
+          <w:b/>
+        </w:rPr>
+        <w:t xml:space="preserve">Write the draft.</w:t>
+      </w:r>
+      <w:r>
+        <w:t xml:space="preserve"> </w:t>
+      </w:r>
+      <w:r>
+        <w:t xml:space="preserve">Put the drafted word lines in a file, one per line, exactly as they will be printed, with one addition: start each line with the ids of the original words it carries, in braces. The helper’s word table gives the ids (w1, w2, and so on).</w:t>
       </w:r>
     </w:p>
     <w:p>
@@ -13327,7 +13465,7 @@
         <w:rPr>
           <w:rStyle w:val="VerbatimChar"/>
         </w:rPr>
-        <w:t xml:space="preserve">{} 2. ***was***</w:t>
+        <w:t xml:space="preserve">{} 2. ***was*** (added)</w:t>
       </w:r>
       <w:r>
         <w:br/>
@@ -13425,296 +13563,173 @@
         </w:numPr>
       </w:pPr>
       <w:r>
-        <w:t xml:space="preserve">Run</w:t>
-      </w:r>
-      <w:r>
-        <w:t xml:space="preserve"> </w:t>
-      </w:r>
-      <w:r>
-        <w:rPr>
-          <w:rStyle w:val="VerbatimChar"/>
-        </w:rPr>
-        <w:t xml:space="preserve">python3 lookup.py check "REFERENCE" draft.txt</w:t>
-      </w:r>
-      <w:r>
-        <w:t xml:space="preserve">.</w:t>
-      </w:r>
-    </w:p>
-    <w:p>
-      <w:pPr>
-        <w:numPr>
-          <w:ilvl w:val="0"/>
-          <w:numId w:val="1069"/>
-        </w:numPr>
-      </w:pPr>
-      <w:r>
-        <w:t xml:space="preserve">The helper tests that every original word is placed exactly once, that no line ends in a bare dash, that added words and original words carry the right type, that parentheses open and close, that every bold word is in its own tier, that STRONG and LIKELY do not share a line, and that every verb carries the tag its form requires.</w:t>
-      </w:r>
-    </w:p>
-    <w:p>
-      <w:pPr>
-        <w:numPr>
-          <w:ilvl w:val="0"/>
-          <w:numId w:val="1069"/>
-        </w:numPr>
-      </w:pPr>
-      <w:r>
-        <w:t xml:space="preserve">Fix every fault and run it again until it prints CHECK PASSED. Then print the lines without the braces and without the HIDDEN lines.</w:t>
-      </w:r>
-    </w:p>
-    <w:bookmarkEnd w:id="77"/>
-    <w:bookmarkStart w:id="78" w:name="X8bb42ada9d2021c886840db83f0a37a388e0e1a"/>
-    <w:p>
-      <w:pPr>
-        <w:pStyle w:val="Heading3"/>
-      </w:pPr>
-      <w:r>
-        <w:t xml:space="preserve">25B. The audit (Claude tests what a program cannot)</w:t>
-      </w:r>
-    </w:p>
-    <w:p>
-      <w:pPr>
-        <w:pStyle w:val="FirstParagraph"/>
-      </w:pPr>
-      <w:r>
-        <w:t xml:space="preserve">Go back over the draft against these rules and the helper’s output, as if Andrew had typed</w:t>
-      </w:r>
-      <w:r>
-        <w:t xml:space="preserve"> </w:t>
-      </w:r>
-      <w:r>
-        <w:t xml:space="preserve">“</w:t>
-      </w:r>
-      <w:r>
-        <w:t xml:space="preserve">check.</w:t>
-      </w:r>
-      <w:r>
-        <w:t xml:space="preserve">”</w:t>
-      </w:r>
-      <w:r>
-        <w:t xml:space="preserve"> </w:t>
-      </w:r>
-      <w:r>
-        <w:t xml:space="preserve">Fix every fault before sending.</w:t>
-      </w:r>
-    </w:p>
-    <w:p>
-      <w:pPr>
-        <w:numPr>
-          <w:ilvl w:val="0"/>
-          <w:numId w:val="1071"/>
-        </w:numPr>
-        <w:pStyle w:val="Compact"/>
-      </w:pPr>
-      <w:r>
         <w:rPr>
           <w:bCs/>
           <w:b/>
         </w:rPr>
-        <w:t xml:space="preserve">Lexicon.</w:t>
-      </w:r>
-      <w:r>
-        <w:t xml:space="preserve"> </w:t>
-      </w:r>
-      <w:r>
-        <w:t xml:space="preserve">For every word that has options, the whole lexicon entry was read, and every distinct meaning in it is in a tier or under RULED OUT. A word with no lexicon entry has no options beyond the helper’s meaning.</w:t>
-      </w:r>
-    </w:p>
-    <w:p>
-      <w:pPr>
-        <w:numPr>
-          <w:ilvl w:val="0"/>
-          <w:numId w:val="1071"/>
-        </w:numPr>
-        <w:pStyle w:val="Compact"/>
+        <w:t xml:space="preserve">Run</w:t>
+      </w:r>
+      <w:r>
+        <w:t xml:space="preserve"> </w:t>
+      </w:r>
+      <w:r>
+        <w:rPr>
+          <w:rStyle w:val="VerbatimChar"/>
+        </w:rPr>
+        <w:t xml:space="preserve">python3 lookup.py check "REFERENCE" draft.txt</w:t>
+      </w:r>
+      <w:r>
+        <w:t xml:space="preserve">.</w:t>
+      </w:r>
+    </w:p>
+    <w:p>
+      <w:pPr>
+        <w:numPr>
+          <w:ilvl w:val="0"/>
+          <w:numId w:val="1069"/>
+        </w:numPr>
       </w:pPr>
       <w:r>
         <w:rPr>
           <w:bCs/>
           <w:b/>
         </w:rPr>
-        <w:t xml:space="preserve">Memory.</w:t>
-      </w:r>
-      <w:r>
-        <w:t xml:space="preserve"> </w:t>
-      </w:r>
-      <w:r>
-        <w:t xml:space="preserve">No option, count, verse, or form came from memory.</w:t>
-      </w:r>
-    </w:p>
-    <w:p>
-      <w:pPr>
-        <w:numPr>
-          <w:ilvl w:val="0"/>
-          <w:numId w:val="1071"/>
-        </w:numPr>
-        <w:pStyle w:val="Compact"/>
+        <w:t xml:space="preserve">First half: the program tests the lines.</w:t>
+      </w:r>
+      <w:r>
+        <w:t xml:space="preserve"> </w:t>
+      </w:r>
+      <w:r>
+        <w:t xml:space="preserve">It tests that every original word is placed exactly once, that no line ends in a bare dash, that added words and original words carry the right type and the</w:t>
+      </w:r>
+      <w:r>
+        <w:t xml:space="preserve"> </w:t>
+      </w:r>
+      <w:r>
+        <w:t xml:space="preserve">“</w:t>
+      </w:r>
+      <w:r>
+        <w:t xml:space="preserve">(added)</w:t>
+      </w:r>
+      <w:r>
+        <w:t xml:space="preserve">”</w:t>
+      </w:r>
+      <w:r>
+        <w:t xml:space="preserve"> </w:t>
+      </w:r>
+      <w:r>
+        <w:t xml:space="preserve">mark, that parentheses open and close, that every bold word is in its own tier, that STRONG and LIKELY do not share a line, and that every verb carries the tag its form requires. Fix every fault and run it again until it prints CHECK PASSED.</w:t>
+      </w:r>
+    </w:p>
+    <w:p>
+      <w:pPr>
+        <w:numPr>
+          <w:ilvl w:val="0"/>
+          <w:numId w:val="1069"/>
+        </w:numPr>
       </w:pPr>
       <w:r>
         <w:rPr>
           <w:bCs/>
           <w:b/>
         </w:rPr>
-        <w:t xml:space="preserve">Ruled out.</w:t>
-      </w:r>
-      <w:r>
-        <w:t xml:space="preserve"> </w:t>
-      </w:r>
-      <w:r>
-        <w:t xml:space="preserve">Nothing is under RULED OUT unless the check of rule 7.13 was run.</w:t>
-      </w:r>
-    </w:p>
-    <w:p>
-      <w:pPr>
-        <w:numPr>
-          <w:ilvl w:val="0"/>
-          <w:numId w:val="1071"/>
-        </w:numPr>
-        <w:pStyle w:val="Compact"/>
+        <w:t xml:space="preserve">Second half: the audit.</w:t>
+      </w:r>
+      <w:r>
+        <w:t xml:space="preserve"> </w:t>
+      </w:r>
+      <w:r>
+        <w:t xml:space="preserve">When the lines pass, the helper prints each drafted line beside that word’s lexicon entry and its Berean renderings, with five questions. Go through every line it prints. This is not optional and not a skim: a first answer once reached Andrew with seven words whose lexicon entries had not been read. Add every missing meaning, remove every option that came from memory, move every untested RULED OUT to UNLIKELY, and correct every rating that fails its test (section 13).</w:t>
+      </w:r>
+    </w:p>
+    <w:p>
+      <w:pPr>
+        <w:numPr>
+          <w:ilvl w:val="0"/>
+          <w:numId w:val="1069"/>
+        </w:numPr>
       </w:pPr>
       <w:r>
         <w:rPr>
           <w:bCs/>
           <w:b/>
         </w:rPr>
-        <w:t xml:space="preserve">Sentence test.</w:t>
-      </w:r>
-      <w:r>
-        <w:t xml:space="preserve"> </w:t>
-      </w:r>
-      <w:r>
-        <w:t xml:space="preserve">Every option before RULED OUT can replace the bold word and still make a sentence.</w:t>
-      </w:r>
-    </w:p>
-    <w:p>
-      <w:pPr>
-        <w:numPr>
-          <w:ilvl w:val="0"/>
-          <w:numId w:val="1071"/>
-        </w:numPr>
-        <w:pStyle w:val="Compact"/>
+        <w:t xml:space="preserve">Audit the notes too.</w:t>
+      </w:r>
+      <w:r>
+        <w:t xml:space="preserve"> </w:t>
+      </w:r>
+      <w:r>
+        <w:t xml:space="preserve">Every note that needs a rating has one. No note assumes one reading of another note. Every readings note lists every reading the form allows.</w:t>
+      </w:r>
+    </w:p>
+    <w:p>
+      <w:pPr>
+        <w:numPr>
+          <w:ilvl w:val="0"/>
+          <w:numId w:val="1069"/>
+        </w:numPr>
       </w:pPr>
       <w:r>
         <w:rPr>
           <w:bCs/>
           <w:b/>
         </w:rPr>
-        <w:t xml:space="preserve">Ratings.</w:t>
-      </w:r>
-      <w:r>
-        <w:t xml:space="preserve"> </w:t>
-      </w:r>
-      <w:r>
-        <w:t xml:space="preserve">Every rating passes its test (section 13). A rating that rests only on the lexicon’s order becomes Possible.</w:t>
-      </w:r>
-    </w:p>
-    <w:p>
-      <w:pPr>
-        <w:numPr>
-          <w:ilvl w:val="0"/>
-          <w:numId w:val="1071"/>
-        </w:numPr>
-        <w:pStyle w:val="Compact"/>
-      </w:pPr>
-      <w:r>
-        <w:rPr>
-          <w:bCs/>
-          <w:b/>
-        </w:rPr>
-        <w:t xml:space="preserve">Notes.</w:t>
-      </w:r>
-      <w:r>
-        <w:t xml:space="preserve"> </w:t>
-      </w:r>
-      <w:r>
-        <w:t xml:space="preserve">Every note that needs a rating has one. No note assumes one reading of another note. Every readings note lists every reading the form allows.</w:t>
-      </w:r>
-    </w:p>
-    <w:p>
-      <w:pPr>
-        <w:numPr>
-          <w:ilvl w:val="0"/>
-          <w:numId w:val="1071"/>
-        </w:numPr>
-        <w:pStyle w:val="Compact"/>
-      </w:pPr>
-      <w:r>
-        <w:rPr>
-          <w:bCs/>
-          <w:b/>
-        </w:rPr>
-        <w:t xml:space="preserve">Layout.</w:t>
-      </w:r>
-      <w:r>
-        <w:t xml:space="preserve"> </w:t>
-      </w:r>
-      <w:r>
-        <w:t xml:space="preserve">The reference line,</w:t>
-      </w:r>
-      <w:r>
-        <w:t xml:space="preserve"> </w:t>
-      </w:r>
-      <w:r>
-        <w:rPr>
-          <w:bCs/>
-          <w:b/>
-        </w:rPr>
-        <w:t xml:space="preserve">Notes</w:t>
-      </w:r>
-      <w:r>
-        <w:t xml:space="preserve">,</w:t>
-      </w:r>
-      <w:r>
-        <w:t xml:space="preserve"> </w:t>
-      </w:r>
-      <w:r>
-        <w:rPr>
-          <w:bCs/>
-          <w:b/>
-        </w:rPr>
-        <w:t xml:space="preserve">Quotes</w:t>
-      </w:r>
-      <w:r>
-        <w:t xml:space="preserve">, and</w:t>
-      </w:r>
-      <w:r>
-        <w:t xml:space="preserve"> </w:t>
-      </w:r>
-      <w:r>
-        <w:rPr>
-          <w:bCs/>
-          <w:b/>
-        </w:rPr>
-        <w:t xml:space="preserve">More information</w:t>
-      </w:r>
-      <w:r>
-        <w:t xml:space="preserve"> </w:t>
-      </w:r>
-      <w:r>
-        <w:t xml:space="preserve">are in place and in order.</w:t>
+        <w:t xml:space="preserve">Print the answer</w:t>
+      </w:r>
+      <w:r>
+        <w:t xml:space="preserve"> </w:t>
+      </w:r>
+      <w:r>
+        <w:t xml:space="preserve">without the braces and without the HIDDEN lines. Make the very last line of the answer the receipt the helper gives, for example:</w:t>
+      </w:r>
+      <w:r>
+        <w:t xml:space="preserve"> </w:t>
+      </w:r>
+      <w:r>
+        <w:rPr>
+          <w:rStyle w:val="VerbatimChar"/>
+        </w:rPr>
+        <w:t xml:space="preserve">Checked: 18 words on 17 lines.</w:t>
+      </w:r>
+      <w:r>
+        <w:t xml:space="preserve"> </w:t>
+      </w:r>
+      <w:r>
+        <w:t xml:space="preserve">Andrew uses that line to see that the check ran. Never print it unless the helper printed CHECK PASSED for this draft.</w:t>
+      </w:r>
+    </w:p>
+    <w:p>
+      <w:pPr>
+        <w:numPr>
+          <w:ilvl w:val="0"/>
+          <w:numId w:val="1069"/>
+        </w:numPr>
+      </w:pPr>
+      <w:r>
+        <w:t xml:space="preserve">If a fault could not be fixed, say so in one line above the receipt.</w:t>
+      </w:r>
+    </w:p>
+    <w:bookmarkEnd w:id="77"/>
+    <w:bookmarkStart w:id="78" w:name="working-style"/>
+    <w:p>
+      <w:pPr>
+        <w:pStyle w:val="Heading2"/>
+      </w:pPr>
+      <w:r>
+        <w:t xml:space="preserve">26. Working style</w:t>
+      </w:r>
+    </w:p>
+    <w:p>
+      <w:pPr>
+        <w:pStyle w:val="FirstParagraph"/>
+      </w:pPr>
+      <w:r>
+        <w:t xml:space="preserve">Andrew often sends a reference only, or a number, or a few letters. Proceed directly into the answer with no framing. He reads outputs closely and corrects inconsistencies, so apply every rule without exception. When Andrew pushes back on a rendering, test his suggestion against usage and grammar, and say plainly where he is right and where he is wrong.</w:t>
       </w:r>
     </w:p>
     <w:bookmarkEnd w:id="78"/>
     <w:bookmarkEnd w:id="79"/>
-    <w:bookmarkStart w:id="80" w:name="working-style"/>
-    <w:p>
-      <w:pPr>
-        <w:pStyle w:val="Heading2"/>
-      </w:pPr>
-      <w:r>
-        <w:t xml:space="preserve">26. Working style</w:t>
-      </w:r>
-    </w:p>
-    <w:p>
-      <w:pPr>
-        <w:pStyle w:val="FirstParagraph"/>
-      </w:pPr>
-      <w:r>
-        <w:t xml:space="preserve">Andrew often sends a reference only, or a number, or a few letters. Proceed directly into the answer with no framing. He reads outputs closely and corrects inconsistencies, so apply every rule without exception. When Andrew pushes back on a rendering, test his suggestion against usage and grammar, and say plainly where he is right and where he is wrong.</w:t>
-      </w:r>
-    </w:p>
-    <w:bookmarkEnd w:id="80"/>
-    <w:bookmarkEnd w:id="81"/>
     <w:sectPr/>
   </w:body>
 </w:document>
@@ -16263,36 +16278,6 @@
   </w:num>
   <w:num w:numId="1070">
     <w:abstractNumId w:val="991"/>
-  </w:num>
-  <w:num w:numId="1071">
-    <w:abstractNumId w:val="99411"/>
-    <w:lvlOverride w:ilvl="0">
-      <w:startOverride w:val="1"/>
-    </w:lvlOverride>
-    <w:lvlOverride w:ilvl="1">
-      <w:startOverride w:val="1"/>
-    </w:lvlOverride>
-    <w:lvlOverride w:ilvl="2">
-      <w:startOverride w:val="1"/>
-    </w:lvlOverride>
-    <w:lvlOverride w:ilvl="3">
-      <w:startOverride w:val="1"/>
-    </w:lvlOverride>
-    <w:lvlOverride w:ilvl="4">
-      <w:startOverride w:val="1"/>
-    </w:lvlOverride>
-    <w:lvlOverride w:ilvl="5">
-      <w:startOverride w:val="1"/>
-    </w:lvlOverride>
-    <w:lvlOverride w:ilvl="6">
-      <w:startOverride w:val="1"/>
-    </w:lvlOverride>
-    <w:lvlOverride w:ilvl="7">
-      <w:startOverride w:val="1"/>
-    </w:lvlOverride>
-    <w:lvlOverride w:ilvl="8">
-      <w:startOverride w:val="1"/>
-    </w:lvlOverride>
   </w:num>
 </w:numbering>
 </file>

--- a/biblical-translation-rules.docx
+++ b/biblical-translation-rules.docx
@@ -217,7 +217,7 @@
         <w:t xml:space="preserve">Version used: Claude Fable 5.1</w:t>
       </w:r>
       <w:r>
-        <w:t xml:space="preserve">).</w:t>
+        <w:t xml:space="preserve">). Print the name alone. Add no parentheses and no remark about how the name is known or whether it could differ.</w:t>
       </w:r>
     </w:p>
     <w:p>
@@ -1605,6 +1605,28 @@
     <w:p>
       <w:pPr>
         <w:numPr>
+          <w:ilvl w:val="1"/>
+          <w:numId w:val="1005"/>
+        </w:numPr>
+        <w:pStyle w:val="Compact"/>
+      </w:pPr>
+      <w:r>
+        <w:rPr>
+          <w:bCs/>
+          <w:b/>
+        </w:rPr>
+        <w:t xml:space="preserve">Never work from a report with a piece missing.</w:t>
+      </w:r>
+      <w:r>
+        <w:t xml:space="preserve"> </w:t>
+      </w:r>
+      <w:r>
+        <w:t xml:space="preserve">A long report can be cut in the middle when it is displayed. If any helper output shows a gap or a cut-off mark, send it to a file and read the missing lines before going on. Say so in one line if a part could not be read.</w:t>
+      </w:r>
+    </w:p>
+    <w:p>
+      <w:pPr>
+        <w:numPr>
           <w:ilvl w:val="0"/>
           <w:numId w:val="1004"/>
         </w:numPr>
@@ -1653,7 +1675,7 @@
       <w:pPr>
         <w:numPr>
           <w:ilvl w:val="0"/>
-          <w:numId w:val="1005"/>
+          <w:numId w:val="1006"/>
         </w:numPr>
         <w:pStyle w:val="Compact"/>
       </w:pPr>
@@ -1665,7 +1687,7 @@
       <w:pPr>
         <w:numPr>
           <w:ilvl w:val="0"/>
-          <w:numId w:val="1005"/>
+          <w:numId w:val="1006"/>
         </w:numPr>
         <w:pStyle w:val="Compact"/>
       </w:pPr>
@@ -1677,7 +1699,7 @@
       <w:pPr>
         <w:numPr>
           <w:ilvl w:val="0"/>
-          <w:numId w:val="1005"/>
+          <w:numId w:val="1006"/>
         </w:numPr>
         <w:pStyle w:val="Compact"/>
       </w:pPr>
@@ -1689,7 +1711,7 @@
       <w:pPr>
         <w:numPr>
           <w:ilvl w:val="0"/>
-          <w:numId w:val="1005"/>
+          <w:numId w:val="1006"/>
         </w:numPr>
         <w:pStyle w:val="Compact"/>
       </w:pPr>
@@ -1701,7 +1723,7 @@
       <w:pPr>
         <w:numPr>
           <w:ilvl w:val="0"/>
-          <w:numId w:val="1005"/>
+          <w:numId w:val="1006"/>
         </w:numPr>
         <w:pStyle w:val="Compact"/>
       </w:pPr>
@@ -1743,7 +1765,7 @@
       <w:pPr>
         <w:numPr>
           <w:ilvl w:val="0"/>
-          <w:numId w:val="1005"/>
+          <w:numId w:val="1006"/>
         </w:numPr>
         <w:pStyle w:val="Compact"/>
       </w:pPr>
@@ -1766,7 +1788,7 @@
       <w:pPr>
         <w:numPr>
           <w:ilvl w:val="0"/>
-          <w:numId w:val="1006"/>
+          <w:numId w:val="1007"/>
         </w:numPr>
         <w:pStyle w:val="Compact"/>
       </w:pPr>
@@ -1788,7 +1810,7 @@
       <w:pPr>
         <w:numPr>
           <w:ilvl w:val="0"/>
-          <w:numId w:val="1006"/>
+          <w:numId w:val="1007"/>
         </w:numPr>
         <w:pStyle w:val="Compact"/>
       </w:pPr>
@@ -1810,7 +1832,7 @@
       <w:pPr>
         <w:numPr>
           <w:ilvl w:val="0"/>
-          <w:numId w:val="1006"/>
+          <w:numId w:val="1007"/>
         </w:numPr>
         <w:pStyle w:val="Compact"/>
       </w:pPr>
@@ -1832,135 +1854,12 @@
       <w:pPr>
         <w:numPr>
           <w:ilvl w:val="1"/>
-          <w:numId w:val="1007"/>
+          <w:numId w:val="1008"/>
         </w:numPr>
         <w:pStyle w:val="Compact"/>
       </w:pPr>
       <w:r>
         <w:t xml:space="preserve">the rest of its own sentence;</w:t>
-      </w:r>
-    </w:p>
-    <w:p>
-      <w:pPr>
-        <w:numPr>
-          <w:ilvl w:val="1"/>
-          <w:numId w:val="1007"/>
-        </w:numPr>
-        <w:pStyle w:val="Compact"/>
-      </w:pPr>
-      <w:r>
-        <w:t xml:space="preserve">any verse holding a word it points back to (</w:t>
-      </w:r>
-      <w:r>
-        <w:t xml:space="preserve">“</w:t>
-      </w:r>
-      <w:r>
-        <w:t xml:space="preserve">who,</w:t>
-      </w:r>
-      <w:r>
-        <w:t xml:space="preserve">”</w:t>
-      </w:r>
-      <w:r>
-        <w:t xml:space="preserve"> </w:t>
-      </w:r>
-      <w:r>
-        <w:t xml:space="preserve">“</w:t>
-      </w:r>
-      <w:r>
-        <w:t xml:space="preserve">this</w:t>
-      </w:r>
-      <w:r>
-        <w:t xml:space="preserve">”</w:t>
-      </w:r>
-      <w:r>
-        <w:t xml:space="preserve">);</w:t>
-      </w:r>
-    </w:p>
-    <w:p>
-      <w:pPr>
-        <w:numPr>
-          <w:ilvl w:val="1"/>
-          <w:numId w:val="1007"/>
-        </w:numPr>
-        <w:pStyle w:val="Compact"/>
-      </w:pPr>
-      <w:r>
-        <w:t xml:space="preserve">any verse that gives its reason or support (often marked by</w:t>
-      </w:r>
-      <w:r>
-        <w:t xml:space="preserve"> </w:t>
-      </w:r>
-      <w:r>
-        <w:t xml:space="preserve">“</w:t>
-      </w:r>
-      <w:r>
-        <w:t xml:space="preserve">for</w:t>
-      </w:r>
-      <w:r>
-        <w:t xml:space="preserve">”</w:t>
-      </w:r>
-      <w:r>
-        <w:t xml:space="preserve">).</w:t>
-      </w:r>
-    </w:p>
-    <w:p>
-      <w:pPr>
-        <w:numPr>
-          <w:ilvl w:val="0"/>
-          <w:numId w:val="1006"/>
-        </w:numPr>
-        <w:pStyle w:val="Compact"/>
-      </w:pPr>
-      <w:r>
-        <w:t xml:space="preserve">Leave out verses that depend on the verse when it does not depend on them. Example: a claim that the verse supports.</w:t>
-      </w:r>
-    </w:p>
-    <w:p>
-      <w:pPr>
-        <w:numPr>
-          <w:ilvl w:val="0"/>
-          <w:numId w:val="1006"/>
-        </w:numPr>
-        <w:pStyle w:val="Compact"/>
-      </w:pPr>
-      <w:r>
-        <w:t xml:space="preserve">Never skip a verse in the middle. The whole thought runs unbroken from its first verse to its last.</w:t>
-      </w:r>
-    </w:p>
-    <w:p>
-      <w:pPr>
-        <w:numPr>
-          <w:ilvl w:val="0"/>
-          <w:numId w:val="1006"/>
-        </w:numPr>
-        <w:pStyle w:val="Compact"/>
-      </w:pPr>
-      <w:r>
-        <w:t xml:space="preserve">When the verse opens with a conclusion word (</w:t>
-      </w:r>
-      <w:r>
-        <w:t xml:space="preserve">“</w:t>
-      </w:r>
-      <w:r>
-        <w:t xml:space="preserve">therefore,</w:t>
-      </w:r>
-      <w:r>
-        <w:t xml:space="preserve">”</w:t>
-      </w:r>
-      <w:r>
-        <w:t xml:space="preserve"> </w:t>
-      </w:r>
-      <w:r>
-        <w:t xml:space="preserve">“</w:t>
-      </w:r>
-      <w:r>
-        <w:t xml:space="preserve">so then</w:t>
-      </w:r>
-      <w:r>
-        <w:t xml:space="preserve">”</w:t>
-      </w:r>
-      <w:r>
-        <w:t xml:space="preserve">), it depends on the argument before it.</w:t>
       </w:r>
     </w:p>
     <w:p>
@@ -1972,7 +1871,31 @@
         <w:pStyle w:val="Compact"/>
       </w:pPr>
       <w:r>
-        <w:t xml:space="preserve">If that argument is short and its limits are clear, it is part of the whole thought.</w:t>
+        <w:t xml:space="preserve">any verse holding a word it points back to (</w:t>
+      </w:r>
+      <w:r>
+        <w:t xml:space="preserve">“</w:t>
+      </w:r>
+      <w:r>
+        <w:t xml:space="preserve">who,</w:t>
+      </w:r>
+      <w:r>
+        <w:t xml:space="preserve">”</w:t>
+      </w:r>
+      <w:r>
+        <w:t xml:space="preserve"> </w:t>
+      </w:r>
+      <w:r>
+        <w:t xml:space="preserve">“</w:t>
+      </w:r>
+      <w:r>
+        <w:t xml:space="preserve">this</w:t>
+      </w:r>
+      <w:r>
+        <w:t xml:space="preserve">”</w:t>
+      </w:r>
+      <w:r>
+        <w:t xml:space="preserve">);</w:t>
       </w:r>
     </w:p>
     <w:p>
@@ -1984,6 +1907,105 @@
         <w:pStyle w:val="Compact"/>
       </w:pPr>
       <w:r>
+        <w:t xml:space="preserve">any verse that gives its reason or support (often marked by</w:t>
+      </w:r>
+      <w:r>
+        <w:t xml:space="preserve"> </w:t>
+      </w:r>
+      <w:r>
+        <w:t xml:space="preserve">“</w:t>
+      </w:r>
+      <w:r>
+        <w:t xml:space="preserve">for</w:t>
+      </w:r>
+      <w:r>
+        <w:t xml:space="preserve">”</w:t>
+      </w:r>
+      <w:r>
+        <w:t xml:space="preserve">).</w:t>
+      </w:r>
+    </w:p>
+    <w:p>
+      <w:pPr>
+        <w:numPr>
+          <w:ilvl w:val="0"/>
+          <w:numId w:val="1007"/>
+        </w:numPr>
+        <w:pStyle w:val="Compact"/>
+      </w:pPr>
+      <w:r>
+        <w:t xml:space="preserve">Leave out verses that depend on the verse when it does not depend on them. Example: a claim that the verse supports.</w:t>
+      </w:r>
+    </w:p>
+    <w:p>
+      <w:pPr>
+        <w:numPr>
+          <w:ilvl w:val="0"/>
+          <w:numId w:val="1007"/>
+        </w:numPr>
+        <w:pStyle w:val="Compact"/>
+      </w:pPr>
+      <w:r>
+        <w:t xml:space="preserve">Never skip a verse in the middle. The whole thought runs unbroken from its first verse to its last.</w:t>
+      </w:r>
+    </w:p>
+    <w:p>
+      <w:pPr>
+        <w:numPr>
+          <w:ilvl w:val="0"/>
+          <w:numId w:val="1007"/>
+        </w:numPr>
+        <w:pStyle w:val="Compact"/>
+      </w:pPr>
+      <w:r>
+        <w:t xml:space="preserve">When the verse opens with a conclusion word (</w:t>
+      </w:r>
+      <w:r>
+        <w:t xml:space="preserve">“</w:t>
+      </w:r>
+      <w:r>
+        <w:t xml:space="preserve">therefore,</w:t>
+      </w:r>
+      <w:r>
+        <w:t xml:space="preserve">”</w:t>
+      </w:r>
+      <w:r>
+        <w:t xml:space="preserve"> </w:t>
+      </w:r>
+      <w:r>
+        <w:t xml:space="preserve">“</w:t>
+      </w:r>
+      <w:r>
+        <w:t xml:space="preserve">so then</w:t>
+      </w:r>
+      <w:r>
+        <w:t xml:space="preserve">”</w:t>
+      </w:r>
+      <w:r>
+        <w:t xml:space="preserve">), it depends on the argument before it.</w:t>
+      </w:r>
+    </w:p>
+    <w:p>
+      <w:pPr>
+        <w:numPr>
+          <w:ilvl w:val="1"/>
+          <w:numId w:val="1009"/>
+        </w:numPr>
+        <w:pStyle w:val="Compact"/>
+      </w:pPr>
+      <w:r>
+        <w:t xml:space="preserve">If that argument is short and its limits are clear, it is part of the whole thought.</w:t>
+      </w:r>
+    </w:p>
+    <w:p>
+      <w:pPr>
+        <w:numPr>
+          <w:ilvl w:val="1"/>
+          <w:numId w:val="1009"/>
+        </w:numPr>
+        <w:pStyle w:val="Compact"/>
+      </w:pPr>
+      <w:r>
         <w:t xml:space="preserve">If it is long or its limits are disputed, the whole thought starts at the verse itself. Summarize the argument in one or two sentences in the Context line. When Andrew picks the whole thought from the menu, name the possible starting points, rate each, and offer to translate any of them.</w:t>
       </w:r>
     </w:p>
@@ -1991,7 +2013,7 @@
       <w:pPr>
         <w:numPr>
           <w:ilvl w:val="0"/>
-          <w:numId w:val="1006"/>
+          <w:numId w:val="1007"/>
         </w:numPr>
         <w:pStyle w:val="Compact"/>
       </w:pPr>
@@ -2082,7 +2104,7 @@
       <w:pPr>
         <w:numPr>
           <w:ilvl w:val="0"/>
-          <w:numId w:val="1006"/>
+          <w:numId w:val="1007"/>
         </w:numPr>
         <w:pStyle w:val="Compact"/>
       </w:pPr>
@@ -2104,7 +2126,7 @@
       <w:pPr>
         <w:numPr>
           <w:ilvl w:val="0"/>
-          <w:numId w:val="1006"/>
+          <w:numId w:val="1007"/>
         </w:numPr>
         <w:pStyle w:val="Compact"/>
       </w:pPr>
@@ -2136,7 +2158,7 @@
       <w:pPr>
         <w:numPr>
           <w:ilvl w:val="0"/>
-          <w:numId w:val="1009"/>
+          <w:numId w:val="1010"/>
         </w:numPr>
         <w:pStyle w:val="Compact"/>
       </w:pPr>
@@ -2158,7 +2180,7 @@
       <w:pPr>
         <w:numPr>
           <w:ilvl w:val="0"/>
-          <w:numId w:val="1009"/>
+          <w:numId w:val="1010"/>
         </w:numPr>
         <w:pStyle w:val="Compact"/>
       </w:pPr>
@@ -2189,7 +2211,7 @@
       <w:pPr>
         <w:numPr>
           <w:ilvl w:val="0"/>
-          <w:numId w:val="1009"/>
+          <w:numId w:val="1010"/>
         </w:numPr>
         <w:pStyle w:val="Compact"/>
       </w:pPr>
@@ -2211,7 +2233,7 @@
       <w:pPr>
         <w:numPr>
           <w:ilvl w:val="0"/>
-          <w:numId w:val="1009"/>
+          <w:numId w:val="1010"/>
         </w:numPr>
         <w:pStyle w:val="Compact"/>
       </w:pPr>
@@ -2250,7 +2272,7 @@
       <w:pPr>
         <w:numPr>
           <w:ilvl w:val="0"/>
-          <w:numId w:val="1010"/>
+          <w:numId w:val="1011"/>
         </w:numPr>
         <w:pStyle w:val="Compact"/>
       </w:pPr>
@@ -2262,7 +2284,7 @@
       <w:pPr>
         <w:numPr>
           <w:ilvl w:val="0"/>
-          <w:numId w:val="1010"/>
+          <w:numId w:val="1011"/>
         </w:numPr>
         <w:pStyle w:val="Compact"/>
       </w:pPr>
@@ -2274,7 +2296,7 @@
       <w:pPr>
         <w:numPr>
           <w:ilvl w:val="0"/>
-          <w:numId w:val="1010"/>
+          <w:numId w:val="1011"/>
         </w:numPr>
         <w:pStyle w:val="Compact"/>
       </w:pPr>
@@ -2365,7 +2387,7 @@
       <w:pPr>
         <w:numPr>
           <w:ilvl w:val="0"/>
-          <w:numId w:val="1010"/>
+          <w:numId w:val="1011"/>
         </w:numPr>
         <w:pStyle w:val="Compact"/>
       </w:pPr>
@@ -2377,7 +2399,7 @@
       <w:pPr>
         <w:numPr>
           <w:ilvl w:val="0"/>
-          <w:numId w:val="1010"/>
+          <w:numId w:val="1011"/>
         </w:numPr>
         <w:pStyle w:val="Compact"/>
       </w:pPr>
@@ -2389,7 +2411,7 @@
       <w:pPr>
         <w:numPr>
           <w:ilvl w:val="0"/>
-          <w:numId w:val="1010"/>
+          <w:numId w:val="1011"/>
         </w:numPr>
         <w:pStyle w:val="Compact"/>
       </w:pPr>
@@ -2421,7 +2443,7 @@
       <w:pPr>
         <w:numPr>
           <w:ilvl w:val="0"/>
-          <w:numId w:val="1011"/>
+          <w:numId w:val="1012"/>
         </w:numPr>
       </w:pPr>
       <w:r>
@@ -2432,7 +2454,7 @@
       <w:pPr>
         <w:numPr>
           <w:ilvl w:val="0"/>
-          <w:numId w:val="1011"/>
+          <w:numId w:val="1012"/>
         </w:numPr>
       </w:pPr>
       <w:r>
@@ -2457,7 +2479,7 @@
       <w:pPr>
         <w:numPr>
           <w:ilvl w:val="1"/>
-          <w:numId w:val="1012"/>
+          <w:numId w:val="1013"/>
         </w:numPr>
         <w:pStyle w:val="Compact"/>
       </w:pPr>
@@ -2469,7 +2491,7 @@
       <w:pPr>
         <w:numPr>
           <w:ilvl w:val="1"/>
-          <w:numId w:val="1012"/>
+          <w:numId w:val="1013"/>
         </w:numPr>
         <w:pStyle w:val="Compact"/>
       </w:pPr>
@@ -2500,40 +2522,40 @@
       <w:pPr>
         <w:numPr>
           <w:ilvl w:val="1"/>
+          <w:numId w:val="1013"/>
+        </w:numPr>
+        <w:pStyle w:val="Compact"/>
+      </w:pPr>
+      <w:r>
+        <w:t xml:space="preserve">A verb’s tag comes last, after an em dash:</w:t>
+      </w:r>
+      <w:r>
+        <w:t xml:space="preserve"> </w:t>
+      </w:r>
+      <w:r>
+        <w:rPr>
+          <w:rStyle w:val="VerbatimChar"/>
+        </w:rPr>
+        <w:t xml:space="preserve">3. **bore** — carried up — seen as a whole, in the past</w:t>
+      </w:r>
+      <w:r>
+        <w:t xml:space="preserve">. A verb with no other options has one dash:</w:t>
+      </w:r>
+      <w:r>
+        <w:t xml:space="preserve"> </w:t>
+      </w:r>
+      <w:r>
+        <w:rPr>
+          <w:rStyle w:val="VerbatimChar"/>
+        </w:rPr>
+        <w:t xml:space="preserve">14. **we live** — seen as a whole, with no time fixed</w:t>
+      </w:r>
+    </w:p>
+    <w:p>
+      <w:pPr>
+        <w:numPr>
+          <w:ilvl w:val="0"/>
           <w:numId w:val="1012"/>
-        </w:numPr>
-        <w:pStyle w:val="Compact"/>
-      </w:pPr>
-      <w:r>
-        <w:t xml:space="preserve">A verb’s tag comes last, after an em dash:</w:t>
-      </w:r>
-      <w:r>
-        <w:t xml:space="preserve"> </w:t>
-      </w:r>
-      <w:r>
-        <w:rPr>
-          <w:rStyle w:val="VerbatimChar"/>
-        </w:rPr>
-        <w:t xml:space="preserve">3. **bore** — carried up — seen as a whole, in the past</w:t>
-      </w:r>
-      <w:r>
-        <w:t xml:space="preserve">. A verb with no other options has one dash:</w:t>
-      </w:r>
-      <w:r>
-        <w:t xml:space="preserve"> </w:t>
-      </w:r>
-      <w:r>
-        <w:rPr>
-          <w:rStyle w:val="VerbatimChar"/>
-        </w:rPr>
-        <w:t xml:space="preserve">14. **we live** — seen as a whole, with no time fixed</w:t>
-      </w:r>
-    </w:p>
-    <w:p>
-      <w:pPr>
-        <w:numPr>
-          <w:ilvl w:val="0"/>
-          <w:numId w:val="1011"/>
         </w:numPr>
       </w:pPr>
       <w:r>
@@ -2614,7 +2636,7 @@
       <w:pPr>
         <w:numPr>
           <w:ilvl w:val="1"/>
-          <w:numId w:val="1013"/>
+          <w:numId w:val="1014"/>
         </w:numPr>
         <w:pStyle w:val="Compact"/>
       </w:pPr>
@@ -2720,7 +2742,7 @@
       <w:pPr>
         <w:numPr>
           <w:ilvl w:val="0"/>
-          <w:numId w:val="1011"/>
+          <w:numId w:val="1012"/>
         </w:numPr>
       </w:pPr>
       <w:r>
@@ -2892,7 +2914,7 @@
       <w:pPr>
         <w:numPr>
           <w:ilvl w:val="0"/>
-          <w:numId w:val="1011"/>
+          <w:numId w:val="1012"/>
         </w:numPr>
       </w:pPr>
       <w:r>
@@ -2907,7 +2929,7 @@
       <w:pPr>
         <w:numPr>
           <w:ilvl w:val="1"/>
-          <w:numId w:val="1014"/>
+          <w:numId w:val="1015"/>
         </w:numPr>
         <w:pStyle w:val="Compact"/>
       </w:pPr>
@@ -2961,7 +2983,7 @@
       <w:pPr>
         <w:numPr>
           <w:ilvl w:val="1"/>
-          <w:numId w:val="1014"/>
+          <w:numId w:val="1015"/>
         </w:numPr>
         <w:pStyle w:val="Compact"/>
       </w:pPr>
@@ -3013,7 +3035,7 @@
       <w:pPr>
         <w:numPr>
           <w:ilvl w:val="1"/>
-          <w:numId w:val="1014"/>
+          <w:numId w:val="1015"/>
         </w:numPr>
         <w:pStyle w:val="Compact"/>
       </w:pPr>
@@ -3037,7 +3059,7 @@
       <w:pPr>
         <w:numPr>
           <w:ilvl w:val="0"/>
-          <w:numId w:val="1011"/>
+          <w:numId w:val="1012"/>
         </w:numPr>
       </w:pPr>
       <w:r>
@@ -3048,7 +3070,7 @@
       <w:pPr>
         <w:numPr>
           <w:ilvl w:val="0"/>
-          <w:numId w:val="1011"/>
+          <w:numId w:val="1012"/>
         </w:numPr>
       </w:pPr>
       <w:r>
@@ -3059,7 +3081,7 @@
       <w:pPr>
         <w:numPr>
           <w:ilvl w:val="0"/>
-          <w:numId w:val="1011"/>
+          <w:numId w:val="1012"/>
         </w:numPr>
       </w:pPr>
       <w:r>
@@ -3070,7 +3092,7 @@
       <w:pPr>
         <w:numPr>
           <w:ilvl w:val="0"/>
-          <w:numId w:val="1011"/>
+          <w:numId w:val="1012"/>
         </w:numPr>
       </w:pPr>
       <w:r>
@@ -3099,7 +3121,7 @@
       <w:pPr>
         <w:numPr>
           <w:ilvl w:val="0"/>
-          <w:numId w:val="1015"/>
+          <w:numId w:val="1016"/>
         </w:numPr>
         <w:pStyle w:val="Compact"/>
       </w:pPr>
@@ -3193,7 +3215,7 @@
       <w:pPr>
         <w:numPr>
           <w:ilvl w:val="0"/>
-          <w:numId w:val="1015"/>
+          <w:numId w:val="1016"/>
         </w:numPr>
         <w:pStyle w:val="Compact"/>
       </w:pPr>
@@ -3323,7 +3345,7 @@
       <w:pPr>
         <w:numPr>
           <w:ilvl w:val="0"/>
-          <w:numId w:val="1015"/>
+          <w:numId w:val="1016"/>
         </w:numPr>
         <w:pStyle w:val="Compact"/>
       </w:pPr>
@@ -3376,12 +3398,30 @@
       <w:r>
         <w:t xml:space="preserve">it is not hidden: give it a line and a readings note (rule 15.1).</w:t>
       </w:r>
-    </w:p>
-    <w:p>
-      <w:pPr>
-        <w:numPr>
-          <w:ilvl w:val="0"/>
-          <w:numId w:val="1015"/>
+      <w:r>
+        <w:t xml:space="preserve"> </w:t>
+      </w:r>
+      <w:r>
+        <w:t xml:space="preserve">“</w:t>
+      </w:r>
+      <w:r>
+        <w:t xml:space="preserve">Quote marker</w:t>
+      </w:r>
+      <w:r>
+        <w:t xml:space="preserve">”</w:t>
+      </w:r>
+      <w:r>
+        <w:t xml:space="preserve"> </w:t>
+      </w:r>
+      <w:r>
+        <w:t xml:space="preserve">is a job the word does, not a meaning. Never list it as an option on a word line.</w:t>
+      </w:r>
+    </w:p>
+    <w:p>
+      <w:pPr>
+        <w:numPr>
+          <w:ilvl w:val="0"/>
+          <w:numId w:val="1016"/>
         </w:numPr>
         <w:pStyle w:val="Compact"/>
       </w:pPr>
@@ -3421,7 +3461,7 @@
       <w:pPr>
         <w:numPr>
           <w:ilvl w:val="0"/>
-          <w:numId w:val="1015"/>
+          <w:numId w:val="1016"/>
         </w:numPr>
         <w:pStyle w:val="Compact"/>
       </w:pPr>
@@ -3443,172 +3483,172 @@
       <w:pPr>
         <w:numPr>
           <w:ilvl w:val="1"/>
+          <w:numId w:val="1017"/>
+        </w:numPr>
+        <w:pStyle w:val="Compact"/>
+      </w:pPr>
+      <w:r>
+        <w:t xml:space="preserve">If it can stand as an English word (</w:t>
+      </w:r>
+      <w:r>
+        <w:t xml:space="preserve">“</w:t>
+      </w:r>
+      <w:r>
+        <w:t xml:space="preserve">indeed</w:t>
+      </w:r>
+      <w:r>
+        <w:t xml:space="preserve">”</w:t>
+      </w:r>
+      <w:r>
+        <w:t xml:space="preserve">), give it a normal line with its options.</w:t>
+      </w:r>
+    </w:p>
+    <w:p>
+      <w:pPr>
+        <w:numPr>
+          <w:ilvl w:val="1"/>
+          <w:numId w:val="1017"/>
+        </w:numPr>
+        <w:pStyle w:val="Compact"/>
+      </w:pPr>
+      <w:r>
+        <w:t xml:space="preserve">If its meaning can only show by changing a neighbor, it shares the neighbor’s line. Put the English it adds in pointy brackets:</w:t>
+      </w:r>
+      <w:r>
+        <w:t xml:space="preserve"> </w:t>
+      </w:r>
+      <w:r>
+        <w:rPr>
+          <w:rStyle w:val="VerbatimChar"/>
+        </w:rPr>
+        <w:t xml:space="preserve">15. **they &lt;would have&gt; repented** — seen as a whole, in the past</w:t>
+      </w:r>
+      <w:r>
+        <w:t xml:space="preserve">. The plain line reads</w:t>
+      </w:r>
+      <w:r>
+        <w:t xml:space="preserve"> </w:t>
+      </w:r>
+      <w:r>
+        <w:t xml:space="preserve">“</w:t>
+      </w:r>
+      <w:r>
+        <w:t xml:space="preserve">they would have repented,</w:t>
+      </w:r>
+      <w:r>
+        <w:t xml:space="preserve">”</w:t>
+      </w:r>
+      <w:r>
+        <w:t xml:space="preserve"> </w:t>
+      </w:r>
+      <w:r>
+        <w:t xml:space="preserve">with no brackets. When it adds no words, show its fuller sense as an option:</w:t>
+      </w:r>
+      <w:r>
+        <w:t xml:space="preserve"> </w:t>
+      </w:r>
+      <w:r>
+        <w:rPr>
+          <w:rStyle w:val="VerbatimChar"/>
+        </w:rPr>
+        <w:t xml:space="preserve">22. **until** — until whenever</w:t>
+      </w:r>
+    </w:p>
+    <w:p>
+      <w:pPr>
+        <w:numPr>
+          <w:ilvl w:val="1"/>
+          <w:numId w:val="1017"/>
+        </w:numPr>
+        <w:pStyle w:val="Compact"/>
+      </w:pPr>
+      <w:r>
+        <w:t xml:space="preserve">If English cannot show it at all, leave it out and write a one-line note that names its job:</w:t>
+      </w:r>
+      <w:r>
+        <w:t xml:space="preserve"> </w:t>
+      </w:r>
+      <w:r>
+        <w:t xml:space="preserve">“</w:t>
+      </w:r>
+      <w:r>
+        <w:t xml:space="preserve">Verse 1 — The Greek has a helper word after</w:t>
+      </w:r>
+      <w:r>
+        <w:t xml:space="preserve"> </w:t>
+      </w:r>
+      <w:r>
+        <w:t xml:space="preserve">‘</w:t>
+      </w:r>
+      <w:r>
+        <w:t xml:space="preserve">the</w:t>
+      </w:r>
+      <w:r>
+        <w:t xml:space="preserve">’</w:t>
+      </w:r>
+      <w:r>
+        <w:t xml:space="preserve"> </w:t>
+      </w:r>
+      <w:r>
+        <w:t xml:space="preserve">that signals a contrast is coming, like</w:t>
+      </w:r>
+      <w:r>
+        <w:t xml:space="preserve"> </w:t>
+      </w:r>
+      <w:r>
+        <w:t xml:space="preserve">‘</w:t>
+      </w:r>
+      <w:r>
+        <w:t xml:space="preserve">on the one hand.</w:t>
+      </w:r>
+      <w:r>
+        <w:t xml:space="preserve">’</w:t>
+      </w:r>
+      <w:r>
+        <w:t xml:space="preserve"> </w:t>
+      </w:r>
+      <w:r>
+        <w:t xml:space="preserve">English has no natural way to show it here.</w:t>
+      </w:r>
+      <w:r>
+        <w:t xml:space="preserve">”</w:t>
+      </w:r>
+    </w:p>
+    <w:p>
+      <w:pPr>
+        <w:numPr>
+          <w:ilvl w:val="0"/>
           <w:numId w:val="1016"/>
         </w:numPr>
         <w:pStyle w:val="Compact"/>
       </w:pPr>
       <w:r>
-        <w:t xml:space="preserve">If it can stand as an English word (</w:t>
-      </w:r>
-      <w:r>
-        <w:t xml:space="preserve">“</w:t>
-      </w:r>
-      <w:r>
-        <w:t xml:space="preserve">indeed</w:t>
-      </w:r>
-      <w:r>
-        <w:t xml:space="preserve">”</w:t>
-      </w:r>
-      <w:r>
-        <w:t xml:space="preserve">), give it a normal line with its options.</w:t>
-      </w:r>
-    </w:p>
-    <w:p>
-      <w:pPr>
-        <w:numPr>
-          <w:ilvl w:val="1"/>
+        <w:t xml:space="preserve">Square brackets are only for a hidden</w:t>
+      </w:r>
+      <w:r>
+        <w:t xml:space="preserve"> </w:t>
+      </w:r>
+      <w:r>
+        <w:t xml:space="preserve">“</w:t>
+      </w:r>
+      <w:r>
+        <w:t xml:space="preserve">the.</w:t>
+      </w:r>
+      <w:r>
+        <w:t xml:space="preserve">”</w:t>
+      </w:r>
+      <w:r>
+        <w:t xml:space="preserve"> </w:t>
+      </w:r>
+      <w:r>
+        <w:t xml:space="preserve">Pointy brackets are only for English that a helper word adds. Parentheses are only for grouping the pieces of one original word. Never mix them.</w:t>
+      </w:r>
+    </w:p>
+    <w:p>
+      <w:pPr>
+        <w:numPr>
+          <w:ilvl w:val="0"/>
           <w:numId w:val="1016"/>
-        </w:numPr>
-        <w:pStyle w:val="Compact"/>
-      </w:pPr>
-      <w:r>
-        <w:t xml:space="preserve">If its meaning can only show by changing a neighbor, it shares the neighbor’s line. Put the English it adds in pointy brackets:</w:t>
-      </w:r>
-      <w:r>
-        <w:t xml:space="preserve"> </w:t>
-      </w:r>
-      <w:r>
-        <w:rPr>
-          <w:rStyle w:val="VerbatimChar"/>
-        </w:rPr>
-        <w:t xml:space="preserve">15. **they &lt;would have&gt; repented** — seen as a whole, in the past</w:t>
-      </w:r>
-      <w:r>
-        <w:t xml:space="preserve">. The plain line reads</w:t>
-      </w:r>
-      <w:r>
-        <w:t xml:space="preserve"> </w:t>
-      </w:r>
-      <w:r>
-        <w:t xml:space="preserve">“</w:t>
-      </w:r>
-      <w:r>
-        <w:t xml:space="preserve">they would have repented,</w:t>
-      </w:r>
-      <w:r>
-        <w:t xml:space="preserve">”</w:t>
-      </w:r>
-      <w:r>
-        <w:t xml:space="preserve"> </w:t>
-      </w:r>
-      <w:r>
-        <w:t xml:space="preserve">with no brackets. When it adds no words, show its fuller sense as an option:</w:t>
-      </w:r>
-      <w:r>
-        <w:t xml:space="preserve"> </w:t>
-      </w:r>
-      <w:r>
-        <w:rPr>
-          <w:rStyle w:val="VerbatimChar"/>
-        </w:rPr>
-        <w:t xml:space="preserve">22. **until** — until whenever</w:t>
-      </w:r>
-    </w:p>
-    <w:p>
-      <w:pPr>
-        <w:numPr>
-          <w:ilvl w:val="1"/>
-          <w:numId w:val="1016"/>
-        </w:numPr>
-        <w:pStyle w:val="Compact"/>
-      </w:pPr>
-      <w:r>
-        <w:t xml:space="preserve">If English cannot show it at all, leave it out and write a one-line note that names its job:</w:t>
-      </w:r>
-      <w:r>
-        <w:t xml:space="preserve"> </w:t>
-      </w:r>
-      <w:r>
-        <w:t xml:space="preserve">“</w:t>
-      </w:r>
-      <w:r>
-        <w:t xml:space="preserve">Verse 1 — The Greek has a helper word after</w:t>
-      </w:r>
-      <w:r>
-        <w:t xml:space="preserve"> </w:t>
-      </w:r>
-      <w:r>
-        <w:t xml:space="preserve">‘</w:t>
-      </w:r>
-      <w:r>
-        <w:t xml:space="preserve">the</w:t>
-      </w:r>
-      <w:r>
-        <w:t xml:space="preserve">’</w:t>
-      </w:r>
-      <w:r>
-        <w:t xml:space="preserve"> </w:t>
-      </w:r>
-      <w:r>
-        <w:t xml:space="preserve">that signals a contrast is coming, like</w:t>
-      </w:r>
-      <w:r>
-        <w:t xml:space="preserve"> </w:t>
-      </w:r>
-      <w:r>
-        <w:t xml:space="preserve">‘</w:t>
-      </w:r>
-      <w:r>
-        <w:t xml:space="preserve">on the one hand.</w:t>
-      </w:r>
-      <w:r>
-        <w:t xml:space="preserve">’</w:t>
-      </w:r>
-      <w:r>
-        <w:t xml:space="preserve"> </w:t>
-      </w:r>
-      <w:r>
-        <w:t xml:space="preserve">English has no natural way to show it here.</w:t>
-      </w:r>
-      <w:r>
-        <w:t xml:space="preserve">”</w:t>
-      </w:r>
-    </w:p>
-    <w:p>
-      <w:pPr>
-        <w:numPr>
-          <w:ilvl w:val="0"/>
-          <w:numId w:val="1015"/>
-        </w:numPr>
-        <w:pStyle w:val="Compact"/>
-      </w:pPr>
-      <w:r>
-        <w:t xml:space="preserve">Square brackets are only for a hidden</w:t>
-      </w:r>
-      <w:r>
-        <w:t xml:space="preserve"> </w:t>
-      </w:r>
-      <w:r>
-        <w:t xml:space="preserve">“</w:t>
-      </w:r>
-      <w:r>
-        <w:t xml:space="preserve">the.</w:t>
-      </w:r>
-      <w:r>
-        <w:t xml:space="preserve">”</w:t>
-      </w:r>
-      <w:r>
-        <w:t xml:space="preserve"> </w:t>
-      </w:r>
-      <w:r>
-        <w:t xml:space="preserve">Pointy brackets are only for English that a helper word adds. Parentheses are only for grouping the pieces of one original word. Never mix them.</w:t>
-      </w:r>
-    </w:p>
-    <w:p>
-      <w:pPr>
-        <w:numPr>
-          <w:ilvl w:val="0"/>
-          <w:numId w:val="1015"/>
         </w:numPr>
         <w:pStyle w:val="Compact"/>
       </w:pPr>
@@ -3640,7 +3680,7 @@
       <w:pPr>
         <w:numPr>
           <w:ilvl w:val="0"/>
-          <w:numId w:val="1017"/>
+          <w:numId w:val="1018"/>
         </w:numPr>
       </w:pPr>
       <w:r>
@@ -3651,7 +3691,7 @@
       <w:pPr>
         <w:numPr>
           <w:ilvl w:val="0"/>
-          <w:numId w:val="1017"/>
+          <w:numId w:val="1018"/>
         </w:numPr>
       </w:pPr>
       <w:r>
@@ -3684,7 +3724,7 @@
       <w:pPr>
         <w:numPr>
           <w:ilvl w:val="0"/>
-          <w:numId w:val="1017"/>
+          <w:numId w:val="1018"/>
         </w:numPr>
       </w:pPr>
       <w:r>
@@ -3719,7 +3759,7 @@
       <w:pPr>
         <w:numPr>
           <w:ilvl w:val="0"/>
-          <w:numId w:val="1017"/>
+          <w:numId w:val="1018"/>
         </w:numPr>
       </w:pPr>
       <w:r>
@@ -3730,272 +3770,272 @@
       <w:pPr>
         <w:numPr>
           <w:ilvl w:val="1"/>
+          <w:numId w:val="1019"/>
+        </w:numPr>
+        <w:pStyle w:val="Compact"/>
+      </w:pPr>
+      <w:r>
+        <w:t xml:space="preserve">The bold word is the one used in the plain line. It must always appear again inside its own tier.</w:t>
+      </w:r>
+    </w:p>
+    <w:p>
+      <w:pPr>
+        <w:numPr>
+          <w:ilvl w:val="1"/>
+          <w:numId w:val="1019"/>
+        </w:numPr>
+        <w:pStyle w:val="Compact"/>
+      </w:pPr>
+      <w:r>
+        <w:t xml:space="preserve">Options in the same tier are about equally valid on the evidence. Order inside a tier carries no weight.</w:t>
+      </w:r>
+    </w:p>
+    <w:p>
+      <w:pPr>
+        <w:numPr>
+          <w:ilvl w:val="1"/>
+          <w:numId w:val="1019"/>
+        </w:numPr>
+        <w:pStyle w:val="Compact"/>
+      </w:pPr>
+      <w:r>
+        <w:t xml:space="preserve">When the top tier holds several options, use the most natural English in the plain line. That choice is about English, not evidence.</w:t>
+      </w:r>
+    </w:p>
+    <w:p>
+      <w:pPr>
+        <w:numPr>
+          <w:ilvl w:val="1"/>
+          <w:numId w:val="1019"/>
+        </w:numPr>
+        <w:pStyle w:val="Compact"/>
+      </w:pPr>
+      <w:r>
+        <w:t xml:space="preserve">If one option clearly leads, give it a tier of its own:</w:t>
+      </w:r>
+      <w:r>
+        <w:t xml:space="preserve"> </w:t>
+      </w:r>
+      <w:r>
+        <w:rPr>
+          <w:rStyle w:val="VerbatimChar"/>
+        </w:rPr>
+        <w:t xml:space="preserve">STRONG: bore; UNLIKELY: took away</w:t>
+      </w:r>
+      <w:r>
+        <w:t xml:space="preserve">. When an option is STRONG, no other option can be LIKELY.</w:t>
+      </w:r>
+    </w:p>
+    <w:p>
+      <w:pPr>
+        <w:numPr>
+          <w:ilvl w:val="1"/>
+          <w:numId w:val="1019"/>
+        </w:numPr>
+        <w:pStyle w:val="Compact"/>
+      </w:pPr>
+      <w:r>
+        <w:t xml:space="preserve">Leave out empty tiers.</w:t>
+      </w:r>
+    </w:p>
+    <w:p>
+      <w:pPr>
+        <w:numPr>
+          <w:ilvl w:val="1"/>
+          <w:numId w:val="1019"/>
+        </w:numPr>
+        <w:pStyle w:val="Compact"/>
+      </w:pPr>
+      <w:r>
+        <w:t xml:space="preserve">Everything before RULED OUT must be able to replace the bold word so that the sentence still reads correctly. Nothing after it can.</w:t>
+      </w:r>
+    </w:p>
+    <w:p>
+      <w:pPr>
+        <w:numPr>
+          <w:ilvl w:val="0"/>
           <w:numId w:val="1018"/>
         </w:numPr>
-        <w:pStyle w:val="Compact"/>
-      </w:pPr>
-      <w:r>
-        <w:t xml:space="preserve">The bold word is the one used in the plain line. It must always appear again inside its own tier.</w:t>
-      </w:r>
-    </w:p>
-    <w:p>
-      <w:pPr>
-        <w:numPr>
-          <w:ilvl w:val="1"/>
+      </w:pPr>
+      <w:r>
+        <w:t xml:space="preserve">A lens move keeps its true tier. Mark the moved reading † on the bold word, inside its tier, and in its note (section 12):</w:t>
+      </w:r>
+      <w:r>
+        <w:t xml:space="preserve"> </w:t>
+      </w:r>
+      <w:r>
+        <w:rPr>
+          <w:rStyle w:val="VerbatimChar"/>
+        </w:rPr>
+        <w:t xml:space="preserve">22. **were turned back†** — LIKELY: turned back | returned; POSSIBLE: were turned back†</w:t>
+      </w:r>
+    </w:p>
+    <w:p>
+      <w:pPr>
+        <w:numPr>
+          <w:ilvl w:val="0"/>
           <w:numId w:val="1018"/>
         </w:numPr>
-        <w:pStyle w:val="Compact"/>
-      </w:pPr>
-      <w:r>
-        <w:t xml:space="preserve">Options in the same tier are about equally valid on the evidence. Order inside a tier carries no weight.</w:t>
-      </w:r>
-    </w:p>
-    <w:p>
-      <w:pPr>
-        <w:numPr>
-          <w:ilvl w:val="1"/>
+      </w:pPr>
+      <w:r>
+        <w:t xml:space="preserve">This format covers every kind of word, including prepositions, conjunctions, and small connecting words.</w:t>
+      </w:r>
+    </w:p>
+    <w:p>
+      <w:pPr>
+        <w:numPr>
+          <w:ilvl w:val="0"/>
           <w:numId w:val="1018"/>
         </w:numPr>
-        <w:pStyle w:val="Compact"/>
-      </w:pPr>
-      <w:r>
-        <w:t xml:space="preserve">When the top tier holds several options, use the most natural English in the plain line. That choice is about English, not evidence.</w:t>
-      </w:r>
-    </w:p>
-    <w:p>
-      <w:pPr>
-        <w:numPr>
-          <w:ilvl w:val="1"/>
+      </w:pPr>
+      <w:r>
+        <w:t xml:space="preserve">When English must supply</w:t>
+      </w:r>
+      <w:r>
+        <w:t xml:space="preserve"> </w:t>
+      </w:r>
+      <w:r>
+        <w:t xml:space="preserve">“</w:t>
+      </w:r>
+      <w:r>
+        <w:t xml:space="preserve">of,</w:t>
+      </w:r>
+      <w:r>
+        <w:t xml:space="preserve">”</w:t>
+      </w:r>
+      <w:r>
+        <w:t xml:space="preserve"> </w:t>
+      </w:r>
+      <w:r>
+        <w:t xml:space="preserve">“</w:t>
+      </w:r>
+      <w:r>
+        <w:t xml:space="preserve">for,</w:t>
+      </w:r>
+      <w:r>
+        <w:t xml:space="preserve">”</w:t>
+      </w:r>
+      <w:r>
+        <w:t xml:space="preserve"> </w:t>
+      </w:r>
+      <w:r>
+        <w:t xml:space="preserve">“</w:t>
+      </w:r>
+      <w:r>
+        <w:t xml:space="preserve">to,</w:t>
+      </w:r>
+      <w:r>
+        <w:t xml:space="preserve">”</w:t>
+      </w:r>
+      <w:r>
+        <w:t xml:space="preserve"> </w:t>
+      </w:r>
+      <w:r>
+        <w:t xml:space="preserve">“</w:t>
+      </w:r>
+      <w:r>
+        <w:t xml:space="preserve">by,</w:t>
+      </w:r>
+      <w:r>
+        <w:t xml:space="preserve">”</w:t>
+      </w:r>
+      <w:r>
+        <w:t xml:space="preserve"> </w:t>
+      </w:r>
+      <w:r>
+        <w:t xml:space="preserve">or a similar word because the original shows the relationship by a word’s ending, that word is a piece of the original word (rule 6.10). Give it its own line and its own options, in tiers when the meanings differ.</w:t>
+      </w:r>
+    </w:p>
+    <w:p>
+      <w:pPr>
+        <w:numPr>
+          <w:ilvl w:val="0"/>
           <w:numId w:val="1018"/>
         </w:numPr>
-        <w:pStyle w:val="Compact"/>
-      </w:pPr>
-      <w:r>
-        <w:t xml:space="preserve">If one option clearly leads, give it a tier of its own:</w:t>
-      </w:r>
-      <w:r>
-        <w:t xml:space="preserve"> </w:t>
-      </w:r>
-      <w:r>
-        <w:rPr>
-          <w:rStyle w:val="VerbatimChar"/>
-        </w:rPr>
-        <w:t xml:space="preserve">STRONG: bore; UNLIKELY: took away</w:t>
-      </w:r>
-      <w:r>
-        <w:t xml:space="preserve">. When an option is STRONG, no other option can be LIKELY.</w:t>
-      </w:r>
-    </w:p>
-    <w:p>
-      <w:pPr>
-        <w:numPr>
-          <w:ilvl w:val="1"/>
+      </w:pPr>
+      <w:r>
+        <w:t xml:space="preserve">An</w:t>
+      </w:r>
+      <w:r>
+        <w:t xml:space="preserve"> </w:t>
+      </w:r>
+      <w:r>
+        <w:t xml:space="preserve">“</w:t>
+      </w:r>
+      <w:r>
+        <w:t xml:space="preserve">of</w:t>
+      </w:r>
+      <w:r>
+        <w:t xml:space="preserve">”</w:t>
+      </w:r>
+      <w:r>
+        <w:t xml:space="preserve"> </w:t>
+      </w:r>
+      <w:r>
+        <w:t xml:space="preserve">phrase that can run two ways (</w:t>
+      </w:r>
+      <w:r>
+        <w:t xml:space="preserve">“</w:t>
+      </w:r>
+      <w:r>
+        <w:t xml:space="preserve">the obedience of Christ</w:t>
+      </w:r>
+      <w:r>
+        <w:t xml:space="preserve">”</w:t>
+      </w:r>
+      <w:r>
+        <w:t xml:space="preserve">: Christ’s own, or given to Christ) gets a readings note (rule 15.1). Do not put whole readings on the</w:t>
+      </w:r>
+      <w:r>
+        <w:t xml:space="preserve"> </w:t>
+      </w:r>
+      <w:r>
+        <w:t xml:space="preserve">“</w:t>
+      </w:r>
+      <w:r>
+        <w:t xml:space="preserve">of</w:t>
+      </w:r>
+      <w:r>
+        <w:t xml:space="preserve">”</w:t>
+      </w:r>
+      <w:r>
+        <w:t xml:space="preserve"> </w:t>
+      </w:r>
+      <w:r>
+        <w:t xml:space="preserve">line.</w:t>
+      </w:r>
+    </w:p>
+    <w:p>
+      <w:pPr>
+        <w:numPr>
+          <w:ilvl w:val="0"/>
           <w:numId w:val="1018"/>
         </w:numPr>
-        <w:pStyle w:val="Compact"/>
-      </w:pPr>
-      <w:r>
-        <w:t xml:space="preserve">Leave out empty tiers.</w:t>
-      </w:r>
-    </w:p>
-    <w:p>
-      <w:pPr>
-        <w:numPr>
-          <w:ilvl w:val="1"/>
+      </w:pPr>
+      <w:r>
+        <w:t xml:space="preserve">When a phrase is an idiom, put the literal words in bold and the sense after the dash, marked</w:t>
+      </w:r>
+      <w:r>
+        <w:t xml:space="preserve"> </w:t>
+      </w:r>
+      <w:r>
+        <w:t xml:space="preserve">“</w:t>
+      </w:r>
+      <w:r>
+        <w:t xml:space="preserve">idiom:</w:t>
+      </w:r>
+      <w:r>
+        <w:t xml:space="preserve">”</w:t>
+      </w:r>
+      <w:r>
+        <w:t xml:space="preserve">.</w:t>
+      </w:r>
+    </w:p>
+    <w:p>
+      <w:pPr>
+        <w:numPr>
+          <w:ilvl w:val="0"/>
           <w:numId w:val="1018"/>
-        </w:numPr>
-        <w:pStyle w:val="Compact"/>
-      </w:pPr>
-      <w:r>
-        <w:t xml:space="preserve">Everything before RULED OUT must be able to replace the bold word so that the sentence still reads correctly. Nothing after it can.</w:t>
-      </w:r>
-    </w:p>
-    <w:p>
-      <w:pPr>
-        <w:numPr>
-          <w:ilvl w:val="0"/>
-          <w:numId w:val="1017"/>
-        </w:numPr>
-      </w:pPr>
-      <w:r>
-        <w:t xml:space="preserve">A lens move keeps its true tier. Mark the moved reading † on the bold word, inside its tier, and in its note (section 12):</w:t>
-      </w:r>
-      <w:r>
-        <w:t xml:space="preserve"> </w:t>
-      </w:r>
-      <w:r>
-        <w:rPr>
-          <w:rStyle w:val="VerbatimChar"/>
-        </w:rPr>
-        <w:t xml:space="preserve">22. **were turned back†** — LIKELY: turned back | returned; POSSIBLE: were turned back†</w:t>
-      </w:r>
-    </w:p>
-    <w:p>
-      <w:pPr>
-        <w:numPr>
-          <w:ilvl w:val="0"/>
-          <w:numId w:val="1017"/>
-        </w:numPr>
-      </w:pPr>
-      <w:r>
-        <w:t xml:space="preserve">This format covers every kind of word, including prepositions, conjunctions, and small connecting words.</w:t>
-      </w:r>
-    </w:p>
-    <w:p>
-      <w:pPr>
-        <w:numPr>
-          <w:ilvl w:val="0"/>
-          <w:numId w:val="1017"/>
-        </w:numPr>
-      </w:pPr>
-      <w:r>
-        <w:t xml:space="preserve">When English must supply</w:t>
-      </w:r>
-      <w:r>
-        <w:t xml:space="preserve"> </w:t>
-      </w:r>
-      <w:r>
-        <w:t xml:space="preserve">“</w:t>
-      </w:r>
-      <w:r>
-        <w:t xml:space="preserve">of,</w:t>
-      </w:r>
-      <w:r>
-        <w:t xml:space="preserve">”</w:t>
-      </w:r>
-      <w:r>
-        <w:t xml:space="preserve"> </w:t>
-      </w:r>
-      <w:r>
-        <w:t xml:space="preserve">“</w:t>
-      </w:r>
-      <w:r>
-        <w:t xml:space="preserve">for,</w:t>
-      </w:r>
-      <w:r>
-        <w:t xml:space="preserve">”</w:t>
-      </w:r>
-      <w:r>
-        <w:t xml:space="preserve"> </w:t>
-      </w:r>
-      <w:r>
-        <w:t xml:space="preserve">“</w:t>
-      </w:r>
-      <w:r>
-        <w:t xml:space="preserve">to,</w:t>
-      </w:r>
-      <w:r>
-        <w:t xml:space="preserve">”</w:t>
-      </w:r>
-      <w:r>
-        <w:t xml:space="preserve"> </w:t>
-      </w:r>
-      <w:r>
-        <w:t xml:space="preserve">“</w:t>
-      </w:r>
-      <w:r>
-        <w:t xml:space="preserve">by,</w:t>
-      </w:r>
-      <w:r>
-        <w:t xml:space="preserve">”</w:t>
-      </w:r>
-      <w:r>
-        <w:t xml:space="preserve"> </w:t>
-      </w:r>
-      <w:r>
-        <w:t xml:space="preserve">or a similar word because the original shows the relationship by a word’s ending, that word is a piece of the original word (rule 6.10). Give it its own line and its own options, in tiers when the meanings differ.</w:t>
-      </w:r>
-    </w:p>
-    <w:p>
-      <w:pPr>
-        <w:numPr>
-          <w:ilvl w:val="0"/>
-          <w:numId w:val="1017"/>
-        </w:numPr>
-      </w:pPr>
-      <w:r>
-        <w:t xml:space="preserve">An</w:t>
-      </w:r>
-      <w:r>
-        <w:t xml:space="preserve"> </w:t>
-      </w:r>
-      <w:r>
-        <w:t xml:space="preserve">“</w:t>
-      </w:r>
-      <w:r>
-        <w:t xml:space="preserve">of</w:t>
-      </w:r>
-      <w:r>
-        <w:t xml:space="preserve">”</w:t>
-      </w:r>
-      <w:r>
-        <w:t xml:space="preserve"> </w:t>
-      </w:r>
-      <w:r>
-        <w:t xml:space="preserve">phrase that can run two ways (</w:t>
-      </w:r>
-      <w:r>
-        <w:t xml:space="preserve">“</w:t>
-      </w:r>
-      <w:r>
-        <w:t xml:space="preserve">the obedience of Christ</w:t>
-      </w:r>
-      <w:r>
-        <w:t xml:space="preserve">”</w:t>
-      </w:r>
-      <w:r>
-        <w:t xml:space="preserve">: Christ’s own, or given to Christ) gets a readings note (rule 15.1). Do not put whole readings on the</w:t>
-      </w:r>
-      <w:r>
-        <w:t xml:space="preserve"> </w:t>
-      </w:r>
-      <w:r>
-        <w:t xml:space="preserve">“</w:t>
-      </w:r>
-      <w:r>
-        <w:t xml:space="preserve">of</w:t>
-      </w:r>
-      <w:r>
-        <w:t xml:space="preserve">”</w:t>
-      </w:r>
-      <w:r>
-        <w:t xml:space="preserve"> </w:t>
-      </w:r>
-      <w:r>
-        <w:t xml:space="preserve">line.</w:t>
-      </w:r>
-    </w:p>
-    <w:p>
-      <w:pPr>
-        <w:numPr>
-          <w:ilvl w:val="0"/>
-          <w:numId w:val="1017"/>
-        </w:numPr>
-      </w:pPr>
-      <w:r>
-        <w:t xml:space="preserve">When a phrase is an idiom, put the literal words in bold and the sense after the dash, marked</w:t>
-      </w:r>
-      <w:r>
-        <w:t xml:space="preserve"> </w:t>
-      </w:r>
-      <w:r>
-        <w:t xml:space="preserve">“</w:t>
-      </w:r>
-      <w:r>
-        <w:t xml:space="preserve">idiom:</w:t>
-      </w:r>
-      <w:r>
-        <w:t xml:space="preserve">”</w:t>
-      </w:r>
-      <w:r>
-        <w:t xml:space="preserve">.</w:t>
-      </w:r>
-    </w:p>
-    <w:p>
-      <w:pPr>
-        <w:numPr>
-          <w:ilvl w:val="0"/>
-          <w:numId w:val="1017"/>
         </w:numPr>
       </w:pPr>
       <w:r>
@@ -4016,7 +4056,7 @@
       <w:pPr>
         <w:numPr>
           <w:ilvl w:val="0"/>
-          <w:numId w:val="1019"/>
+          <w:numId w:val="1020"/>
         </w:numPr>
         <w:pStyle w:val="Compact"/>
       </w:pPr>
@@ -4038,7 +4078,7 @@
       <w:pPr>
         <w:numPr>
           <w:ilvl w:val="0"/>
-          <w:numId w:val="1019"/>
+          <w:numId w:val="1020"/>
         </w:numPr>
         <w:pStyle w:val="Compact"/>
       </w:pPr>
@@ -4050,31 +4090,31 @@
       <w:pPr>
         <w:numPr>
           <w:ilvl w:val="1"/>
+          <w:numId w:val="1021"/>
+        </w:numPr>
+        <w:pStyle w:val="Compact"/>
+      </w:pPr>
+      <w:r>
+        <w:t xml:space="preserve">the forms of the surrounding words do not allow it, or</w:t>
+      </w:r>
+    </w:p>
+    <w:p>
+      <w:pPr>
+        <w:numPr>
+          <w:ilvl w:val="1"/>
+          <w:numId w:val="1021"/>
+        </w:numPr>
+        <w:pStyle w:val="Compact"/>
+      </w:pPr>
+      <w:r>
+        <w:t xml:space="preserve">it cannot combine with the words around it to make a sentence.</w:t>
+      </w:r>
+    </w:p>
+    <w:p>
+      <w:pPr>
+        <w:numPr>
+          <w:ilvl w:val="0"/>
           <w:numId w:val="1020"/>
-        </w:numPr>
-        <w:pStyle w:val="Compact"/>
-      </w:pPr>
-      <w:r>
-        <w:t xml:space="preserve">the forms of the surrounding words do not allow it, or</w:t>
-      </w:r>
-    </w:p>
-    <w:p>
-      <w:pPr>
-        <w:numPr>
-          <w:ilvl w:val="1"/>
-          <w:numId w:val="1020"/>
-        </w:numPr>
-        <w:pStyle w:val="Compact"/>
-      </w:pPr>
-      <w:r>
-        <w:t xml:space="preserve">it cannot combine with the words around it to make a sentence.</w:t>
-      </w:r>
-    </w:p>
-    <w:p>
-      <w:pPr>
-        <w:numPr>
-          <w:ilvl w:val="0"/>
-          <w:numId w:val="1019"/>
         </w:numPr>
         <w:pStyle w:val="Compact"/>
       </w:pPr>
@@ -4096,7 +4136,7 @@
       <w:pPr>
         <w:numPr>
           <w:ilvl w:val="1"/>
-          <w:numId w:val="1021"/>
+          <w:numId w:val="1022"/>
         </w:numPr>
         <w:pStyle w:val="Compact"/>
       </w:pPr>
@@ -4118,7 +4158,7 @@
       <w:pPr>
         <w:numPr>
           <w:ilvl w:val="1"/>
-          <w:numId w:val="1021"/>
+          <w:numId w:val="1022"/>
         </w:numPr>
         <w:pStyle w:val="Compact"/>
       </w:pPr>
@@ -4148,7 +4188,7 @@
       <w:pPr>
         <w:numPr>
           <w:ilvl w:val="0"/>
-          <w:numId w:val="1019"/>
+          <w:numId w:val="1020"/>
         </w:numPr>
         <w:pStyle w:val="Compact"/>
       </w:pPr>
@@ -4160,7 +4200,7 @@
       <w:pPr>
         <w:numPr>
           <w:ilvl w:val="0"/>
-          <w:numId w:val="1019"/>
+          <w:numId w:val="1020"/>
         </w:numPr>
         <w:pStyle w:val="Compact"/>
       </w:pPr>
@@ -4172,7 +4212,7 @@
       <w:pPr>
         <w:numPr>
           <w:ilvl w:val="0"/>
-          <w:numId w:val="1019"/>
+          <w:numId w:val="1020"/>
         </w:numPr>
         <w:pStyle w:val="Compact"/>
       </w:pPr>
@@ -4194,7 +4234,7 @@
       <w:pPr>
         <w:numPr>
           <w:ilvl w:val="0"/>
-          <w:numId w:val="1022"/>
+          <w:numId w:val="1023"/>
         </w:numPr>
         <w:pStyle w:val="Compact"/>
       </w:pPr>
@@ -4206,7 +4246,7 @@
       <w:pPr>
         <w:numPr>
           <w:ilvl w:val="0"/>
-          <w:numId w:val="1022"/>
+          <w:numId w:val="1023"/>
         </w:numPr>
         <w:pStyle w:val="Compact"/>
       </w:pPr>
@@ -4230,7 +4270,7 @@
       <w:pPr>
         <w:numPr>
           <w:ilvl w:val="0"/>
-          <w:numId w:val="1022"/>
+          <w:numId w:val="1023"/>
         </w:numPr>
         <w:pStyle w:val="Compact"/>
       </w:pPr>
@@ -4242,7 +4282,7 @@
       <w:pPr>
         <w:numPr>
           <w:ilvl w:val="0"/>
-          <w:numId w:val="1022"/>
+          <w:numId w:val="1023"/>
         </w:numPr>
         <w:pStyle w:val="Compact"/>
       </w:pPr>
@@ -4254,7 +4294,7 @@
       <w:pPr>
         <w:numPr>
           <w:ilvl w:val="0"/>
-          <w:numId w:val="1022"/>
+          <w:numId w:val="1023"/>
         </w:numPr>
         <w:pStyle w:val="Compact"/>
       </w:pPr>
@@ -4266,7 +4306,7 @@
       <w:pPr>
         <w:numPr>
           <w:ilvl w:val="0"/>
-          <w:numId w:val="1022"/>
+          <w:numId w:val="1023"/>
         </w:numPr>
         <w:pStyle w:val="Compact"/>
       </w:pPr>
@@ -4299,7 +4339,7 @@
       <w:pPr>
         <w:numPr>
           <w:ilvl w:val="0"/>
-          <w:numId w:val="1023"/>
+          <w:numId w:val="1024"/>
         </w:numPr>
         <w:pStyle w:val="Compact"/>
       </w:pPr>
@@ -4311,7 +4351,7 @@
       <w:pPr>
         <w:numPr>
           <w:ilvl w:val="0"/>
-          <w:numId w:val="1023"/>
+          <w:numId w:val="1024"/>
         </w:numPr>
         <w:pStyle w:val="Compact"/>
       </w:pPr>
@@ -4429,7 +4469,7 @@
       <w:pPr>
         <w:numPr>
           <w:ilvl w:val="0"/>
-          <w:numId w:val="1023"/>
+          <w:numId w:val="1024"/>
         </w:numPr>
         <w:pStyle w:val="Compact"/>
       </w:pPr>
@@ -4445,223 +4485,223 @@
       <w:pPr>
         <w:numPr>
           <w:ilvl w:val="1"/>
+          <w:numId w:val="1025"/>
+        </w:numPr>
+        <w:pStyle w:val="Compact"/>
+      </w:pPr>
+      <w:r>
+        <w:t xml:space="preserve">an</w:t>
+      </w:r>
+      <w:r>
+        <w:t xml:space="preserve"> </w:t>
+      </w:r>
+      <w:r>
+        <w:t xml:space="preserve">“</w:t>
+      </w:r>
+      <w:r>
+        <w:t xml:space="preserve">is</w:t>
+      </w:r>
+      <w:r>
+        <w:t xml:space="preserve">”</w:t>
+      </w:r>
+      <w:r>
+        <w:t xml:space="preserve"> </w:t>
+      </w:r>
+      <w:r>
+        <w:t xml:space="preserve">or</w:t>
+      </w:r>
+      <w:r>
+        <w:t xml:space="preserve"> </w:t>
+      </w:r>
+      <w:r>
+        <w:t xml:space="preserve">“</w:t>
+      </w:r>
+      <w:r>
+        <w:t xml:space="preserve">are</w:t>
+      </w:r>
+      <w:r>
+        <w:t xml:space="preserve">”</w:t>
+      </w:r>
+      <w:r>
+        <w:t xml:space="preserve"> </w:t>
+      </w:r>
+      <w:r>
+        <w:t xml:space="preserve">that exists as a word in the original;</w:t>
+      </w:r>
+    </w:p>
+    <w:p>
+      <w:pPr>
+        <w:numPr>
+          <w:ilvl w:val="1"/>
+          <w:numId w:val="1025"/>
+        </w:numPr>
+        <w:pStyle w:val="Compact"/>
+      </w:pPr>
+      <w:r>
+        <w:t xml:space="preserve">helper words that express the verb’s own form (</w:t>
+      </w:r>
+      <w:r>
+        <w:t xml:space="preserve">“</w:t>
+      </w:r>
+      <w:r>
+        <w:t xml:space="preserve">is fulfilled,</w:t>
+      </w:r>
+      <w:r>
+        <w:t xml:space="preserve">”</w:t>
+      </w:r>
+      <w:r>
+        <w:t xml:space="preserve"> </w:t>
+      </w:r>
+      <w:r>
+        <w:t xml:space="preserve">“</w:t>
+      </w:r>
+      <w:r>
+        <w:t xml:space="preserve">do not wage war</w:t>
+      </w:r>
+      <w:r>
+        <w:t xml:space="preserve">”</w:t>
+      </w:r>
+      <w:r>
+        <w:t xml:space="preserve">);</w:t>
+      </w:r>
+    </w:p>
+    <w:p>
+      <w:pPr>
+        <w:numPr>
+          <w:ilvl w:val="1"/>
+          <w:numId w:val="1025"/>
+        </w:numPr>
+        <w:pStyle w:val="Compact"/>
+      </w:pPr>
+      <w:r>
+        <w:t xml:space="preserve">pronouns the verb’s ending supplies (</w:t>
+      </w:r>
+      <w:r>
+        <w:t xml:space="preserve">“</w:t>
+      </w:r>
+      <w:r>
+        <w:t xml:space="preserve">we wage war</w:t>
+      </w:r>
+      <w:r>
+        <w:t xml:space="preserve">”</w:t>
+      </w:r>
+      <w:r>
+        <w:t xml:space="preserve">);</w:t>
+      </w:r>
+    </w:p>
+    <w:p>
+      <w:pPr>
+        <w:numPr>
+          <w:ilvl w:val="1"/>
+          <w:numId w:val="1025"/>
+        </w:numPr>
+        <w:pStyle w:val="Compact"/>
+      </w:pPr>
+      <w:r>
+        <w:t xml:space="preserve">“</w:t>
+      </w:r>
+      <w:r>
+        <w:t xml:space="preserve">of,</w:t>
+      </w:r>
+      <w:r>
+        <w:t xml:space="preserve">”</w:t>
+      </w:r>
+      <w:r>
+        <w:t xml:space="preserve"> </w:t>
+      </w:r>
+      <w:r>
+        <w:t xml:space="preserve">“</w:t>
+      </w:r>
+      <w:r>
+        <w:t xml:space="preserve">for,</w:t>
+      </w:r>
+      <w:r>
+        <w:t xml:space="preserve">”</w:t>
+      </w:r>
+      <w:r>
+        <w:t xml:space="preserve"> </w:t>
+      </w:r>
+      <w:r>
+        <w:t xml:space="preserve">“</w:t>
+      </w:r>
+      <w:r>
+        <w:t xml:space="preserve">to,</w:t>
+      </w:r>
+      <w:r>
+        <w:t xml:space="preserve">”</w:t>
+      </w:r>
+      <w:r>
+        <w:t xml:space="preserve"> </w:t>
+      </w:r>
+      <w:r>
+        <w:t xml:space="preserve">and</w:t>
+      </w:r>
+      <w:r>
+        <w:t xml:space="preserve"> </w:t>
+      </w:r>
+      <w:r>
+        <w:t xml:space="preserve">“</w:t>
+      </w:r>
+      <w:r>
+        <w:t xml:space="preserve">by</w:t>
+      </w:r>
+      <w:r>
+        <w:t xml:space="preserve">”</w:t>
+      </w:r>
+      <w:r>
+        <w:t xml:space="preserve"> </w:t>
+      </w:r>
+      <w:r>
+        <w:t xml:space="preserve">that express a word’s ending (rule 7.7);</w:t>
+      </w:r>
+    </w:p>
+    <w:p>
+      <w:pPr>
+        <w:numPr>
+          <w:ilvl w:val="1"/>
+          <w:numId w:val="1025"/>
+        </w:numPr>
+        <w:pStyle w:val="Compact"/>
+      </w:pPr>
+      <w:r>
+        <w:t xml:space="preserve">English that a helper word adds (rule 6.20). That goes in pointy brackets, not italics.</w:t>
+      </w:r>
+    </w:p>
+    <w:p>
+      <w:pPr>
+        <w:numPr>
+          <w:ilvl w:val="0"/>
           <w:numId w:val="1024"/>
         </w:numPr>
         <w:pStyle w:val="Compact"/>
       </w:pPr>
       <w:r>
-        <w:t xml:space="preserve">an</w:t>
-      </w:r>
-      <w:r>
-        <w:t xml:space="preserve"> </w:t>
-      </w:r>
-      <w:r>
-        <w:t xml:space="preserve">“</w:t>
-      </w:r>
-      <w:r>
-        <w:t xml:space="preserve">is</w:t>
-      </w:r>
-      <w:r>
-        <w:t xml:space="preserve">”</w:t>
-      </w:r>
-      <w:r>
-        <w:t xml:space="preserve"> </w:t>
-      </w:r>
-      <w:r>
-        <w:t xml:space="preserve">or</w:t>
-      </w:r>
-      <w:r>
-        <w:t xml:space="preserve"> </w:t>
-      </w:r>
-      <w:r>
-        <w:t xml:space="preserve">“</w:t>
-      </w:r>
-      <w:r>
-        <w:t xml:space="preserve">are</w:t>
-      </w:r>
-      <w:r>
-        <w:t xml:space="preserve">”</w:t>
-      </w:r>
-      <w:r>
-        <w:t xml:space="preserve"> </w:t>
-      </w:r>
-      <w:r>
-        <w:t xml:space="preserve">that exists as a word in the original;</w:t>
-      </w:r>
-    </w:p>
-    <w:p>
-      <w:pPr>
-        <w:numPr>
-          <w:ilvl w:val="1"/>
+        <w:t xml:space="preserve">In the plain line an added word is italic. In the numbered list it has its own line in bold italics, followed by</w:t>
+      </w:r>
+      <w:r>
+        <w:t xml:space="preserve"> </w:t>
+      </w:r>
+      <w:r>
+        <w:t xml:space="preserve">“</w:t>
+      </w:r>
+      <w:r>
+        <w:t xml:space="preserve">(added)</w:t>
+      </w:r>
+      <w:r>
+        <w:t xml:space="preserve">”</w:t>
+      </w:r>
+      <w:r>
+        <w:t xml:space="preserve"> </w:t>
+      </w:r>
+      <w:r>
+        <w:t xml:space="preserve">(rule 6.9).</w:t>
+      </w:r>
+    </w:p>
+    <w:p>
+      <w:pPr>
+        <w:numPr>
+          <w:ilvl w:val="0"/>
           <w:numId w:val="1024"/>
-        </w:numPr>
-        <w:pStyle w:val="Compact"/>
-      </w:pPr>
-      <w:r>
-        <w:t xml:space="preserve">helper words that express the verb’s own form (</w:t>
-      </w:r>
-      <w:r>
-        <w:t xml:space="preserve">“</w:t>
-      </w:r>
-      <w:r>
-        <w:t xml:space="preserve">is fulfilled,</w:t>
-      </w:r>
-      <w:r>
-        <w:t xml:space="preserve">”</w:t>
-      </w:r>
-      <w:r>
-        <w:t xml:space="preserve"> </w:t>
-      </w:r>
-      <w:r>
-        <w:t xml:space="preserve">“</w:t>
-      </w:r>
-      <w:r>
-        <w:t xml:space="preserve">do not wage war</w:t>
-      </w:r>
-      <w:r>
-        <w:t xml:space="preserve">”</w:t>
-      </w:r>
-      <w:r>
-        <w:t xml:space="preserve">);</w:t>
-      </w:r>
-    </w:p>
-    <w:p>
-      <w:pPr>
-        <w:numPr>
-          <w:ilvl w:val="1"/>
-          <w:numId w:val="1024"/>
-        </w:numPr>
-        <w:pStyle w:val="Compact"/>
-      </w:pPr>
-      <w:r>
-        <w:t xml:space="preserve">pronouns the verb’s ending supplies (</w:t>
-      </w:r>
-      <w:r>
-        <w:t xml:space="preserve">“</w:t>
-      </w:r>
-      <w:r>
-        <w:t xml:space="preserve">we wage war</w:t>
-      </w:r>
-      <w:r>
-        <w:t xml:space="preserve">”</w:t>
-      </w:r>
-      <w:r>
-        <w:t xml:space="preserve">);</w:t>
-      </w:r>
-    </w:p>
-    <w:p>
-      <w:pPr>
-        <w:numPr>
-          <w:ilvl w:val="1"/>
-          <w:numId w:val="1024"/>
-        </w:numPr>
-        <w:pStyle w:val="Compact"/>
-      </w:pPr>
-      <w:r>
-        <w:t xml:space="preserve">“</w:t>
-      </w:r>
-      <w:r>
-        <w:t xml:space="preserve">of,</w:t>
-      </w:r>
-      <w:r>
-        <w:t xml:space="preserve">”</w:t>
-      </w:r>
-      <w:r>
-        <w:t xml:space="preserve"> </w:t>
-      </w:r>
-      <w:r>
-        <w:t xml:space="preserve">“</w:t>
-      </w:r>
-      <w:r>
-        <w:t xml:space="preserve">for,</w:t>
-      </w:r>
-      <w:r>
-        <w:t xml:space="preserve">”</w:t>
-      </w:r>
-      <w:r>
-        <w:t xml:space="preserve"> </w:t>
-      </w:r>
-      <w:r>
-        <w:t xml:space="preserve">“</w:t>
-      </w:r>
-      <w:r>
-        <w:t xml:space="preserve">to,</w:t>
-      </w:r>
-      <w:r>
-        <w:t xml:space="preserve">”</w:t>
-      </w:r>
-      <w:r>
-        <w:t xml:space="preserve"> </w:t>
-      </w:r>
-      <w:r>
-        <w:t xml:space="preserve">and</w:t>
-      </w:r>
-      <w:r>
-        <w:t xml:space="preserve"> </w:t>
-      </w:r>
-      <w:r>
-        <w:t xml:space="preserve">“</w:t>
-      </w:r>
-      <w:r>
-        <w:t xml:space="preserve">by</w:t>
-      </w:r>
-      <w:r>
-        <w:t xml:space="preserve">”</w:t>
-      </w:r>
-      <w:r>
-        <w:t xml:space="preserve"> </w:t>
-      </w:r>
-      <w:r>
-        <w:t xml:space="preserve">that express a word’s ending (rule 7.7);</w:t>
-      </w:r>
-    </w:p>
-    <w:p>
-      <w:pPr>
-        <w:numPr>
-          <w:ilvl w:val="1"/>
-          <w:numId w:val="1024"/>
-        </w:numPr>
-        <w:pStyle w:val="Compact"/>
-      </w:pPr>
-      <w:r>
-        <w:t xml:space="preserve">English that a helper word adds (rule 6.20). That goes in pointy brackets, not italics.</w:t>
-      </w:r>
-    </w:p>
-    <w:p>
-      <w:pPr>
-        <w:numPr>
-          <w:ilvl w:val="0"/>
-          <w:numId w:val="1023"/>
-        </w:numPr>
-        <w:pStyle w:val="Compact"/>
-      </w:pPr>
-      <w:r>
-        <w:t xml:space="preserve">In the plain line an added word is italic. In the numbered list it has its own line in bold italics, followed by</w:t>
-      </w:r>
-      <w:r>
-        <w:t xml:space="preserve"> </w:t>
-      </w:r>
-      <w:r>
-        <w:t xml:space="preserve">“</w:t>
-      </w:r>
-      <w:r>
-        <w:t xml:space="preserve">(added)</w:t>
-      </w:r>
-      <w:r>
-        <w:t xml:space="preserve">”</w:t>
-      </w:r>
-      <w:r>
-        <w:t xml:space="preserve"> </w:t>
-      </w:r>
-      <w:r>
-        <w:t xml:space="preserve">(rule 6.9).</w:t>
-      </w:r>
-    </w:p>
-    <w:p>
-      <w:pPr>
-        <w:numPr>
-          <w:ilvl w:val="0"/>
-          <w:numId w:val="1023"/>
         </w:numPr>
         <w:pStyle w:val="Compact"/>
       </w:pPr>
@@ -4719,7 +4759,7 @@
       <w:pPr>
         <w:numPr>
           <w:ilvl w:val="0"/>
-          <w:numId w:val="1023"/>
+          <w:numId w:val="1024"/>
         </w:numPr>
         <w:pStyle w:val="Compact"/>
       </w:pPr>
@@ -4750,7 +4790,7 @@
       <w:pPr>
         <w:numPr>
           <w:ilvl w:val="0"/>
-          <w:numId w:val="1025"/>
+          <w:numId w:val="1026"/>
         </w:numPr>
         <w:pStyle w:val="Compact"/>
       </w:pPr>
@@ -4789,7 +4829,7 @@
       <w:pPr>
         <w:numPr>
           <w:ilvl w:val="0"/>
-          <w:numId w:val="1025"/>
+          <w:numId w:val="1026"/>
         </w:numPr>
         <w:pStyle w:val="Compact"/>
       </w:pPr>
@@ -4801,7 +4841,7 @@
       <w:pPr>
         <w:numPr>
           <w:ilvl w:val="0"/>
-          <w:numId w:val="1025"/>
+          <w:numId w:val="1026"/>
         </w:numPr>
         <w:pStyle w:val="Compact"/>
       </w:pPr>
@@ -4823,7 +4863,7 @@
       <w:pPr>
         <w:numPr>
           <w:ilvl w:val="0"/>
-          <w:numId w:val="1026"/>
+          <w:numId w:val="1027"/>
         </w:numPr>
         <w:pStyle w:val="Compact"/>
       </w:pPr>
@@ -4835,7 +4875,7 @@
       <w:pPr>
         <w:numPr>
           <w:ilvl w:val="0"/>
-          <w:numId w:val="1026"/>
+          <w:numId w:val="1027"/>
         </w:numPr>
         <w:pStyle w:val="Compact"/>
       </w:pPr>
@@ -5099,7 +5139,7 @@
       <w:pPr>
         <w:numPr>
           <w:ilvl w:val="0"/>
-          <w:numId w:val="1027"/>
+          <w:numId w:val="1028"/>
         </w:numPr>
         <w:pStyle w:val="Compact"/>
       </w:pPr>
@@ -5123,7 +5163,7 @@
       <w:pPr>
         <w:numPr>
           <w:ilvl w:val="0"/>
-          <w:numId w:val="1027"/>
+          <w:numId w:val="1028"/>
         </w:numPr>
         <w:pStyle w:val="Compact"/>
       </w:pPr>
@@ -5135,7 +5175,7 @@
       <w:pPr>
         <w:numPr>
           <w:ilvl w:val="0"/>
-          <w:numId w:val="1027"/>
+          <w:numId w:val="1028"/>
         </w:numPr>
         <w:pStyle w:val="Compact"/>
       </w:pPr>
@@ -5159,7 +5199,7 @@
       <w:pPr>
         <w:numPr>
           <w:ilvl w:val="0"/>
-          <w:numId w:val="1028"/>
+          <w:numId w:val="1029"/>
         </w:numPr>
         <w:pStyle w:val="Compact"/>
       </w:pPr>
@@ -5201,7 +5241,7 @@
       <w:pPr>
         <w:numPr>
           <w:ilvl w:val="0"/>
-          <w:numId w:val="1028"/>
+          <w:numId w:val="1029"/>
         </w:numPr>
         <w:pStyle w:val="Compact"/>
       </w:pPr>
@@ -5225,7 +5265,7 @@
       <w:pPr>
         <w:numPr>
           <w:ilvl w:val="0"/>
-          <w:numId w:val="1028"/>
+          <w:numId w:val="1029"/>
         </w:numPr>
         <w:pStyle w:val="Compact"/>
       </w:pPr>
@@ -5267,7 +5307,7 @@
       <w:pPr>
         <w:numPr>
           <w:ilvl w:val="0"/>
-          <w:numId w:val="1028"/>
+          <w:numId w:val="1029"/>
         </w:numPr>
         <w:pStyle w:val="Compact"/>
       </w:pPr>
@@ -5301,7 +5341,7 @@
       <w:pPr>
         <w:numPr>
           <w:ilvl w:val="0"/>
-          <w:numId w:val="1029"/>
+          <w:numId w:val="1030"/>
         </w:numPr>
         <w:pStyle w:val="Compact"/>
       </w:pPr>
@@ -5349,7 +5389,7 @@
       <w:pPr>
         <w:numPr>
           <w:ilvl w:val="0"/>
-          <w:numId w:val="1029"/>
+          <w:numId w:val="1030"/>
         </w:numPr>
         <w:pStyle w:val="Compact"/>
       </w:pPr>
@@ -5379,7 +5419,7 @@
       <w:pPr>
         <w:numPr>
           <w:ilvl w:val="0"/>
-          <w:numId w:val="1029"/>
+          <w:numId w:val="1030"/>
         </w:numPr>
         <w:pStyle w:val="Compact"/>
       </w:pPr>
@@ -5413,7 +5453,7 @@
       <w:pPr>
         <w:numPr>
           <w:ilvl w:val="0"/>
-          <w:numId w:val="1030"/>
+          <w:numId w:val="1031"/>
         </w:numPr>
         <w:pStyle w:val="Compact"/>
       </w:pPr>
@@ -5425,109 +5465,109 @@
       <w:pPr>
         <w:numPr>
           <w:ilvl w:val="1"/>
+          <w:numId w:val="1032"/>
+        </w:numPr>
+        <w:pStyle w:val="Compact"/>
+      </w:pPr>
+      <w:r>
+        <w:t xml:space="preserve">WRONG:</w:t>
+      </w:r>
+      <w:r>
+        <w:t xml:space="preserve"> </w:t>
+      </w:r>
+      <w:r>
+        <w:t xml:space="preserve">“</w:t>
+      </w:r>
+      <w:r>
+        <w:t xml:space="preserve">he forgave us</w:t>
+      </w:r>
+      <w:r>
+        <w:t xml:space="preserve">”</w:t>
+      </w:r>
+      <w:r>
+        <w:t xml:space="preserve"> </w:t>
+      </w:r>
+      <w:r>
+        <w:t xml:space="preserve">(commits to past)</w:t>
+      </w:r>
+    </w:p>
+    <w:p>
+      <w:pPr>
+        <w:numPr>
+          <w:ilvl w:val="1"/>
+          <w:numId w:val="1032"/>
+        </w:numPr>
+        <w:pStyle w:val="Compact"/>
+      </w:pPr>
+      <w:r>
+        <w:t xml:space="preserve">WRONG:</w:t>
+      </w:r>
+      <w:r>
+        <w:t xml:space="preserve"> </w:t>
+      </w:r>
+      <w:r>
+        <w:t xml:space="preserve">“</w:t>
+      </w:r>
+      <w:r>
+        <w:t xml:space="preserve">he will forgive us</w:t>
+      </w:r>
+      <w:r>
+        <w:t xml:space="preserve">”</w:t>
+      </w:r>
+      <w:r>
+        <w:t xml:space="preserve"> </w:t>
+      </w:r>
+      <w:r>
+        <w:t xml:space="preserve">(commits to future)</w:t>
+      </w:r>
+    </w:p>
+    <w:p>
+      <w:pPr>
+        <w:numPr>
+          <w:ilvl w:val="1"/>
+          <w:numId w:val="1032"/>
+        </w:numPr>
+        <w:pStyle w:val="Compact"/>
+      </w:pPr>
+      <w:r>
+        <w:t xml:space="preserve">RIGHT:</w:t>
+      </w:r>
+      <w:r>
+        <w:t xml:space="preserve"> </w:t>
+      </w:r>
+      <w:r>
+        <w:t xml:space="preserve">“</w:t>
+      </w:r>
+      <w:r>
+        <w:t xml:space="preserve">he forgive us</w:t>
+      </w:r>
+      <w:r>
+        <w:t xml:space="preserve">”</w:t>
+      </w:r>
+      <w:r>
+        <w:t xml:space="preserve"> </w:t>
+      </w:r>
+      <w:r>
+        <w:t xml:space="preserve">(leaves timing open)</w:t>
+      </w:r>
+    </w:p>
+    <w:p>
+      <w:pPr>
+        <w:numPr>
+          <w:ilvl w:val="0"/>
           <w:numId w:val="1031"/>
         </w:numPr>
         <w:pStyle w:val="Compact"/>
       </w:pPr>
       <w:r>
-        <w:t xml:space="preserve">WRONG:</w:t>
-      </w:r>
-      <w:r>
-        <w:t xml:space="preserve"> </w:t>
-      </w:r>
-      <w:r>
-        <w:t xml:space="preserve">“</w:t>
-      </w:r>
-      <w:r>
-        <w:t xml:space="preserve">he forgave us</w:t>
-      </w:r>
-      <w:r>
-        <w:t xml:space="preserve">”</w:t>
-      </w:r>
-      <w:r>
-        <w:t xml:space="preserve"> </w:t>
-      </w:r>
-      <w:r>
-        <w:t xml:space="preserve">(commits to past)</w:t>
-      </w:r>
-    </w:p>
-    <w:p>
-      <w:pPr>
-        <w:numPr>
-          <w:ilvl w:val="1"/>
+        <w:t xml:space="preserve">Hebrew incomplete-action forms can express future action, habitual action, or what should happen. Show the options.</w:t>
+      </w:r>
+    </w:p>
+    <w:p>
+      <w:pPr>
+        <w:numPr>
+          <w:ilvl w:val="0"/>
           <w:numId w:val="1031"/>
-        </w:numPr>
-        <w:pStyle w:val="Compact"/>
-      </w:pPr>
-      <w:r>
-        <w:t xml:space="preserve">WRONG:</w:t>
-      </w:r>
-      <w:r>
-        <w:t xml:space="preserve"> </w:t>
-      </w:r>
-      <w:r>
-        <w:t xml:space="preserve">“</w:t>
-      </w:r>
-      <w:r>
-        <w:t xml:space="preserve">he will forgive us</w:t>
-      </w:r>
-      <w:r>
-        <w:t xml:space="preserve">”</w:t>
-      </w:r>
-      <w:r>
-        <w:t xml:space="preserve"> </w:t>
-      </w:r>
-      <w:r>
-        <w:t xml:space="preserve">(commits to future)</w:t>
-      </w:r>
-    </w:p>
-    <w:p>
-      <w:pPr>
-        <w:numPr>
-          <w:ilvl w:val="1"/>
-          <w:numId w:val="1031"/>
-        </w:numPr>
-        <w:pStyle w:val="Compact"/>
-      </w:pPr>
-      <w:r>
-        <w:t xml:space="preserve">RIGHT:</w:t>
-      </w:r>
-      <w:r>
-        <w:t xml:space="preserve"> </w:t>
-      </w:r>
-      <w:r>
-        <w:t xml:space="preserve">“</w:t>
-      </w:r>
-      <w:r>
-        <w:t xml:space="preserve">he forgive us</w:t>
-      </w:r>
-      <w:r>
-        <w:t xml:space="preserve">”</w:t>
-      </w:r>
-      <w:r>
-        <w:t xml:space="preserve"> </w:t>
-      </w:r>
-      <w:r>
-        <w:t xml:space="preserve">(leaves timing open)</w:t>
-      </w:r>
-    </w:p>
-    <w:p>
-      <w:pPr>
-        <w:numPr>
-          <w:ilvl w:val="0"/>
-          <w:numId w:val="1030"/>
-        </w:numPr>
-        <w:pStyle w:val="Compact"/>
-      </w:pPr>
-      <w:r>
-        <w:t xml:space="preserve">Hebrew incomplete-action forms can express future action, habitual action, or what should happen. Show the options.</w:t>
-      </w:r>
-    </w:p>
-    <w:p>
-      <w:pPr>
-        <w:numPr>
-          <w:ilvl w:val="0"/>
-          <w:numId w:val="1030"/>
         </w:numPr>
         <w:pStyle w:val="Compact"/>
       </w:pPr>
@@ -5550,7 +5590,7 @@
       <w:pPr>
         <w:numPr>
           <w:ilvl w:val="0"/>
-          <w:numId w:val="1032"/>
+          <w:numId w:val="1033"/>
         </w:numPr>
         <w:pStyle w:val="Compact"/>
       </w:pPr>
@@ -5562,7 +5602,7 @@
       <w:pPr>
         <w:numPr>
           <w:ilvl w:val="0"/>
-          <w:numId w:val="1032"/>
+          <w:numId w:val="1033"/>
         </w:numPr>
         <w:pStyle w:val="Compact"/>
       </w:pPr>
@@ -5574,7 +5614,7 @@
       <w:pPr>
         <w:numPr>
           <w:ilvl w:val="0"/>
-          <w:numId w:val="1032"/>
+          <w:numId w:val="1033"/>
         </w:numPr>
         <w:pStyle w:val="Compact"/>
       </w:pPr>
@@ -5596,7 +5636,7 @@
       <w:pPr>
         <w:numPr>
           <w:ilvl w:val="0"/>
-          <w:numId w:val="1033"/>
+          <w:numId w:val="1034"/>
         </w:numPr>
         <w:pStyle w:val="Compact"/>
       </w:pPr>
@@ -5608,7 +5648,7 @@
       <w:pPr>
         <w:numPr>
           <w:ilvl w:val="0"/>
-          <w:numId w:val="1033"/>
+          <w:numId w:val="1034"/>
         </w:numPr>
         <w:pStyle w:val="Compact"/>
       </w:pPr>
@@ -5907,7 +5947,7 @@
       <w:pPr>
         <w:numPr>
           <w:ilvl w:val="0"/>
-          <w:numId w:val="1034"/>
+          <w:numId w:val="1035"/>
         </w:numPr>
         <w:pStyle w:val="Compact"/>
       </w:pPr>
@@ -5929,7 +5969,7 @@
       <w:pPr>
         <w:numPr>
           <w:ilvl w:val="0"/>
-          <w:numId w:val="1034"/>
+          <w:numId w:val="1035"/>
         </w:numPr>
         <w:pStyle w:val="Compact"/>
       </w:pPr>
@@ -5951,7 +5991,7 @@
       <w:pPr>
         <w:numPr>
           <w:ilvl w:val="0"/>
-          <w:numId w:val="1034"/>
+          <w:numId w:val="1035"/>
         </w:numPr>
         <w:pStyle w:val="Compact"/>
       </w:pPr>
@@ -5963,7 +6003,7 @@
       <w:pPr>
         <w:numPr>
           <w:ilvl w:val="0"/>
-          <w:numId w:val="1034"/>
+          <w:numId w:val="1035"/>
         </w:numPr>
         <w:pStyle w:val="Compact"/>
       </w:pPr>
@@ -6003,7 +6043,7 @@
       <w:pPr>
         <w:numPr>
           <w:ilvl w:val="0"/>
-          <w:numId w:val="1035"/>
+          <w:numId w:val="1036"/>
         </w:numPr>
         <w:pStyle w:val="Compact"/>
       </w:pPr>
@@ -6015,7 +6055,7 @@
       <w:pPr>
         <w:numPr>
           <w:ilvl w:val="0"/>
-          <w:numId w:val="1035"/>
+          <w:numId w:val="1036"/>
         </w:numPr>
         <w:pStyle w:val="Compact"/>
       </w:pPr>
@@ -6027,7 +6067,7 @@
       <w:pPr>
         <w:numPr>
           <w:ilvl w:val="0"/>
-          <w:numId w:val="1035"/>
+          <w:numId w:val="1036"/>
         </w:numPr>
         <w:pStyle w:val="Compact"/>
       </w:pPr>
@@ -6057,7 +6097,7 @@
       <w:pPr>
         <w:numPr>
           <w:ilvl w:val="0"/>
-          <w:numId w:val="1035"/>
+          <w:numId w:val="1036"/>
         </w:numPr>
         <w:pStyle w:val="Compact"/>
       </w:pPr>
@@ -6081,7 +6121,7 @@
       <w:pPr>
         <w:numPr>
           <w:ilvl w:val="0"/>
-          <w:numId w:val="1035"/>
+          <w:numId w:val="1036"/>
         </w:numPr>
         <w:pStyle w:val="Compact"/>
       </w:pPr>
@@ -6105,7 +6145,7 @@
       <w:pPr>
         <w:numPr>
           <w:ilvl w:val="0"/>
-          <w:numId w:val="1035"/>
+          <w:numId w:val="1036"/>
         </w:numPr>
         <w:pStyle w:val="Compact"/>
       </w:pPr>
@@ -6117,7 +6157,7 @@
       <w:pPr>
         <w:numPr>
           <w:ilvl w:val="0"/>
-          <w:numId w:val="1035"/>
+          <w:numId w:val="1036"/>
         </w:numPr>
         <w:pStyle w:val="Compact"/>
       </w:pPr>
@@ -6129,7 +6169,7 @@
       <w:pPr>
         <w:numPr>
           <w:ilvl w:val="0"/>
-          <w:numId w:val="1035"/>
+          <w:numId w:val="1036"/>
         </w:numPr>
         <w:pStyle w:val="Compact"/>
       </w:pPr>
@@ -6365,7 +6405,7 @@
       <w:pPr>
         <w:numPr>
           <w:ilvl w:val="0"/>
-          <w:numId w:val="1036"/>
+          <w:numId w:val="1037"/>
         </w:numPr>
         <w:pStyle w:val="Compact"/>
       </w:pPr>
@@ -6377,7 +6417,7 @@
       <w:pPr>
         <w:numPr>
           <w:ilvl w:val="0"/>
-          <w:numId w:val="1036"/>
+          <w:numId w:val="1037"/>
         </w:numPr>
         <w:pStyle w:val="Compact"/>
       </w:pPr>
@@ -6401,7 +6441,7 @@
       <w:pPr>
         <w:numPr>
           <w:ilvl w:val="0"/>
-          <w:numId w:val="1036"/>
+          <w:numId w:val="1037"/>
         </w:numPr>
         <w:pStyle w:val="Compact"/>
       </w:pPr>
@@ -6423,7 +6463,7 @@
       <w:pPr>
         <w:numPr>
           <w:ilvl w:val="0"/>
-          <w:numId w:val="1036"/>
+          <w:numId w:val="1037"/>
         </w:numPr>
         <w:pStyle w:val="Compact"/>
       </w:pPr>
@@ -6478,7 +6518,7 @@
       <w:pPr>
         <w:numPr>
           <w:ilvl w:val="0"/>
-          <w:numId w:val="1036"/>
+          <w:numId w:val="1037"/>
         </w:numPr>
         <w:pStyle w:val="Compact"/>
       </w:pPr>
@@ -6490,7 +6530,7 @@
       <w:pPr>
         <w:numPr>
           <w:ilvl w:val="0"/>
-          <w:numId w:val="1036"/>
+          <w:numId w:val="1037"/>
         </w:numPr>
         <w:pStyle w:val="Compact"/>
       </w:pPr>
@@ -6502,7 +6542,7 @@
       <w:pPr>
         <w:numPr>
           <w:ilvl w:val="0"/>
-          <w:numId w:val="1036"/>
+          <w:numId w:val="1037"/>
         </w:numPr>
         <w:pStyle w:val="Compact"/>
       </w:pPr>
@@ -6524,7 +6564,7 @@
       <w:pPr>
         <w:numPr>
           <w:ilvl w:val="0"/>
-          <w:numId w:val="1037"/>
+          <w:numId w:val="1038"/>
         </w:numPr>
         <w:pStyle w:val="Compact"/>
       </w:pPr>
@@ -6536,79 +6576,79 @@
       <w:pPr>
         <w:numPr>
           <w:ilvl w:val="1"/>
+          <w:numId w:val="1039"/>
+        </w:numPr>
+        <w:pStyle w:val="Compact"/>
+      </w:pPr>
+      <w:r>
+        <w:t xml:space="preserve">a word’s form;</w:t>
+      </w:r>
+    </w:p>
+    <w:p>
+      <w:pPr>
+        <w:numPr>
+          <w:ilvl w:val="1"/>
+          <w:numId w:val="1039"/>
+        </w:numPr>
+        <w:pStyle w:val="Compact"/>
+      </w:pPr>
+      <w:r>
+        <w:t xml:space="preserve">how many times a word appears;</w:t>
+      </w:r>
+    </w:p>
+    <w:p>
+      <w:pPr>
+        <w:numPr>
+          <w:ilvl w:val="1"/>
+          <w:numId w:val="1039"/>
+        </w:numPr>
+        <w:pStyle w:val="Compact"/>
+      </w:pPr>
+      <w:r>
+        <w:t xml:space="preserve">any verse cited or printed;</w:t>
+      </w:r>
+    </w:p>
+    <w:p>
+      <w:pPr>
+        <w:numPr>
+          <w:ilvl w:val="1"/>
+          <w:numId w:val="1039"/>
+        </w:numPr>
+        <w:pStyle w:val="Compact"/>
+      </w:pPr>
+      <w:r>
+        <w:t xml:space="preserve">the meaning of a rare word;</w:t>
+      </w:r>
+    </w:p>
+    <w:p>
+      <w:pPr>
+        <w:numPr>
+          <w:ilvl w:val="1"/>
+          <w:numId w:val="1039"/>
+        </w:numPr>
+        <w:pStyle w:val="Compact"/>
+      </w:pPr>
+      <w:r>
+        <w:t xml:space="preserve">a difference between manuscripts;</w:t>
+      </w:r>
+    </w:p>
+    <w:p>
+      <w:pPr>
+        <w:numPr>
+          <w:ilvl w:val="1"/>
+          <w:numId w:val="1039"/>
+        </w:numPr>
+        <w:pStyle w:val="Compact"/>
+      </w:pPr>
+      <w:r>
+        <w:t xml:space="preserve">what a lexicon says.</w:t>
+      </w:r>
+    </w:p>
+    <w:p>
+      <w:pPr>
+        <w:numPr>
+          <w:ilvl w:val="0"/>
           <w:numId w:val="1038"/>
-        </w:numPr>
-        <w:pStyle w:val="Compact"/>
-      </w:pPr>
-      <w:r>
-        <w:t xml:space="preserve">a word’s form;</w:t>
-      </w:r>
-    </w:p>
-    <w:p>
-      <w:pPr>
-        <w:numPr>
-          <w:ilvl w:val="1"/>
-          <w:numId w:val="1038"/>
-        </w:numPr>
-        <w:pStyle w:val="Compact"/>
-      </w:pPr>
-      <w:r>
-        <w:t xml:space="preserve">how many times a word appears;</w:t>
-      </w:r>
-    </w:p>
-    <w:p>
-      <w:pPr>
-        <w:numPr>
-          <w:ilvl w:val="1"/>
-          <w:numId w:val="1038"/>
-        </w:numPr>
-        <w:pStyle w:val="Compact"/>
-      </w:pPr>
-      <w:r>
-        <w:t xml:space="preserve">any verse cited or printed;</w:t>
-      </w:r>
-    </w:p>
-    <w:p>
-      <w:pPr>
-        <w:numPr>
-          <w:ilvl w:val="1"/>
-          <w:numId w:val="1038"/>
-        </w:numPr>
-        <w:pStyle w:val="Compact"/>
-      </w:pPr>
-      <w:r>
-        <w:t xml:space="preserve">the meaning of a rare word;</w:t>
-      </w:r>
-    </w:p>
-    <w:p>
-      <w:pPr>
-        <w:numPr>
-          <w:ilvl w:val="1"/>
-          <w:numId w:val="1038"/>
-        </w:numPr>
-        <w:pStyle w:val="Compact"/>
-      </w:pPr>
-      <w:r>
-        <w:t xml:space="preserve">a difference between manuscripts;</w:t>
-      </w:r>
-    </w:p>
-    <w:p>
-      <w:pPr>
-        <w:numPr>
-          <w:ilvl w:val="1"/>
-          <w:numId w:val="1038"/>
-        </w:numPr>
-        <w:pStyle w:val="Compact"/>
-      </w:pPr>
-      <w:r>
-        <w:t xml:space="preserve">what a lexicon says.</w:t>
-      </w:r>
-    </w:p>
-    <w:p>
-      <w:pPr>
-        <w:numPr>
-          <w:ilvl w:val="0"/>
-          <w:numId w:val="1037"/>
         </w:numPr>
         <w:pStyle w:val="Compact"/>
       </w:pPr>
@@ -6630,7 +6670,7 @@
       <w:pPr>
         <w:numPr>
           <w:ilvl w:val="0"/>
-          <w:numId w:val="1037"/>
+          <w:numId w:val="1038"/>
         </w:numPr>
         <w:pStyle w:val="Compact"/>
       </w:pPr>
@@ -6642,7 +6682,7 @@
       <w:pPr>
         <w:numPr>
           <w:ilvl w:val="0"/>
-          <w:numId w:val="1037"/>
+          <w:numId w:val="1038"/>
         </w:numPr>
         <w:pStyle w:val="Compact"/>
       </w:pPr>
@@ -6696,7 +6736,7 @@
       <w:pPr>
         <w:numPr>
           <w:ilvl w:val="0"/>
-          <w:numId w:val="1037"/>
+          <w:numId w:val="1038"/>
         </w:numPr>
         <w:pStyle w:val="Compact"/>
       </w:pPr>
@@ -6726,7 +6766,7 @@
       <w:pPr>
         <w:numPr>
           <w:ilvl w:val="0"/>
-          <w:numId w:val="1037"/>
+          <w:numId w:val="1038"/>
         </w:numPr>
         <w:pStyle w:val="Compact"/>
       </w:pPr>
@@ -6738,7 +6778,7 @@
       <w:pPr>
         <w:numPr>
           <w:ilvl w:val="0"/>
-          <w:numId w:val="1037"/>
+          <w:numId w:val="1038"/>
         </w:numPr>
         <w:pStyle w:val="Compact"/>
       </w:pPr>
@@ -6843,7 +6883,7 @@
       <w:pPr>
         <w:numPr>
           <w:ilvl w:val="0"/>
-          <w:numId w:val="1039"/>
+          <w:numId w:val="1040"/>
         </w:numPr>
         <w:pStyle w:val="Compact"/>
       </w:pPr>
@@ -6855,220 +6895,220 @@
       <w:pPr>
         <w:numPr>
           <w:ilvl w:val="1"/>
+          <w:numId w:val="1041"/>
+        </w:numPr>
+        <w:pStyle w:val="Compact"/>
+      </w:pPr>
+      <w:r>
+        <w:t xml:space="preserve">quote the phrase and say what is open;</w:t>
+      </w:r>
+    </w:p>
+    <w:p>
+      <w:pPr>
+        <w:numPr>
+          <w:ilvl w:val="1"/>
+          <w:numId w:val="1041"/>
+        </w:numPr>
+        <w:pStyle w:val="Compact"/>
+      </w:pPr>
+      <w:r>
+        <w:t xml:space="preserve">number each reading 1, 2, 3 inside the note, explain it in plain words, and rate it;</w:t>
+      </w:r>
+    </w:p>
+    <w:p>
+      <w:pPr>
+        <w:numPr>
+          <w:ilvl w:val="1"/>
+          <w:numId w:val="1041"/>
+        </w:numPr>
+        <w:pStyle w:val="Compact"/>
+      </w:pPr>
+      <w:r>
+        <w:t xml:space="preserve">close with</w:t>
+      </w:r>
+      <w:r>
+        <w:t xml:space="preserve"> </w:t>
+      </w:r>
+      <w:r>
+        <w:t xml:space="preserve">“</w:t>
+      </w:r>
+      <w:r>
+        <w:t xml:space="preserve">The word alone does not decide,</w:t>
+      </w:r>
+      <w:r>
+        <w:t xml:space="preserve">”</w:t>
+      </w:r>
+      <w:r>
+        <w:t xml:space="preserve"> </w:t>
+      </w:r>
+      <w:r>
+        <w:t xml:space="preserve">“</w:t>
+      </w:r>
+      <w:r>
+        <w:t xml:space="preserve">The verb does not choose,</w:t>
+      </w:r>
+      <w:r>
+        <w:t xml:space="preserve">”</w:t>
+      </w:r>
+      <w:r>
+        <w:t xml:space="preserve"> </w:t>
+      </w:r>
+      <w:r>
+        <w:t xml:space="preserve">or</w:t>
+      </w:r>
+      <w:r>
+        <w:t xml:space="preserve"> </w:t>
+      </w:r>
+      <w:r>
+        <w:t xml:space="preserve">“</w:t>
+      </w:r>
+      <w:r>
+        <w:t xml:space="preserve">The grammar does not choose,</w:t>
+      </w:r>
+      <w:r>
+        <w:t xml:space="preserve">”</w:t>
+      </w:r>
+      <w:r>
+        <w:t xml:space="preserve"> </w:t>
+      </w:r>
+      <w:r>
+        <w:t xml:space="preserve">as fits;</w:t>
+      </w:r>
+    </w:p>
+    <w:p>
+      <w:pPr>
+        <w:numPr>
+          <w:ilvl w:val="1"/>
+          <w:numId w:val="1041"/>
+        </w:numPr>
+        <w:pStyle w:val="Compact"/>
+      </w:pPr>
+      <w:r>
+        <w:t xml:space="preserve">add a relationship line (rule 3);</w:t>
+      </w:r>
+    </w:p>
+    <w:p>
+      <w:pPr>
+        <w:numPr>
+          <w:ilvl w:val="1"/>
+          <w:numId w:val="1041"/>
+        </w:numPr>
+        <w:pStyle w:val="Compact"/>
+      </w:pPr>
+      <w:r>
+        <w:t xml:space="preserve">if the lens moved a reading, mark it † and add</w:t>
+      </w:r>
+      <w:r>
+        <w:t xml:space="preserve"> </w:t>
+      </w:r>
+      <w:r>
+        <w:t xml:space="preserve">“</w:t>
+      </w:r>
+      <w:r>
+        <w:t xml:space="preserve">† Moved first by the lens.</w:t>
+      </w:r>
+      <w:r>
+        <w:t xml:space="preserve">”</w:t>
+      </w:r>
+    </w:p>
+    <w:p>
+      <w:pPr>
+        <w:numPr>
+          <w:ilvl w:val="0"/>
           <w:numId w:val="1040"/>
         </w:numPr>
         <w:pStyle w:val="Compact"/>
       </w:pPr>
       <w:r>
-        <w:t xml:space="preserve">quote the phrase and say what is open;</w:t>
-      </w:r>
-    </w:p>
-    <w:p>
-      <w:pPr>
-        <w:numPr>
-          <w:ilvl w:val="1"/>
+        <w:t xml:space="preserve">This form covers: a word with more than one meaning; open timing; a word Claude must add; how a side action relates to the main one (while, because, by, though); an</w:t>
+      </w:r>
+      <w:r>
+        <w:t xml:space="preserve"> </w:t>
+      </w:r>
+      <w:r>
+        <w:t xml:space="preserve">“</w:t>
+      </w:r>
+      <w:r>
+        <w:t xml:space="preserve">of</w:t>
+      </w:r>
+      <w:r>
+        <w:t xml:space="preserve">”</w:t>
+      </w:r>
+      <w:r>
+        <w:t xml:space="preserve"> </w:t>
+      </w:r>
+      <w:r>
+        <w:t xml:space="preserve">phrase that can run two ways; a form that can mean</w:t>
+      </w:r>
+      <w:r>
+        <w:t xml:space="preserve"> </w:t>
+      </w:r>
+      <w:r>
+        <w:t xml:space="preserve">“</w:t>
+      </w:r>
+      <w:r>
+        <w:t xml:space="preserve">did</w:t>
+      </w:r>
+      <w:r>
+        <w:t xml:space="preserve">”</w:t>
+      </w:r>
+      <w:r>
+        <w:t xml:space="preserve"> </w:t>
+      </w:r>
+      <w:r>
+        <w:t xml:space="preserve">or</w:t>
+      </w:r>
+      <w:r>
+        <w:t xml:space="preserve"> </w:t>
+      </w:r>
+      <w:r>
+        <w:t xml:space="preserve">“</w:t>
+      </w:r>
+      <w:r>
+        <w:t xml:space="preserve">was done to</w:t>
+      </w:r>
+      <w:r>
+        <w:t xml:space="preserve">”</w:t>
+      </w:r>
+      <w:r>
+        <w:t xml:space="preserve">; a phrase that may be figurative or literal; a quote marker that could mean</w:t>
+      </w:r>
+      <w:r>
+        <w:t xml:space="preserve"> </w:t>
+      </w:r>
+      <w:r>
+        <w:t xml:space="preserve">“</w:t>
+      </w:r>
+      <w:r>
+        <w:t xml:space="preserve">because</w:t>
+      </w:r>
+      <w:r>
+        <w:t xml:space="preserve">”</w:t>
+      </w:r>
+      <w:r>
+        <w:t xml:space="preserve">; a Hebrew object pointer that could mean</w:t>
+      </w:r>
+      <w:r>
+        <w:t xml:space="preserve"> </w:t>
+      </w:r>
+      <w:r>
+        <w:t xml:space="preserve">“</w:t>
+      </w:r>
+      <w:r>
+        <w:t xml:space="preserve">with</w:t>
+      </w:r>
+      <w:r>
+        <w:t xml:space="preserve">”</w:t>
+      </w:r>
+      <w:r>
+        <w:t xml:space="preserve">; and who an unnamed phrase points to when there is more than one candidate.</w:t>
+      </w:r>
+    </w:p>
+    <w:p>
+      <w:pPr>
+        <w:numPr>
+          <w:ilvl w:val="0"/>
           <w:numId w:val="1040"/>
-        </w:numPr>
-        <w:pStyle w:val="Compact"/>
-      </w:pPr>
-      <w:r>
-        <w:t xml:space="preserve">number each reading 1, 2, 3 inside the note, explain it in plain words, and rate it;</w:t>
-      </w:r>
-    </w:p>
-    <w:p>
-      <w:pPr>
-        <w:numPr>
-          <w:ilvl w:val="1"/>
-          <w:numId w:val="1040"/>
-        </w:numPr>
-        <w:pStyle w:val="Compact"/>
-      </w:pPr>
-      <w:r>
-        <w:t xml:space="preserve">close with</w:t>
-      </w:r>
-      <w:r>
-        <w:t xml:space="preserve"> </w:t>
-      </w:r>
-      <w:r>
-        <w:t xml:space="preserve">“</w:t>
-      </w:r>
-      <w:r>
-        <w:t xml:space="preserve">The word alone does not decide,</w:t>
-      </w:r>
-      <w:r>
-        <w:t xml:space="preserve">”</w:t>
-      </w:r>
-      <w:r>
-        <w:t xml:space="preserve"> </w:t>
-      </w:r>
-      <w:r>
-        <w:t xml:space="preserve">“</w:t>
-      </w:r>
-      <w:r>
-        <w:t xml:space="preserve">The verb does not choose,</w:t>
-      </w:r>
-      <w:r>
-        <w:t xml:space="preserve">”</w:t>
-      </w:r>
-      <w:r>
-        <w:t xml:space="preserve"> </w:t>
-      </w:r>
-      <w:r>
-        <w:t xml:space="preserve">or</w:t>
-      </w:r>
-      <w:r>
-        <w:t xml:space="preserve"> </w:t>
-      </w:r>
-      <w:r>
-        <w:t xml:space="preserve">“</w:t>
-      </w:r>
-      <w:r>
-        <w:t xml:space="preserve">The grammar does not choose,</w:t>
-      </w:r>
-      <w:r>
-        <w:t xml:space="preserve">”</w:t>
-      </w:r>
-      <w:r>
-        <w:t xml:space="preserve"> </w:t>
-      </w:r>
-      <w:r>
-        <w:t xml:space="preserve">as fits;</w:t>
-      </w:r>
-    </w:p>
-    <w:p>
-      <w:pPr>
-        <w:numPr>
-          <w:ilvl w:val="1"/>
-          <w:numId w:val="1040"/>
-        </w:numPr>
-        <w:pStyle w:val="Compact"/>
-      </w:pPr>
-      <w:r>
-        <w:t xml:space="preserve">add a relationship line (rule 3);</w:t>
-      </w:r>
-    </w:p>
-    <w:p>
-      <w:pPr>
-        <w:numPr>
-          <w:ilvl w:val="1"/>
-          <w:numId w:val="1040"/>
-        </w:numPr>
-        <w:pStyle w:val="Compact"/>
-      </w:pPr>
-      <w:r>
-        <w:t xml:space="preserve">if the lens moved a reading, mark it † and add</w:t>
-      </w:r>
-      <w:r>
-        <w:t xml:space="preserve"> </w:t>
-      </w:r>
-      <w:r>
-        <w:t xml:space="preserve">“</w:t>
-      </w:r>
-      <w:r>
-        <w:t xml:space="preserve">† Moved first by the lens.</w:t>
-      </w:r>
-      <w:r>
-        <w:t xml:space="preserve">”</w:t>
-      </w:r>
-    </w:p>
-    <w:p>
-      <w:pPr>
-        <w:numPr>
-          <w:ilvl w:val="0"/>
-          <w:numId w:val="1039"/>
-        </w:numPr>
-        <w:pStyle w:val="Compact"/>
-      </w:pPr>
-      <w:r>
-        <w:t xml:space="preserve">This form covers: a word with more than one meaning; open timing; a word Claude must add; how a side action relates to the main one (while, because, by, though); an</w:t>
-      </w:r>
-      <w:r>
-        <w:t xml:space="preserve"> </w:t>
-      </w:r>
-      <w:r>
-        <w:t xml:space="preserve">“</w:t>
-      </w:r>
-      <w:r>
-        <w:t xml:space="preserve">of</w:t>
-      </w:r>
-      <w:r>
-        <w:t xml:space="preserve">”</w:t>
-      </w:r>
-      <w:r>
-        <w:t xml:space="preserve"> </w:t>
-      </w:r>
-      <w:r>
-        <w:t xml:space="preserve">phrase that can run two ways; a form that can mean</w:t>
-      </w:r>
-      <w:r>
-        <w:t xml:space="preserve"> </w:t>
-      </w:r>
-      <w:r>
-        <w:t xml:space="preserve">“</w:t>
-      </w:r>
-      <w:r>
-        <w:t xml:space="preserve">did</w:t>
-      </w:r>
-      <w:r>
-        <w:t xml:space="preserve">”</w:t>
-      </w:r>
-      <w:r>
-        <w:t xml:space="preserve"> </w:t>
-      </w:r>
-      <w:r>
-        <w:t xml:space="preserve">or</w:t>
-      </w:r>
-      <w:r>
-        <w:t xml:space="preserve"> </w:t>
-      </w:r>
-      <w:r>
-        <w:t xml:space="preserve">“</w:t>
-      </w:r>
-      <w:r>
-        <w:t xml:space="preserve">was done to</w:t>
-      </w:r>
-      <w:r>
-        <w:t xml:space="preserve">”</w:t>
-      </w:r>
-      <w:r>
-        <w:t xml:space="preserve">; a phrase that may be figurative or literal; a quote marker that could mean</w:t>
-      </w:r>
-      <w:r>
-        <w:t xml:space="preserve"> </w:t>
-      </w:r>
-      <w:r>
-        <w:t xml:space="preserve">“</w:t>
-      </w:r>
-      <w:r>
-        <w:t xml:space="preserve">because</w:t>
-      </w:r>
-      <w:r>
-        <w:t xml:space="preserve">”</w:t>
-      </w:r>
-      <w:r>
-        <w:t xml:space="preserve">; a Hebrew object pointer that could mean</w:t>
-      </w:r>
-      <w:r>
-        <w:t xml:space="preserve"> </w:t>
-      </w:r>
-      <w:r>
-        <w:t xml:space="preserve">“</w:t>
-      </w:r>
-      <w:r>
-        <w:t xml:space="preserve">with</w:t>
-      </w:r>
-      <w:r>
-        <w:t xml:space="preserve">”</w:t>
-      </w:r>
-      <w:r>
-        <w:t xml:space="preserve">; and who an unnamed phrase points to when there is more than one candidate.</w:t>
-      </w:r>
-    </w:p>
-    <w:p>
-      <w:pPr>
-        <w:numPr>
-          <w:ilvl w:val="0"/>
-          <w:numId w:val="1039"/>
         </w:numPr>
         <w:pStyle w:val="Compact"/>
       </w:pPr>
@@ -7090,7 +7130,7 @@
       <w:pPr>
         <w:numPr>
           <w:ilvl w:val="1"/>
-          <w:numId w:val="1041"/>
+          <w:numId w:val="1042"/>
         </w:numPr>
         <w:pStyle w:val="Compact"/>
       </w:pPr>
@@ -7108,7 +7148,7 @@
       <w:pPr>
         <w:numPr>
           <w:ilvl w:val="1"/>
-          <w:numId w:val="1041"/>
+          <w:numId w:val="1042"/>
         </w:numPr>
         <w:pStyle w:val="Compact"/>
       </w:pPr>
@@ -7126,7 +7166,7 @@
       <w:pPr>
         <w:numPr>
           <w:ilvl w:val="1"/>
-          <w:numId w:val="1041"/>
+          <w:numId w:val="1042"/>
         </w:numPr>
         <w:pStyle w:val="Compact"/>
       </w:pPr>
@@ -7144,7 +7184,7 @@
       <w:pPr>
         <w:numPr>
           <w:ilvl w:val="1"/>
-          <w:numId w:val="1041"/>
+          <w:numId w:val="1042"/>
         </w:numPr>
         <w:pStyle w:val="Compact"/>
       </w:pPr>
@@ -7162,7 +7202,7 @@
       <w:pPr>
         <w:numPr>
           <w:ilvl w:val="1"/>
-          <w:numId w:val="1041"/>
+          <w:numId w:val="1042"/>
         </w:numPr>
         <w:pStyle w:val="Compact"/>
       </w:pPr>
@@ -7180,7 +7220,7 @@
       <w:pPr>
         <w:numPr>
           <w:ilvl w:val="0"/>
-          <w:numId w:val="1039"/>
+          <w:numId w:val="1040"/>
         </w:numPr>
         <w:pStyle w:val="Compact"/>
       </w:pPr>
@@ -7202,7 +7242,7 @@
       <w:pPr>
         <w:numPr>
           <w:ilvl w:val="0"/>
-          <w:numId w:val="1042"/>
+          <w:numId w:val="1043"/>
         </w:numPr>
         <w:pStyle w:val="Compact"/>
       </w:pPr>
@@ -7248,7 +7288,7 @@
       <w:pPr>
         <w:numPr>
           <w:ilvl w:val="0"/>
-          <w:numId w:val="1042"/>
+          <w:numId w:val="1043"/>
         </w:numPr>
         <w:pStyle w:val="Compact"/>
       </w:pPr>
@@ -7300,7 +7340,7 @@
       <w:pPr>
         <w:numPr>
           <w:ilvl w:val="0"/>
-          <w:numId w:val="1042"/>
+          <w:numId w:val="1043"/>
         </w:numPr>
         <w:pStyle w:val="Compact"/>
       </w:pPr>
@@ -7334,7 +7374,7 @@
       <w:pPr>
         <w:numPr>
           <w:ilvl w:val="0"/>
-          <w:numId w:val="1042"/>
+          <w:numId w:val="1043"/>
         </w:numPr>
         <w:pStyle w:val="Compact"/>
       </w:pPr>
@@ -7386,7 +7426,7 @@
       <w:pPr>
         <w:numPr>
           <w:ilvl w:val="0"/>
-          <w:numId w:val="1042"/>
+          <w:numId w:val="1043"/>
         </w:numPr>
         <w:pStyle w:val="Compact"/>
       </w:pPr>
@@ -7490,7 +7530,7 @@
       <w:pPr>
         <w:numPr>
           <w:ilvl w:val="0"/>
-          <w:numId w:val="1042"/>
+          <w:numId w:val="1043"/>
         </w:numPr>
         <w:pStyle w:val="Compact"/>
       </w:pPr>
@@ -7554,7 +7594,7 @@
       <w:pPr>
         <w:numPr>
           <w:ilvl w:val="0"/>
-          <w:numId w:val="1042"/>
+          <w:numId w:val="1043"/>
         </w:numPr>
         <w:pStyle w:val="Compact"/>
       </w:pPr>
@@ -7576,7 +7616,7 @@
       <w:pPr>
         <w:numPr>
           <w:ilvl w:val="0"/>
-          <w:numId w:val="1042"/>
+          <w:numId w:val="1043"/>
         </w:numPr>
         <w:pStyle w:val="Compact"/>
       </w:pPr>
@@ -7598,7 +7638,7 @@
       <w:pPr>
         <w:numPr>
           <w:ilvl w:val="0"/>
-          <w:numId w:val="1042"/>
+          <w:numId w:val="1043"/>
         </w:numPr>
         <w:pStyle w:val="Compact"/>
       </w:pPr>
@@ -7620,7 +7660,7 @@
       <w:pPr>
         <w:numPr>
           <w:ilvl w:val="0"/>
-          <w:numId w:val="1042"/>
+          <w:numId w:val="1043"/>
         </w:numPr>
         <w:pStyle w:val="Compact"/>
       </w:pPr>
@@ -7652,7 +7692,7 @@
       <w:pPr>
         <w:numPr>
           <w:ilvl w:val="0"/>
-          <w:numId w:val="1043"/>
+          <w:numId w:val="1044"/>
         </w:numPr>
         <w:pStyle w:val="Compact"/>
       </w:pPr>
@@ -7675,7 +7715,7 @@
       <w:pPr>
         <w:numPr>
           <w:ilvl w:val="0"/>
-          <w:numId w:val="1044"/>
+          <w:numId w:val="1045"/>
         </w:numPr>
         <w:pStyle w:val="Compact"/>
       </w:pPr>
@@ -7705,7 +7745,7 @@
       <w:pPr>
         <w:numPr>
           <w:ilvl w:val="0"/>
-          <w:numId w:val="1044"/>
+          <w:numId w:val="1045"/>
         </w:numPr>
         <w:pStyle w:val="Compact"/>
       </w:pPr>
@@ -7772,7 +7812,7 @@
       <w:pPr>
         <w:numPr>
           <w:ilvl w:val="0"/>
-          <w:numId w:val="1044"/>
+          <w:numId w:val="1045"/>
         </w:numPr>
         <w:pStyle w:val="Compact"/>
       </w:pPr>
@@ -7806,7 +7846,7 @@
       <w:pPr>
         <w:numPr>
           <w:ilvl w:val="0"/>
-          <w:numId w:val="1044"/>
+          <w:numId w:val="1045"/>
         </w:numPr>
         <w:pStyle w:val="Compact"/>
       </w:pPr>
@@ -7828,7 +7868,7 @@
       <w:pPr>
         <w:numPr>
           <w:ilvl w:val="0"/>
-          <w:numId w:val="1045"/>
+          <w:numId w:val="1046"/>
         </w:numPr>
         <w:pStyle w:val="Compact"/>
       </w:pPr>
@@ -7840,7 +7880,7 @@
       <w:pPr>
         <w:numPr>
           <w:ilvl w:val="0"/>
-          <w:numId w:val="1045"/>
+          <w:numId w:val="1046"/>
         </w:numPr>
         <w:pStyle w:val="Compact"/>
       </w:pPr>
@@ -7852,7 +7892,7 @@
       <w:pPr>
         <w:numPr>
           <w:ilvl w:val="0"/>
-          <w:numId w:val="1045"/>
+          <w:numId w:val="1046"/>
         </w:numPr>
         <w:pStyle w:val="Compact"/>
       </w:pPr>
@@ -7874,7 +7914,7 @@
       <w:pPr>
         <w:numPr>
           <w:ilvl w:val="0"/>
-          <w:numId w:val="1046"/>
+          <w:numId w:val="1047"/>
         </w:numPr>
         <w:pStyle w:val="Compact"/>
       </w:pPr>
@@ -7916,7 +7956,7 @@
       <w:pPr>
         <w:numPr>
           <w:ilvl w:val="0"/>
-          <w:numId w:val="1046"/>
+          <w:numId w:val="1047"/>
         </w:numPr>
         <w:pStyle w:val="Compact"/>
       </w:pPr>
@@ -7938,7 +7978,7 @@
       <w:pPr>
         <w:numPr>
           <w:ilvl w:val="0"/>
-          <w:numId w:val="1046"/>
+          <w:numId w:val="1047"/>
         </w:numPr>
         <w:pStyle w:val="Compact"/>
       </w:pPr>
@@ -7972,7 +8012,7 @@
       <w:pPr>
         <w:numPr>
           <w:ilvl w:val="0"/>
-          <w:numId w:val="1046"/>
+          <w:numId w:val="1047"/>
         </w:numPr>
         <w:pStyle w:val="Compact"/>
       </w:pPr>
@@ -7994,163 +8034,163 @@
       <w:pPr>
         <w:numPr>
           <w:ilvl w:val="1"/>
+          <w:numId w:val="1048"/>
+        </w:numPr>
+        <w:pStyle w:val="Compact"/>
+      </w:pPr>
+      <w:r>
+        <w:t xml:space="preserve">Previous verse, with its reference</w:t>
+      </w:r>
+    </w:p>
+    <w:p>
+      <w:pPr>
+        <w:numPr>
+          <w:ilvl w:val="1"/>
+          <w:numId w:val="1048"/>
+        </w:numPr>
+        <w:pStyle w:val="Compact"/>
+      </w:pPr>
+      <w:r>
+        <w:t xml:space="preserve">Next verse, with its reference</w:t>
+      </w:r>
+    </w:p>
+    <w:p>
+      <w:pPr>
+        <w:numPr>
+          <w:ilvl w:val="1"/>
+          <w:numId w:val="1048"/>
+        </w:numPr>
+        <w:pStyle w:val="Compact"/>
+      </w:pPr>
+      <w:r>
+        <w:t xml:space="preserve">The whole thought, with its range (section 4)</w:t>
+      </w:r>
+    </w:p>
+    <w:p>
+      <w:pPr>
+        <w:numPr>
+          <w:ilvl w:val="1"/>
+          <w:numId w:val="1048"/>
+        </w:numPr>
+        <w:pStyle w:val="Compact"/>
+      </w:pPr>
+      <w:r>
+        <w:t xml:space="preserve">All the detail</w:t>
+      </w:r>
+    </w:p>
+    <w:p>
+      <w:pPr>
+        <w:numPr>
+          <w:ilvl w:val="1"/>
+          <w:numId w:val="1048"/>
+        </w:numPr>
+        <w:pStyle w:val="Compact"/>
+      </w:pPr>
+      <w:r>
+        <w:t xml:space="preserve">The reasons behind each rating</w:t>
+      </w:r>
+    </w:p>
+    <w:p>
+      <w:pPr>
+        <w:numPr>
+          <w:ilvl w:val="1"/>
+          <w:numId w:val="1048"/>
+        </w:numPr>
+        <w:pStyle w:val="Compact"/>
+      </w:pPr>
+      <w:r>
+        <w:t xml:space="preserve">Rare-word notes and full manuscript notes</w:t>
+      </w:r>
+    </w:p>
+    <w:p>
+      <w:pPr>
+        <w:numPr>
+          <w:ilvl w:val="1"/>
+          <w:numId w:val="1048"/>
+        </w:numPr>
+        <w:pStyle w:val="Compact"/>
+      </w:pPr>
+      <w:r>
+        <w:t xml:space="preserve">The Verb Analysis</w:t>
+      </w:r>
+    </w:p>
+    <w:p>
+      <w:pPr>
+        <w:numPr>
+          <w:ilvl w:val="1"/>
+          <w:numId w:val="1048"/>
+        </w:numPr>
+        <w:pStyle w:val="Compact"/>
+      </w:pPr>
+      <w:r>
+        <w:t xml:space="preserve">Background notes</w:t>
+      </w:r>
+    </w:p>
+    <w:p>
+      <w:pPr>
+        <w:numPr>
+          <w:ilvl w:val="1"/>
+          <w:numId w:val="1048"/>
+        </w:numPr>
+        <w:pStyle w:val="Compact"/>
+      </w:pPr>
+      <w:r>
+        <w:t xml:space="preserve">One item for each quote in the verse:</w:t>
+      </w:r>
+      <w:r>
+        <w:t xml:space="preserve"> </w:t>
+      </w:r>
+      <w:r>
+        <w:t xml:space="preserve">“</w:t>
+      </w:r>
+      <w:r>
+        <w:t xml:space="preserve">Isaiah 53:5: the old Greek comparison and the Hebrew verse</w:t>
+      </w:r>
+      <w:r>
+        <w:t xml:space="preserve">”</w:t>
+      </w:r>
+    </w:p>
+    <w:p>
+      <w:pPr>
+        <w:numPr>
+          <w:ilvl w:val="1"/>
+          <w:numId w:val="1048"/>
+        </w:numPr>
+        <w:pStyle w:val="Compact"/>
+      </w:pPr>
+      <w:r>
+        <w:t xml:space="preserve">For an Old Testament verse the New Testament quotes, one item for each quoting verse</w:t>
+      </w:r>
+    </w:p>
+    <w:p>
+      <w:pPr>
+        <w:numPr>
+          <w:ilvl w:val="1"/>
+          <w:numId w:val="1048"/>
+        </w:numPr>
+        <w:pStyle w:val="Compact"/>
+      </w:pPr>
+      <w:r>
+        <w:t xml:space="preserve">One item for each cross-reference entry of the verse, labeled with its source (Treasury, Berean section, or Berean note), with its heading and its number of verses</w:t>
+      </w:r>
+    </w:p>
+    <w:p>
+      <w:pPr>
+        <w:numPr>
+          <w:ilvl w:val="0"/>
+          <w:numId w:val="1000"/>
+        </w:numPr>
+        <w:pStyle w:val="Compact"/>
+      </w:pPr>
+      <w:r>
+        <w:t xml:space="preserve">Because only one verse is shown, these items need no verse in front.</w:t>
+      </w:r>
+    </w:p>
+    <w:p>
+      <w:pPr>
+        <w:numPr>
+          <w:ilvl w:val="0"/>
           <w:numId w:val="1047"/>
-        </w:numPr>
-        <w:pStyle w:val="Compact"/>
-      </w:pPr>
-      <w:r>
-        <w:t xml:space="preserve">Previous verse, with its reference</w:t>
-      </w:r>
-    </w:p>
-    <w:p>
-      <w:pPr>
-        <w:numPr>
-          <w:ilvl w:val="1"/>
-          <w:numId w:val="1047"/>
-        </w:numPr>
-        <w:pStyle w:val="Compact"/>
-      </w:pPr>
-      <w:r>
-        <w:t xml:space="preserve">Next verse, with its reference</w:t>
-      </w:r>
-    </w:p>
-    <w:p>
-      <w:pPr>
-        <w:numPr>
-          <w:ilvl w:val="1"/>
-          <w:numId w:val="1047"/>
-        </w:numPr>
-        <w:pStyle w:val="Compact"/>
-      </w:pPr>
-      <w:r>
-        <w:t xml:space="preserve">The whole thought, with its range (section 4)</w:t>
-      </w:r>
-    </w:p>
-    <w:p>
-      <w:pPr>
-        <w:numPr>
-          <w:ilvl w:val="1"/>
-          <w:numId w:val="1047"/>
-        </w:numPr>
-        <w:pStyle w:val="Compact"/>
-      </w:pPr>
-      <w:r>
-        <w:t xml:space="preserve">All the detail</w:t>
-      </w:r>
-    </w:p>
-    <w:p>
-      <w:pPr>
-        <w:numPr>
-          <w:ilvl w:val="1"/>
-          <w:numId w:val="1047"/>
-        </w:numPr>
-        <w:pStyle w:val="Compact"/>
-      </w:pPr>
-      <w:r>
-        <w:t xml:space="preserve">The reasons behind each rating</w:t>
-      </w:r>
-    </w:p>
-    <w:p>
-      <w:pPr>
-        <w:numPr>
-          <w:ilvl w:val="1"/>
-          <w:numId w:val="1047"/>
-        </w:numPr>
-        <w:pStyle w:val="Compact"/>
-      </w:pPr>
-      <w:r>
-        <w:t xml:space="preserve">Rare-word notes and full manuscript notes</w:t>
-      </w:r>
-    </w:p>
-    <w:p>
-      <w:pPr>
-        <w:numPr>
-          <w:ilvl w:val="1"/>
-          <w:numId w:val="1047"/>
-        </w:numPr>
-        <w:pStyle w:val="Compact"/>
-      </w:pPr>
-      <w:r>
-        <w:t xml:space="preserve">The Verb Analysis</w:t>
-      </w:r>
-    </w:p>
-    <w:p>
-      <w:pPr>
-        <w:numPr>
-          <w:ilvl w:val="1"/>
-          <w:numId w:val="1047"/>
-        </w:numPr>
-        <w:pStyle w:val="Compact"/>
-      </w:pPr>
-      <w:r>
-        <w:t xml:space="preserve">Background notes</w:t>
-      </w:r>
-    </w:p>
-    <w:p>
-      <w:pPr>
-        <w:numPr>
-          <w:ilvl w:val="1"/>
-          <w:numId w:val="1047"/>
-        </w:numPr>
-        <w:pStyle w:val="Compact"/>
-      </w:pPr>
-      <w:r>
-        <w:t xml:space="preserve">One item for each quote in the verse:</w:t>
-      </w:r>
-      <w:r>
-        <w:t xml:space="preserve"> </w:t>
-      </w:r>
-      <w:r>
-        <w:t xml:space="preserve">“</w:t>
-      </w:r>
-      <w:r>
-        <w:t xml:space="preserve">Isaiah 53:5: the old Greek comparison and the Hebrew verse</w:t>
-      </w:r>
-      <w:r>
-        <w:t xml:space="preserve">”</w:t>
-      </w:r>
-    </w:p>
-    <w:p>
-      <w:pPr>
-        <w:numPr>
-          <w:ilvl w:val="1"/>
-          <w:numId w:val="1047"/>
-        </w:numPr>
-        <w:pStyle w:val="Compact"/>
-      </w:pPr>
-      <w:r>
-        <w:t xml:space="preserve">For an Old Testament verse the New Testament quotes, one item for each quoting verse</w:t>
-      </w:r>
-    </w:p>
-    <w:p>
-      <w:pPr>
-        <w:numPr>
-          <w:ilvl w:val="1"/>
-          <w:numId w:val="1047"/>
-        </w:numPr>
-        <w:pStyle w:val="Compact"/>
-      </w:pPr>
-      <w:r>
-        <w:t xml:space="preserve">One item for each cross-reference entry of the verse, labeled with its source (Treasury, Berean section, or Berean note), with its heading and its number of verses</w:t>
-      </w:r>
-    </w:p>
-    <w:p>
-      <w:pPr>
-        <w:numPr>
-          <w:ilvl w:val="0"/>
-          <w:numId w:val="1000"/>
-        </w:numPr>
-        <w:pStyle w:val="Compact"/>
-      </w:pPr>
-      <w:r>
-        <w:t xml:space="preserve">Because only one verse is shown, these items need no verse in front.</w:t>
-      </w:r>
-    </w:p>
-    <w:p>
-      <w:pPr>
-        <w:numPr>
-          <w:ilvl w:val="0"/>
-          <w:numId w:val="1046"/>
         </w:numPr>
         <w:pStyle w:val="Compact"/>
       </w:pPr>
@@ -8202,7 +8242,7 @@
       <w:pPr>
         <w:numPr>
           <w:ilvl w:val="0"/>
-          <w:numId w:val="1046"/>
+          <w:numId w:val="1047"/>
         </w:numPr>
         <w:pStyle w:val="Compact"/>
       </w:pPr>
@@ -8224,7 +8264,7 @@
       <w:pPr>
         <w:numPr>
           <w:ilvl w:val="1"/>
-          <w:numId w:val="1048"/>
+          <w:numId w:val="1049"/>
         </w:numPr>
         <w:pStyle w:val="Compact"/>
       </w:pPr>
@@ -8236,7 +8276,7 @@
       <w:pPr>
         <w:numPr>
           <w:ilvl w:val="1"/>
-          <w:numId w:val="1048"/>
+          <w:numId w:val="1049"/>
         </w:numPr>
         <w:pStyle w:val="Compact"/>
       </w:pPr>
@@ -8248,7 +8288,7 @@
       <w:pPr>
         <w:numPr>
           <w:ilvl w:val="1"/>
-          <w:numId w:val="1048"/>
+          <w:numId w:val="1049"/>
         </w:numPr>
         <w:pStyle w:val="Compact"/>
       </w:pPr>
@@ -8260,7 +8300,7 @@
       <w:pPr>
         <w:numPr>
           <w:ilvl w:val="1"/>
-          <w:numId w:val="1048"/>
+          <w:numId w:val="1049"/>
         </w:numPr>
         <w:pStyle w:val="Compact"/>
       </w:pPr>
@@ -8287,149 +8327,149 @@
       <w:pPr>
         <w:numPr>
           <w:ilvl w:val="2"/>
+          <w:numId w:val="1050"/>
+        </w:numPr>
+        <w:pStyle w:val="Compact"/>
+      </w:pPr>
+      <w:r>
+        <w:t xml:space="preserve">all the detail</w:t>
+      </w:r>
+    </w:p>
+    <w:p>
+      <w:pPr>
+        <w:numPr>
+          <w:ilvl w:val="2"/>
+          <w:numId w:val="1050"/>
+        </w:numPr>
+        <w:pStyle w:val="Compact"/>
+      </w:pPr>
+      <w:r>
+        <w:t xml:space="preserve">the reasons behind each rating</w:t>
+      </w:r>
+    </w:p>
+    <w:p>
+      <w:pPr>
+        <w:numPr>
+          <w:ilvl w:val="2"/>
+          <w:numId w:val="1050"/>
+        </w:numPr>
+        <w:pStyle w:val="Compact"/>
+      </w:pPr>
+      <w:r>
+        <w:t xml:space="preserve">rare-word notes and full manuscript notes</w:t>
+      </w:r>
+    </w:p>
+    <w:p>
+      <w:pPr>
+        <w:numPr>
+          <w:ilvl w:val="2"/>
+          <w:numId w:val="1050"/>
+        </w:numPr>
+        <w:pStyle w:val="Compact"/>
+      </w:pPr>
+      <w:r>
+        <w:t xml:space="preserve">the Verb Analysis</w:t>
+      </w:r>
+    </w:p>
+    <w:p>
+      <w:pPr>
+        <w:numPr>
+          <w:ilvl w:val="2"/>
+          <w:numId w:val="1050"/>
+        </w:numPr>
+        <w:pStyle w:val="Compact"/>
+      </w:pPr>
+      <w:r>
+        <w:t xml:space="preserve">background notes</w:t>
+      </w:r>
+    </w:p>
+    <w:p>
+      <w:pPr>
+        <w:numPr>
+          <w:ilvl w:val="2"/>
+          <w:numId w:val="1050"/>
+        </w:numPr>
+        <w:pStyle w:val="Compact"/>
+      </w:pPr>
+      <w:r>
+        <w:t xml:space="preserve">cross-references</w:t>
+      </w:r>
+    </w:p>
+    <w:p>
+      <w:pPr>
+        <w:numPr>
+          <w:ilvl w:val="1"/>
           <w:numId w:val="1049"/>
         </w:numPr>
         <w:pStyle w:val="Compact"/>
       </w:pPr>
       <w:r>
-        <w:t xml:space="preserve">all the detail</w:t>
-      </w:r>
-    </w:p>
-    <w:p>
-      <w:pPr>
-        <w:numPr>
-          <w:ilvl w:val="2"/>
+        <w:t xml:space="preserve">Then</w:t>
+      </w:r>
+      <w:r>
+        <w:t xml:space="preserve"> </w:t>
+      </w:r>
+      <w:r>
+        <w:t xml:space="preserve">“</w:t>
+      </w:r>
+      <w:r>
+        <w:t xml:space="preserve">The whole thought: all the detail</w:t>
+      </w:r>
+      <w:r>
+        <w:t xml:space="preserve">”</w:t>
+      </w:r>
+      <w:r>
+        <w:t xml:space="preserve"> </w:t>
+      </w:r>
+      <w:r>
+        <w:t xml:space="preserve">(or</w:t>
+      </w:r>
+      <w:r>
+        <w:t xml:space="preserve"> </w:t>
+      </w:r>
+      <w:r>
+        <w:t xml:space="preserve">“</w:t>
+      </w:r>
+      <w:r>
+        <w:t xml:space="preserve">These verses: all the detail</w:t>
+      </w:r>
+      <w:r>
+        <w:t xml:space="preserve">”</w:t>
+      </w:r>
+      <w:r>
+        <w:t xml:space="preserve"> </w:t>
+      </w:r>
+      <w:r>
+        <w:t xml:space="preserve">when the verses shown are not the whole thought)</w:t>
+      </w:r>
+    </w:p>
+    <w:p>
+      <w:pPr>
+        <w:numPr>
+          <w:ilvl w:val="1"/>
           <w:numId w:val="1049"/>
         </w:numPr>
         <w:pStyle w:val="Compact"/>
       </w:pPr>
       <w:r>
-        <w:t xml:space="preserve">the reasons behind each rating</w:t>
-      </w:r>
-    </w:p>
-    <w:p>
-      <w:pPr>
-        <w:numPr>
-          <w:ilvl w:val="2"/>
+        <w:t xml:space="preserve">“</w:t>
+      </w:r>
+      <w:r>
+        <w:t xml:space="preserve">The whole thought: structure notes</w:t>
+      </w:r>
+      <w:r>
+        <w:t xml:space="preserve">”</w:t>
+      </w:r>
+    </w:p>
+    <w:p>
+      <w:pPr>
+        <w:numPr>
+          <w:ilvl w:val="1"/>
           <w:numId w:val="1049"/>
         </w:numPr>
         <w:pStyle w:val="Compact"/>
       </w:pPr>
       <w:r>
-        <w:t xml:space="preserve">rare-word notes and full manuscript notes</w:t>
-      </w:r>
-    </w:p>
-    <w:p>
-      <w:pPr>
-        <w:numPr>
-          <w:ilvl w:val="2"/>
-          <w:numId w:val="1049"/>
-        </w:numPr>
-        <w:pStyle w:val="Compact"/>
-      </w:pPr>
-      <w:r>
-        <w:t xml:space="preserve">the Verb Analysis</w:t>
-      </w:r>
-    </w:p>
-    <w:p>
-      <w:pPr>
-        <w:numPr>
-          <w:ilvl w:val="2"/>
-          <w:numId w:val="1049"/>
-        </w:numPr>
-        <w:pStyle w:val="Compact"/>
-      </w:pPr>
-      <w:r>
-        <w:t xml:space="preserve">background notes</w:t>
-      </w:r>
-    </w:p>
-    <w:p>
-      <w:pPr>
-        <w:numPr>
-          <w:ilvl w:val="2"/>
-          <w:numId w:val="1049"/>
-        </w:numPr>
-        <w:pStyle w:val="Compact"/>
-      </w:pPr>
-      <w:r>
-        <w:t xml:space="preserve">cross-references</w:t>
-      </w:r>
-    </w:p>
-    <w:p>
-      <w:pPr>
-        <w:numPr>
-          <w:ilvl w:val="1"/>
-          <w:numId w:val="1048"/>
-        </w:numPr>
-        <w:pStyle w:val="Compact"/>
-      </w:pPr>
-      <w:r>
-        <w:t xml:space="preserve">Then</w:t>
-      </w:r>
-      <w:r>
-        <w:t xml:space="preserve"> </w:t>
-      </w:r>
-      <w:r>
-        <w:t xml:space="preserve">“</w:t>
-      </w:r>
-      <w:r>
-        <w:t xml:space="preserve">The whole thought: all the detail</w:t>
-      </w:r>
-      <w:r>
-        <w:t xml:space="preserve">”</w:t>
-      </w:r>
-      <w:r>
-        <w:t xml:space="preserve"> </w:t>
-      </w:r>
-      <w:r>
-        <w:t xml:space="preserve">(or</w:t>
-      </w:r>
-      <w:r>
-        <w:t xml:space="preserve"> </w:t>
-      </w:r>
-      <w:r>
-        <w:t xml:space="preserve">“</w:t>
-      </w:r>
-      <w:r>
-        <w:t xml:space="preserve">These verses: all the detail</w:t>
-      </w:r>
-      <w:r>
-        <w:t xml:space="preserve">”</w:t>
-      </w:r>
-      <w:r>
-        <w:t xml:space="preserve"> </w:t>
-      </w:r>
-      <w:r>
-        <w:t xml:space="preserve">when the verses shown are not the whole thought)</w:t>
-      </w:r>
-    </w:p>
-    <w:p>
-      <w:pPr>
-        <w:numPr>
-          <w:ilvl w:val="1"/>
-          <w:numId w:val="1048"/>
-        </w:numPr>
-        <w:pStyle w:val="Compact"/>
-      </w:pPr>
-      <w:r>
-        <w:t xml:space="preserve">“</w:t>
-      </w:r>
-      <w:r>
-        <w:t xml:space="preserve">The whole thought: structure notes</w:t>
-      </w:r>
-      <w:r>
-        <w:t xml:space="preserve">”</w:t>
-      </w:r>
-    </w:p>
-    <w:p>
-      <w:pPr>
-        <w:numPr>
-          <w:ilvl w:val="1"/>
-          <w:numId w:val="1048"/>
-        </w:numPr>
-        <w:pStyle w:val="Compact"/>
-      </w:pPr>
-      <w:r>
         <w:t xml:space="preserve">One item for each quote:</w:t>
       </w:r>
       <w:r>
@@ -8449,7 +8489,7 @@
       <w:pPr>
         <w:numPr>
           <w:ilvl w:val="0"/>
-          <w:numId w:val="1046"/>
+          <w:numId w:val="1047"/>
         </w:numPr>
         <w:pStyle w:val="Compact"/>
       </w:pPr>
@@ -8479,7 +8519,7 @@
       <w:pPr>
         <w:numPr>
           <w:ilvl w:val="0"/>
-          <w:numId w:val="1046"/>
+          <w:numId w:val="1047"/>
         </w:numPr>
         <w:pStyle w:val="Compact"/>
       </w:pPr>
@@ -8491,7 +8531,7 @@
       <w:pPr>
         <w:numPr>
           <w:ilvl w:val="0"/>
-          <w:numId w:val="1046"/>
+          <w:numId w:val="1047"/>
         </w:numPr>
         <w:pStyle w:val="Compact"/>
       </w:pPr>
@@ -8515,7 +8555,7 @@
       <w:pPr>
         <w:numPr>
           <w:ilvl w:val="0"/>
-          <w:numId w:val="1046"/>
+          <w:numId w:val="1047"/>
         </w:numPr>
         <w:pStyle w:val="Compact"/>
       </w:pPr>
@@ -8527,7 +8567,7 @@
       <w:pPr>
         <w:numPr>
           <w:ilvl w:val="0"/>
-          <w:numId w:val="1046"/>
+          <w:numId w:val="1047"/>
         </w:numPr>
         <w:pStyle w:val="Compact"/>
       </w:pPr>
@@ -8561,7 +8601,7 @@
       <w:pPr>
         <w:numPr>
           <w:ilvl w:val="1"/>
-          <w:numId w:val="1050"/>
+          <w:numId w:val="1051"/>
         </w:numPr>
         <w:pStyle w:val="Compact"/>
       </w:pPr>
@@ -8601,7 +8641,7 @@
       <w:pPr>
         <w:numPr>
           <w:ilvl w:val="0"/>
-          <w:numId w:val="1046"/>
+          <w:numId w:val="1047"/>
         </w:numPr>
         <w:pStyle w:val="Compact"/>
       </w:pPr>
@@ -8649,7 +8689,7 @@
       <w:pPr>
         <w:numPr>
           <w:ilvl w:val="0"/>
-          <w:numId w:val="1046"/>
+          <w:numId w:val="1047"/>
         </w:numPr>
         <w:pStyle w:val="Compact"/>
       </w:pPr>
@@ -8671,7 +8711,7 @@
       <w:pPr>
         <w:numPr>
           <w:ilvl w:val="0"/>
-          <w:numId w:val="1051"/>
+          <w:numId w:val="1052"/>
         </w:numPr>
         <w:pStyle w:val="Compact"/>
       </w:pPr>
@@ -8708,7 +8748,7 @@
       <w:pPr>
         <w:numPr>
           <w:ilvl w:val="0"/>
-          <w:numId w:val="1051"/>
+          <w:numId w:val="1052"/>
         </w:numPr>
         <w:pStyle w:val="Compact"/>
       </w:pPr>
@@ -8745,7 +8785,7 @@
       <w:pPr>
         <w:numPr>
           <w:ilvl w:val="0"/>
-          <w:numId w:val="1051"/>
+          <w:numId w:val="1052"/>
         </w:numPr>
         <w:pStyle w:val="Compact"/>
       </w:pPr>
@@ -8767,7 +8807,7 @@
       <w:pPr>
         <w:numPr>
           <w:ilvl w:val="0"/>
-          <w:numId w:val="1051"/>
+          <w:numId w:val="1052"/>
         </w:numPr>
         <w:pStyle w:val="Compact"/>
       </w:pPr>
@@ -8804,67 +8844,67 @@
       <w:pPr>
         <w:numPr>
           <w:ilvl w:val="1"/>
+          <w:numId w:val="1053"/>
+        </w:numPr>
+        <w:pStyle w:val="Compact"/>
+      </w:pPr>
+      <w:r>
+        <w:t xml:space="preserve">If the quote follows the Hebrew directly, skip the old Greek translation.</w:t>
+      </w:r>
+    </w:p>
+    <w:p>
+      <w:pPr>
+        <w:numPr>
+          <w:ilvl w:val="1"/>
+          <w:numId w:val="1053"/>
+        </w:numPr>
+        <w:pStyle w:val="Compact"/>
+      </w:pPr>
+      <w:r>
+        <w:t xml:space="preserve">If the old Greek matches the New Testament wording exactly, say so and do not repeat it.</w:t>
+      </w:r>
+    </w:p>
+    <w:p>
+      <w:pPr>
+        <w:numPr>
+          <w:ilvl w:val="1"/>
+          <w:numId w:val="1053"/>
+        </w:numPr>
+        <w:pStyle w:val="Compact"/>
+      </w:pPr>
+      <w:r>
+        <w:t xml:space="preserve">If they differ, translate the old Greek and list each difference.</w:t>
+      </w:r>
+    </w:p>
+    <w:p>
+      <w:pPr>
+        <w:numPr>
+          <w:ilvl w:val="1"/>
+          <w:numId w:val="1053"/>
+        </w:numPr>
+        <w:pStyle w:val="Compact"/>
+      </w:pPr>
+      <w:r>
+        <w:t xml:space="preserve">Say where the Greek word and the Hebrew word behind it differ in meaning. Do not assume one carries everything the other does.</w:t>
+      </w:r>
+    </w:p>
+    <w:p>
+      <w:pPr>
+        <w:numPr>
+          <w:ilvl w:val="1"/>
+          <w:numId w:val="1053"/>
+        </w:numPr>
+        <w:pStyle w:val="Compact"/>
+      </w:pPr>
+      <w:r>
+        <w:t xml:space="preserve">Translate the quoted verse only. End with its own menu.</w:t>
+      </w:r>
+    </w:p>
+    <w:p>
+      <w:pPr>
+        <w:numPr>
+          <w:ilvl w:val="0"/>
           <w:numId w:val="1052"/>
-        </w:numPr>
-        <w:pStyle w:val="Compact"/>
-      </w:pPr>
-      <w:r>
-        <w:t xml:space="preserve">If the quote follows the Hebrew directly, skip the old Greek translation.</w:t>
-      </w:r>
-    </w:p>
-    <w:p>
-      <w:pPr>
-        <w:numPr>
-          <w:ilvl w:val="1"/>
-          <w:numId w:val="1052"/>
-        </w:numPr>
-        <w:pStyle w:val="Compact"/>
-      </w:pPr>
-      <w:r>
-        <w:t xml:space="preserve">If the old Greek matches the New Testament wording exactly, say so and do not repeat it.</w:t>
-      </w:r>
-    </w:p>
-    <w:p>
-      <w:pPr>
-        <w:numPr>
-          <w:ilvl w:val="1"/>
-          <w:numId w:val="1052"/>
-        </w:numPr>
-        <w:pStyle w:val="Compact"/>
-      </w:pPr>
-      <w:r>
-        <w:t xml:space="preserve">If they differ, translate the old Greek and list each difference.</w:t>
-      </w:r>
-    </w:p>
-    <w:p>
-      <w:pPr>
-        <w:numPr>
-          <w:ilvl w:val="1"/>
-          <w:numId w:val="1052"/>
-        </w:numPr>
-        <w:pStyle w:val="Compact"/>
-      </w:pPr>
-      <w:r>
-        <w:t xml:space="preserve">Say where the Greek word and the Hebrew word behind it differ in meaning. Do not assume one carries everything the other does.</w:t>
-      </w:r>
-    </w:p>
-    <w:p>
-      <w:pPr>
-        <w:numPr>
-          <w:ilvl w:val="1"/>
-          <w:numId w:val="1052"/>
-        </w:numPr>
-        <w:pStyle w:val="Compact"/>
-      </w:pPr>
-      <w:r>
-        <w:t xml:space="preserve">Translate the quoted verse only. End with its own menu.</w:t>
-      </w:r>
-    </w:p>
-    <w:p>
-      <w:pPr>
-        <w:numPr>
-          <w:ilvl w:val="0"/>
-          <w:numId w:val="1051"/>
         </w:numPr>
         <w:pStyle w:val="Compact"/>
       </w:pPr>
@@ -8914,7 +8954,7 @@
       <w:pPr>
         <w:numPr>
           <w:ilvl w:val="0"/>
-          <w:numId w:val="1051"/>
+          <w:numId w:val="1052"/>
         </w:numPr>
         <w:pStyle w:val="Compact"/>
       </w:pPr>
@@ -8958,7 +8998,7 @@
       <w:pPr>
         <w:numPr>
           <w:ilvl w:val="0"/>
-          <w:numId w:val="1053"/>
+          <w:numId w:val="1054"/>
         </w:numPr>
         <w:pStyle w:val="Compact"/>
       </w:pPr>
@@ -8985,7 +9025,7 @@
       <w:pPr>
         <w:numPr>
           <w:ilvl w:val="1"/>
-          <w:numId w:val="1054"/>
+          <w:numId w:val="1055"/>
         </w:numPr>
         <w:pStyle w:val="Compact"/>
       </w:pPr>
@@ -9007,7 +9047,7 @@
       <w:pPr>
         <w:numPr>
           <w:ilvl w:val="1"/>
-          <w:numId w:val="1054"/>
+          <w:numId w:val="1055"/>
         </w:numPr>
         <w:pStyle w:val="Compact"/>
       </w:pPr>
@@ -9029,7 +9069,7 @@
       <w:pPr>
         <w:numPr>
           <w:ilvl w:val="1"/>
-          <w:numId w:val="1054"/>
+          <w:numId w:val="1055"/>
         </w:numPr>
         <w:pStyle w:val="Compact"/>
       </w:pPr>
@@ -9051,7 +9091,7 @@
       <w:pPr>
         <w:numPr>
           <w:ilvl w:val="0"/>
-          <w:numId w:val="1053"/>
+          <w:numId w:val="1054"/>
         </w:numPr>
         <w:pStyle w:val="Compact"/>
       </w:pPr>
@@ -9081,7 +9121,7 @@
       <w:pPr>
         <w:numPr>
           <w:ilvl w:val="0"/>
-          <w:numId w:val="1053"/>
+          <w:numId w:val="1054"/>
         </w:numPr>
         <w:pStyle w:val="Compact"/>
       </w:pPr>
@@ -9093,7 +9133,7 @@
       <w:pPr>
         <w:numPr>
           <w:ilvl w:val="0"/>
-          <w:numId w:val="1053"/>
+          <w:numId w:val="1054"/>
         </w:numPr>
         <w:pStyle w:val="Compact"/>
       </w:pPr>
@@ -9105,7 +9145,7 @@
       <w:pPr>
         <w:numPr>
           <w:ilvl w:val="0"/>
-          <w:numId w:val="1053"/>
+          <w:numId w:val="1054"/>
         </w:numPr>
         <w:pStyle w:val="Compact"/>
       </w:pPr>
@@ -9117,7 +9157,7 @@
       <w:pPr>
         <w:numPr>
           <w:ilvl w:val="0"/>
-          <w:numId w:val="1053"/>
+          <w:numId w:val="1054"/>
         </w:numPr>
         <w:pStyle w:val="Compact"/>
       </w:pPr>
@@ -9139,7 +9179,7 @@
       <w:pPr>
         <w:numPr>
           <w:ilvl w:val="0"/>
-          <w:numId w:val="1055"/>
+          <w:numId w:val="1056"/>
         </w:numPr>
         <w:pStyle w:val="Compact"/>
       </w:pPr>
@@ -9161,7 +9201,7 @@
       <w:pPr>
         <w:numPr>
           <w:ilvl w:val="0"/>
-          <w:numId w:val="1055"/>
+          <w:numId w:val="1056"/>
         </w:numPr>
         <w:pStyle w:val="Compact"/>
       </w:pPr>
@@ -9183,7 +9223,7 @@
       <w:pPr>
         <w:numPr>
           <w:ilvl w:val="0"/>
-          <w:numId w:val="1055"/>
+          <w:numId w:val="1056"/>
         </w:numPr>
         <w:pStyle w:val="Compact"/>
       </w:pPr>
@@ -9238,7 +9278,7 @@
       <w:pPr>
         <w:numPr>
           <w:ilvl w:val="0"/>
-          <w:numId w:val="1055"/>
+          <w:numId w:val="1056"/>
         </w:numPr>
         <w:pStyle w:val="Compact"/>
       </w:pPr>
@@ -9308,7 +9348,7 @@
       <w:pPr>
         <w:numPr>
           <w:ilvl w:val="0"/>
-          <w:numId w:val="1055"/>
+          <w:numId w:val="1056"/>
         </w:numPr>
         <w:pStyle w:val="Compact"/>
       </w:pPr>
@@ -9376,7 +9416,7 @@
       <w:pPr>
         <w:numPr>
           <w:ilvl w:val="0"/>
-          <w:numId w:val="1055"/>
+          <w:numId w:val="1056"/>
         </w:numPr>
         <w:pStyle w:val="Compact"/>
       </w:pPr>
@@ -9388,7 +9428,7 @@
       <w:pPr>
         <w:numPr>
           <w:ilvl w:val="0"/>
-          <w:numId w:val="1055"/>
+          <w:numId w:val="1056"/>
         </w:numPr>
         <w:pStyle w:val="Compact"/>
       </w:pPr>
@@ -9400,7 +9440,7 @@
       <w:pPr>
         <w:numPr>
           <w:ilvl w:val="0"/>
-          <w:numId w:val="1055"/>
+          <w:numId w:val="1056"/>
         </w:numPr>
         <w:pStyle w:val="Compact"/>
       </w:pPr>
@@ -9412,136 +9452,136 @@
       <w:pPr>
         <w:numPr>
           <w:ilvl w:val="1"/>
+          <w:numId w:val="1057"/>
+        </w:numPr>
+        <w:pStyle w:val="Compact"/>
+      </w:pPr>
+      <w:r>
+        <w:t xml:space="preserve">a header on one line: the reference in bold, then the word with its options and verb tag exactly as on its word line, without the line number and without a bracketed</w:t>
+      </w:r>
+      <w:r>
+        <w:t xml:space="preserve"> </w:t>
+      </w:r>
+      <w:r>
+        <w:t xml:space="preserve">“</w:t>
+      </w:r>
+      <w:r>
+        <w:t xml:space="preserve">the</w:t>
+      </w:r>
+      <w:r>
+        <w:t xml:space="preserve">”</w:t>
+      </w:r>
+      <w:r>
+        <w:t xml:space="preserve">:</w:t>
+      </w:r>
+      <w:r>
+        <w:t xml:space="preserve"> </w:t>
+      </w:r>
+      <w:r>
+        <w:rPr>
+          <w:rStyle w:val="VerbatimChar"/>
+        </w:rPr>
+        <w:t xml:space="preserve">**1 Peter 2:24:** bore — LIKELY: bore | carried up | sustained; POSSIBLE: offered up — seen as a whole, in the past</w:t>
+      </w:r>
+      <w:r>
+        <w:t xml:space="preserve">. A word with no options is just</w:t>
+      </w:r>
+      <w:r>
+        <w:t xml:space="preserve"> </w:t>
+      </w:r>
+      <w:r>
+        <w:rPr>
+          <w:rStyle w:val="VerbatimChar"/>
+        </w:rPr>
+        <w:t xml:space="preserve">**1 Peter 2:24:** body</w:t>
+      </w:r>
+      <w:r>
+        <w:t xml:space="preserve">;</w:t>
+      </w:r>
+    </w:p>
+    <w:p>
+      <w:pPr>
+        <w:numPr>
+          <w:ilvl w:val="1"/>
+          <w:numId w:val="1057"/>
+        </w:numPr>
+        <w:pStyle w:val="Compact"/>
+      </w:pPr>
+      <w:r>
+        <w:t xml:space="preserve">the count:</w:t>
+      </w:r>
+      <w:r>
+        <w:t xml:space="preserve"> </w:t>
+      </w:r>
+      <w:r>
+        <w:t xml:space="preserve">“</w:t>
+      </w:r>
+      <w:r>
+        <w:t xml:space="preserve">Used 10 times in 9 verses.</w:t>
+      </w:r>
+      <w:r>
+        <w:t xml:space="preserve">”</w:t>
+      </w:r>
+      <w:r>
+        <w:t xml:space="preserve">;</w:t>
+      </w:r>
+    </w:p>
+    <w:p>
+      <w:pPr>
+        <w:numPr>
+          <w:ilvl w:val="1"/>
+          <w:numId w:val="1057"/>
+        </w:numPr>
+        <w:pStyle w:val="Compact"/>
+      </w:pPr>
+      <w:r>
+        <w:t xml:space="preserve">how the Berean Bible renders it, with a count for each group. The helper groups the renderings and adds them up. Copy its numbers. Do not add by hand. The groups must total the count;</w:t>
+      </w:r>
+    </w:p>
+    <w:p>
+      <w:pPr>
+        <w:numPr>
+          <w:ilvl w:val="1"/>
+          <w:numId w:val="1057"/>
+        </w:numPr>
+        <w:pStyle w:val="Compact"/>
+      </w:pPr>
+      <w:r>
+        <w:t xml:space="preserve">when the word has thirty uses or fewer, a short tally of what the word does in those verses (for example, what gets</w:t>
+      </w:r>
+      <w:r>
+        <w:t xml:space="preserve"> </w:t>
+      </w:r>
+      <w:r>
+        <w:t xml:space="preserve">“</w:t>
+      </w:r>
+      <w:r>
+        <w:t xml:space="preserve">carried up</w:t>
+      </w:r>
+      <w:r>
+        <w:t xml:space="preserve">”</w:t>
+      </w:r>
+      <w:r>
+        <w:t xml:space="preserve">);</w:t>
+      </w:r>
+    </w:p>
+    <w:p>
+      <w:pPr>
+        <w:numPr>
+          <w:ilvl w:val="1"/>
+          <w:numId w:val="1057"/>
+        </w:numPr>
+        <w:pStyle w:val="Compact"/>
+      </w:pPr>
+      <w:r>
+        <w:t xml:space="preserve">the verses: uses in the same book first, then the rest in Bible order. The helper puts them in this order and numbers them.</w:t>
+      </w:r>
+    </w:p>
+    <w:p>
+      <w:pPr>
+        <w:numPr>
+          <w:ilvl w:val="0"/>
           <w:numId w:val="1056"/>
-        </w:numPr>
-        <w:pStyle w:val="Compact"/>
-      </w:pPr>
-      <w:r>
-        <w:t xml:space="preserve">a header on one line: the reference in bold, then the word with its options and verb tag exactly as on its word line, without the line number and without a bracketed</w:t>
-      </w:r>
-      <w:r>
-        <w:t xml:space="preserve"> </w:t>
-      </w:r>
-      <w:r>
-        <w:t xml:space="preserve">“</w:t>
-      </w:r>
-      <w:r>
-        <w:t xml:space="preserve">the</w:t>
-      </w:r>
-      <w:r>
-        <w:t xml:space="preserve">”</w:t>
-      </w:r>
-      <w:r>
-        <w:t xml:space="preserve">:</w:t>
-      </w:r>
-      <w:r>
-        <w:t xml:space="preserve"> </w:t>
-      </w:r>
-      <w:r>
-        <w:rPr>
-          <w:rStyle w:val="VerbatimChar"/>
-        </w:rPr>
-        <w:t xml:space="preserve">**1 Peter 2:24:** bore — LIKELY: bore | carried up | sustained; POSSIBLE: offered up — seen as a whole, in the past</w:t>
-      </w:r>
-      <w:r>
-        <w:t xml:space="preserve">. A word with no options is just</w:t>
-      </w:r>
-      <w:r>
-        <w:t xml:space="preserve"> </w:t>
-      </w:r>
-      <w:r>
-        <w:rPr>
-          <w:rStyle w:val="VerbatimChar"/>
-        </w:rPr>
-        <w:t xml:space="preserve">**1 Peter 2:24:** body</w:t>
-      </w:r>
-      <w:r>
-        <w:t xml:space="preserve">;</w:t>
-      </w:r>
-    </w:p>
-    <w:p>
-      <w:pPr>
-        <w:numPr>
-          <w:ilvl w:val="1"/>
-          <w:numId w:val="1056"/>
-        </w:numPr>
-        <w:pStyle w:val="Compact"/>
-      </w:pPr>
-      <w:r>
-        <w:t xml:space="preserve">the count:</w:t>
-      </w:r>
-      <w:r>
-        <w:t xml:space="preserve"> </w:t>
-      </w:r>
-      <w:r>
-        <w:t xml:space="preserve">“</w:t>
-      </w:r>
-      <w:r>
-        <w:t xml:space="preserve">Used 10 times in 9 verses.</w:t>
-      </w:r>
-      <w:r>
-        <w:t xml:space="preserve">”</w:t>
-      </w:r>
-      <w:r>
-        <w:t xml:space="preserve">;</w:t>
-      </w:r>
-    </w:p>
-    <w:p>
-      <w:pPr>
-        <w:numPr>
-          <w:ilvl w:val="1"/>
-          <w:numId w:val="1056"/>
-        </w:numPr>
-        <w:pStyle w:val="Compact"/>
-      </w:pPr>
-      <w:r>
-        <w:t xml:space="preserve">how the Berean Bible renders it, with a count for each group. The helper groups the renderings and adds them up. Copy its numbers. Do not add by hand. The groups must total the count;</w:t>
-      </w:r>
-    </w:p>
-    <w:p>
-      <w:pPr>
-        <w:numPr>
-          <w:ilvl w:val="1"/>
-          <w:numId w:val="1056"/>
-        </w:numPr>
-        <w:pStyle w:val="Compact"/>
-      </w:pPr>
-      <w:r>
-        <w:t xml:space="preserve">when the word has thirty uses or fewer, a short tally of what the word does in those verses (for example, what gets</w:t>
-      </w:r>
-      <w:r>
-        <w:t xml:space="preserve"> </w:t>
-      </w:r>
-      <w:r>
-        <w:t xml:space="preserve">“</w:t>
-      </w:r>
-      <w:r>
-        <w:t xml:space="preserve">carried up</w:t>
-      </w:r>
-      <w:r>
-        <w:t xml:space="preserve">”</w:t>
-      </w:r>
-      <w:r>
-        <w:t xml:space="preserve">);</w:t>
-      </w:r>
-    </w:p>
-    <w:p>
-      <w:pPr>
-        <w:numPr>
-          <w:ilvl w:val="1"/>
-          <w:numId w:val="1056"/>
-        </w:numPr>
-        <w:pStyle w:val="Compact"/>
-      </w:pPr>
-      <w:r>
-        <w:t xml:space="preserve">the verses: uses in the same book first, then the rest in Bible order. The helper puts them in this order and numbers them.</w:t>
-      </w:r>
-    </w:p>
-    <w:p>
-      <w:pPr>
-        <w:numPr>
-          <w:ilvl w:val="0"/>
-          <w:numId w:val="1055"/>
         </w:numPr>
         <w:pStyle w:val="Compact"/>
       </w:pPr>
@@ -9563,7 +9603,7 @@
       <w:pPr>
         <w:numPr>
           <w:ilvl w:val="0"/>
-          <w:numId w:val="1055"/>
+          <w:numId w:val="1056"/>
         </w:numPr>
         <w:pStyle w:val="Compact"/>
       </w:pPr>
@@ -9575,7 +9615,7 @@
       <w:pPr>
         <w:numPr>
           <w:ilvl w:val="0"/>
-          <w:numId w:val="1055"/>
+          <w:numId w:val="1056"/>
         </w:numPr>
         <w:pStyle w:val="Compact"/>
       </w:pPr>
@@ -9587,7 +9627,7 @@
       <w:pPr>
         <w:numPr>
           <w:ilvl w:val="0"/>
-          <w:numId w:val="1055"/>
+          <w:numId w:val="1056"/>
         </w:numPr>
         <w:pStyle w:val="Compact"/>
       </w:pPr>
@@ -9617,7 +9657,7 @@
       <w:pPr>
         <w:numPr>
           <w:ilvl w:val="0"/>
-          <w:numId w:val="1055"/>
+          <w:numId w:val="1056"/>
         </w:numPr>
         <w:pStyle w:val="Compact"/>
       </w:pPr>
@@ -9644,7 +9684,7 @@
       <w:pPr>
         <w:numPr>
           <w:ilvl w:val="0"/>
-          <w:numId w:val="1055"/>
+          <w:numId w:val="1056"/>
         </w:numPr>
         <w:pStyle w:val="Compact"/>
       </w:pPr>
@@ -9829,7 +9869,7 @@
       <w:pPr>
         <w:numPr>
           <w:ilvl w:val="0"/>
-          <w:numId w:val="1057"/>
+          <w:numId w:val="1058"/>
         </w:numPr>
         <w:pStyle w:val="Compact"/>
       </w:pPr>
@@ -9841,7 +9881,7 @@
       <w:pPr>
         <w:numPr>
           <w:ilvl w:val="0"/>
-          <w:numId w:val="1057"/>
+          <w:numId w:val="1058"/>
         </w:numPr>
         <w:pStyle w:val="Compact"/>
       </w:pPr>
@@ -9853,7 +9893,7 @@
       <w:pPr>
         <w:numPr>
           <w:ilvl w:val="0"/>
-          <w:numId w:val="1057"/>
+          <w:numId w:val="1058"/>
         </w:numPr>
         <w:pStyle w:val="Compact"/>
       </w:pPr>
@@ -9979,7 +10019,7 @@
       <w:pPr>
         <w:numPr>
           <w:ilvl w:val="0"/>
-          <w:numId w:val="1058"/>
+          <w:numId w:val="1059"/>
         </w:numPr>
         <w:pStyle w:val="Compact"/>
       </w:pPr>
@@ -9995,7 +10035,7 @@
       <w:pPr>
         <w:numPr>
           <w:ilvl w:val="0"/>
-          <w:numId w:val="1058"/>
+          <w:numId w:val="1059"/>
         </w:numPr>
         <w:pStyle w:val="Compact"/>
       </w:pPr>
@@ -10011,7 +10051,7 @@
       <w:pPr>
         <w:numPr>
           <w:ilvl w:val="0"/>
-          <w:numId w:val="1058"/>
+          <w:numId w:val="1059"/>
         </w:numPr>
         <w:pStyle w:val="Compact"/>
       </w:pPr>
@@ -10033,7 +10073,7 @@
       <w:pPr>
         <w:numPr>
           <w:ilvl w:val="0"/>
-          <w:numId w:val="1058"/>
+          <w:numId w:val="1059"/>
         </w:numPr>
         <w:pStyle w:val="Compact"/>
       </w:pPr>
@@ -10049,7 +10089,7 @@
       <w:pPr>
         <w:numPr>
           <w:ilvl w:val="0"/>
-          <w:numId w:val="1058"/>
+          <w:numId w:val="1059"/>
         </w:numPr>
         <w:pStyle w:val="Compact"/>
       </w:pPr>
@@ -10077,7 +10117,7 @@
       <w:pPr>
         <w:numPr>
           <w:ilvl w:val="0"/>
-          <w:numId w:val="1058"/>
+          <w:numId w:val="1059"/>
         </w:numPr>
         <w:pStyle w:val="Compact"/>
       </w:pPr>
@@ -10099,7 +10139,7 @@
       <w:pPr>
         <w:numPr>
           <w:ilvl w:val="0"/>
-          <w:numId w:val="1058"/>
+          <w:numId w:val="1059"/>
         </w:numPr>
         <w:pStyle w:val="Compact"/>
       </w:pPr>
@@ -10115,7 +10155,7 @@
       <w:pPr>
         <w:numPr>
           <w:ilvl w:val="0"/>
-          <w:numId w:val="1058"/>
+          <w:numId w:val="1059"/>
         </w:numPr>
         <w:pStyle w:val="Compact"/>
       </w:pPr>
@@ -10137,7 +10177,7 @@
       <w:pPr>
         <w:numPr>
           <w:ilvl w:val="0"/>
-          <w:numId w:val="1058"/>
+          <w:numId w:val="1059"/>
         </w:numPr>
         <w:pStyle w:val="Compact"/>
       </w:pPr>
@@ -10159,7 +10199,7 @@
       <w:pPr>
         <w:numPr>
           <w:ilvl w:val="0"/>
-          <w:numId w:val="1058"/>
+          <w:numId w:val="1059"/>
         </w:numPr>
         <w:pStyle w:val="Compact"/>
       </w:pPr>
@@ -10181,7 +10221,7 @@
       <w:pPr>
         <w:numPr>
           <w:ilvl w:val="0"/>
-          <w:numId w:val="1058"/>
+          <w:numId w:val="1059"/>
         </w:numPr>
         <w:pStyle w:val="Compact"/>
       </w:pPr>
@@ -10203,7 +10243,7 @@
       <w:pPr>
         <w:numPr>
           <w:ilvl w:val="0"/>
-          <w:numId w:val="1058"/>
+          <w:numId w:val="1059"/>
         </w:numPr>
         <w:pStyle w:val="Compact"/>
       </w:pPr>
@@ -10225,7 +10265,7 @@
       <w:pPr>
         <w:numPr>
           <w:ilvl w:val="0"/>
-          <w:numId w:val="1058"/>
+          <w:numId w:val="1059"/>
         </w:numPr>
         <w:pStyle w:val="Compact"/>
       </w:pPr>
@@ -10247,7 +10287,7 @@
       <w:pPr>
         <w:numPr>
           <w:ilvl w:val="0"/>
-          <w:numId w:val="1058"/>
+          <w:numId w:val="1059"/>
         </w:numPr>
         <w:pStyle w:val="Compact"/>
       </w:pPr>
@@ -10269,7 +10309,7 @@
       <w:pPr>
         <w:numPr>
           <w:ilvl w:val="0"/>
-          <w:numId w:val="1058"/>
+          <w:numId w:val="1059"/>
         </w:numPr>
         <w:pStyle w:val="Compact"/>
       </w:pPr>
@@ -10294,7 +10334,7 @@
       <w:pPr>
         <w:numPr>
           <w:ilvl w:val="0"/>
-          <w:numId w:val="1058"/>
+          <w:numId w:val="1059"/>
         </w:numPr>
         <w:pStyle w:val="Compact"/>
       </w:pPr>
@@ -10313,7 +10353,7 @@
       <w:pPr>
         <w:numPr>
           <w:ilvl w:val="0"/>
-          <w:numId w:val="1058"/>
+          <w:numId w:val="1059"/>
         </w:numPr>
         <w:pStyle w:val="Compact"/>
       </w:pPr>
@@ -10329,7 +10369,7 @@
       <w:pPr>
         <w:numPr>
           <w:ilvl w:val="0"/>
-          <w:numId w:val="1058"/>
+          <w:numId w:val="1059"/>
         </w:numPr>
         <w:pStyle w:val="Compact"/>
       </w:pPr>
@@ -10354,7 +10394,7 @@
       <w:pPr>
         <w:numPr>
           <w:ilvl w:val="0"/>
-          <w:numId w:val="1058"/>
+          <w:numId w:val="1059"/>
         </w:numPr>
         <w:pStyle w:val="Compact"/>
       </w:pPr>
@@ -10379,7 +10419,7 @@
       <w:pPr>
         <w:numPr>
           <w:ilvl w:val="0"/>
-          <w:numId w:val="1058"/>
+          <w:numId w:val="1059"/>
         </w:numPr>
         <w:pStyle w:val="Compact"/>
       </w:pPr>
@@ -11265,7 +11305,7 @@
       <w:pPr>
         <w:numPr>
           <w:ilvl w:val="0"/>
-          <w:numId w:val="1059"/>
+          <w:numId w:val="1060"/>
         </w:numPr>
         <w:pStyle w:val="Compact"/>
       </w:pPr>
@@ -11287,7 +11327,7 @@
       <w:pPr>
         <w:numPr>
           <w:ilvl w:val="0"/>
-          <w:numId w:val="1059"/>
+          <w:numId w:val="1060"/>
         </w:numPr>
         <w:pStyle w:val="Compact"/>
       </w:pPr>
@@ -11309,7 +11349,7 @@
       <w:pPr>
         <w:numPr>
           <w:ilvl w:val="0"/>
-          <w:numId w:val="1059"/>
+          <w:numId w:val="1060"/>
         </w:numPr>
         <w:pStyle w:val="Compact"/>
       </w:pPr>
@@ -11328,7 +11368,7 @@
       <w:pPr>
         <w:numPr>
           <w:ilvl w:val="0"/>
-          <w:numId w:val="1059"/>
+          <w:numId w:val="1060"/>
         </w:numPr>
         <w:pStyle w:val="Compact"/>
       </w:pPr>
@@ -11409,7 +11449,7 @@
       <w:pPr>
         <w:numPr>
           <w:ilvl w:val="0"/>
-          <w:numId w:val="1060"/>
+          <w:numId w:val="1061"/>
         </w:numPr>
         <w:pStyle w:val="Compact"/>
       </w:pPr>
@@ -11430,7 +11470,7 @@
       <w:pPr>
         <w:numPr>
           <w:ilvl w:val="0"/>
-          <w:numId w:val="1060"/>
+          <w:numId w:val="1061"/>
         </w:numPr>
         <w:pStyle w:val="Compact"/>
       </w:pPr>
@@ -11451,7 +11491,7 @@
       <w:pPr>
         <w:numPr>
           <w:ilvl w:val="0"/>
-          <w:numId w:val="1060"/>
+          <w:numId w:val="1061"/>
         </w:numPr>
         <w:pStyle w:val="Compact"/>
       </w:pPr>
@@ -11484,7 +11524,7 @@
       <w:pPr>
         <w:numPr>
           <w:ilvl w:val="0"/>
-          <w:numId w:val="1060"/>
+          <w:numId w:val="1061"/>
         </w:numPr>
         <w:pStyle w:val="Compact"/>
       </w:pPr>
@@ -11505,7 +11545,7 @@
       <w:pPr>
         <w:numPr>
           <w:ilvl w:val="0"/>
-          <w:numId w:val="1060"/>
+          <w:numId w:val="1061"/>
         </w:numPr>
         <w:pStyle w:val="Compact"/>
       </w:pPr>
@@ -11554,7 +11594,7 @@
       <w:pPr>
         <w:numPr>
           <w:ilvl w:val="0"/>
-          <w:numId w:val="1061"/>
+          <w:numId w:val="1062"/>
         </w:numPr>
         <w:pStyle w:val="Compact"/>
       </w:pPr>
@@ -11576,7 +11616,7 @@
       <w:pPr>
         <w:numPr>
           <w:ilvl w:val="0"/>
-          <w:numId w:val="1061"/>
+          <w:numId w:val="1062"/>
         </w:numPr>
         <w:pStyle w:val="Compact"/>
       </w:pPr>
@@ -11608,7 +11648,7 @@
       <w:pPr>
         <w:numPr>
           <w:ilvl w:val="0"/>
-          <w:numId w:val="1062"/>
+          <w:numId w:val="1063"/>
         </w:numPr>
         <w:pStyle w:val="Compact"/>
       </w:pPr>
@@ -11629,7 +11669,7 @@
       <w:pPr>
         <w:numPr>
           <w:ilvl w:val="0"/>
-          <w:numId w:val="1062"/>
+          <w:numId w:val="1063"/>
         </w:numPr>
         <w:pStyle w:val="Compact"/>
       </w:pPr>
@@ -11650,7 +11690,7 @@
       <w:pPr>
         <w:numPr>
           <w:ilvl w:val="0"/>
-          <w:numId w:val="1062"/>
+          <w:numId w:val="1063"/>
         </w:numPr>
         <w:pStyle w:val="Compact"/>
       </w:pPr>
@@ -11704,7 +11744,7 @@
       <w:pPr>
         <w:numPr>
           <w:ilvl w:val="0"/>
-          <w:numId w:val="1063"/>
+          <w:numId w:val="1064"/>
         </w:numPr>
         <w:pStyle w:val="Compact"/>
       </w:pPr>
@@ -11725,7 +11765,7 @@
       <w:pPr>
         <w:numPr>
           <w:ilvl w:val="0"/>
-          <w:numId w:val="1063"/>
+          <w:numId w:val="1064"/>
         </w:numPr>
         <w:pStyle w:val="Compact"/>
       </w:pPr>
@@ -11838,7 +11878,7 @@
       <w:pPr>
         <w:numPr>
           <w:ilvl w:val="0"/>
-          <w:numId w:val="1064"/>
+          <w:numId w:val="1065"/>
         </w:numPr>
         <w:pStyle w:val="Compact"/>
       </w:pPr>
@@ -11857,7 +11897,7 @@
       <w:pPr>
         <w:numPr>
           <w:ilvl w:val="0"/>
-          <w:numId w:val="1064"/>
+          <w:numId w:val="1065"/>
         </w:numPr>
         <w:pStyle w:val="Compact"/>
       </w:pPr>
@@ -11876,7 +11916,7 @@
       <w:pPr>
         <w:numPr>
           <w:ilvl w:val="0"/>
-          <w:numId w:val="1064"/>
+          <w:numId w:val="1065"/>
         </w:numPr>
         <w:pStyle w:val="Compact"/>
       </w:pPr>
@@ -11900,7 +11940,7 @@
       <w:pPr>
         <w:numPr>
           <w:ilvl w:val="0"/>
-          <w:numId w:val="1064"/>
+          <w:numId w:val="1065"/>
         </w:numPr>
         <w:pStyle w:val="Compact"/>
       </w:pPr>
@@ -11922,7 +11962,7 @@
       <w:pPr>
         <w:numPr>
           <w:ilvl w:val="0"/>
-          <w:numId w:val="1064"/>
+          <w:numId w:val="1065"/>
         </w:numPr>
         <w:pStyle w:val="Compact"/>
       </w:pPr>
@@ -11947,7 +11987,7 @@
       <w:pPr>
         <w:numPr>
           <w:ilvl w:val="0"/>
-          <w:numId w:val="1064"/>
+          <w:numId w:val="1065"/>
         </w:numPr>
         <w:pStyle w:val="Compact"/>
       </w:pPr>
@@ -11963,7 +12003,7 @@
       <w:pPr>
         <w:numPr>
           <w:ilvl w:val="0"/>
-          <w:numId w:val="1064"/>
+          <w:numId w:val="1065"/>
         </w:numPr>
         <w:pStyle w:val="Compact"/>
       </w:pPr>
@@ -11982,7 +12022,7 @@
       <w:pPr>
         <w:numPr>
           <w:ilvl w:val="0"/>
-          <w:numId w:val="1064"/>
+          <w:numId w:val="1065"/>
         </w:numPr>
         <w:pStyle w:val="Compact"/>
       </w:pPr>
@@ -12004,7 +12044,7 @@
       <w:pPr>
         <w:numPr>
           <w:ilvl w:val="0"/>
-          <w:numId w:val="1064"/>
+          <w:numId w:val="1065"/>
         </w:numPr>
         <w:pStyle w:val="Compact"/>
       </w:pPr>
@@ -12029,7 +12069,7 @@
       <w:pPr>
         <w:numPr>
           <w:ilvl w:val="0"/>
-          <w:numId w:val="1064"/>
+          <w:numId w:val="1065"/>
         </w:numPr>
         <w:pStyle w:val="Compact"/>
       </w:pPr>
@@ -12045,7 +12085,7 @@
       <w:pPr>
         <w:numPr>
           <w:ilvl w:val="0"/>
-          <w:numId w:val="1064"/>
+          <w:numId w:val="1065"/>
         </w:numPr>
         <w:pStyle w:val="Compact"/>
       </w:pPr>
@@ -12074,7 +12114,7 @@
       <w:pPr>
         <w:numPr>
           <w:ilvl w:val="0"/>
-          <w:numId w:val="1065"/>
+          <w:numId w:val="1066"/>
         </w:numPr>
         <w:pStyle w:val="Compact"/>
       </w:pPr>
@@ -12095,7 +12135,7 @@
       <w:pPr>
         <w:numPr>
           <w:ilvl w:val="0"/>
-          <w:numId w:val="1065"/>
+          <w:numId w:val="1066"/>
         </w:numPr>
         <w:pStyle w:val="Compact"/>
       </w:pPr>
@@ -12116,7 +12156,7 @@
       <w:pPr>
         <w:numPr>
           <w:ilvl w:val="0"/>
-          <w:numId w:val="1065"/>
+          <w:numId w:val="1066"/>
         </w:numPr>
         <w:pStyle w:val="Compact"/>
       </w:pPr>
@@ -12137,7 +12177,7 @@
       <w:pPr>
         <w:numPr>
           <w:ilvl w:val="0"/>
-          <w:numId w:val="1065"/>
+          <w:numId w:val="1066"/>
         </w:numPr>
         <w:pStyle w:val="Compact"/>
       </w:pPr>
@@ -12197,7 +12237,7 @@
       <w:pPr>
         <w:numPr>
           <w:ilvl w:val="0"/>
-          <w:numId w:val="1065"/>
+          <w:numId w:val="1066"/>
         </w:numPr>
         <w:pStyle w:val="Compact"/>
       </w:pPr>
@@ -12233,7 +12273,7 @@
       <w:pPr>
         <w:numPr>
           <w:ilvl w:val="0"/>
-          <w:numId w:val="1065"/>
+          <w:numId w:val="1066"/>
         </w:numPr>
         <w:pStyle w:val="Compact"/>
       </w:pPr>
@@ -12383,7 +12423,7 @@
       <w:pPr>
         <w:numPr>
           <w:ilvl w:val="0"/>
-          <w:numId w:val="1066"/>
+          <w:numId w:val="1067"/>
         </w:numPr>
         <w:pStyle w:val="Compact"/>
       </w:pPr>
@@ -12513,7 +12553,7 @@
       <w:pPr>
         <w:numPr>
           <w:ilvl w:val="0"/>
-          <w:numId w:val="1067"/>
+          <w:numId w:val="1068"/>
         </w:numPr>
         <w:pStyle w:val="Compact"/>
       </w:pPr>
@@ -12559,7 +12599,7 @@
       <w:pPr>
         <w:numPr>
           <w:ilvl w:val="0"/>
-          <w:numId w:val="1067"/>
+          <w:numId w:val="1068"/>
         </w:numPr>
         <w:pStyle w:val="Compact"/>
       </w:pPr>
@@ -12605,7 +12645,7 @@
       <w:pPr>
         <w:numPr>
           <w:ilvl w:val="0"/>
-          <w:numId w:val="1067"/>
+          <w:numId w:val="1068"/>
         </w:numPr>
         <w:pStyle w:val="Compact"/>
       </w:pPr>
@@ -12657,7 +12697,7 @@
       <w:pPr>
         <w:numPr>
           <w:ilvl w:val="0"/>
-          <w:numId w:val="1067"/>
+          <w:numId w:val="1068"/>
         </w:numPr>
         <w:pStyle w:val="Compact"/>
       </w:pPr>
@@ -13348,7 +13388,7 @@
       <w:pPr>
         <w:numPr>
           <w:ilvl w:val="0"/>
-          <w:numId w:val="1068"/>
+          <w:numId w:val="1069"/>
         </w:numPr>
         <w:pStyle w:val="Compact"/>
       </w:pPr>
@@ -13370,7 +13410,7 @@
       <w:pPr>
         <w:numPr>
           <w:ilvl w:val="0"/>
-          <w:numId w:val="1068"/>
+          <w:numId w:val="1069"/>
         </w:numPr>
         <w:pStyle w:val="Compact"/>
       </w:pPr>
@@ -13418,7 +13458,7 @@
       <w:pPr>
         <w:numPr>
           <w:ilvl w:val="0"/>
-          <w:numId w:val="1069"/>
+          <w:numId w:val="1070"/>
         </w:numPr>
       </w:pPr>
       <w:r>
@@ -13481,85 +13521,85 @@
       <w:pPr>
         <w:numPr>
           <w:ilvl w:val="1"/>
+          <w:numId w:val="1071"/>
+        </w:numPr>
+        <w:pStyle w:val="Compact"/>
+      </w:pPr>
+      <w:r>
+        <w:t xml:space="preserve">A line carries every original word whose English is on it. A hidden</w:t>
+      </w:r>
+      <w:r>
+        <w:t xml:space="preserve"> </w:t>
+      </w:r>
+      <w:r>
+        <w:t xml:space="preserve">“</w:t>
+      </w:r>
+      <w:r>
+        <w:t xml:space="preserve">the</w:t>
+      </w:r>
+      <w:r>
+        <w:t xml:space="preserve">”</w:t>
+      </w:r>
+      <w:r>
+        <w:t xml:space="preserve"> </w:t>
+      </w:r>
+      <w:r>
+        <w:t xml:space="preserve">and its noun are two words on one line.</w:t>
+      </w:r>
+    </w:p>
+    <w:p>
+      <w:pPr>
+        <w:numPr>
+          <w:ilvl w:val="1"/>
+          <w:numId w:val="1071"/>
+        </w:numPr>
+        <w:pStyle w:val="Compact"/>
+      </w:pPr>
+      <w:r>
+        <w:t xml:space="preserve">An added word carries none:</w:t>
+      </w:r>
+      <w:r>
+        <w:t xml:space="preserve"> </w:t>
+      </w:r>
+      <w:r>
+        <w:rPr>
+          <w:rStyle w:val="VerbatimChar"/>
+        </w:rPr>
+        <w:t xml:space="preserve">{}</w:t>
+      </w:r>
+      <w:r>
+        <w:t xml:space="preserve">.</w:t>
+      </w:r>
+    </w:p>
+    <w:p>
+      <w:pPr>
+        <w:numPr>
+          <w:ilvl w:val="1"/>
+          <w:numId w:val="1071"/>
+        </w:numPr>
+        <w:pStyle w:val="Compact"/>
+      </w:pPr>
+      <w:r>
+        <w:t xml:space="preserve">Each piece of a broken-up word carries that word’s id.</w:t>
+      </w:r>
+    </w:p>
+    <w:p>
+      <w:pPr>
+        <w:numPr>
+          <w:ilvl w:val="1"/>
+          <w:numId w:val="1071"/>
+        </w:numPr>
+        <w:pStyle w:val="Compact"/>
+      </w:pPr>
+      <w:r>
+        <w:t xml:space="preserve">A word left out by rule gets a HIDDEN line naming the rule: quote marker, object pointer, or helper word.</w:t>
+      </w:r>
+    </w:p>
+    <w:p>
+      <w:pPr>
+        <w:numPr>
+          <w:ilvl w:val="0"/>
           <w:numId w:val="1070"/>
-        </w:numPr>
-        <w:pStyle w:val="Compact"/>
-      </w:pPr>
-      <w:r>
-        <w:t xml:space="preserve">A line carries every original word whose English is on it. A hidden</w:t>
-      </w:r>
-      <w:r>
-        <w:t xml:space="preserve"> </w:t>
-      </w:r>
-      <w:r>
-        <w:t xml:space="preserve">“</w:t>
-      </w:r>
-      <w:r>
-        <w:t xml:space="preserve">the</w:t>
-      </w:r>
-      <w:r>
-        <w:t xml:space="preserve">”</w:t>
-      </w:r>
-      <w:r>
-        <w:t xml:space="preserve"> </w:t>
-      </w:r>
-      <w:r>
-        <w:t xml:space="preserve">and its noun are two words on one line.</w:t>
-      </w:r>
-    </w:p>
-    <w:p>
-      <w:pPr>
-        <w:numPr>
-          <w:ilvl w:val="1"/>
-          <w:numId w:val="1070"/>
-        </w:numPr>
-        <w:pStyle w:val="Compact"/>
-      </w:pPr>
-      <w:r>
-        <w:t xml:space="preserve">An added word carries none:</w:t>
-      </w:r>
-      <w:r>
-        <w:t xml:space="preserve"> </w:t>
-      </w:r>
-      <w:r>
-        <w:rPr>
-          <w:rStyle w:val="VerbatimChar"/>
-        </w:rPr>
-        <w:t xml:space="preserve">{}</w:t>
-      </w:r>
-      <w:r>
-        <w:t xml:space="preserve">.</w:t>
-      </w:r>
-    </w:p>
-    <w:p>
-      <w:pPr>
-        <w:numPr>
-          <w:ilvl w:val="1"/>
-          <w:numId w:val="1070"/>
-        </w:numPr>
-        <w:pStyle w:val="Compact"/>
-      </w:pPr>
-      <w:r>
-        <w:t xml:space="preserve">Each piece of a broken-up word carries that word’s id.</w:t>
-      </w:r>
-    </w:p>
-    <w:p>
-      <w:pPr>
-        <w:numPr>
-          <w:ilvl w:val="1"/>
-          <w:numId w:val="1070"/>
-        </w:numPr>
-        <w:pStyle w:val="Compact"/>
-      </w:pPr>
-      <w:r>
-        <w:t xml:space="preserve">A word left out by rule gets a HIDDEN line naming the rule: quote marker, object pointer, or helper word.</w:t>
-      </w:r>
-    </w:p>
-    <w:p>
-      <w:pPr>
-        <w:numPr>
-          <w:ilvl w:val="0"/>
-          <w:numId w:val="1069"/>
         </w:numPr>
       </w:pPr>
       <w:r>
@@ -13586,7 +13626,7 @@
       <w:pPr>
         <w:numPr>
           <w:ilvl w:val="0"/>
-          <w:numId w:val="1069"/>
+          <w:numId w:val="1070"/>
         </w:numPr>
       </w:pPr>
       <w:r>
@@ -13625,7 +13665,7 @@
       <w:pPr>
         <w:numPr>
           <w:ilvl w:val="0"/>
-          <w:numId w:val="1069"/>
+          <w:numId w:val="1070"/>
         </w:numPr>
       </w:pPr>
       <w:r>
@@ -13639,14 +13679,26 @@
         <w:t xml:space="preserve"> </w:t>
       </w:r>
       <w:r>
-        <w:t xml:space="preserve">When the lines pass, the helper prints each drafted line beside that word’s lexicon entry and its Berean renderings, with five questions. Go through every line it prints. This is not optional and not a skim: a first answer once reached Andrew with seven words whose lexicon entries had not been read. Add every missing meaning, remove every option that came from memory, move every untested RULED OUT to UNLIKELY, and correct every rating that fails its test (section 13).</w:t>
-      </w:r>
-    </w:p>
-    <w:p>
-      <w:pPr>
-        <w:numPr>
-          <w:ilvl w:val="0"/>
-          <w:numId w:val="1069"/>
+        <w:t xml:space="preserve">When the lines pass, the helper prints each drafted line beside that word’s lexicon entry and its Berean renderings, with five questions. The audit comes in parts so that none of it is cut off. Each part ends by naming the command for the next part. Run every part. The audit is not finished until a part ends with the receipt line.</w:t>
+      </w:r>
+    </w:p>
+    <w:p>
+      <w:pPr>
+        <w:numPr>
+          <w:ilvl w:val="1"/>
+          <w:numId w:val="1072"/>
+        </w:numPr>
+        <w:pStyle w:val="Compact"/>
+      </w:pPr>
+      <w:r>
+        <w:t xml:space="preserve">If the program check rejects a line that follows these rules, do not bend the line to satisfy it. Keep the correct line, and tell Andrew in one line above the receipt what the checker rejected. Go through every line it prints. This is not optional and not a skim: a first answer once reached Andrew with seven words whose lexicon entries had not been read. Add every missing meaning, remove every option that came from memory, move every untested RULED OUT to UNLIKELY, and correct every rating that fails its test (section 13).</w:t>
+      </w:r>
+    </w:p>
+    <w:p>
+      <w:pPr>
+        <w:numPr>
+          <w:ilvl w:val="0"/>
+          <w:numId w:val="1070"/>
         </w:numPr>
       </w:pPr>
       <w:r>
@@ -13667,7 +13719,7 @@
       <w:pPr>
         <w:numPr>
           <w:ilvl w:val="0"/>
-          <w:numId w:val="1069"/>
+          <w:numId w:val="1070"/>
         </w:numPr>
       </w:pPr>
       <w:r>
@@ -13681,7 +13733,7 @@
         <w:t xml:space="preserve"> </w:t>
       </w:r>
       <w:r>
-        <w:t xml:space="preserve">without the braces and without the HIDDEN lines. Make the very last line of the answer the receipt the helper gives, for example:</w:t>
+        <w:t xml:space="preserve">without the braces and without the HIDDEN lines. Make the very last line of the answer the receipt the helper gives, copied exactly, for example:</w:t>
       </w:r>
       <w:r>
         <w:t xml:space="preserve"> </w:t>
@@ -13690,20 +13742,20 @@
         <w:rPr>
           <w:rStyle w:val="VerbatimChar"/>
         </w:rPr>
-        <w:t xml:space="preserve">Checked: 18 words on 17 lines.</w:t>
-      </w:r>
-      <w:r>
-        <w:t xml:space="preserve"> </w:t>
-      </w:r>
-      <w:r>
-        <w:t xml:space="preserve">Andrew uses that line to see that the check ran. Never print it unless the helper printed CHECK PASSED for this draft.</w:t>
-      </w:r>
-    </w:p>
-    <w:p>
-      <w:pPr>
-        <w:numPr>
-          <w:ilvl w:val="0"/>
-          <w:numId w:val="1069"/>
+        <w:t xml:space="preserve">Checked: 18 words on 17 lines. 74 seconds from the first data step to the end of the check.</w:t>
+      </w:r>
+      <w:r>
+        <w:t xml:space="preserve"> </w:t>
+      </w:r>
+      <w:r>
+        <w:t xml:space="preserve">The helper measures that time itself. Do not estimate or change it. Andrew uses that line to see that the check ran. Never print it unless the helper printed CHECK PASSED for this draft.</w:t>
+      </w:r>
+    </w:p>
+    <w:p>
+      <w:pPr>
+        <w:numPr>
+          <w:ilvl w:val="0"/>
+          <w:numId w:val="1070"/>
         </w:numPr>
       </w:pPr>
       <w:r>
@@ -14006,6 +14058,82 @@
       </w:pPr>
     </w:lvl>
   </w:abstractNum>
+  <w:abstractNum w:abstractNumId="991">
+    <w:nsid w:val="A991"/>
+    <w:multiLevelType w:val="multilevel"/>
+    <w:lvl w:ilvl="0">
+      <w:numFmt w:val="bullet"/>
+      <w:lvlText w:val="•"/>
+      <w:lvlJc w:val="left"/>
+      <w:pPr>
+        <w:ind w:left="720" w:hanging="480"/>
+      </w:pPr>
+    </w:lvl>
+    <w:lvl w:ilvl="1">
+      <w:numFmt w:val="bullet"/>
+      <w:lvlText w:val="–"/>
+      <w:lvlJc w:val="left"/>
+      <w:pPr>
+        <w:ind w:left="1440" w:hanging="480"/>
+      </w:pPr>
+    </w:lvl>
+    <w:lvl w:ilvl="2">
+      <w:numFmt w:val="bullet"/>
+      <w:lvlText w:val="•"/>
+      <w:lvlJc w:val="left"/>
+      <w:pPr>
+        <w:ind w:left="2160" w:hanging="480"/>
+      </w:pPr>
+    </w:lvl>
+    <w:lvl w:ilvl="3">
+      <w:numFmt w:val="bullet"/>
+      <w:lvlText w:val="–"/>
+      <w:lvlJc w:val="left"/>
+      <w:pPr>
+        <w:ind w:left="2880" w:hanging="480"/>
+      </w:pPr>
+    </w:lvl>
+    <w:lvl w:ilvl="4">
+      <w:numFmt w:val="bullet"/>
+      <w:lvlText w:val="•"/>
+      <w:lvlJc w:val="left"/>
+      <w:pPr>
+        <w:ind w:left="3600" w:hanging="480"/>
+      </w:pPr>
+    </w:lvl>
+    <w:lvl w:ilvl="5">
+      <w:numFmt w:val="bullet"/>
+      <w:lvlText w:val="–"/>
+      <w:lvlJc w:val="left"/>
+      <w:pPr>
+        <w:ind w:left="4320" w:hanging="480"/>
+      </w:pPr>
+    </w:lvl>
+    <w:lvl w:ilvl="6">
+      <w:numFmt w:val="bullet"/>
+      <w:lvlText w:val="•"/>
+      <w:lvlJc w:val="left"/>
+      <w:pPr>
+        <w:ind w:left="5040" w:hanging="480"/>
+      </w:pPr>
+    </w:lvl>
+    <w:lvl w:ilvl="7">
+      <w:numFmt w:val="bullet"/>
+      <w:lvlText w:val="–"/>
+      <w:lvlJc w:val="left"/>
+      <w:pPr>
+        <w:ind w:left="5760" w:hanging="480"/>
+      </w:pPr>
+    </w:lvl>
+    <w:lvl w:ilvl="8">
+      <w:numFmt w:val="bullet"/>
+      <w:lvlText w:val="•"/>
+      <w:lvlJc w:val="left"/>
+      <w:pPr>
+        <w:ind w:left="6480" w:hanging="480"/>
+      </w:pPr>
+    </w:lvl>
+  </w:abstractNum>
   <w:abstractNum w:abstractNumId="99419">
     <w:nsid w:val="A99419"/>
     <w:multiLevelType w:val="multilevel"/>
@@ -14085,82 +14213,6 @@
       <w:start w:val="9"/>
       <w:numFmt w:val="decimal"/>
       <w:lvlText w:val="%9."/>
-      <w:lvlJc w:val="left"/>
-      <w:pPr>
-        <w:ind w:left="6480" w:hanging="480"/>
-      </w:pPr>
-    </w:lvl>
-  </w:abstractNum>
-  <w:abstractNum w:abstractNumId="991">
-    <w:nsid w:val="A991"/>
-    <w:multiLevelType w:val="multilevel"/>
-    <w:lvl w:ilvl="0">
-      <w:numFmt w:val="bullet"/>
-      <w:lvlText w:val="•"/>
-      <w:lvlJc w:val="left"/>
-      <w:pPr>
-        <w:ind w:left="720" w:hanging="480"/>
-      </w:pPr>
-    </w:lvl>
-    <w:lvl w:ilvl="1">
-      <w:numFmt w:val="bullet"/>
-      <w:lvlText w:val="–"/>
-      <w:lvlJc w:val="left"/>
-      <w:pPr>
-        <w:ind w:left="1440" w:hanging="480"/>
-      </w:pPr>
-    </w:lvl>
-    <w:lvl w:ilvl="2">
-      <w:numFmt w:val="bullet"/>
-      <w:lvlText w:val="•"/>
-      <w:lvlJc w:val="left"/>
-      <w:pPr>
-        <w:ind w:left="2160" w:hanging="480"/>
-      </w:pPr>
-    </w:lvl>
-    <w:lvl w:ilvl="3">
-      <w:numFmt w:val="bullet"/>
-      <w:lvlText w:val="–"/>
-      <w:lvlJc w:val="left"/>
-      <w:pPr>
-        <w:ind w:left="2880" w:hanging="480"/>
-      </w:pPr>
-    </w:lvl>
-    <w:lvl w:ilvl="4">
-      <w:numFmt w:val="bullet"/>
-      <w:lvlText w:val="•"/>
-      <w:lvlJc w:val="left"/>
-      <w:pPr>
-        <w:ind w:left="3600" w:hanging="480"/>
-      </w:pPr>
-    </w:lvl>
-    <w:lvl w:ilvl="5">
-      <w:numFmt w:val="bullet"/>
-      <w:lvlText w:val="–"/>
-      <w:lvlJc w:val="left"/>
-      <w:pPr>
-        <w:ind w:left="4320" w:hanging="480"/>
-      </w:pPr>
-    </w:lvl>
-    <w:lvl w:ilvl="6">
-      <w:numFmt w:val="bullet"/>
-      <w:lvlText w:val="•"/>
-      <w:lvlJc w:val="left"/>
-      <w:pPr>
-        <w:ind w:left="5040" w:hanging="480"/>
-      </w:pPr>
-    </w:lvl>
-    <w:lvl w:ilvl="7">
-      <w:numFmt w:val="bullet"/>
-      <w:lvlText w:val="–"/>
-      <w:lvlJc w:val="left"/>
-      <w:pPr>
-        <w:ind w:left="5760" w:hanging="480"/>
-      </w:pPr>
-    </w:lvl>
-    <w:lvl w:ilvl="8">
-      <w:numFmt w:val="bullet"/>
-      <w:lvlText w:val="•"/>
       <w:lvlJc w:val="left"/>
       <w:pPr>
         <w:ind w:left="6480" w:hanging="480"/>
@@ -15056,6 +15108,9 @@
     </w:lvlOverride>
   </w:num>
   <w:num w:numId="1005">
+    <w:abstractNumId w:val="991"/>
+  </w:num>
+  <w:num w:numId="1006">
     <w:abstractNumId w:val="99419"/>
     <w:lvlOverride w:ilvl="0">
       <w:startOverride w:val="9"/>
@@ -15085,7 +15140,7 @@
       <w:startOverride w:val="9"/>
     </w:lvlOverride>
   </w:num>
-  <w:num w:numId="1006">
+  <w:num w:numId="1007">
     <w:abstractNumId w:val="99411"/>
     <w:lvlOverride w:ilvl="0">
       <w:startOverride w:val="1"/>
@@ -15114,42 +15169,12 @@
     <w:lvlOverride w:ilvl="8">
       <w:startOverride w:val="1"/>
     </w:lvlOverride>
-  </w:num>
-  <w:num w:numId="1007">
-    <w:abstractNumId w:val="991"/>
   </w:num>
   <w:num w:numId="1008">
     <w:abstractNumId w:val="991"/>
   </w:num>
   <w:num w:numId="1009">
-    <w:abstractNumId w:val="99411"/>
-    <w:lvlOverride w:ilvl="0">
-      <w:startOverride w:val="1"/>
-    </w:lvlOverride>
-    <w:lvlOverride w:ilvl="1">
-      <w:startOverride w:val="1"/>
-    </w:lvlOverride>
-    <w:lvlOverride w:ilvl="2">
-      <w:startOverride w:val="1"/>
-    </w:lvlOverride>
-    <w:lvlOverride w:ilvl="3">
-      <w:startOverride w:val="1"/>
-    </w:lvlOverride>
-    <w:lvlOverride w:ilvl="4">
-      <w:startOverride w:val="1"/>
-    </w:lvlOverride>
-    <w:lvlOverride w:ilvl="5">
-      <w:startOverride w:val="1"/>
-    </w:lvlOverride>
-    <w:lvlOverride w:ilvl="6">
-      <w:startOverride w:val="1"/>
-    </w:lvlOverride>
-    <w:lvlOverride w:ilvl="7">
-      <w:startOverride w:val="1"/>
-    </w:lvlOverride>
-    <w:lvlOverride w:ilvl="8">
-      <w:startOverride w:val="1"/>
-    </w:lvlOverride>
+    <w:abstractNumId w:val="991"/>
   </w:num>
   <w:num w:numId="1010">
     <w:abstractNumId w:val="99411"/>
@@ -15182,6 +15207,36 @@
     </w:lvlOverride>
   </w:num>
   <w:num w:numId="1011">
+    <w:abstractNumId w:val="99411"/>
+    <w:lvlOverride w:ilvl="0">
+      <w:startOverride w:val="1"/>
+    </w:lvlOverride>
+    <w:lvlOverride w:ilvl="1">
+      <w:startOverride w:val="1"/>
+    </w:lvlOverride>
+    <w:lvlOverride w:ilvl="2">
+      <w:startOverride w:val="1"/>
+    </w:lvlOverride>
+    <w:lvlOverride w:ilvl="3">
+      <w:startOverride w:val="1"/>
+    </w:lvlOverride>
+    <w:lvlOverride w:ilvl="4">
+      <w:startOverride w:val="1"/>
+    </w:lvlOverride>
+    <w:lvlOverride w:ilvl="5">
+      <w:startOverride w:val="1"/>
+    </w:lvlOverride>
+    <w:lvlOverride w:ilvl="6">
+      <w:startOverride w:val="1"/>
+    </w:lvlOverride>
+    <w:lvlOverride w:ilvl="7">
+      <w:startOverride w:val="1"/>
+    </w:lvlOverride>
+    <w:lvlOverride w:ilvl="8">
+      <w:startOverride w:val="1"/>
+    </w:lvlOverride>
+  </w:num>
+  <w:num w:numId="1012">
     <w:abstractNumId w:val="99417"/>
     <w:lvlOverride w:ilvl="0">
       <w:startOverride w:val="7"/>
@@ -15210,9 +15265,6 @@
     <w:lvlOverride w:ilvl="8">
       <w:startOverride w:val="7"/>
     </w:lvlOverride>
-  </w:num>
-  <w:num w:numId="1012">
-    <w:abstractNumId w:val="991"/>
   </w:num>
   <w:num w:numId="1013">
     <w:abstractNumId w:val="991"/>
@@ -15221,6 +15273,9 @@
     <w:abstractNumId w:val="991"/>
   </w:num>
   <w:num w:numId="1015">
+    <w:abstractNumId w:val="991"/>
+  </w:num>
+  <w:num w:numId="1016">
     <w:abstractNumId w:val="994116"/>
     <w:lvlOverride w:ilvl="0">
       <w:startOverride w:val="16"/>
@@ -15250,10 +15305,10 @@
       <w:startOverride w:val="16"/>
     </w:lvlOverride>
   </w:num>
-  <w:num w:numId="1016">
+  <w:num w:numId="1017">
     <w:abstractNumId w:val="991"/>
   </w:num>
-  <w:num w:numId="1017">
+  <w:num w:numId="1018">
     <w:abstractNumId w:val="99411"/>
     <w:lvlOverride w:ilvl="0">
       <w:startOverride w:val="1"/>
@@ -15283,10 +15338,10 @@
       <w:startOverride w:val="1"/>
     </w:lvlOverride>
   </w:num>
-  <w:num w:numId="1018">
+  <w:num w:numId="1019">
     <w:abstractNumId w:val="991"/>
   </w:num>
-  <w:num w:numId="1019">
+  <w:num w:numId="1020">
     <w:abstractNumId w:val="994111"/>
     <w:lvlOverride w:ilvl="0">
       <w:startOverride w:val="11"/>
@@ -15315,14 +15370,14 @@
     <w:lvlOverride w:ilvl="8">
       <w:startOverride w:val="11"/>
     </w:lvlOverride>
-  </w:num>
-  <w:num w:numId="1020">
-    <w:abstractNumId w:val="991"/>
   </w:num>
   <w:num w:numId="1021">
     <w:abstractNumId w:val="991"/>
   </w:num>
   <w:num w:numId="1022">
+    <w:abstractNumId w:val="991"/>
+  </w:num>
+  <w:num w:numId="1023">
     <w:abstractNumId w:val="994117"/>
     <w:lvlOverride w:ilvl="0">
       <w:startOverride w:val="17"/>
@@ -15352,7 +15407,7 @@
       <w:startOverride w:val="17"/>
     </w:lvlOverride>
   </w:num>
-  <w:num w:numId="1023">
+  <w:num w:numId="1024">
     <w:abstractNumId w:val="99411"/>
     <w:lvlOverride w:ilvl="0">
       <w:startOverride w:val="1"/>
@@ -15382,38 +15437,8 @@
       <w:startOverride w:val="1"/>
     </w:lvlOverride>
   </w:num>
-  <w:num w:numId="1024">
+  <w:num w:numId="1025">
     <w:abstractNumId w:val="991"/>
-  </w:num>
-  <w:num w:numId="1025">
-    <w:abstractNumId w:val="99411"/>
-    <w:lvlOverride w:ilvl="0">
-      <w:startOverride w:val="1"/>
-    </w:lvlOverride>
-    <w:lvlOverride w:ilvl="1">
-      <w:startOverride w:val="1"/>
-    </w:lvlOverride>
-    <w:lvlOverride w:ilvl="2">
-      <w:startOverride w:val="1"/>
-    </w:lvlOverride>
-    <w:lvlOverride w:ilvl="3">
-      <w:startOverride w:val="1"/>
-    </w:lvlOverride>
-    <w:lvlOverride w:ilvl="4">
-      <w:startOverride w:val="1"/>
-    </w:lvlOverride>
-    <w:lvlOverride w:ilvl="5">
-      <w:startOverride w:val="1"/>
-    </w:lvlOverride>
-    <w:lvlOverride w:ilvl="6">
-      <w:startOverride w:val="1"/>
-    </w:lvlOverride>
-    <w:lvlOverride w:ilvl="7">
-      <w:startOverride w:val="1"/>
-    </w:lvlOverride>
-    <w:lvlOverride w:ilvl="8">
-      <w:startOverride w:val="1"/>
-    </w:lvlOverride>
   </w:num>
   <w:num w:numId="1026">
     <w:abstractNumId w:val="99411"/>
@@ -15446,6 +15471,36 @@
     </w:lvlOverride>
   </w:num>
   <w:num w:numId="1027">
+    <w:abstractNumId w:val="99411"/>
+    <w:lvlOverride w:ilvl="0">
+      <w:startOverride w:val="1"/>
+    </w:lvlOverride>
+    <w:lvlOverride w:ilvl="1">
+      <w:startOverride w:val="1"/>
+    </w:lvlOverride>
+    <w:lvlOverride w:ilvl="2">
+      <w:startOverride w:val="1"/>
+    </w:lvlOverride>
+    <w:lvlOverride w:ilvl="3">
+      <w:startOverride w:val="1"/>
+    </w:lvlOverride>
+    <w:lvlOverride w:ilvl="4">
+      <w:startOverride w:val="1"/>
+    </w:lvlOverride>
+    <w:lvlOverride w:ilvl="5">
+      <w:startOverride w:val="1"/>
+    </w:lvlOverride>
+    <w:lvlOverride w:ilvl="6">
+      <w:startOverride w:val="1"/>
+    </w:lvlOverride>
+    <w:lvlOverride w:ilvl="7">
+      <w:startOverride w:val="1"/>
+    </w:lvlOverride>
+    <w:lvlOverride w:ilvl="8">
+      <w:startOverride w:val="1"/>
+    </w:lvlOverride>
+  </w:num>
+  <w:num w:numId="1028">
     <w:abstractNumId w:val="99413"/>
     <w:lvlOverride w:ilvl="0">
       <w:startOverride w:val="3"/>
@@ -15475,7 +15530,7 @@
       <w:startOverride w:val="3"/>
     </w:lvlOverride>
   </w:num>
-  <w:num w:numId="1028">
+  <w:num w:numId="1029">
     <w:abstractNumId w:val="99416"/>
     <w:lvlOverride w:ilvl="0">
       <w:startOverride w:val="6"/>
@@ -15503,36 +15558,6 @@
     </w:lvlOverride>
     <w:lvlOverride w:ilvl="8">
       <w:startOverride w:val="6"/>
-    </w:lvlOverride>
-  </w:num>
-  <w:num w:numId="1029">
-    <w:abstractNumId w:val="99411"/>
-    <w:lvlOverride w:ilvl="0">
-      <w:startOverride w:val="1"/>
-    </w:lvlOverride>
-    <w:lvlOverride w:ilvl="1">
-      <w:startOverride w:val="1"/>
-    </w:lvlOverride>
-    <w:lvlOverride w:ilvl="2">
-      <w:startOverride w:val="1"/>
-    </w:lvlOverride>
-    <w:lvlOverride w:ilvl="3">
-      <w:startOverride w:val="1"/>
-    </w:lvlOverride>
-    <w:lvlOverride w:ilvl="4">
-      <w:startOverride w:val="1"/>
-    </w:lvlOverride>
-    <w:lvlOverride w:ilvl="5">
-      <w:startOverride w:val="1"/>
-    </w:lvlOverride>
-    <w:lvlOverride w:ilvl="6">
-      <w:startOverride w:val="1"/>
-    </w:lvlOverride>
-    <w:lvlOverride w:ilvl="7">
-      <w:startOverride w:val="1"/>
-    </w:lvlOverride>
-    <w:lvlOverride w:ilvl="8">
-      <w:startOverride w:val="1"/>
     </w:lvlOverride>
   </w:num>
   <w:num w:numId="1030">
@@ -15566,37 +15591,37 @@
     </w:lvlOverride>
   </w:num>
   <w:num w:numId="1031">
-    <w:abstractNumId w:val="991"/>
+    <w:abstractNumId w:val="99411"/>
+    <w:lvlOverride w:ilvl="0">
+      <w:startOverride w:val="1"/>
+    </w:lvlOverride>
+    <w:lvlOverride w:ilvl="1">
+      <w:startOverride w:val="1"/>
+    </w:lvlOverride>
+    <w:lvlOverride w:ilvl="2">
+      <w:startOverride w:val="1"/>
+    </w:lvlOverride>
+    <w:lvlOverride w:ilvl="3">
+      <w:startOverride w:val="1"/>
+    </w:lvlOverride>
+    <w:lvlOverride w:ilvl="4">
+      <w:startOverride w:val="1"/>
+    </w:lvlOverride>
+    <w:lvlOverride w:ilvl="5">
+      <w:startOverride w:val="1"/>
+    </w:lvlOverride>
+    <w:lvlOverride w:ilvl="6">
+      <w:startOverride w:val="1"/>
+    </w:lvlOverride>
+    <w:lvlOverride w:ilvl="7">
+      <w:startOverride w:val="1"/>
+    </w:lvlOverride>
+    <w:lvlOverride w:ilvl="8">
+      <w:startOverride w:val="1"/>
+    </w:lvlOverride>
   </w:num>
   <w:num w:numId="1032">
-    <w:abstractNumId w:val="99411"/>
-    <w:lvlOverride w:ilvl="0">
-      <w:startOverride w:val="1"/>
-    </w:lvlOverride>
-    <w:lvlOverride w:ilvl="1">
-      <w:startOverride w:val="1"/>
-    </w:lvlOverride>
-    <w:lvlOverride w:ilvl="2">
-      <w:startOverride w:val="1"/>
-    </w:lvlOverride>
-    <w:lvlOverride w:ilvl="3">
-      <w:startOverride w:val="1"/>
-    </w:lvlOverride>
-    <w:lvlOverride w:ilvl="4">
-      <w:startOverride w:val="1"/>
-    </w:lvlOverride>
-    <w:lvlOverride w:ilvl="5">
-      <w:startOverride w:val="1"/>
-    </w:lvlOverride>
-    <w:lvlOverride w:ilvl="6">
-      <w:startOverride w:val="1"/>
-    </w:lvlOverride>
-    <w:lvlOverride w:ilvl="7">
-      <w:startOverride w:val="1"/>
-    </w:lvlOverride>
-    <w:lvlOverride w:ilvl="8">
-      <w:startOverride w:val="1"/>
-    </w:lvlOverride>
+    <w:abstractNumId w:val="991"/>
   </w:num>
   <w:num w:numId="1033">
     <w:abstractNumId w:val="99411"/>
@@ -15629,6 +15654,36 @@
     </w:lvlOverride>
   </w:num>
   <w:num w:numId="1034">
+    <w:abstractNumId w:val="99411"/>
+    <w:lvlOverride w:ilvl="0">
+      <w:startOverride w:val="1"/>
+    </w:lvlOverride>
+    <w:lvlOverride w:ilvl="1">
+      <w:startOverride w:val="1"/>
+    </w:lvlOverride>
+    <w:lvlOverride w:ilvl="2">
+      <w:startOverride w:val="1"/>
+    </w:lvlOverride>
+    <w:lvlOverride w:ilvl="3">
+      <w:startOverride w:val="1"/>
+    </w:lvlOverride>
+    <w:lvlOverride w:ilvl="4">
+      <w:startOverride w:val="1"/>
+    </w:lvlOverride>
+    <w:lvlOverride w:ilvl="5">
+      <w:startOverride w:val="1"/>
+    </w:lvlOverride>
+    <w:lvlOverride w:ilvl="6">
+      <w:startOverride w:val="1"/>
+    </w:lvlOverride>
+    <w:lvlOverride w:ilvl="7">
+      <w:startOverride w:val="1"/>
+    </w:lvlOverride>
+    <w:lvlOverride w:ilvl="8">
+      <w:startOverride w:val="1"/>
+    </w:lvlOverride>
+  </w:num>
+  <w:num w:numId="1035">
     <w:abstractNumId w:val="99413"/>
     <w:lvlOverride w:ilvl="0">
       <w:startOverride w:val="3"/>
@@ -15656,36 +15711,6 @@
     </w:lvlOverride>
     <w:lvlOverride w:ilvl="8">
       <w:startOverride w:val="3"/>
-    </w:lvlOverride>
-  </w:num>
-  <w:num w:numId="1035">
-    <w:abstractNumId w:val="99411"/>
-    <w:lvlOverride w:ilvl="0">
-      <w:startOverride w:val="1"/>
-    </w:lvlOverride>
-    <w:lvlOverride w:ilvl="1">
-      <w:startOverride w:val="1"/>
-    </w:lvlOverride>
-    <w:lvlOverride w:ilvl="2">
-      <w:startOverride w:val="1"/>
-    </w:lvlOverride>
-    <w:lvlOverride w:ilvl="3">
-      <w:startOverride w:val="1"/>
-    </w:lvlOverride>
-    <w:lvlOverride w:ilvl="4">
-      <w:startOverride w:val="1"/>
-    </w:lvlOverride>
-    <w:lvlOverride w:ilvl="5">
-      <w:startOverride w:val="1"/>
-    </w:lvlOverride>
-    <w:lvlOverride w:ilvl="6">
-      <w:startOverride w:val="1"/>
-    </w:lvlOverride>
-    <w:lvlOverride w:ilvl="7">
-      <w:startOverride w:val="1"/>
-    </w:lvlOverride>
-    <w:lvlOverride w:ilvl="8">
-      <w:startOverride w:val="1"/>
     </w:lvlOverride>
   </w:num>
   <w:num w:numId="1036">
@@ -15749,9 +15774,39 @@
     </w:lvlOverride>
   </w:num>
   <w:num w:numId="1038">
+    <w:abstractNumId w:val="99411"/>
+    <w:lvlOverride w:ilvl="0">
+      <w:startOverride w:val="1"/>
+    </w:lvlOverride>
+    <w:lvlOverride w:ilvl="1">
+      <w:startOverride w:val="1"/>
+    </w:lvlOverride>
+    <w:lvlOverride w:ilvl="2">
+      <w:startOverride w:val="1"/>
+    </w:lvlOverride>
+    <w:lvlOverride w:ilvl="3">
+      <w:startOverride w:val="1"/>
+    </w:lvlOverride>
+    <w:lvlOverride w:ilvl="4">
+      <w:startOverride w:val="1"/>
+    </w:lvlOverride>
+    <w:lvlOverride w:ilvl="5">
+      <w:startOverride w:val="1"/>
+    </w:lvlOverride>
+    <w:lvlOverride w:ilvl="6">
+      <w:startOverride w:val="1"/>
+    </w:lvlOverride>
+    <w:lvlOverride w:ilvl="7">
+      <w:startOverride w:val="1"/>
+    </w:lvlOverride>
+    <w:lvlOverride w:ilvl="8">
+      <w:startOverride w:val="1"/>
+    </w:lvlOverride>
+  </w:num>
+  <w:num w:numId="1039">
     <w:abstractNumId w:val="991"/>
   </w:num>
-  <w:num w:numId="1039">
+  <w:num w:numId="1040">
     <w:abstractNumId w:val="99411"/>
     <w:lvlOverride w:ilvl="0">
       <w:startOverride w:val="1"/>
@@ -15780,14 +15835,14 @@
     <w:lvlOverride w:ilvl="8">
       <w:startOverride w:val="1"/>
     </w:lvlOverride>
-  </w:num>
-  <w:num w:numId="1040">
-    <w:abstractNumId w:val="991"/>
   </w:num>
   <w:num w:numId="1041">
     <w:abstractNumId w:val="991"/>
   </w:num>
   <w:num w:numId="1042">
+    <w:abstractNumId w:val="991"/>
+  </w:num>
+  <w:num w:numId="1043">
     <w:abstractNumId w:val="99415"/>
     <w:lvlOverride w:ilvl="0">
       <w:startOverride w:val="5"/>
@@ -15817,7 +15872,7 @@
       <w:startOverride w:val="5"/>
     </w:lvlOverride>
   </w:num>
-  <w:num w:numId="1043">
+  <w:num w:numId="1044">
     <w:abstractNumId w:val="994115"/>
     <w:lvlOverride w:ilvl="0">
       <w:startOverride w:val="15"/>
@@ -15845,36 +15900,6 @@
     </w:lvlOverride>
     <w:lvlOverride w:ilvl="8">
       <w:startOverride w:val="15"/>
-    </w:lvlOverride>
-  </w:num>
-  <w:num w:numId="1044">
-    <w:abstractNumId w:val="99411"/>
-    <w:lvlOverride w:ilvl="0">
-      <w:startOverride w:val="1"/>
-    </w:lvlOverride>
-    <w:lvlOverride w:ilvl="1">
-      <w:startOverride w:val="1"/>
-    </w:lvlOverride>
-    <w:lvlOverride w:ilvl="2">
-      <w:startOverride w:val="1"/>
-    </w:lvlOverride>
-    <w:lvlOverride w:ilvl="3">
-      <w:startOverride w:val="1"/>
-    </w:lvlOverride>
-    <w:lvlOverride w:ilvl="4">
-      <w:startOverride w:val="1"/>
-    </w:lvlOverride>
-    <w:lvlOverride w:ilvl="5">
-      <w:startOverride w:val="1"/>
-    </w:lvlOverride>
-    <w:lvlOverride w:ilvl="6">
-      <w:startOverride w:val="1"/>
-    </w:lvlOverride>
-    <w:lvlOverride w:ilvl="7">
-      <w:startOverride w:val="1"/>
-    </w:lvlOverride>
-    <w:lvlOverride w:ilvl="8">
-      <w:startOverride w:val="1"/>
     </w:lvlOverride>
   </w:num>
   <w:num w:numId="1045">
@@ -15938,7 +15963,34 @@
     </w:lvlOverride>
   </w:num>
   <w:num w:numId="1047">
-    <w:abstractNumId w:val="991"/>
+    <w:abstractNumId w:val="99411"/>
+    <w:lvlOverride w:ilvl="0">
+      <w:startOverride w:val="1"/>
+    </w:lvlOverride>
+    <w:lvlOverride w:ilvl="1">
+      <w:startOverride w:val="1"/>
+    </w:lvlOverride>
+    <w:lvlOverride w:ilvl="2">
+      <w:startOverride w:val="1"/>
+    </w:lvlOverride>
+    <w:lvlOverride w:ilvl="3">
+      <w:startOverride w:val="1"/>
+    </w:lvlOverride>
+    <w:lvlOverride w:ilvl="4">
+      <w:startOverride w:val="1"/>
+    </w:lvlOverride>
+    <w:lvlOverride w:ilvl="5">
+      <w:startOverride w:val="1"/>
+    </w:lvlOverride>
+    <w:lvlOverride w:ilvl="6">
+      <w:startOverride w:val="1"/>
+    </w:lvlOverride>
+    <w:lvlOverride w:ilvl="7">
+      <w:startOverride w:val="1"/>
+    </w:lvlOverride>
+    <w:lvlOverride w:ilvl="8">
+      <w:startOverride w:val="1"/>
+    </w:lvlOverride>
   </w:num>
   <w:num w:numId="1048">
     <w:abstractNumId w:val="991"/>
@@ -15950,6 +16002,9 @@
     <w:abstractNumId w:val="991"/>
   </w:num>
   <w:num w:numId="1051">
+    <w:abstractNumId w:val="991"/>
+  </w:num>
+  <w:num w:numId="1052">
     <w:abstractNumId w:val="99411"/>
     <w:lvlOverride w:ilvl="0">
       <w:startOverride w:val="1"/>
@@ -15979,10 +16034,10 @@
       <w:startOverride w:val="1"/>
     </w:lvlOverride>
   </w:num>
-  <w:num w:numId="1052">
+  <w:num w:numId="1053">
     <w:abstractNumId w:val="991"/>
   </w:num>
-  <w:num w:numId="1053">
+  <w:num w:numId="1054">
     <w:abstractNumId w:val="99411"/>
     <w:lvlOverride w:ilvl="0">
       <w:startOverride w:val="1"/>
@@ -16012,10 +16067,10 @@
       <w:startOverride w:val="1"/>
     </w:lvlOverride>
   </w:num>
-  <w:num w:numId="1054">
+  <w:num w:numId="1055">
     <w:abstractNumId w:val="991"/>
   </w:num>
-  <w:num w:numId="1055">
+  <w:num w:numId="1056">
     <w:abstractNumId w:val="99411"/>
     <w:lvlOverride w:ilvl="0">
       <w:startOverride w:val="1"/>
@@ -16045,38 +16100,8 @@
       <w:startOverride w:val="1"/>
     </w:lvlOverride>
   </w:num>
-  <w:num w:numId="1056">
+  <w:num w:numId="1057">
     <w:abstractNumId w:val="991"/>
-  </w:num>
-  <w:num w:numId="1057">
-    <w:abstractNumId w:val="99411"/>
-    <w:lvlOverride w:ilvl="0">
-      <w:startOverride w:val="1"/>
-    </w:lvlOverride>
-    <w:lvlOverride w:ilvl="1">
-      <w:startOverride w:val="1"/>
-    </w:lvlOverride>
-    <w:lvlOverride w:ilvl="2">
-      <w:startOverride w:val="1"/>
-    </w:lvlOverride>
-    <w:lvlOverride w:ilvl="3">
-      <w:startOverride w:val="1"/>
-    </w:lvlOverride>
-    <w:lvlOverride w:ilvl="4">
-      <w:startOverride w:val="1"/>
-    </w:lvlOverride>
-    <w:lvlOverride w:ilvl="5">
-      <w:startOverride w:val="1"/>
-    </w:lvlOverride>
-    <w:lvlOverride w:ilvl="6">
-      <w:startOverride w:val="1"/>
-    </w:lvlOverride>
-    <w:lvlOverride w:ilvl="7">
-      <w:startOverride w:val="1"/>
-    </w:lvlOverride>
-    <w:lvlOverride w:ilvl="8">
-      <w:startOverride w:val="1"/>
-    </w:lvlOverride>
   </w:num>
   <w:num w:numId="1058">
     <w:abstractNumId w:val="99411"/>
@@ -16109,6 +16134,36 @@
     </w:lvlOverride>
   </w:num>
   <w:num w:numId="1059">
+    <w:abstractNumId w:val="99411"/>
+    <w:lvlOverride w:ilvl="0">
+      <w:startOverride w:val="1"/>
+    </w:lvlOverride>
+    <w:lvlOverride w:ilvl="1">
+      <w:startOverride w:val="1"/>
+    </w:lvlOverride>
+    <w:lvlOverride w:ilvl="2">
+      <w:startOverride w:val="1"/>
+    </w:lvlOverride>
+    <w:lvlOverride w:ilvl="3">
+      <w:startOverride w:val="1"/>
+    </w:lvlOverride>
+    <w:lvlOverride w:ilvl="4">
+      <w:startOverride w:val="1"/>
+    </w:lvlOverride>
+    <w:lvlOverride w:ilvl="5">
+      <w:startOverride w:val="1"/>
+    </w:lvlOverride>
+    <w:lvlOverride w:ilvl="6">
+      <w:startOverride w:val="1"/>
+    </w:lvlOverride>
+    <w:lvlOverride w:ilvl="7">
+      <w:startOverride w:val="1"/>
+    </w:lvlOverride>
+    <w:lvlOverride w:ilvl="8">
+      <w:startOverride w:val="1"/>
+    </w:lvlOverride>
+  </w:num>
+  <w:num w:numId="1060">
     <w:abstractNumId w:val="99417"/>
     <w:lvlOverride w:ilvl="0">
       <w:startOverride w:val="7"/>
@@ -16138,10 +16193,10 @@
       <w:startOverride w:val="7"/>
     </w:lvlOverride>
   </w:num>
-  <w:num w:numId="1060">
+  <w:num w:numId="1061">
     <w:abstractNumId w:val="991"/>
   </w:num>
-  <w:num w:numId="1061">
+  <w:num w:numId="1062">
     <w:abstractNumId w:val="99412"/>
     <w:lvlOverride w:ilvl="0">
       <w:startOverride w:val="2"/>
@@ -16170,14 +16225,14 @@
     <w:lvlOverride w:ilvl="8">
       <w:startOverride w:val="2"/>
     </w:lvlOverride>
-  </w:num>
-  <w:num w:numId="1062">
-    <w:abstractNumId w:val="991"/>
   </w:num>
   <w:num w:numId="1063">
     <w:abstractNumId w:val="991"/>
   </w:num>
   <w:num w:numId="1064">
+    <w:abstractNumId w:val="991"/>
+  </w:num>
+  <w:num w:numId="1065">
     <w:abstractNumId w:val="99411"/>
     <w:lvlOverride w:ilvl="0">
       <w:startOverride w:val="1"/>
@@ -16207,10 +16262,10 @@
       <w:startOverride w:val="1"/>
     </w:lvlOverride>
   </w:num>
-  <w:num w:numId="1065">
+  <w:num w:numId="1066">
     <w:abstractNumId w:val="991"/>
   </w:num>
-  <w:num w:numId="1066">
+  <w:num w:numId="1067">
     <w:abstractNumId w:val="994122"/>
     <w:lvlOverride w:ilvl="0">
       <w:startOverride w:val="22"/>
@@ -16239,14 +16294,14 @@
     <w:lvlOverride w:ilvl="8">
       <w:startOverride w:val="22"/>
     </w:lvlOverride>
-  </w:num>
-  <w:num w:numId="1067">
-    <w:abstractNumId w:val="991"/>
   </w:num>
   <w:num w:numId="1068">
     <w:abstractNumId w:val="991"/>
   </w:num>
   <w:num w:numId="1069">
+    <w:abstractNumId w:val="991"/>
+  </w:num>
+  <w:num w:numId="1070">
     <w:abstractNumId w:val="99411"/>
     <w:lvlOverride w:ilvl="0">
       <w:startOverride w:val="1"/>
@@ -16276,7 +16331,10 @@
       <w:startOverride w:val="1"/>
     </w:lvlOverride>
   </w:num>
-  <w:num w:numId="1070">
+  <w:num w:numId="1071">
+    <w:abstractNumId w:val="991"/>
+  </w:num>
+  <w:num w:numId="1072">
     <w:abstractNumId w:val="991"/>
   </w:num>
 </w:numbering>
